--- a/projektFirmaRolnicza.docx
+++ b/projektFirmaRolnicza.docx
@@ -247,14 +247,13 @@
           </w:tcPr>
           <w:p>
             <w:pPr>
-              <w:spacing w:after="160" w:line="278" w:lineRule="auto"/>
               <w:jc w:val="both"/>
             </w:pPr>
             <w:r>
               <w:t>[</w:t>
             </w:r>
             <w:r>
-              <w:t>000000</w:t>
+              <w:t>117325</w:t>
             </w:r>
             <w:r>
               <w:t>]</w:t>
@@ -360,7 +359,7 @@
               <w:t>[</w:t>
             </w:r>
             <w:r>
-              <w:t>000000</w:t>
+              <w:t>117316</w:t>
             </w:r>
             <w:r>
               <w:t>]</w:t>
@@ -2057,14 +2056,14 @@
     <w:lsdException w:name="Unresolved Mention" w:semiHidden="1" w:unhideWhenUsed="1"/>
     <w:lsdException w:name="Smart Link" w:semiHidden="1" w:unhideWhenUsed="1"/>
   </w:latentStyles>
-  <w:style w:type="paragraph" w:default="1" w:styleId="Normal">
+  <w:style w:type="paragraph" w:default="1" w:styleId="Normalny">
     <w:name w:val="Normal"/>
     <w:qFormat/>
   </w:style>
-  <w:style w:type="paragraph" w:styleId="Heading1">
-    <w:name w:val="Heading 1"/>
-    <w:basedOn w:val="Normal"/>
-    <w:next w:val="Normal"/>
+  <w:style w:type="paragraph" w:styleId="Nagwek1">
+    <w:name w:val="heading 1"/>
+    <w:basedOn w:val="Normalny"/>
+    <w:next w:val="Normalny"/>
     <w:uiPriority w:val="9"/>
     <w:qFormat/>
     <w:rsid w:val="007901B5"/>
@@ -2081,10 +2080,10 @@
       <w:szCs w:val="40"/>
     </w:rPr>
   </w:style>
-  <w:style w:type="paragraph" w:styleId="Heading2">
-    <w:name w:val="Heading 2"/>
-    <w:basedOn w:val="Normal"/>
-    <w:next w:val="Normal"/>
+  <w:style w:type="paragraph" w:styleId="Nagwek2">
+    <w:name w:val="heading 2"/>
+    <w:basedOn w:val="Normalny"/>
+    <w:next w:val="Normalny"/>
     <w:uiPriority w:val="9"/>
     <w:semiHidden/>
     <w:unhideWhenUsed/>
@@ -2103,10 +2102,10 @@
       <w:szCs w:val="32"/>
     </w:rPr>
   </w:style>
-  <w:style w:type="paragraph" w:styleId="Heading3">
-    <w:name w:val="Heading 3"/>
-    <w:basedOn w:val="Normal"/>
-    <w:next w:val="Normal"/>
+  <w:style w:type="paragraph" w:styleId="Nagwek3">
+    <w:name w:val="heading 3"/>
+    <w:basedOn w:val="Normalny"/>
+    <w:next w:val="Normalny"/>
     <w:uiPriority w:val="9"/>
     <w:semiHidden/>
     <w:unhideWhenUsed/>
@@ -2125,10 +2124,10 @@
       <w:szCs w:val="28"/>
     </w:rPr>
   </w:style>
-  <w:style w:type="paragraph" w:styleId="Heading4">
-    <w:name w:val="Heading 4"/>
-    <w:basedOn w:val="Normal"/>
-    <w:next w:val="Normal"/>
+  <w:style w:type="paragraph" w:styleId="Nagwek4">
+    <w:name w:val="heading 4"/>
+    <w:basedOn w:val="Normalny"/>
+    <w:next w:val="Normalny"/>
     <w:uiPriority w:val="9"/>
     <w:semiHidden/>
     <w:unhideWhenUsed/>
@@ -2147,10 +2146,10 @@
       <w:color w:val="0F4761" w:themeColor="accent1" w:themeShade="BF"/>
     </w:rPr>
   </w:style>
-  <w:style w:type="paragraph" w:styleId="Heading5">
-    <w:name w:val="Heading 5"/>
-    <w:basedOn w:val="Normal"/>
-    <w:next w:val="Normal"/>
+  <w:style w:type="paragraph" w:styleId="Nagwek5">
+    <w:name w:val="heading 5"/>
+    <w:basedOn w:val="Normalny"/>
+    <w:next w:val="Normalny"/>
     <w:uiPriority w:val="9"/>
     <w:semiHidden/>
     <w:unhideWhenUsed/>
@@ -2167,10 +2166,10 @@
       <w:color w:val="0F4761" w:themeColor="accent1" w:themeShade="BF"/>
     </w:rPr>
   </w:style>
-  <w:style w:type="paragraph" w:styleId="Heading6">
-    <w:name w:val="Heading 6"/>
-    <w:basedOn w:val="Normal"/>
-    <w:next w:val="Normal"/>
+  <w:style w:type="paragraph" w:styleId="Nagwek6">
+    <w:name w:val="heading 6"/>
+    <w:basedOn w:val="Normalny"/>
+    <w:next w:val="Normalny"/>
     <w:uiPriority w:val="9"/>
     <w:semiHidden/>
     <w:unhideWhenUsed/>
@@ -2189,10 +2188,10 @@
       <w:color w:val="595959" w:themeColor="text1" w:themeTint="A6"/>
     </w:rPr>
   </w:style>
-  <w:style w:type="paragraph" w:styleId="Heading7">
-    <w:name w:val="Heading 7"/>
-    <w:basedOn w:val="Normal"/>
-    <w:next w:val="Normal"/>
+  <w:style w:type="paragraph" w:styleId="Nagwek7">
+    <w:name w:val="heading 7"/>
+    <w:basedOn w:val="Normalny"/>
+    <w:next w:val="Normalny"/>
     <w:uiPriority w:val="9"/>
     <w:semiHidden/>
     <w:unhideWhenUsed/>
@@ -2209,10 +2208,10 @@
       <w:color w:val="595959" w:themeColor="text1" w:themeTint="A6"/>
     </w:rPr>
   </w:style>
-  <w:style w:type="paragraph" w:styleId="Heading8">
-    <w:name w:val="Heading 8"/>
-    <w:basedOn w:val="Normal"/>
-    <w:next w:val="Normal"/>
+  <w:style w:type="paragraph" w:styleId="Nagwek8">
+    <w:name w:val="heading 8"/>
+    <w:basedOn w:val="Normalny"/>
+    <w:next w:val="Normalny"/>
     <w:uiPriority w:val="9"/>
     <w:semiHidden/>
     <w:unhideWhenUsed/>
@@ -2231,10 +2230,10 @@
       <w:color w:val="272727" w:themeColor="text1" w:themeTint="D8"/>
     </w:rPr>
   </w:style>
-  <w:style w:type="paragraph" w:styleId="Heading9">
-    <w:name w:val="Heading 9"/>
-    <w:basedOn w:val="Normal"/>
-    <w:next w:val="Normal"/>
+  <w:style w:type="paragraph" w:styleId="Nagwek9">
+    <w:name w:val="heading 9"/>
+    <w:basedOn w:val="Normalny"/>
+    <w:next w:val="Normalny"/>
     <w:uiPriority w:val="9"/>
     <w:semiHidden/>
     <w:unhideWhenUsed/>
@@ -2251,13 +2250,33 @@
       <w:color w:val="272727" w:themeColor="text1" w:themeTint="D8"/>
     </w:rPr>
   </w:style>
-  <w:style w:type="character" w:default="1" w:styleId="DefaultParagraphFont">
+  <w:style w:type="character" w:default="1" w:styleId="Domylnaczcionkaakapitu">
     <w:name w:val="Default Paragraph Font"/>
     <w:uiPriority w:val="1"/>
+    <w:unhideWhenUsed/>
+  </w:style>
+  <w:style w:type="table" w:default="1" w:styleId="Standardowy">
+    <w:name w:val="Normal Table"/>
+    <w:uiPriority w:val="99"/>
     <w:semiHidden/>
     <w:unhideWhenUsed/>
-  </w:style>
-  <w:style w:type="table" w:default="1" w:styleId="TableNormal">
+    <w:tblPr>
+      <w:tblInd w:w="0" w:type="dxa"/>
+      <w:tblCellMar>
+        <w:top w:w="0" w:type="dxa"/>
+        <w:left w:w="108" w:type="dxa"/>
+        <w:bottom w:w="0" w:type="dxa"/>
+        <w:right w:w="108" w:type="dxa"/>
+      </w:tblCellMar>
+    </w:tblPr>
+  </w:style>
+  <w:style w:type="numbering" w:default="1" w:styleId="Bezlisty">
+    <w:name w:val="No List"/>
+    <w:uiPriority w:val="99"/>
+    <w:semiHidden/>
+    <w:unhideWhenUsed/>
+  </w:style>
+  <w:style w:type="table" w:customStyle="1" w:styleId="TableNormal">
     <w:name w:val="Table Normal"/>
     <w:uiPriority w:val="99"/>
     <w:semiHidden/>
@@ -2272,15 +2291,9 @@
       </w:tblCellMar>
     </w:tblPr>
   </w:style>
-  <w:style w:type="numbering" w:default="1" w:styleId="NoList">
-    <w:name w:val="No List"/>
-    <w:uiPriority w:val="99"/>
-    <w:semiHidden/>
-    <w:unhideWhenUsed/>
-  </w:style>
   <w:style w:type="paragraph" w:styleId="Nagwek">
     <w:name w:val="header"/>
-    <w:basedOn w:val="Normal"/>
+    <w:basedOn w:val="Normalny"/>
     <w:link w:val="NagwekZnak"/>
     <w:uiPriority w:val="99"/>
     <w:unhideWhenUsed/>
@@ -2295,14 +2308,14 @@
   </w:style>
   <w:style w:type="character" w:customStyle="1" w:styleId="NagwekZnak">
     <w:name w:val="Nagłówek Znak"/>
-    <w:basedOn w:val="DefaultParagraphFont"/>
+    <w:basedOn w:val="Domylnaczcionkaakapitu"/>
     <w:link w:val="Nagwek"/>
     <w:uiPriority w:val="99"/>
     <w:rsid w:val="007E7B8B"/>
   </w:style>
   <w:style w:type="paragraph" w:styleId="Stopka">
     <w:name w:val="footer"/>
-    <w:basedOn w:val="Normal"/>
+    <w:basedOn w:val="Normalny"/>
     <w:link w:val="StopkaZnak"/>
     <w:uiPriority w:val="99"/>
     <w:unhideWhenUsed/>
@@ -2317,7 +2330,7 @@
   </w:style>
   <w:style w:type="character" w:customStyle="1" w:styleId="StopkaZnak">
     <w:name w:val="Stopka Znak"/>
-    <w:basedOn w:val="DefaultParagraphFont"/>
+    <w:basedOn w:val="Domylnaczcionkaakapitu"/>
     <w:link w:val="Stopka"/>
     <w:uiPriority w:val="99"/>
     <w:rsid w:val="007E7B8B"/>
@@ -2341,9 +2354,9 @@
       </w:tblBorders>
     </w:tblPr>
   </w:style>
-  <w:style w:type="paragraph" w:styleId="ListParagraph">
+  <w:style w:type="paragraph" w:styleId="Akapitzlist">
     <w:name w:val="List Paragraph"/>
-    <w:basedOn w:val="Normal"/>
+    <w:basedOn w:val="Normalny"/>
     <w:uiPriority w:val="34"/>
     <w:qFormat/>
     <w:rsid w:val="007901B5"/>
@@ -2352,9 +2365,9 @@
       <w:contextualSpacing/>
     </w:pPr>
   </w:style>
-  <w:style w:type="character" w:styleId="IntenseEmphasis">
+  <w:style w:type="character" w:styleId="Wyrnienieintensywne">
     <w:name w:val="Intense Emphasis"/>
-    <w:basedOn w:val="DefaultParagraphFont"/>
+    <w:basedOn w:val="Domylnaczcionkaakapitu"/>
     <w:uiPriority w:val="21"/>
     <w:qFormat/>
     <w:rsid w:val="007901B5"/>
@@ -2364,9 +2377,9 @@
       <w:color w:val="0F4761" w:themeColor="accent1" w:themeShade="BF"/>
     </w:rPr>
   </w:style>
-  <w:style w:type="character" w:styleId="IntenseReference">
+  <w:style w:type="character" w:styleId="Odwoanieintensywne">
     <w:name w:val="Intense Reference"/>
-    <w:basedOn w:val="DefaultParagraphFont"/>
+    <w:basedOn w:val="Domylnaczcionkaakapitu"/>
     <w:uiPriority w:val="32"/>
     <w:qFormat/>
     <w:rsid w:val="007901B5"/>
@@ -2380,7 +2393,7 @@
   </w:style>
   <w:style w:type="character" w:customStyle="1" w:styleId="Nagwek1Znak">
     <w:name w:val="Nagłówek 1 Znak"/>
-    <w:basedOn w:val="DefaultParagraphFont"/>
+    <w:basedOn w:val="Domylnaczcionkaakapitu"/>
     <w:uiPriority w:val="9"/>
     <w:rsid w:val="003206D7"/>
     <w:rPr>
@@ -2392,7 +2405,7 @@
   </w:style>
   <w:style w:type="character" w:customStyle="1" w:styleId="Nagwek2Znak">
     <w:name w:val="Nagłówek 2 Znak"/>
-    <w:basedOn w:val="DefaultParagraphFont"/>
+    <w:basedOn w:val="Domylnaczcionkaakapitu"/>
     <w:uiPriority w:val="9"/>
     <w:semiHidden/>
     <w:rsid w:val="003206D7"/>
@@ -2405,7 +2418,7 @@
   </w:style>
   <w:style w:type="character" w:customStyle="1" w:styleId="Nagwek3Znak">
     <w:name w:val="Nagłówek 3 Znak"/>
-    <w:basedOn w:val="DefaultParagraphFont"/>
+    <w:basedOn w:val="Domylnaczcionkaakapitu"/>
     <w:uiPriority w:val="9"/>
     <w:semiHidden/>
     <w:rsid w:val="003206D7"/>
@@ -2418,7 +2431,7 @@
   </w:style>
   <w:style w:type="character" w:customStyle="1" w:styleId="Nagwek4Znak">
     <w:name w:val="Nagłówek 4 Znak"/>
-    <w:basedOn w:val="DefaultParagraphFont"/>
+    <w:basedOn w:val="Domylnaczcionkaakapitu"/>
     <w:uiPriority w:val="9"/>
     <w:semiHidden/>
     <w:rsid w:val="003206D7"/>
@@ -2431,7 +2444,7 @@
   </w:style>
   <w:style w:type="character" w:customStyle="1" w:styleId="Nagwek5Znak">
     <w:name w:val="Nagłówek 5 Znak"/>
-    <w:basedOn w:val="DefaultParagraphFont"/>
+    <w:basedOn w:val="Domylnaczcionkaakapitu"/>
     <w:uiPriority w:val="9"/>
     <w:semiHidden/>
     <w:rsid w:val="003206D7"/>
@@ -2442,7 +2455,7 @@
   </w:style>
   <w:style w:type="character" w:customStyle="1" w:styleId="Nagwek6Znak">
     <w:name w:val="Nagłówek 6 Znak"/>
-    <w:basedOn w:val="DefaultParagraphFont"/>
+    <w:basedOn w:val="Domylnaczcionkaakapitu"/>
     <w:uiPriority w:val="9"/>
     <w:semiHidden/>
     <w:rsid w:val="003206D7"/>
@@ -2455,7 +2468,7 @@
   </w:style>
   <w:style w:type="character" w:customStyle="1" w:styleId="Nagwek7Znak">
     <w:name w:val="Nagłówek 7 Znak"/>
-    <w:basedOn w:val="DefaultParagraphFont"/>
+    <w:basedOn w:val="Domylnaczcionkaakapitu"/>
     <w:uiPriority w:val="9"/>
     <w:semiHidden/>
     <w:rsid w:val="003206D7"/>
@@ -2466,7 +2479,7 @@
   </w:style>
   <w:style w:type="character" w:customStyle="1" w:styleId="Nagwek8Znak">
     <w:name w:val="Nagłówek 8 Znak"/>
-    <w:basedOn w:val="DefaultParagraphFont"/>
+    <w:basedOn w:val="Domylnaczcionkaakapitu"/>
     <w:uiPriority w:val="9"/>
     <w:semiHidden/>
     <w:rsid w:val="003206D7"/>
@@ -2479,7 +2492,7 @@
   </w:style>
   <w:style w:type="character" w:customStyle="1" w:styleId="Nagwek9Znak">
     <w:name w:val="Nagłówek 9 Znak"/>
-    <w:basedOn w:val="DefaultParagraphFont"/>
+    <w:basedOn w:val="Domylnaczcionkaakapitu"/>
     <w:uiPriority w:val="9"/>
     <w:semiHidden/>
     <w:rsid w:val="003206D7"/>
@@ -2490,7 +2503,7 @@
   </w:style>
   <w:style w:type="character" w:customStyle="1" w:styleId="TytuZnak">
     <w:name w:val="Tytuł Znak"/>
-    <w:basedOn w:val="DefaultParagraphFont"/>
+    <w:basedOn w:val="Domylnaczcionkaakapitu"/>
     <w:uiPriority w:val="10"/>
     <w:rsid w:val="003206D7"/>
     <w:rPr>
@@ -2503,7 +2516,7 @@
   </w:style>
   <w:style w:type="character" w:customStyle="1" w:styleId="PodtytuZnak">
     <w:name w:val="Podtytuł Znak"/>
-    <w:basedOn w:val="DefaultParagraphFont"/>
+    <w:basedOn w:val="Domylnaczcionkaakapitu"/>
     <w:uiPriority w:val="11"/>
     <w:rsid w:val="003206D7"/>
     <w:rPr>
@@ -2516,7 +2529,7 @@
   </w:style>
   <w:style w:type="character" w:customStyle="1" w:styleId="CytatZnak">
     <w:name w:val="Cytat Znak"/>
-    <w:basedOn w:val="DefaultParagraphFont"/>
+    <w:basedOn w:val="Domylnaczcionkaakapitu"/>
     <w:uiPriority w:val="29"/>
     <w:rsid w:val="003206D7"/>
     <w:rPr>
@@ -2527,7 +2540,7 @@
   </w:style>
   <w:style w:type="character" w:customStyle="1" w:styleId="CytatintensywnyZnak">
     <w:name w:val="Cytat intensywny Znak"/>
-    <w:basedOn w:val="DefaultParagraphFont"/>
+    <w:basedOn w:val="Domylnaczcionkaakapitu"/>
     <w:uiPriority w:val="30"/>
     <w:rsid w:val="003206D7"/>
     <w:rPr>
@@ -2855,6 +2868,23 @@
 </file>
 
 <file path=customXml/item1.xml><?xml version="1.0" encoding="utf-8"?>
+<p:properties xmlns:p="http://schemas.microsoft.com/office/2006/metadata/properties" xmlns:xsi="http://www.w3.org/2001/XMLSchema-instance" xmlns:pc="http://schemas.microsoft.com/office/infopath/2007/PartnerControls">
+  <documentManagement>
+    <_activity xmlns="01a094b0-08a8-443b-bd9d-7d2701d1cf8a" xsi:nil="true"/>
+  </documentManagement>
+</p:properties>
+</file>
+
+<file path=customXml/item2.xml><?xml version="1.0" encoding="utf-8"?>
+<?mso-contentType ?>
+<FormTemplates xmlns="http://schemas.microsoft.com/sharepoint/v3/contenttype/forms">
+  <Display>DocumentLibraryForm</Display>
+  <Edit>DocumentLibraryForm</Edit>
+  <New>DocumentLibraryForm</New>
+</FormTemplates>
+</file>
+
+<file path=customXml/item3.xml><?xml version="1.0" encoding="utf-8"?>
 <ct:contentTypeSchema xmlns:ct="http://schemas.microsoft.com/office/2006/metadata/contentType" xmlns:ma="http://schemas.microsoft.com/office/2006/metadata/properties/metaAttributes" ct:_="" ma:_="" ma:contentTypeName="Dokument" ma:contentTypeID="0x010100CCB42EE1A2101A46A529E33B73FA5B9E" ma:contentTypeVersion="10" ma:contentTypeDescription="Utwórz nowy dokument." ma:contentTypeScope="" ma:versionID="fb28c9b49a9d7ee7992a0068d83f7825">
   <xsd:schema xmlns:xsd="http://www.w3.org/2001/XMLSchema" xmlns:xs="http://www.w3.org/2001/XMLSchema" xmlns:p="http://schemas.microsoft.com/office/2006/metadata/properties" xmlns:ns3="01a094b0-08a8-443b-bd9d-7d2701d1cf8a" targetNamespace="http://schemas.microsoft.com/office/2006/metadata/properties" ma:root="true" ma:fieldsID="4d7bfa7a1f1f07c1257d0e29d16acf8e" ns3:_="">
     <xsd:import namespace="01a094b0-08a8-443b-bd9d-7d2701d1cf8a"/>
@@ -3036,28 +3066,29 @@
 </ct:contentTypeSchema>
 </file>
 
-<file path=customXml/item2.xml><?xml version="1.0" encoding="utf-8"?>
-<?mso-contentType ?>
-<FormTemplates xmlns="http://schemas.microsoft.com/sharepoint/v3/contenttype/forms">
-  <Display>DocumentLibraryForm</Display>
-  <Edit>DocumentLibraryForm</Edit>
-  <New>DocumentLibraryForm</New>
-</FormTemplates>
-</file>
-
-<file path=customXml/item3.xml><?xml version="1.0" encoding="utf-8"?>
-<p:properties xmlns:p="http://schemas.microsoft.com/office/2006/metadata/properties" xmlns:xsi="http://www.w3.org/2001/XMLSchema-instance" xmlns:pc="http://schemas.microsoft.com/office/infopath/2007/PartnerControls">
-  <documentManagement>
-    <_activity xmlns="01a094b0-08a8-443b-bd9d-7d2701d1cf8a" xsi:nil="true"/>
-  </documentManagement>
-</p:properties>
-</file>
-
 <file path=customXml/item4.xml><?xml version="1.0" encoding="utf-8"?>
 <b:Sources xmlns:b="http://schemas.openxmlformats.org/officeDocument/2006/bibliography" xmlns="http://schemas.openxmlformats.org/officeDocument/2006/bibliography" SelectedStyle="\APASixthEditionOfficeOnline.xsl" StyleName="APA" Version="6"/>
 </file>
 
 <file path=customXml/itemProps1.xml><?xml version="1.0" encoding="utf-8"?>
+<ds:datastoreItem xmlns:ds="http://schemas.openxmlformats.org/officeDocument/2006/customXml" ds:itemID="{11275EE7-436D-44BB-874B-06A9C0948B83}">
+  <ds:schemaRefs>
+    <ds:schemaRef ds:uri="http://schemas.microsoft.com/office/2006/metadata/properties"/>
+    <ds:schemaRef ds:uri="http://schemas.microsoft.com/office/infopath/2007/PartnerControls"/>
+    <ds:schemaRef ds:uri="01a094b0-08a8-443b-bd9d-7d2701d1cf8a"/>
+  </ds:schemaRefs>
+</ds:datastoreItem>
+</file>
+
+<file path=customXml/itemProps2.xml><?xml version="1.0" encoding="utf-8"?>
+<ds:datastoreItem xmlns:ds="http://schemas.openxmlformats.org/officeDocument/2006/customXml" ds:itemID="{846F3F10-2E3D-4091-84D7-32B19F5B918C}">
+  <ds:schemaRefs>
+    <ds:schemaRef ds:uri="http://schemas.microsoft.com/sharepoint/v3/contenttype/forms"/>
+  </ds:schemaRefs>
+</ds:datastoreItem>
+</file>
+
+<file path=customXml/itemProps3.xml><?xml version="1.0" encoding="utf-8"?>
 <ds:datastoreItem xmlns:ds="http://schemas.openxmlformats.org/officeDocument/2006/customXml" ds:itemID="{7456FE10-DABE-41A2-B0AD-3BA76596A10A}">
   <ds:schemaRefs>
     <ds:schemaRef ds:uri="http://schemas.microsoft.com/office/2006/metadata/contentType"/>
@@ -3075,24 +3106,6 @@
 </ds:datastoreItem>
 </file>
 
-<file path=customXml/itemProps2.xml><?xml version="1.0" encoding="utf-8"?>
-<ds:datastoreItem xmlns:ds="http://schemas.openxmlformats.org/officeDocument/2006/customXml" ds:itemID="{846F3F10-2E3D-4091-84D7-32B19F5B918C}">
-  <ds:schemaRefs>
-    <ds:schemaRef ds:uri="http://schemas.microsoft.com/sharepoint/v3/contenttype/forms"/>
-  </ds:schemaRefs>
-</ds:datastoreItem>
-</file>
-
-<file path=customXml/itemProps3.xml><?xml version="1.0" encoding="utf-8"?>
-<ds:datastoreItem xmlns:ds="http://schemas.openxmlformats.org/officeDocument/2006/customXml" ds:itemID="{11275EE7-436D-44BB-874B-06A9C0948B83}">
-  <ds:schemaRefs>
-    <ds:schemaRef ds:uri="http://schemas.microsoft.com/office/2006/metadata/properties"/>
-    <ds:schemaRef ds:uri="http://schemas.microsoft.com/office/infopath/2007/PartnerControls"/>
-    <ds:schemaRef ds:uri="01a094b0-08a8-443b-bd9d-7d2701d1cf8a"/>
-  </ds:schemaRefs>
-</ds:datastoreItem>
-</file>
-
 <file path=customXml/itemProps4.xml><?xml version="1.0" encoding="utf-8"?>
 <ds:datastoreItem xmlns:ds="http://schemas.openxmlformats.org/officeDocument/2006/customXml" ds:itemID="{211C353F-6200-4B5E-8492-7D72958BB88A}">
   <ds:schemaRefs>

--- a/projektFirmaRolnicza.docx
+++ b/projektFirmaRolnicza.docx
@@ -6,12 +6,14 @@
       <w:pPr>
         <w:jc w:val="both"/>
         <w:rPr>
+          <w:rFonts w:ascii="Times New Roman" w:hAnsi="Times New Roman" w:cs="Times New Roman"/>
           <w:b/>
           <w:bCs/>
         </w:rPr>
       </w:pPr>
       <w:r>
         <w:rPr>
+          <w:rFonts w:ascii="Times New Roman" w:hAnsi="Times New Roman" w:cs="Times New Roman"/>
           <w:b/>
           <w:bCs/>
         </w:rPr>
@@ -19,6 +21,7 @@
       </w:r>
       <w:r>
         <w:rPr>
+          <w:rFonts w:ascii="Times New Roman" w:hAnsi="Times New Roman" w:cs="Times New Roman"/>
           <w:b/>
           <w:bCs/>
         </w:rPr>
@@ -26,6 +29,7 @@
       </w:r>
       <w:r>
         <w:rPr>
+          <w:rFonts w:ascii="Times New Roman" w:hAnsi="Times New Roman" w:cs="Times New Roman"/>
           <w:b/>
           <w:bCs/>
         </w:rPr>
@@ -35,59 +39,80 @@
     <w:p>
       <w:pPr>
         <w:jc w:val="both"/>
-      </w:pPr>
-      <w:r>
-        <w:rPr>
+        <w:rPr>
+          <w:rFonts w:ascii="Times New Roman" w:hAnsi="Times New Roman" w:cs="Times New Roman"/>
+        </w:rPr>
+      </w:pPr>
+      <w:r>
+        <w:rPr>
+          <w:rFonts w:ascii="Times New Roman" w:hAnsi="Times New Roman" w:cs="Times New Roman"/>
           <w:b/>
           <w:bCs/>
         </w:rPr>
         <w:t>Przedmiot:</w:t>
       </w:r>
       <w:r>
-        <w:t xml:space="preserve"> </w:t>
-      </w:r>
-      <w:r>
-        <w:t xml:space="preserve">Inżynieria Oprogramowania </w:t>
-      </w:r>
-    </w:p>
-    <w:p>
-      <w:pPr>
-        <w:jc w:val="both"/>
-      </w:pPr>
-      <w:r>
-        <w:rPr>
+        <w:rPr>
+          <w:rFonts w:ascii="Times New Roman" w:hAnsi="Times New Roman" w:cs="Times New Roman"/>
+        </w:rPr>
+        <w:t xml:space="preserve"> Inżynieria Oprogramowania </w:t>
+      </w:r>
+    </w:p>
+    <w:p>
+      <w:pPr>
+        <w:jc w:val="both"/>
+        <w:rPr>
+          <w:rFonts w:ascii="Times New Roman" w:hAnsi="Times New Roman" w:cs="Times New Roman"/>
+        </w:rPr>
+      </w:pPr>
+      <w:r>
+        <w:rPr>
+          <w:rFonts w:ascii="Times New Roman" w:hAnsi="Times New Roman" w:cs="Times New Roman"/>
           <w:b/>
           <w:bCs/>
         </w:rPr>
         <w:t>Prowadzący:</w:t>
       </w:r>
       <w:r>
-        <w:t xml:space="preserve"> </w:t>
-      </w:r>
-      <w:r>
-        <w:t>Marcin Czajkowski</w:t>
-      </w:r>
-    </w:p>
-    <w:p>
-      <w:pPr>
-        <w:jc w:val="both"/>
-      </w:pPr>
-      <w:r>
-        <w:rPr>
+        <w:rPr>
+          <w:rFonts w:ascii="Times New Roman" w:hAnsi="Times New Roman" w:cs="Times New Roman"/>
+        </w:rPr>
+        <w:t xml:space="preserve"> Marcin Czajkowski</w:t>
+      </w:r>
+    </w:p>
+    <w:p>
+      <w:pPr>
+        <w:jc w:val="both"/>
+        <w:rPr>
+          <w:rFonts w:ascii="Times New Roman" w:hAnsi="Times New Roman" w:cs="Times New Roman"/>
+        </w:rPr>
+      </w:pPr>
+      <w:r>
+        <w:rPr>
+          <w:rFonts w:ascii="Times New Roman" w:hAnsi="Times New Roman" w:cs="Times New Roman"/>
           <w:b/>
           <w:bCs/>
         </w:rPr>
         <w:t>Data:</w:t>
       </w:r>
       <w:r>
+        <w:rPr>
+          <w:rFonts w:ascii="Times New Roman" w:hAnsi="Times New Roman" w:cs="Times New Roman"/>
+        </w:rPr>
         <w:t xml:space="preserve"> </w:t>
       </w:r>
     </w:p>
     <w:p>
       <w:pPr>
         <w:jc w:val="both"/>
-      </w:pPr>
-      <w:r>
+        <w:rPr>
+          <w:rFonts w:ascii="Times New Roman" w:hAnsi="Times New Roman" w:cs="Times New Roman"/>
+        </w:rPr>
+      </w:pPr>
+      <w:r>
+        <w:rPr>
+          <w:rFonts w:ascii="Times New Roman" w:hAnsi="Times New Roman" w:cs="Times New Roman"/>
+        </w:rPr>
         <w:pict w14:anchorId="25E70BDD">
           <v:rect id="_x0000_i1025" style="width:0;height:1.5pt" o:hralign="center" o:hrstd="t" o:hr="t" fillcolor="#a0a0a0" stroked="f"/>
         </w:pict>
@@ -97,12 +122,14 @@
       <w:pPr>
         <w:jc w:val="both"/>
         <w:rPr>
+          <w:rFonts w:ascii="Times New Roman" w:hAnsi="Times New Roman" w:cs="Times New Roman"/>
           <w:b/>
           <w:bCs/>
         </w:rPr>
       </w:pPr>
       <w:r>
         <w:rPr>
+          <w:rFonts w:ascii="Times New Roman" w:hAnsi="Times New Roman" w:cs="Times New Roman"/>
           <w:b/>
           <w:bCs/>
         </w:rPr>
@@ -116,9 +143,9 @@
         <w:tblLook w:val="04A0" w:firstRow="1" w:lastRow="0" w:firstColumn="1" w:lastColumn="0" w:noHBand="0" w:noVBand="1"/>
       </w:tblPr>
       <w:tblGrid>
-        <w:gridCol w:w="2614"/>
-        <w:gridCol w:w="1865"/>
-        <w:gridCol w:w="2498"/>
+        <w:gridCol w:w="2446"/>
+        <w:gridCol w:w="1819"/>
+        <w:gridCol w:w="2396"/>
       </w:tblGrid>
       <w:tr>
         <w:tc>
@@ -130,9 +157,13 @@
             <w:pPr>
               <w:spacing w:after="160" w:line="278" w:lineRule="auto"/>
               <w:jc w:val="both"/>
+              <w:rPr>
+                <w:rFonts w:ascii="Times New Roman" w:hAnsi="Times New Roman" w:cs="Times New Roman"/>
+              </w:rPr>
             </w:pPr>
             <w:r>
               <w:rPr>
+                <w:rFonts w:ascii="Times New Roman" w:hAnsi="Times New Roman" w:cs="Times New Roman"/>
                 <w:b/>
                 <w:bCs/>
               </w:rPr>
@@ -149,9 +180,13 @@
             <w:pPr>
               <w:spacing w:after="160" w:line="278" w:lineRule="auto"/>
               <w:jc w:val="both"/>
+              <w:rPr>
+                <w:rFonts w:ascii="Times New Roman" w:hAnsi="Times New Roman" w:cs="Times New Roman"/>
+              </w:rPr>
             </w:pPr>
             <w:r>
               <w:rPr>
+                <w:rFonts w:ascii="Times New Roman" w:hAnsi="Times New Roman" w:cs="Times New Roman"/>
                 <w:b/>
                 <w:bCs/>
               </w:rPr>
@@ -169,12 +204,14 @@
               <w:spacing w:after="160" w:line="278" w:lineRule="auto"/>
               <w:jc w:val="both"/>
               <w:rPr>
+                <w:rFonts w:ascii="Times New Roman" w:hAnsi="Times New Roman" w:cs="Times New Roman"/>
                 <w:b/>
                 <w:bCs/>
               </w:rPr>
             </w:pPr>
             <w:r>
               <w:rPr>
+                <w:rFonts w:ascii="Times New Roman" w:hAnsi="Times New Roman" w:cs="Times New Roman"/>
                 <w:b/>
                 <w:bCs/>
               </w:rPr>
@@ -193,9 +230,13 @@
             <w:pPr>
               <w:spacing w:after="160" w:line="278" w:lineRule="auto"/>
               <w:jc w:val="both"/>
+              <w:rPr>
+                <w:rFonts w:ascii="Times New Roman" w:hAnsi="Times New Roman" w:cs="Times New Roman"/>
+              </w:rPr>
             </w:pPr>
             <w:r>
               <w:rPr>
+                <w:rFonts w:ascii="Times New Roman" w:hAnsi="Times New Roman" w:cs="Times New Roman"/>
                 <w:b/>
                 <w:bCs/>
               </w:rPr>
@@ -204,6 +245,7 @@
             <w:proofErr w:type="spellStart"/>
             <w:r>
               <w:rPr>
+                <w:rFonts w:ascii="Times New Roman" w:hAnsi="Times New Roman" w:cs="Times New Roman"/>
                 <w:b/>
                 <w:bCs/>
               </w:rPr>
@@ -211,6 +253,7 @@
             </w:r>
             <w:r>
               <w:rPr>
+                <w:rFonts w:ascii="Times New Roman" w:hAnsi="Times New Roman" w:cs="Times New Roman"/>
                 <w:b/>
                 <w:bCs/>
               </w:rPr>
@@ -218,6 +261,7 @@
             </w:r>
             <w:r>
               <w:rPr>
+                <w:rFonts w:ascii="Times New Roman" w:hAnsi="Times New Roman" w:cs="Times New Roman"/>
                 <w:b/>
                 <w:bCs/>
               </w:rPr>
@@ -225,6 +269,7 @@
             </w:r>
             <w:r>
               <w:rPr>
+                <w:rFonts w:ascii="Times New Roman" w:hAnsi="Times New Roman" w:cs="Times New Roman"/>
                 <w:b/>
                 <w:bCs/>
               </w:rPr>
@@ -232,6 +277,7 @@
             </w:r>
             <w:r>
               <w:rPr>
+                <w:rFonts w:ascii="Times New Roman" w:hAnsi="Times New Roman" w:cs="Times New Roman"/>
                 <w:b/>
                 <w:bCs/>
               </w:rPr>
@@ -248,14 +294,26 @@
           <w:p>
             <w:pPr>
               <w:jc w:val="both"/>
+              <w:rPr>
+                <w:rFonts w:ascii="Times New Roman" w:hAnsi="Times New Roman" w:cs="Times New Roman"/>
+              </w:rPr>
             </w:pPr>
             <w:r>
+              <w:rPr>
+                <w:rFonts w:ascii="Times New Roman" w:hAnsi="Times New Roman" w:cs="Times New Roman"/>
+              </w:rPr>
               <w:t>[</w:t>
             </w:r>
             <w:r>
+              <w:rPr>
+                <w:rFonts w:ascii="Times New Roman" w:hAnsi="Times New Roman" w:cs="Times New Roman"/>
+              </w:rPr>
               <w:t>117325</w:t>
             </w:r>
             <w:r>
+              <w:rPr>
+                <w:rFonts w:ascii="Times New Roman" w:hAnsi="Times New Roman" w:cs="Times New Roman"/>
+              </w:rPr>
               <w:t>]</w:t>
             </w:r>
           </w:p>
@@ -269,6 +327,9 @@
             <w:pPr>
               <w:spacing w:after="160" w:line="278" w:lineRule="auto"/>
               <w:jc w:val="both"/>
+              <w:rPr>
+                <w:rFonts w:ascii="Times New Roman" w:hAnsi="Times New Roman" w:cs="Times New Roman"/>
+              </w:rPr>
             </w:pPr>
           </w:p>
         </w:tc>
@@ -284,12 +345,14 @@
               <w:spacing w:after="160" w:line="278" w:lineRule="auto"/>
               <w:jc w:val="both"/>
               <w:rPr>
+                <w:rFonts w:ascii="Times New Roman" w:hAnsi="Times New Roman" w:cs="Times New Roman"/>
                 <w:b/>
                 <w:bCs/>
               </w:rPr>
             </w:pPr>
             <w:r>
               <w:rPr>
+                <w:rFonts w:ascii="Times New Roman" w:hAnsi="Times New Roman" w:cs="Times New Roman"/>
                 <w:b/>
                 <w:bCs/>
               </w:rPr>
@@ -306,8 +369,14 @@
             <w:pPr>
               <w:spacing w:after="160" w:line="278" w:lineRule="auto"/>
               <w:jc w:val="both"/>
+              <w:rPr>
+                <w:rFonts w:ascii="Times New Roman" w:hAnsi="Times New Roman" w:cs="Times New Roman"/>
+              </w:rPr>
             </w:pPr>
             <w:r>
+              <w:rPr>
+                <w:rFonts w:ascii="Times New Roman" w:hAnsi="Times New Roman" w:cs="Times New Roman"/>
+              </w:rPr>
               <w:t>[117279]</w:t>
             </w:r>
           </w:p>
@@ -321,6 +390,9 @@
             <w:pPr>
               <w:spacing w:after="160" w:line="278" w:lineRule="auto"/>
               <w:jc w:val="both"/>
+              <w:rPr>
+                <w:rFonts w:ascii="Times New Roman" w:hAnsi="Times New Roman" w:cs="Times New Roman"/>
+              </w:rPr>
             </w:pPr>
           </w:p>
         </w:tc>
@@ -335,9 +407,13 @@
             <w:pPr>
               <w:spacing w:after="160" w:line="278" w:lineRule="auto"/>
               <w:jc w:val="both"/>
+              <w:rPr>
+                <w:rFonts w:ascii="Times New Roman" w:hAnsi="Times New Roman" w:cs="Times New Roman"/>
+              </w:rPr>
             </w:pPr>
             <w:r>
               <w:rPr>
+                <w:rFonts w:ascii="Times New Roman" w:hAnsi="Times New Roman" w:cs="Times New Roman"/>
                 <w:b/>
                 <w:bCs/>
               </w:rPr>
@@ -354,14 +430,26 @@
             <w:pPr>
               <w:spacing w:after="160" w:line="278" w:lineRule="auto"/>
               <w:jc w:val="both"/>
+              <w:rPr>
+                <w:rFonts w:ascii="Times New Roman" w:hAnsi="Times New Roman" w:cs="Times New Roman"/>
+              </w:rPr>
             </w:pPr>
             <w:r>
+              <w:rPr>
+                <w:rFonts w:ascii="Times New Roman" w:hAnsi="Times New Roman" w:cs="Times New Roman"/>
+              </w:rPr>
               <w:t>[</w:t>
             </w:r>
             <w:r>
+              <w:rPr>
+                <w:rFonts w:ascii="Times New Roman" w:hAnsi="Times New Roman" w:cs="Times New Roman"/>
+              </w:rPr>
               <w:t>117316</w:t>
             </w:r>
             <w:r>
+              <w:rPr>
+                <w:rFonts w:ascii="Times New Roman" w:hAnsi="Times New Roman" w:cs="Times New Roman"/>
+              </w:rPr>
               <w:t>]</w:t>
             </w:r>
           </w:p>
@@ -375,6 +463,9 @@
             <w:pPr>
               <w:spacing w:after="160" w:line="278" w:lineRule="auto"/>
               <w:jc w:val="both"/>
+              <w:rPr>
+                <w:rFonts w:ascii="Times New Roman" w:hAnsi="Times New Roman" w:cs="Times New Roman"/>
+              </w:rPr>
             </w:pPr>
           </w:p>
         </w:tc>
@@ -383,6 +474,7 @@
     <w:p>
       <w:pPr>
         <w:rPr>
+          <w:rFonts w:ascii="Times New Roman" w:hAnsi="Times New Roman" w:cs="Times New Roman"/>
           <w:b/>
           <w:bCs/>
         </w:rPr>
@@ -391,6 +483,7 @@
     <w:p>
       <w:pPr>
         <w:rPr>
+          <w:rFonts w:ascii="Times New Roman" w:hAnsi="Times New Roman" w:cs="Times New Roman"/>
           <w:b/>
           <w:bCs/>
         </w:rPr>
@@ -399,6 +492,7 @@
     <w:p>
       <w:pPr>
         <w:rPr>
+          <w:rFonts w:ascii="Times New Roman" w:hAnsi="Times New Roman" w:cs="Times New Roman"/>
           <w:b/>
           <w:bCs/>
         </w:rPr>
@@ -407,6 +501,7 @@
     <w:p>
       <w:pPr>
         <w:rPr>
+          <w:rFonts w:ascii="Times New Roman" w:hAnsi="Times New Roman" w:cs="Times New Roman"/>
           <w:b/>
           <w:bCs/>
         </w:rPr>
@@ -415,6 +510,7 @@
     <w:p>
       <w:pPr>
         <w:rPr>
+          <w:rFonts w:ascii="Times New Roman" w:hAnsi="Times New Roman" w:cs="Times New Roman"/>
           <w:b/>
           <w:bCs/>
         </w:rPr>
@@ -423,6 +519,7 @@
     <w:p>
       <w:pPr>
         <w:rPr>
+          <w:rFonts w:ascii="Times New Roman" w:hAnsi="Times New Roman" w:cs="Times New Roman"/>
           <w:b/>
           <w:bCs/>
         </w:rPr>
@@ -431,6 +528,7 @@
     <w:p>
       <w:pPr>
         <w:rPr>
+          <w:rFonts w:ascii="Times New Roman" w:hAnsi="Times New Roman" w:cs="Times New Roman"/>
           <w:b/>
           <w:bCs/>
         </w:rPr>
@@ -439,6 +537,7 @@
     <w:p>
       <w:pPr>
         <w:rPr>
+          <w:rFonts w:ascii="Times New Roman" w:hAnsi="Times New Roman" w:cs="Times New Roman"/>
           <w:b/>
           <w:bCs/>
         </w:rPr>
@@ -447,6 +546,7 @@
     <w:p>
       <w:pPr>
         <w:rPr>
+          <w:rFonts w:ascii="Times New Roman" w:hAnsi="Times New Roman" w:cs="Times New Roman"/>
           <w:b/>
           <w:bCs/>
         </w:rPr>
@@ -455,6 +555,7 @@
     <w:p>
       <w:pPr>
         <w:rPr>
+          <w:rFonts w:ascii="Times New Roman" w:hAnsi="Times New Roman" w:cs="Times New Roman"/>
           <w:b/>
           <w:bCs/>
         </w:rPr>
@@ -463,6 +564,7 @@
     <w:p>
       <w:pPr>
         <w:rPr>
+          <w:rFonts w:ascii="Times New Roman" w:hAnsi="Times New Roman" w:cs="Times New Roman"/>
           <w:b/>
           <w:bCs/>
         </w:rPr>
@@ -471,6 +573,7 @@
     <w:p>
       <w:pPr>
         <w:rPr>
+          <w:rFonts w:ascii="Times New Roman" w:hAnsi="Times New Roman" w:cs="Times New Roman"/>
           <w:b/>
           <w:bCs/>
         </w:rPr>
@@ -479,6 +582,7 @@
     <w:p>
       <w:pPr>
         <w:rPr>
+          <w:rFonts w:ascii="Times New Roman" w:hAnsi="Times New Roman" w:cs="Times New Roman"/>
           <w:b/>
           <w:bCs/>
         </w:rPr>
@@ -487,6 +591,7 @@
     <w:p>
       <w:pPr>
         <w:rPr>
+          <w:rFonts w:ascii="Times New Roman" w:hAnsi="Times New Roman" w:cs="Times New Roman"/>
           <w:b/>
           <w:bCs/>
         </w:rPr>
@@ -495,6 +600,7 @@
     <w:p>
       <w:pPr>
         <w:rPr>
+          <w:rFonts w:ascii="Times New Roman" w:hAnsi="Times New Roman" w:cs="Times New Roman"/>
           <w:b/>
           <w:bCs/>
         </w:rPr>
@@ -503,6 +609,7 @@
     <w:p>
       <w:pPr>
         <w:rPr>
+          <w:rFonts w:ascii="Times New Roman" w:hAnsi="Times New Roman" w:cs="Times New Roman"/>
           <w:b/>
           <w:bCs/>
         </w:rPr>
@@ -511,6 +618,7 @@
     <w:p>
       <w:pPr>
         <w:rPr>
+          <w:rFonts w:ascii="Times New Roman" w:hAnsi="Times New Roman" w:cs="Times New Roman"/>
           <w:b/>
           <w:bCs/>
         </w:rPr>
@@ -519,6 +627,7 @@
     <w:p>
       <w:pPr>
         <w:rPr>
+          <w:rFonts w:ascii="Times New Roman" w:hAnsi="Times New Roman" w:cs="Times New Roman"/>
           <w:b/>
           <w:bCs/>
         </w:rPr>
@@ -527,60 +636,141 @@
     <w:p>
       <w:pPr>
         <w:rPr>
+          <w:rFonts w:ascii="Times New Roman" w:hAnsi="Times New Roman" w:cs="Times New Roman"/>
           <w:b/>
           <w:bCs/>
         </w:rPr>
       </w:pPr>
-      <w:r>
-        <w:rPr>
+    </w:p>
+    <w:p>
+      <w:pPr>
+        <w:jc w:val="both"/>
+        <w:rPr>
+          <w:rFonts w:ascii="Times New Roman" w:hAnsi="Times New Roman" w:cs="Times New Roman"/>
+          <w:sz w:val="28"/>
+          <w:szCs w:val="28"/>
+        </w:rPr>
+      </w:pPr>
+      <w:r>
+        <w:rPr>
+          <w:rFonts w:ascii="Times New Roman" w:hAnsi="Times New Roman" w:cs="Times New Roman"/>
+          <w:sz w:val="28"/>
+          <w:szCs w:val="28"/>
+        </w:rPr>
+        <w:lastRenderedPageBreak/>
+        <w:t xml:space="preserve">    1. Treść zadania projektowego</w:t>
+      </w:r>
+    </w:p>
+    <w:p>
+      <w:pPr>
+        <w:jc w:val="both"/>
+        <w:rPr>
+          <w:rFonts w:ascii="Times New Roman" w:hAnsi="Times New Roman" w:cs="Times New Roman"/>
+          <w:sz w:val="28"/>
+          <w:szCs w:val="28"/>
+        </w:rPr>
+      </w:pPr>
+      <w:r>
+        <w:rPr>
+          <w:rFonts w:ascii="Times New Roman" w:hAnsi="Times New Roman" w:cs="Times New Roman"/>
+          <w:sz w:val="28"/>
+          <w:szCs w:val="28"/>
+        </w:rPr>
+        <w:t xml:space="preserve">    2. Cel budowania systemu, jego zakres oraz kontekst, przewidywalne mierzalne (z podaniem konkretnych wartości i sposobów ich wyliczenia) i niemierzalne korzyści z jego wdrożenia</w:t>
+      </w:r>
+    </w:p>
+    <w:p>
+      <w:pPr>
+        <w:jc w:val="both"/>
+        <w:rPr>
+          <w:rFonts w:ascii="Times New Roman" w:hAnsi="Times New Roman" w:cs="Times New Roman"/>
+          <w:sz w:val="36"/>
+          <w:szCs w:val="36"/>
+        </w:rPr>
+      </w:pPr>
+      <w:r>
+        <w:rPr>
+          <w:rFonts w:ascii="Times New Roman" w:hAnsi="Times New Roman" w:cs="Times New Roman"/>
           <w:b/>
           <w:bCs/>
-        </w:rPr>
-        <w:lastRenderedPageBreak/>
-        <w:t>Cel budowania systemu</w:t>
-      </w:r>
-    </w:p>
-    <w:p>
-      <w:pPr>
-        <w:jc w:val="both"/>
-      </w:pPr>
-      <w:r>
-        <w:t xml:space="preserve">Głównym celem stworzenia systemu jest cyfryzacja oraz usprawnienie procesów związanych z ofertą </w:t>
-      </w:r>
-      <w:r>
-        <w:t xml:space="preserve">dużej </w:t>
-      </w:r>
-      <w:r>
-        <w:t>firmy rolniczej. Aplikacja ma za zadanie ułatwić klientom szybki dostęp do usług i maszyn, a firmie rolniczej umożliwić efektywne zarządzanie zasobami, harmonogramami pracowników oraz sprzedażą towarów rolniczych. System ma</w:t>
-      </w:r>
-      <w:r>
-        <w:t xml:space="preserve"> zminimalizować</w:t>
-      </w:r>
-      <w:r>
-        <w:t xml:space="preserve"> ryzyko błędów komunikacyjnych, zwłaszcza w zakresie dokładnej lokalizacji miejsca wykonania usługi.</w:t>
-      </w:r>
-    </w:p>
-    <w:p>
-      <w:pPr>
-        <w:jc w:val="both"/>
-        <w:rPr>
+          <w:sz w:val="36"/>
+          <w:szCs w:val="36"/>
+        </w:rPr>
+        <w:t xml:space="preserve">Piotr </w:t>
+      </w:r>
+      <w:proofErr w:type="spellStart"/>
+      <w:r>
+        <w:rPr>
+          <w:rFonts w:ascii="Times New Roman" w:hAnsi="Times New Roman" w:cs="Times New Roman"/>
           <w:b/>
           <w:bCs/>
-        </w:rPr>
-      </w:pPr>
-      <w:r>
-        <w:rPr>
+          <w:sz w:val="36"/>
+          <w:szCs w:val="36"/>
+        </w:rPr>
+        <w:t>Poletyło</w:t>
+      </w:r>
+      <w:proofErr w:type="spellEnd"/>
+    </w:p>
+    <w:p>
+      <w:pPr>
+        <w:rPr>
+          <w:rFonts w:ascii="Times New Roman" w:hAnsi="Times New Roman" w:cs="Times New Roman"/>
           <w:b/>
           <w:bCs/>
         </w:rPr>
+      </w:pPr>
+      <w:r>
+        <w:rPr>
+          <w:rFonts w:ascii="Times New Roman" w:hAnsi="Times New Roman" w:cs="Times New Roman"/>
+          <w:b/>
+          <w:bCs/>
+        </w:rPr>
+        <w:t>Cel budowania systemu</w:t>
+      </w:r>
+    </w:p>
+    <w:p>
+      <w:pPr>
+        <w:jc w:val="both"/>
+        <w:rPr>
+          <w:rFonts w:ascii="Times New Roman" w:hAnsi="Times New Roman" w:cs="Times New Roman"/>
+        </w:rPr>
+      </w:pPr>
+      <w:r>
+        <w:rPr>
+          <w:rFonts w:ascii="Times New Roman" w:hAnsi="Times New Roman" w:cs="Times New Roman"/>
+        </w:rPr>
+        <w:t>Głównym celem stworzenia systemu jest cyfryzacja oraz usprawnienie procesów związanych z ofertą dużej firmy rolniczej. Aplikacja ma za zadanie ułatwić klientom szybki dostęp do usług i maszyn, a firmie rolniczej umożliwić efektywne zarządzanie zasobami, harmonogramami pracowników oraz sprzedażą towarów rolniczych. System ma zminimalizować ryzyko błędów komunikacyjnych, zwłaszcza w zakresie dokładnej lokalizacji miejsca wykonania usługi.</w:t>
+      </w:r>
+    </w:p>
+    <w:p>
+      <w:pPr>
+        <w:jc w:val="both"/>
+        <w:rPr>
+          <w:rFonts w:ascii="Times New Roman" w:hAnsi="Times New Roman" w:cs="Times New Roman"/>
+          <w:b/>
+          <w:bCs/>
+        </w:rPr>
+      </w:pPr>
+      <w:r>
+        <w:rPr>
+          <w:rFonts w:ascii="Times New Roman" w:hAnsi="Times New Roman" w:cs="Times New Roman"/>
+          <w:b/>
+          <w:bCs/>
+        </w:rPr>
         <w:t>Zakres systemu</w:t>
       </w:r>
     </w:p>
     <w:p>
       <w:pPr>
         <w:jc w:val="both"/>
-      </w:pPr>
-      <w:r>
+        <w:rPr>
+          <w:rFonts w:ascii="Times New Roman" w:hAnsi="Times New Roman" w:cs="Times New Roman"/>
+        </w:rPr>
+      </w:pPr>
+      <w:r>
+        <w:rPr>
+          <w:rFonts w:ascii="Times New Roman" w:hAnsi="Times New Roman" w:cs="Times New Roman"/>
+        </w:rPr>
         <w:t>System obejmuje następujące główne moduły funkcjonalne:</w:t>
       </w:r>
     </w:p>
@@ -591,15 +781,22 @@
           <w:numId w:val="2"/>
         </w:numPr>
         <w:jc w:val="both"/>
-      </w:pPr>
-      <w:r>
-        <w:rPr>
+        <w:rPr>
+          <w:rFonts w:ascii="Times New Roman" w:hAnsi="Times New Roman" w:cs="Times New Roman"/>
+        </w:rPr>
+      </w:pPr>
+      <w:r>
+        <w:rPr>
+          <w:rFonts w:ascii="Times New Roman" w:hAnsi="Times New Roman" w:cs="Times New Roman"/>
           <w:b/>
           <w:bCs/>
         </w:rPr>
         <w:t>Moduł wypożyczalni maszyn rolniczych:</w:t>
       </w:r>
       <w:r>
+        <w:rPr>
+          <w:rFonts w:ascii="Times New Roman" w:hAnsi="Times New Roman" w:cs="Times New Roman"/>
+        </w:rPr>
         <w:t xml:space="preserve"> Przeglądanie katalogu dostępnych maszyn (np. ciągniki, kombajny, siewniki), sprawdzanie ich dostępności w kalendarzu oraz proces rezerwacji.</w:t>
       </w:r>
     </w:p>
@@ -610,15 +807,22 @@
           <w:numId w:val="2"/>
         </w:numPr>
         <w:jc w:val="both"/>
-      </w:pPr>
-      <w:r>
-        <w:rPr>
+        <w:rPr>
+          <w:rFonts w:ascii="Times New Roman" w:hAnsi="Times New Roman" w:cs="Times New Roman"/>
+        </w:rPr>
+      </w:pPr>
+      <w:r>
+        <w:rPr>
+          <w:rFonts w:ascii="Times New Roman" w:hAnsi="Times New Roman" w:cs="Times New Roman"/>
           <w:b/>
           <w:bCs/>
         </w:rPr>
         <w:t>Moduł zamawiania usług:</w:t>
       </w:r>
       <w:r>
+        <w:rPr>
+          <w:rFonts w:ascii="Times New Roman" w:hAnsi="Times New Roman" w:cs="Times New Roman"/>
+        </w:rPr>
         <w:t xml:space="preserve"> Możliwość zlecenia konkretnych prac polowych (np. orka, siew, zbiór).</w:t>
       </w:r>
     </w:p>
@@ -629,9 +833,13 @@
           <w:numId w:val="2"/>
         </w:numPr>
         <w:jc w:val="both"/>
-      </w:pPr>
-      <w:r>
-        <w:rPr>
+        <w:rPr>
+          <w:rFonts w:ascii="Times New Roman" w:hAnsi="Times New Roman" w:cs="Times New Roman"/>
+        </w:rPr>
+      </w:pPr>
+      <w:r>
+        <w:rPr>
+          <w:rFonts w:ascii="Times New Roman" w:hAnsi="Times New Roman" w:cs="Times New Roman"/>
           <w:b/>
           <w:bCs/>
         </w:rPr>
@@ -640,6 +848,7 @@
       <w:proofErr w:type="spellStart"/>
       <w:r>
         <w:rPr>
+          <w:rFonts w:ascii="Times New Roman" w:hAnsi="Times New Roman" w:cs="Times New Roman"/>
           <w:b/>
           <w:bCs/>
         </w:rPr>
@@ -648,12 +857,16 @@
       <w:proofErr w:type="spellEnd"/>
       <w:r>
         <w:rPr>
+          <w:rFonts w:ascii="Times New Roman" w:hAnsi="Times New Roman" w:cs="Times New Roman"/>
           <w:b/>
           <w:bCs/>
         </w:rPr>
         <w:t xml:space="preserve"> (mapy):</w:t>
       </w:r>
       <w:r>
+        <w:rPr>
+          <w:rFonts w:ascii="Times New Roman" w:hAnsi="Times New Roman" w:cs="Times New Roman"/>
+        </w:rPr>
         <w:t xml:space="preserve"> Funkcjonalność pozwalająca klientowi na precyzyjne zaznaczenie na mapie (pinezka/obszar) lokalizacji pola lub działki, na której ma zostać wykonana usługa.</w:t>
       </w:r>
     </w:p>
@@ -664,15 +877,22 @@
           <w:numId w:val="2"/>
         </w:numPr>
         <w:jc w:val="both"/>
-      </w:pPr>
-      <w:r>
-        <w:rPr>
+        <w:rPr>
+          <w:rFonts w:ascii="Times New Roman" w:hAnsi="Times New Roman" w:cs="Times New Roman"/>
+        </w:rPr>
+      </w:pPr>
+      <w:r>
+        <w:rPr>
+          <w:rFonts w:ascii="Times New Roman" w:hAnsi="Times New Roman" w:cs="Times New Roman"/>
           <w:b/>
           <w:bCs/>
         </w:rPr>
         <w:t>Moduł e-commerce (handel towarami):</w:t>
       </w:r>
       <w:r>
+        <w:rPr>
+          <w:rFonts w:ascii="Times New Roman" w:hAnsi="Times New Roman" w:cs="Times New Roman"/>
+        </w:rPr>
         <w:t xml:space="preserve"> Katalog produktów (np. nawozy, nasiona, płody rolne) z możliwością ich zakupu oraz określenia opcji dostawy lub odbioru.</w:t>
       </w:r>
     </w:p>
@@ -683,59 +903,64 @@
           <w:numId w:val="2"/>
         </w:numPr>
         <w:jc w:val="both"/>
-      </w:pPr>
-      <w:r>
-        <w:rPr>
+        <w:rPr>
+          <w:rFonts w:ascii="Times New Roman" w:hAnsi="Times New Roman" w:cs="Times New Roman"/>
+        </w:rPr>
+      </w:pPr>
+      <w:r>
+        <w:rPr>
+          <w:rFonts w:ascii="Times New Roman" w:hAnsi="Times New Roman" w:cs="Times New Roman"/>
           <w:b/>
           <w:bCs/>
         </w:rPr>
-        <w:t>Moduł zarządzania</w:t>
-      </w:r>
-      <w:r>
-        <w:rPr>
+        <w:t xml:space="preserve">Moduł zarządzania: </w:t>
+      </w:r>
+      <w:r>
+        <w:rPr>
+          <w:rFonts w:ascii="Times New Roman" w:hAnsi="Times New Roman" w:cs="Times New Roman"/>
+        </w:rPr>
+        <w:t>Panel do zarządzania zgłoszeniami, przypisywania maszyn i operatorów do zleceń, zarządzania stanami magazynowymi towarów oraz weryfikacji płatności.</w:t>
+      </w:r>
+    </w:p>
+    <w:p>
+      <w:pPr>
+        <w:ind w:left="720"/>
+        <w:jc w:val="both"/>
+        <w:rPr>
+          <w:rFonts w:ascii="Times New Roman" w:hAnsi="Times New Roman" w:cs="Times New Roman"/>
+        </w:rPr>
+      </w:pPr>
+    </w:p>
+    <w:p>
+      <w:pPr>
+        <w:jc w:val="both"/>
+        <w:rPr>
+          <w:rFonts w:ascii="Times New Roman" w:hAnsi="Times New Roman" w:cs="Times New Roman"/>
           <w:b/>
           <w:bCs/>
         </w:rPr>
-        <w:t xml:space="preserve">: </w:t>
-      </w:r>
-      <w:r>
-        <w:t>Panel do zarządzania zgłoszeniami, przypisywania maszyn i operatorów do zleceń, zarządzania stanami magazynowymi towarów oraz weryfikacji płatności.</w:t>
-      </w:r>
-    </w:p>
-    <w:p>
-      <w:pPr>
-        <w:ind w:left="720"/>
-        <w:jc w:val="both"/>
-      </w:pPr>
-    </w:p>
-    <w:p>
-      <w:pPr>
-        <w:jc w:val="both"/>
-        <w:rPr>
+      </w:pPr>
+      <w:r>
+        <w:rPr>
+          <w:rFonts w:ascii="Times New Roman" w:hAnsi="Times New Roman" w:cs="Times New Roman"/>
           <w:b/>
           <w:bCs/>
         </w:rPr>
-      </w:pPr>
-      <w:r>
-        <w:rPr>
-          <w:b/>
-          <w:bCs/>
-        </w:rPr>
         <w:t>Kontekst systemu</w:t>
       </w:r>
     </w:p>
     <w:p>
       <w:pPr>
         <w:jc w:val="both"/>
-      </w:pPr>
-      <w:r>
-        <w:t>System funkcjonuje w branży rolniczej i stanowi platformę komunikacji pomiędzy firmą usługowo-handlową a jej klientami. Aplikacja docelowo musi współpracować z zewnętrznymi systemami i interfejsami</w:t>
-      </w:r>
-      <w:r>
-        <w:t xml:space="preserve"> </w:t>
-      </w:r>
-      <w:r>
-        <w:t>takimi jak:</w:t>
+        <w:rPr>
+          <w:rFonts w:ascii="Times New Roman" w:hAnsi="Times New Roman" w:cs="Times New Roman"/>
+        </w:rPr>
+      </w:pPr>
+      <w:r>
+        <w:rPr>
+          <w:rFonts w:ascii="Times New Roman" w:hAnsi="Times New Roman" w:cs="Times New Roman"/>
+        </w:rPr>
+        <w:t>System funkcjonuje w branży rolniczej i stanowi platformę komunikacji pomiędzy firmą usługowo-handlową a jej klientami. Aplikacja docelowo musi współpracować z zewnętrznymi systemami i interfejsami takimi jak:</w:t>
       </w:r>
     </w:p>
     <w:p>
@@ -745,8 +970,14 @@
           <w:numId w:val="1"/>
         </w:numPr>
         <w:jc w:val="both"/>
-      </w:pPr>
-      <w:r>
+        <w:rPr>
+          <w:rFonts w:ascii="Times New Roman" w:hAnsi="Times New Roman" w:cs="Times New Roman"/>
+        </w:rPr>
+      </w:pPr>
+      <w:r>
+        <w:rPr>
+          <w:rFonts w:ascii="Times New Roman" w:hAnsi="Times New Roman" w:cs="Times New Roman"/>
+        </w:rPr>
         <w:t>Systemy map do obsługi modułu lokalizacji.</w:t>
       </w:r>
     </w:p>
@@ -757,8 +988,14 @@
           <w:numId w:val="1"/>
         </w:numPr>
         <w:jc w:val="both"/>
-      </w:pPr>
-      <w:r>
+        <w:rPr>
+          <w:rFonts w:ascii="Times New Roman" w:hAnsi="Times New Roman" w:cs="Times New Roman"/>
+        </w:rPr>
+      </w:pPr>
+      <w:r>
+        <w:rPr>
+          <w:rFonts w:ascii="Times New Roman" w:hAnsi="Times New Roman" w:cs="Times New Roman"/>
+        </w:rPr>
         <w:t>Bramki płatności internetowych do obsługi płatności za towary i usługi.</w:t>
       </w:r>
     </w:p>
@@ -766,36 +1003,50 @@
       <w:pPr>
         <w:ind w:left="720"/>
         <w:jc w:val="both"/>
+        <w:rPr>
+          <w:rFonts w:ascii="Times New Roman" w:hAnsi="Times New Roman" w:cs="Times New Roman"/>
+        </w:rPr>
       </w:pPr>
     </w:p>
     <w:p>
       <w:pPr>
         <w:ind w:left="720"/>
         <w:jc w:val="both"/>
+        <w:rPr>
+          <w:rFonts w:ascii="Times New Roman" w:hAnsi="Times New Roman" w:cs="Times New Roman"/>
+        </w:rPr>
       </w:pPr>
     </w:p>
     <w:p>
       <w:pPr>
         <w:ind w:left="720"/>
         <w:jc w:val="both"/>
+        <w:rPr>
+          <w:rFonts w:ascii="Times New Roman" w:hAnsi="Times New Roman" w:cs="Times New Roman"/>
+        </w:rPr>
       </w:pPr>
     </w:p>
     <w:p>
       <w:pPr>
         <w:ind w:left="720"/>
         <w:jc w:val="both"/>
-      </w:pPr>
-    </w:p>
-    <w:p>
-      <w:pPr>
-        <w:jc w:val="both"/>
-        <w:rPr>
+        <w:rPr>
+          <w:rFonts w:ascii="Times New Roman" w:hAnsi="Times New Roman" w:cs="Times New Roman"/>
+        </w:rPr>
+      </w:pPr>
+    </w:p>
+    <w:p>
+      <w:pPr>
+        <w:jc w:val="both"/>
+        <w:rPr>
+          <w:rFonts w:ascii="Times New Roman" w:hAnsi="Times New Roman" w:cs="Times New Roman"/>
           <w:b/>
           <w:bCs/>
         </w:rPr>
       </w:pPr>
       <w:r>
         <w:rPr>
+          <w:rFonts w:ascii="Times New Roman" w:hAnsi="Times New Roman" w:cs="Times New Roman"/>
           <w:b/>
           <w:bCs/>
         </w:rPr>
@@ -809,15 +1060,22 @@
           <w:numId w:val="3"/>
         </w:numPr>
         <w:jc w:val="both"/>
-      </w:pPr>
-      <w:r>
-        <w:rPr>
+        <w:rPr>
+          <w:rFonts w:ascii="Times New Roman" w:hAnsi="Times New Roman" w:cs="Times New Roman"/>
+        </w:rPr>
+      </w:pPr>
+      <w:r>
+        <w:rPr>
+          <w:rFonts w:ascii="Times New Roman" w:hAnsi="Times New Roman" w:cs="Times New Roman"/>
           <w:b/>
           <w:bCs/>
         </w:rPr>
         <w:t>Skrócenie czasu obsługi pojedynczego zlecenia</w:t>
       </w:r>
       <w:r>
+        <w:rPr>
+          <w:rFonts w:ascii="Times New Roman" w:hAnsi="Times New Roman" w:cs="Times New Roman"/>
+        </w:rPr>
         <w:t xml:space="preserve"> dzięki wyeliminowaniu konieczności telefonicznego ustalania szczegółów i ręcznego wpisywania danych.</w:t>
       </w:r>
     </w:p>
@@ -828,15 +1086,22 @@
           <w:numId w:val="3"/>
         </w:numPr>
         <w:jc w:val="both"/>
-      </w:pPr>
-      <w:r>
-        <w:rPr>
+        <w:rPr>
+          <w:rFonts w:ascii="Times New Roman" w:hAnsi="Times New Roman" w:cs="Times New Roman"/>
+        </w:rPr>
+      </w:pPr>
+      <w:r>
+        <w:rPr>
+          <w:rFonts w:ascii="Times New Roman" w:hAnsi="Times New Roman" w:cs="Times New Roman"/>
           <w:b/>
           <w:bCs/>
         </w:rPr>
         <w:t>Wzrost przychodów</w:t>
       </w:r>
       <w:r>
+        <w:rPr>
+          <w:rFonts w:ascii="Times New Roman" w:hAnsi="Times New Roman" w:cs="Times New Roman"/>
+        </w:rPr>
         <w:t xml:space="preserve"> wynikający z łatwiejszego dostępu do oferty (handel towarami online, szybka rezerwacja maszyn).</w:t>
       </w:r>
     </w:p>
@@ -847,15 +1112,22 @@
           <w:numId w:val="3"/>
         </w:numPr>
         <w:jc w:val="both"/>
-      </w:pPr>
-      <w:r>
-        <w:rPr>
+        <w:rPr>
+          <w:rFonts w:ascii="Times New Roman" w:hAnsi="Times New Roman" w:cs="Times New Roman"/>
+        </w:rPr>
+      </w:pPr>
+      <w:r>
+        <w:rPr>
+          <w:rFonts w:ascii="Times New Roman" w:hAnsi="Times New Roman" w:cs="Times New Roman"/>
           <w:b/>
           <w:bCs/>
         </w:rPr>
         <w:t xml:space="preserve">Zmniejszenie liczby pomyłek lokalizacyjnych </w:t>
       </w:r>
       <w:r>
+        <w:rPr>
+          <w:rFonts w:ascii="Times New Roman" w:hAnsi="Times New Roman" w:cs="Times New Roman"/>
+        </w:rPr>
         <w:t>dzięki wprowadzeniu precyzyjnego zaznaczania pól na mapie przez klienta.</w:t>
       </w:r>
     </w:p>
@@ -866,15 +1138,22 @@
           <w:numId w:val="3"/>
         </w:numPr>
         <w:jc w:val="both"/>
-      </w:pPr>
-      <w:r>
-        <w:rPr>
+        <w:rPr>
+          <w:rFonts w:ascii="Times New Roman" w:hAnsi="Times New Roman" w:cs="Times New Roman"/>
+        </w:rPr>
+      </w:pPr>
+      <w:r>
+        <w:rPr>
+          <w:rFonts w:ascii="Times New Roman" w:hAnsi="Times New Roman" w:cs="Times New Roman"/>
           <w:b/>
           <w:bCs/>
         </w:rPr>
         <w:t>Zmniejszenie kosztów operacyjnych</w:t>
       </w:r>
       <w:r>
+        <w:rPr>
+          <w:rFonts w:ascii="Times New Roman" w:hAnsi="Times New Roman" w:cs="Times New Roman"/>
+        </w:rPr>
         <w:t xml:space="preserve"> związanych z obsługą biurową i administracyjną.</w:t>
       </w:r>
     </w:p>
@@ -882,12 +1161,14 @@
       <w:pPr>
         <w:jc w:val="both"/>
         <w:rPr>
+          <w:rFonts w:ascii="Times New Roman" w:hAnsi="Times New Roman" w:cs="Times New Roman"/>
           <w:b/>
           <w:bCs/>
         </w:rPr>
       </w:pPr>
       <w:r>
         <w:rPr>
+          <w:rFonts w:ascii="Times New Roman" w:hAnsi="Times New Roman" w:cs="Times New Roman"/>
           <w:b/>
           <w:bCs/>
         </w:rPr>
@@ -901,15 +1182,22 @@
           <w:numId w:val="4"/>
         </w:numPr>
         <w:jc w:val="both"/>
-      </w:pPr>
-      <w:r>
-        <w:rPr>
+        <w:rPr>
+          <w:rFonts w:ascii="Times New Roman" w:hAnsi="Times New Roman" w:cs="Times New Roman"/>
+        </w:rPr>
+      </w:pPr>
+      <w:r>
+        <w:rPr>
+          <w:rFonts w:ascii="Times New Roman" w:hAnsi="Times New Roman" w:cs="Times New Roman"/>
           <w:b/>
           <w:bCs/>
         </w:rPr>
         <w:t>Budowa nowoczesnego wizerunku firmy</w:t>
       </w:r>
       <w:r>
+        <w:rPr>
+          <w:rFonts w:ascii="Times New Roman" w:hAnsi="Times New Roman" w:cs="Times New Roman"/>
+        </w:rPr>
         <w:t xml:space="preserve"> na rynku jako innowacyjnego przedsiębiorstwa wykorzystującego nowoczesne technologie w rolnictwie.</w:t>
       </w:r>
     </w:p>
@@ -920,15 +1208,22 @@
           <w:numId w:val="4"/>
         </w:numPr>
         <w:jc w:val="both"/>
-      </w:pPr>
-      <w:r>
-        <w:rPr>
+        <w:rPr>
+          <w:rFonts w:ascii="Times New Roman" w:hAnsi="Times New Roman" w:cs="Times New Roman"/>
+        </w:rPr>
+      </w:pPr>
+      <w:r>
+        <w:rPr>
+          <w:rFonts w:ascii="Times New Roman" w:hAnsi="Times New Roman" w:cs="Times New Roman"/>
           <w:b/>
           <w:bCs/>
         </w:rPr>
         <w:t>Wzrost satysfakcji i lojalności klientów</w:t>
       </w:r>
       <w:r>
+        <w:rPr>
+          <w:rFonts w:ascii="Times New Roman" w:hAnsi="Times New Roman" w:cs="Times New Roman"/>
+        </w:rPr>
         <w:t>, którzy zyskują wygodne narzędzie do zamawiania usług i towarów 24 godziny na dobę, 7 dni w tygodniu.</w:t>
       </w:r>
     </w:p>
@@ -939,15 +1234,22 @@
           <w:numId w:val="4"/>
         </w:numPr>
         <w:jc w:val="both"/>
-      </w:pPr>
-      <w:r>
-        <w:rPr>
+        <w:rPr>
+          <w:rFonts w:ascii="Times New Roman" w:hAnsi="Times New Roman" w:cs="Times New Roman"/>
+        </w:rPr>
+      </w:pPr>
+      <w:r>
+        <w:rPr>
+          <w:rFonts w:ascii="Times New Roman" w:hAnsi="Times New Roman" w:cs="Times New Roman"/>
           <w:b/>
           <w:bCs/>
         </w:rPr>
         <w:t>Poprawa komfortu pracy pracowników</w:t>
       </w:r>
       <w:r>
+        <w:rPr>
+          <w:rFonts w:ascii="Times New Roman" w:hAnsi="Times New Roman" w:cs="Times New Roman"/>
+        </w:rPr>
         <w:t xml:space="preserve"> (operatorów maszyn i kierowców), którzy otrzymują czytelne zlecenia wraz z dokładnymi współrzędnymi nawigacyjnymi.</w:t>
       </w:r>
     </w:p>
@@ -958,25 +1260,1591 @@
           <w:numId w:val="4"/>
         </w:numPr>
         <w:jc w:val="both"/>
-      </w:pPr>
-      <w:r>
-        <w:rPr>
+        <w:rPr>
+          <w:rFonts w:ascii="Times New Roman" w:hAnsi="Times New Roman" w:cs="Times New Roman"/>
+        </w:rPr>
+      </w:pPr>
+      <w:r>
+        <w:rPr>
+          <w:rFonts w:ascii="Times New Roman" w:hAnsi="Times New Roman" w:cs="Times New Roman"/>
           <w:b/>
           <w:bCs/>
         </w:rPr>
         <w:t>Zwiększenie przejrzystości procesów</w:t>
       </w:r>
       <w:r>
+        <w:rPr>
+          <w:rFonts w:ascii="Times New Roman" w:hAnsi="Times New Roman" w:cs="Times New Roman"/>
+        </w:rPr>
         <w:t xml:space="preserve"> wewnątrz firmy oraz ułatwienie procesów decyzyjnych dla zarządu na podstawie generowanych przez system statystyk i raportów.</w:t>
       </w:r>
     </w:p>
     <w:p>
       <w:pPr>
         <w:jc w:val="both"/>
-      </w:pPr>
+        <w:rPr>
+          <w:rFonts w:ascii="Times New Roman" w:hAnsi="Times New Roman" w:cs="Times New Roman"/>
+        </w:rPr>
+      </w:pPr>
+    </w:p>
+    <w:p>
+      <w:pPr>
+        <w:jc w:val="both"/>
+        <w:rPr>
+          <w:rFonts w:ascii="Times New Roman" w:hAnsi="Times New Roman" w:cs="Times New Roman"/>
+          <w:sz w:val="28"/>
+          <w:szCs w:val="28"/>
+        </w:rPr>
+      </w:pPr>
+    </w:p>
+    <w:p>
+      <w:pPr>
+        <w:jc w:val="both"/>
+        <w:rPr>
+          <w:rFonts w:ascii="Times New Roman" w:hAnsi="Times New Roman" w:cs="Times New Roman"/>
+          <w:sz w:val="28"/>
+          <w:szCs w:val="28"/>
+        </w:rPr>
+      </w:pPr>
+      <w:r>
+        <w:rPr>
+          <w:rFonts w:ascii="Times New Roman" w:hAnsi="Times New Roman" w:cs="Times New Roman"/>
+          <w:sz w:val="28"/>
+          <w:szCs w:val="28"/>
+        </w:rPr>
+        <w:t xml:space="preserve">    3. Słownik (definiujący ważne, specyficzne terminy związane z dziedziną problemu, wykorzystywane w projekcie)</w:t>
+      </w:r>
+    </w:p>
+    <w:p>
+      <w:pPr>
+        <w:jc w:val="both"/>
+        <w:rPr>
+          <w:rFonts w:ascii="Times New Roman" w:hAnsi="Times New Roman" w:cs="Times New Roman"/>
+          <w:sz w:val="28"/>
+          <w:szCs w:val="28"/>
+        </w:rPr>
+      </w:pPr>
+    </w:p>
+    <w:p>
+      <w:pPr>
+        <w:jc w:val="both"/>
+        <w:rPr>
+          <w:rFonts w:ascii="Times New Roman" w:hAnsi="Times New Roman" w:cs="Times New Roman"/>
+          <w:sz w:val="28"/>
+          <w:szCs w:val="28"/>
+        </w:rPr>
+      </w:pPr>
+    </w:p>
+    <w:p>
+      <w:pPr>
+        <w:jc w:val="both"/>
+        <w:rPr>
+          <w:rFonts w:ascii="Times New Roman" w:hAnsi="Times New Roman" w:cs="Times New Roman"/>
+        </w:rPr>
+      </w:pPr>
+    </w:p>
+    <w:p>
+      <w:pPr>
+        <w:jc w:val="both"/>
+        <w:rPr>
+          <w:rFonts w:ascii="Times New Roman" w:hAnsi="Times New Roman" w:cs="Times New Roman"/>
+        </w:rPr>
+      </w:pPr>
+    </w:p>
+    <w:p>
+      <w:pPr>
+        <w:jc w:val="both"/>
+        <w:rPr>
+          <w:rFonts w:ascii="Times New Roman" w:hAnsi="Times New Roman" w:cs="Times New Roman"/>
+        </w:rPr>
+      </w:pPr>
+    </w:p>
+    <w:p>
+      <w:pPr>
+        <w:jc w:val="both"/>
+        <w:rPr>
+          <w:rFonts w:ascii="Times New Roman" w:hAnsi="Times New Roman" w:cs="Times New Roman"/>
+        </w:rPr>
+      </w:pPr>
+    </w:p>
+    <w:p>
+      <w:pPr>
+        <w:jc w:val="both"/>
+        <w:rPr>
+          <w:rFonts w:ascii="Times New Roman" w:hAnsi="Times New Roman" w:cs="Times New Roman"/>
+          <w:b/>
+          <w:bCs/>
+          <w:sz w:val="36"/>
+          <w:szCs w:val="36"/>
+        </w:rPr>
+      </w:pPr>
+      <w:r>
+        <w:rPr>
+          <w:rFonts w:ascii="Times New Roman" w:hAnsi="Times New Roman" w:cs="Times New Roman"/>
+          <w:b/>
+          <w:bCs/>
+          <w:sz w:val="36"/>
+          <w:szCs w:val="36"/>
+        </w:rPr>
+        <w:lastRenderedPageBreak/>
+        <w:t xml:space="preserve">Piotr </w:t>
+      </w:r>
+      <w:proofErr w:type="spellStart"/>
+      <w:r>
+        <w:rPr>
+          <w:rFonts w:ascii="Times New Roman" w:hAnsi="Times New Roman" w:cs="Times New Roman"/>
+          <w:b/>
+          <w:bCs/>
+          <w:sz w:val="36"/>
+          <w:szCs w:val="36"/>
+        </w:rPr>
+        <w:t>Poletyło</w:t>
+      </w:r>
+      <w:proofErr w:type="spellEnd"/>
+      <w:r>
+        <w:rPr>
+          <w:rFonts w:ascii="Times New Roman" w:hAnsi="Times New Roman" w:cs="Times New Roman"/>
+          <w:b/>
+          <w:bCs/>
+          <w:sz w:val="36"/>
+          <w:szCs w:val="36"/>
+        </w:rPr>
+        <w:t xml:space="preserve">, </w:t>
+      </w:r>
+      <w:r>
+        <w:rPr>
+          <w:rFonts w:ascii="Times New Roman" w:hAnsi="Times New Roman" w:cs="Times New Roman"/>
+          <w:b/>
+          <w:bCs/>
+          <w:sz w:val="36"/>
+          <w:szCs w:val="36"/>
+        </w:rPr>
+        <w:t>Tymoteusz Sosnowski</w:t>
+      </w:r>
+      <w:r>
+        <w:rPr>
+          <w:rFonts w:ascii="Times New Roman" w:hAnsi="Times New Roman" w:cs="Times New Roman"/>
+          <w:b/>
+          <w:bCs/>
+          <w:sz w:val="36"/>
+          <w:szCs w:val="36"/>
+        </w:rPr>
+        <w:t>, Jeremi Miroń</w:t>
+      </w:r>
+    </w:p>
+    <w:p>
+      <w:pPr>
+        <w:jc w:val="both"/>
+        <w:rPr>
+          <w:rFonts w:ascii="Times New Roman" w:hAnsi="Times New Roman" w:cs="Times New Roman"/>
+        </w:rPr>
+      </w:pPr>
+      <w:r>
+        <w:rPr>
+          <w:rFonts w:ascii="Times New Roman" w:hAnsi="Times New Roman" w:cs="Times New Roman"/>
+          <w:noProof/>
+        </w:rPr>
+        <w:drawing>
+          <wp:inline distT="0" distB="0" distL="0" distR="0" wp14:anchorId="4719E6CC" wp14:editId="5DC18081">
+            <wp:extent cx="5760720" cy="3930015"/>
+            <wp:effectExtent l="0" t="0" r="0" b="0"/>
+            <wp:docPr id="1162085419" name="Obraz 1"/>
+            <wp:cNvGraphicFramePr>
+              <a:graphicFrameLocks xmlns:a="http://schemas.openxmlformats.org/drawingml/2006/main" noChangeAspect="1"/>
+            </wp:cNvGraphicFramePr>
+            <a:graphic xmlns:a="http://schemas.openxmlformats.org/drawingml/2006/main">
+              <a:graphicData uri="http://schemas.openxmlformats.org/drawingml/2006/picture">
+                <pic:pic xmlns:pic="http://schemas.openxmlformats.org/drawingml/2006/picture">
+                  <pic:nvPicPr>
+                    <pic:cNvPr id="1162085419" name="Obraz 1162085419"/>
+                    <pic:cNvPicPr/>
+                  </pic:nvPicPr>
+                  <pic:blipFill>
+                    <a:blip r:embed="rId11">
+                      <a:extLst>
+                        <a:ext uri="{28A0092B-C50C-407E-A947-70E740481C1C}">
+                          <a14:useLocalDpi xmlns:a14="http://schemas.microsoft.com/office/drawing/2010/main" val="0"/>
+                        </a:ext>
+                      </a:extLst>
+                    </a:blip>
+                    <a:stretch>
+                      <a:fillRect/>
+                    </a:stretch>
+                  </pic:blipFill>
+                  <pic:spPr>
+                    <a:xfrm>
+                      <a:off x="0" y="0"/>
+                      <a:ext cx="5760720" cy="3930015"/>
+                    </a:xfrm>
+                    <a:prstGeom prst="rect">
+                      <a:avLst/>
+                    </a:prstGeom>
+                  </pic:spPr>
+                </pic:pic>
+              </a:graphicData>
+            </a:graphic>
+          </wp:inline>
+        </w:drawing>
+      </w:r>
+    </w:p>
+    <w:p>
+      <w:pPr>
+        <w:jc w:val="both"/>
+        <w:rPr>
+          <w:rFonts w:ascii="Times New Roman" w:hAnsi="Times New Roman" w:cs="Times New Roman"/>
+          <w:sz w:val="28"/>
+          <w:szCs w:val="28"/>
+        </w:rPr>
+      </w:pPr>
+      <w:r>
+        <w:rPr>
+          <w:rFonts w:ascii="Times New Roman" w:hAnsi="Times New Roman" w:cs="Times New Roman"/>
+          <w:b/>
+          <w:bCs/>
+          <w:sz w:val="36"/>
+          <w:szCs w:val="36"/>
+        </w:rPr>
+        <w:t>Jeremi Miroń</w:t>
+      </w:r>
+    </w:p>
+    <w:p>
+      <w:pPr>
+        <w:jc w:val="both"/>
+        <w:rPr>
+          <w:rFonts w:ascii="Times New Roman" w:hAnsi="Times New Roman" w:cs="Times New Roman"/>
+          <w:sz w:val="28"/>
+          <w:szCs w:val="28"/>
+        </w:rPr>
+      </w:pPr>
+      <w:r>
+        <w:rPr>
+          <w:rFonts w:ascii="Times New Roman" w:hAnsi="Times New Roman" w:cs="Times New Roman"/>
+          <w:sz w:val="28"/>
+          <w:szCs w:val="28"/>
+        </w:rPr>
+        <w:t>Użytkownik - J</w:t>
+      </w:r>
+      <w:r>
+        <w:rPr>
+          <w:rFonts w:ascii="Times New Roman" w:hAnsi="Times New Roman" w:cs="Times New Roman"/>
+          <w:sz w:val="28"/>
+          <w:szCs w:val="28"/>
+        </w:rPr>
+        <w:t>est to główny aktor biznesowy</w:t>
+      </w:r>
+      <w:r>
+        <w:rPr>
+          <w:rFonts w:ascii="Times New Roman" w:hAnsi="Times New Roman" w:cs="Times New Roman"/>
+          <w:sz w:val="28"/>
+          <w:szCs w:val="28"/>
+        </w:rPr>
+        <w:t xml:space="preserve">, </w:t>
+      </w:r>
+      <w:r>
+        <w:rPr>
+          <w:rFonts w:ascii="Times New Roman" w:hAnsi="Times New Roman" w:cs="Times New Roman"/>
+          <w:sz w:val="28"/>
+          <w:szCs w:val="28"/>
+        </w:rPr>
+        <w:t>dla którego system został stworzony. Reprezentuje klienta (osobę fizyczną lub firmę) korzystającego z oferty platformy w celu zakupu towarów, rezerwacji maszyn lub zamawiania usług.</w:t>
+      </w:r>
+    </w:p>
+    <w:p>
+      <w:pPr>
+        <w:jc w:val="both"/>
+        <w:rPr>
+          <w:rFonts w:ascii="Times New Roman" w:hAnsi="Times New Roman" w:cs="Times New Roman"/>
+          <w:sz w:val="28"/>
+          <w:szCs w:val="28"/>
+        </w:rPr>
+      </w:pPr>
+      <w:r>
+        <w:rPr>
+          <w:rFonts w:ascii="Times New Roman" w:hAnsi="Times New Roman" w:cs="Times New Roman"/>
+          <w:sz w:val="28"/>
+          <w:szCs w:val="28"/>
+        </w:rPr>
+        <w:t xml:space="preserve">Wynajęty pracownik  - </w:t>
+      </w:r>
+      <w:r>
+        <w:rPr>
+          <w:rFonts w:ascii="Times New Roman" w:hAnsi="Times New Roman" w:cs="Times New Roman"/>
+          <w:sz w:val="28"/>
+          <w:szCs w:val="28"/>
+        </w:rPr>
+        <w:t>Aktor biznesowy (wewnętrzny lub zewnętrzny podwykonawca),</w:t>
+      </w:r>
+      <w:r>
+        <w:rPr>
+          <w:rFonts w:ascii="Times New Roman" w:hAnsi="Times New Roman" w:cs="Times New Roman"/>
+          <w:sz w:val="28"/>
+          <w:szCs w:val="28"/>
+        </w:rPr>
+        <w:t xml:space="preserve"> </w:t>
+      </w:r>
+      <w:r>
+        <w:rPr>
+          <w:rFonts w:ascii="Times New Roman" w:hAnsi="Times New Roman" w:cs="Times New Roman"/>
+          <w:sz w:val="28"/>
+          <w:szCs w:val="28"/>
+        </w:rPr>
+        <w:t xml:space="preserve">który odpowiada za fizyczną realizację zleceń opłaconych przez Użytkownika. Może to być zarówno kurier dostarczający towary, jak i </w:t>
+      </w:r>
+      <w:proofErr w:type="spellStart"/>
+      <w:r>
+        <w:rPr>
+          <w:rFonts w:ascii="Times New Roman" w:hAnsi="Times New Roman" w:cs="Times New Roman"/>
+          <w:sz w:val="28"/>
+          <w:szCs w:val="28"/>
+        </w:rPr>
+        <w:t>serwisant</w:t>
+      </w:r>
+      <w:proofErr w:type="spellEnd"/>
+      <w:r>
+        <w:rPr>
+          <w:rFonts w:ascii="Times New Roman" w:hAnsi="Times New Roman" w:cs="Times New Roman"/>
+          <w:sz w:val="28"/>
+          <w:szCs w:val="28"/>
+        </w:rPr>
+        <w:t>/operator realizujący dedykowaną usługę.</w:t>
+      </w:r>
+    </w:p>
+    <w:p>
+      <w:pPr>
+        <w:jc w:val="both"/>
+        <w:rPr>
+          <w:rFonts w:ascii="Times New Roman" w:hAnsi="Times New Roman" w:cs="Times New Roman"/>
+          <w:sz w:val="28"/>
+          <w:szCs w:val="28"/>
+        </w:rPr>
+      </w:pPr>
+      <w:r>
+        <w:rPr>
+          <w:rFonts w:ascii="Times New Roman" w:hAnsi="Times New Roman" w:cs="Times New Roman"/>
+          <w:sz w:val="28"/>
+          <w:szCs w:val="28"/>
+        </w:rPr>
+        <w:t xml:space="preserve">Admin - </w:t>
+      </w:r>
+      <w:r>
+        <w:rPr>
+          <w:rFonts w:ascii="Times New Roman" w:hAnsi="Times New Roman" w:cs="Times New Roman"/>
+          <w:sz w:val="28"/>
+          <w:szCs w:val="28"/>
+        </w:rPr>
+        <w:t>Aktor systemowy (wewnętrzny) o podwyższonych uprawnieniach. Odpowiada za nadzór nad prawidłowym działaniem procesów biznesowych, weryfikację danych oraz zarządzanie zasobami ludzkimi w systemie.</w:t>
+      </w:r>
+    </w:p>
+    <w:p>
+      <w:pPr>
+        <w:jc w:val="both"/>
+        <w:rPr>
+          <w:rFonts w:ascii="Times New Roman" w:hAnsi="Times New Roman" w:cs="Times New Roman"/>
+          <w:sz w:val="28"/>
+          <w:szCs w:val="28"/>
+        </w:rPr>
+      </w:pPr>
+    </w:p>
+    <w:p>
+      <w:pPr>
+        <w:jc w:val="both"/>
+        <w:rPr>
+          <w:rFonts w:ascii="Times New Roman" w:hAnsi="Times New Roman" w:cs="Times New Roman"/>
+          <w:sz w:val="28"/>
+          <w:szCs w:val="28"/>
+        </w:rPr>
+      </w:pPr>
+    </w:p>
+    <w:p>
+      <w:pPr>
+        <w:jc w:val="both"/>
+        <w:rPr>
+          <w:rFonts w:ascii="Times New Roman" w:hAnsi="Times New Roman" w:cs="Times New Roman"/>
+          <w:sz w:val="28"/>
+          <w:szCs w:val="28"/>
+        </w:rPr>
+      </w:pPr>
+    </w:p>
+    <w:p>
+      <w:pPr>
+        <w:jc w:val="both"/>
+        <w:rPr>
+          <w:rFonts w:ascii="Times New Roman" w:hAnsi="Times New Roman" w:cs="Times New Roman"/>
+          <w:sz w:val="28"/>
+          <w:szCs w:val="28"/>
+        </w:rPr>
+      </w:pPr>
+      <w:r>
+        <w:rPr>
+          <w:rFonts w:ascii="Times New Roman" w:hAnsi="Times New Roman" w:cs="Times New Roman"/>
+          <w:sz w:val="28"/>
+          <w:szCs w:val="28"/>
+        </w:rPr>
+        <w:lastRenderedPageBreak/>
+        <w:t>Opis przypadku użycia „Kupno towarów”:</w:t>
+      </w:r>
+    </w:p>
+    <w:p>
+      <w:pPr>
+        <w:jc w:val="both"/>
+        <w:rPr>
+          <w:rFonts w:ascii="Times New Roman" w:hAnsi="Times New Roman" w:cs="Times New Roman"/>
+          <w:sz w:val="28"/>
+          <w:szCs w:val="28"/>
+        </w:rPr>
+      </w:pPr>
+      <w:r>
+        <w:rPr>
+          <w:rFonts w:ascii="Times New Roman" w:hAnsi="Times New Roman" w:cs="Times New Roman"/>
+          <w:sz w:val="28"/>
+          <w:szCs w:val="28"/>
+        </w:rPr>
+        <w:t>1. Uczestniczący aktorzy</w:t>
+      </w:r>
+    </w:p>
+    <w:p>
+      <w:pPr>
+        <w:numPr>
+          <w:ilvl w:val="0"/>
+          <w:numId w:val="5"/>
+        </w:numPr>
+        <w:jc w:val="both"/>
+        <w:rPr>
+          <w:rFonts w:ascii="Times New Roman" w:hAnsi="Times New Roman" w:cs="Times New Roman"/>
+          <w:sz w:val="28"/>
+          <w:szCs w:val="28"/>
+        </w:rPr>
+      </w:pPr>
+      <w:r>
+        <w:rPr>
+          <w:rFonts w:ascii="Times New Roman" w:hAnsi="Times New Roman" w:cs="Times New Roman"/>
+          <w:sz w:val="28"/>
+          <w:szCs w:val="28"/>
+        </w:rPr>
+        <w:t>Użytkownik</w:t>
+      </w:r>
+    </w:p>
+    <w:p>
+      <w:pPr>
+        <w:jc w:val="both"/>
+        <w:rPr>
+          <w:rFonts w:ascii="Times New Roman" w:hAnsi="Times New Roman" w:cs="Times New Roman"/>
+          <w:sz w:val="28"/>
+          <w:szCs w:val="28"/>
+        </w:rPr>
+      </w:pPr>
+      <w:r>
+        <w:rPr>
+          <w:rFonts w:ascii="Times New Roman" w:hAnsi="Times New Roman" w:cs="Times New Roman"/>
+          <w:sz w:val="28"/>
+          <w:szCs w:val="28"/>
+        </w:rPr>
+        <w:t>2. Podstawowy ciąg zdarzeń</w:t>
+      </w:r>
+    </w:p>
+    <w:p>
+      <w:pPr>
+        <w:pStyle w:val="Akapitzlist"/>
+        <w:numPr>
+          <w:ilvl w:val="0"/>
+          <w:numId w:val="11"/>
+        </w:numPr>
+        <w:jc w:val="both"/>
+        <w:rPr>
+          <w:rFonts w:ascii="Times New Roman" w:hAnsi="Times New Roman" w:cs="Times New Roman"/>
+          <w:sz w:val="28"/>
+          <w:szCs w:val="28"/>
+        </w:rPr>
+      </w:pPr>
+      <w:r>
+        <w:rPr>
+          <w:rFonts w:ascii="Times New Roman" w:hAnsi="Times New Roman" w:cs="Times New Roman"/>
+          <w:sz w:val="28"/>
+          <w:szCs w:val="28"/>
+        </w:rPr>
+        <w:t>System wyświetla podsumowanie koszyka z wybranymi przez Użytkownika towarami oraz formularz danych do wysyłki i wyboru metody dostawy.</w:t>
+      </w:r>
+    </w:p>
+    <w:p>
+      <w:pPr>
+        <w:pStyle w:val="Akapitzlist"/>
+        <w:numPr>
+          <w:ilvl w:val="0"/>
+          <w:numId w:val="11"/>
+        </w:numPr>
+        <w:jc w:val="both"/>
+        <w:rPr>
+          <w:rFonts w:ascii="Times New Roman" w:hAnsi="Times New Roman" w:cs="Times New Roman"/>
+          <w:sz w:val="28"/>
+          <w:szCs w:val="28"/>
+        </w:rPr>
+      </w:pPr>
+      <w:r>
+        <w:rPr>
+          <w:rFonts w:ascii="Times New Roman" w:hAnsi="Times New Roman" w:cs="Times New Roman"/>
+          <w:sz w:val="28"/>
+          <w:szCs w:val="28"/>
+        </w:rPr>
+        <w:t>Użytkownik wprowadza dane adresowe, wybiera preferowany sposób dostawy i klika przycisk zatwierdzający zakup.</w:t>
+      </w:r>
+    </w:p>
+    <w:p>
+      <w:pPr>
+        <w:pStyle w:val="Akapitzlist"/>
+        <w:numPr>
+          <w:ilvl w:val="0"/>
+          <w:numId w:val="11"/>
+        </w:numPr>
+        <w:jc w:val="both"/>
+        <w:rPr>
+          <w:rFonts w:ascii="Times New Roman" w:hAnsi="Times New Roman" w:cs="Times New Roman"/>
+          <w:sz w:val="28"/>
+          <w:szCs w:val="28"/>
+        </w:rPr>
+      </w:pPr>
+      <w:r>
+        <w:rPr>
+          <w:rFonts w:ascii="Times New Roman" w:hAnsi="Times New Roman" w:cs="Times New Roman"/>
+          <w:sz w:val="28"/>
+          <w:szCs w:val="28"/>
+        </w:rPr>
+        <w:t xml:space="preserve">System tworzy nowe zlecenie w bazie danych i automatycznie uruchamia </w:t>
+      </w:r>
+      <w:r>
+        <w:rPr>
+          <w:rFonts w:ascii="Times New Roman" w:hAnsi="Times New Roman" w:cs="Times New Roman"/>
+          <w:sz w:val="28"/>
+          <w:szCs w:val="28"/>
+        </w:rPr>
+        <w:t>opcje płatności (przypadek użycia Opłacenie zlecenia)</w:t>
+      </w:r>
+    </w:p>
+    <w:p>
+      <w:pPr>
+        <w:pStyle w:val="Akapitzlist"/>
+        <w:numPr>
+          <w:ilvl w:val="0"/>
+          <w:numId w:val="11"/>
+        </w:numPr>
+        <w:jc w:val="both"/>
+        <w:rPr>
+          <w:rFonts w:ascii="Times New Roman" w:hAnsi="Times New Roman" w:cs="Times New Roman"/>
+          <w:sz w:val="28"/>
+          <w:szCs w:val="28"/>
+        </w:rPr>
+      </w:pPr>
+      <w:r>
+        <w:rPr>
+          <w:rFonts w:ascii="Times New Roman" w:hAnsi="Times New Roman" w:cs="Times New Roman"/>
+          <w:sz w:val="28"/>
+          <w:szCs w:val="28"/>
+        </w:rPr>
+        <w:t>Użytkownik przechodzi do bramki płatności i pomyślnie opłaca zamówienie.</w:t>
+      </w:r>
+    </w:p>
+    <w:p>
+      <w:pPr>
+        <w:pStyle w:val="Akapitzlist"/>
+        <w:numPr>
+          <w:ilvl w:val="0"/>
+          <w:numId w:val="11"/>
+        </w:numPr>
+        <w:jc w:val="both"/>
+        <w:rPr>
+          <w:rFonts w:ascii="Times New Roman" w:hAnsi="Times New Roman" w:cs="Times New Roman"/>
+          <w:sz w:val="28"/>
+          <w:szCs w:val="28"/>
+        </w:rPr>
+      </w:pPr>
+      <w:r>
+        <w:rPr>
+          <w:rFonts w:ascii="Times New Roman" w:hAnsi="Times New Roman" w:cs="Times New Roman"/>
+          <w:sz w:val="28"/>
+          <w:szCs w:val="28"/>
+        </w:rPr>
+        <w:t>System rejestruje wpłatę, zmienia status zlecenia na „Opłacone / Do realizacji” i rezerwuje towary w magazynie.</w:t>
+      </w:r>
+    </w:p>
+    <w:p>
+      <w:pPr>
+        <w:pStyle w:val="Akapitzlist"/>
+        <w:numPr>
+          <w:ilvl w:val="0"/>
+          <w:numId w:val="11"/>
+        </w:numPr>
+        <w:jc w:val="both"/>
+        <w:rPr>
+          <w:rFonts w:ascii="Times New Roman" w:hAnsi="Times New Roman" w:cs="Times New Roman"/>
+          <w:sz w:val="28"/>
+          <w:szCs w:val="28"/>
+        </w:rPr>
+      </w:pPr>
+      <w:r>
+        <w:rPr>
+          <w:rFonts w:ascii="Times New Roman" w:hAnsi="Times New Roman" w:cs="Times New Roman"/>
+          <w:sz w:val="28"/>
+          <w:szCs w:val="28"/>
+        </w:rPr>
+        <w:t>System informuje o dokonaniu pomyślnego zakupu, wyświetlając odpowiedni komunikat na ekranie oraz wysyła potwierdzenie na adres e-mail Użytkownika.</w:t>
+      </w:r>
+    </w:p>
+    <w:p>
+      <w:pPr>
+        <w:jc w:val="both"/>
+        <w:rPr>
+          <w:rFonts w:ascii="Times New Roman" w:hAnsi="Times New Roman" w:cs="Times New Roman"/>
+          <w:sz w:val="28"/>
+          <w:szCs w:val="28"/>
+        </w:rPr>
+      </w:pPr>
+      <w:r>
+        <w:rPr>
+          <w:rFonts w:ascii="Times New Roman" w:hAnsi="Times New Roman" w:cs="Times New Roman"/>
+          <w:sz w:val="28"/>
+          <w:szCs w:val="28"/>
+        </w:rPr>
+        <w:t>3. Alternatywne ciągi zdarzeń</w:t>
+      </w:r>
+    </w:p>
+    <w:p>
+      <w:pPr>
+        <w:pStyle w:val="Akapitzlist"/>
+        <w:numPr>
+          <w:ilvl w:val="1"/>
+          <w:numId w:val="12"/>
+        </w:numPr>
+        <w:jc w:val="both"/>
+        <w:rPr>
+          <w:rFonts w:ascii="Times New Roman" w:hAnsi="Times New Roman" w:cs="Times New Roman"/>
+          <w:sz w:val="28"/>
+          <w:szCs w:val="28"/>
+        </w:rPr>
+      </w:pPr>
+      <w:r>
+        <w:rPr>
+          <w:rFonts w:ascii="Times New Roman" w:hAnsi="Times New Roman" w:cs="Times New Roman"/>
+          <w:sz w:val="28"/>
+          <w:szCs w:val="28"/>
+        </w:rPr>
+        <w:t>System stwierdza niekompletność danych lub brak towaru w magazynie</w:t>
+      </w:r>
+    </w:p>
+    <w:p>
+      <w:pPr>
+        <w:pStyle w:val="Akapitzlist"/>
+        <w:numPr>
+          <w:ilvl w:val="1"/>
+          <w:numId w:val="12"/>
+        </w:numPr>
+        <w:jc w:val="both"/>
+        <w:rPr>
+          <w:rFonts w:ascii="Times New Roman" w:hAnsi="Times New Roman" w:cs="Times New Roman"/>
+          <w:sz w:val="28"/>
+          <w:szCs w:val="28"/>
+        </w:rPr>
+      </w:pPr>
+      <w:r>
+        <w:rPr>
+          <w:rFonts w:ascii="Times New Roman" w:hAnsi="Times New Roman" w:cs="Times New Roman"/>
+          <w:sz w:val="28"/>
+          <w:szCs w:val="28"/>
+        </w:rPr>
+        <w:t>System przerywa proces i wyświetla formularz z zaznaczonymi polami, w których stwierdzono błędy (lub wyświetla informację o wyprzedaniu towaru w międzyczasie).</w:t>
+      </w:r>
+    </w:p>
+    <w:p>
+      <w:pPr>
+        <w:pStyle w:val="Akapitzlist"/>
+        <w:numPr>
+          <w:ilvl w:val="1"/>
+          <w:numId w:val="12"/>
+        </w:numPr>
+        <w:jc w:val="both"/>
+        <w:rPr>
+          <w:rFonts w:ascii="Times New Roman" w:hAnsi="Times New Roman" w:cs="Times New Roman"/>
+          <w:sz w:val="28"/>
+          <w:szCs w:val="28"/>
+        </w:rPr>
+      </w:pPr>
+      <w:r>
+        <w:rPr>
+          <w:rFonts w:ascii="Times New Roman" w:hAnsi="Times New Roman" w:cs="Times New Roman"/>
+          <w:sz w:val="28"/>
+          <w:szCs w:val="28"/>
+        </w:rPr>
+        <w:t>Użytkownik ma możliwość</w:t>
+      </w:r>
+      <w:r>
+        <w:rPr>
+          <w:rFonts w:ascii="Times New Roman" w:hAnsi="Times New Roman" w:cs="Times New Roman"/>
+          <w:sz w:val="28"/>
+          <w:szCs w:val="28"/>
+        </w:rPr>
+        <w:t xml:space="preserve"> poprawienia danych lub modyfikacji zawartości koszyka.</w:t>
+      </w:r>
+    </w:p>
+    <w:p>
+      <w:pPr>
+        <w:jc w:val="both"/>
+        <w:rPr>
+          <w:rFonts w:ascii="Times New Roman" w:hAnsi="Times New Roman" w:cs="Times New Roman"/>
+          <w:sz w:val="28"/>
+          <w:szCs w:val="28"/>
+        </w:rPr>
+      </w:pPr>
+      <w:r>
+        <w:rPr>
+          <w:rFonts w:ascii="Times New Roman" w:hAnsi="Times New Roman" w:cs="Times New Roman"/>
+          <w:sz w:val="28"/>
+          <w:szCs w:val="28"/>
+        </w:rPr>
+        <w:t>4. Zależności czasowe</w:t>
+      </w:r>
+    </w:p>
+    <w:p>
+      <w:pPr>
+        <w:numPr>
+          <w:ilvl w:val="0"/>
+          <w:numId w:val="16"/>
+        </w:numPr>
+        <w:jc w:val="both"/>
+        <w:rPr>
+          <w:rFonts w:ascii="Times New Roman" w:hAnsi="Times New Roman" w:cs="Times New Roman"/>
+          <w:sz w:val="28"/>
+          <w:szCs w:val="28"/>
+        </w:rPr>
+      </w:pPr>
+      <w:r>
+        <w:rPr>
+          <w:rFonts w:ascii="Times New Roman" w:hAnsi="Times New Roman" w:cs="Times New Roman"/>
+          <w:sz w:val="28"/>
+          <w:szCs w:val="28"/>
+        </w:rPr>
+        <w:t>a) częstotliwość wykonania: ~15–40 razy dziennie (w zależności od ruchu na platformie)</w:t>
+      </w:r>
+    </w:p>
+    <w:p>
+      <w:pPr>
+        <w:numPr>
+          <w:ilvl w:val="0"/>
+          <w:numId w:val="16"/>
+        </w:numPr>
+        <w:jc w:val="both"/>
+        <w:rPr>
+          <w:rFonts w:ascii="Times New Roman" w:hAnsi="Times New Roman" w:cs="Times New Roman"/>
+          <w:sz w:val="28"/>
+          <w:szCs w:val="28"/>
+        </w:rPr>
+      </w:pPr>
+      <w:r>
+        <w:rPr>
+          <w:rFonts w:ascii="Times New Roman" w:hAnsi="Times New Roman" w:cs="Times New Roman"/>
+          <w:sz w:val="28"/>
+          <w:szCs w:val="28"/>
+        </w:rPr>
+        <w:t xml:space="preserve">b) przewidywane spiętrzenia: okres przedświąteczny, godziny wieczorne (18:00–22:00), akcje promocyjne (np. Black </w:t>
+      </w:r>
+      <w:proofErr w:type="spellStart"/>
+      <w:r>
+        <w:rPr>
+          <w:rFonts w:ascii="Times New Roman" w:hAnsi="Times New Roman" w:cs="Times New Roman"/>
+          <w:sz w:val="28"/>
+          <w:szCs w:val="28"/>
+        </w:rPr>
+        <w:t>Friday</w:t>
+      </w:r>
+      <w:proofErr w:type="spellEnd"/>
+      <w:r>
+        <w:rPr>
+          <w:rFonts w:ascii="Times New Roman" w:hAnsi="Times New Roman" w:cs="Times New Roman"/>
+          <w:sz w:val="28"/>
+          <w:szCs w:val="28"/>
+        </w:rPr>
+        <w:t>)</w:t>
+      </w:r>
+    </w:p>
+    <w:p>
+      <w:pPr>
+        <w:numPr>
+          <w:ilvl w:val="0"/>
+          <w:numId w:val="16"/>
+        </w:numPr>
+        <w:jc w:val="both"/>
+        <w:rPr>
+          <w:rFonts w:ascii="Times New Roman" w:hAnsi="Times New Roman" w:cs="Times New Roman"/>
+          <w:sz w:val="28"/>
+          <w:szCs w:val="28"/>
+        </w:rPr>
+      </w:pPr>
+      <w:r>
+        <w:rPr>
+          <w:rFonts w:ascii="Times New Roman" w:hAnsi="Times New Roman" w:cs="Times New Roman"/>
+          <w:sz w:val="28"/>
+          <w:szCs w:val="28"/>
+        </w:rPr>
+        <w:t>c) typowy czas realizacji: ~2–3 minuty</w:t>
+      </w:r>
+    </w:p>
+    <w:p>
+      <w:pPr>
+        <w:numPr>
+          <w:ilvl w:val="0"/>
+          <w:numId w:val="16"/>
+        </w:numPr>
+        <w:jc w:val="both"/>
+        <w:rPr>
+          <w:rFonts w:ascii="Times New Roman" w:hAnsi="Times New Roman" w:cs="Times New Roman"/>
+          <w:sz w:val="28"/>
+          <w:szCs w:val="28"/>
+        </w:rPr>
+      </w:pPr>
+      <w:r>
+        <w:rPr>
+          <w:rFonts w:ascii="Times New Roman" w:hAnsi="Times New Roman" w:cs="Times New Roman"/>
+          <w:sz w:val="28"/>
+          <w:szCs w:val="28"/>
+        </w:rPr>
+        <w:lastRenderedPageBreak/>
+        <w:t>d) maksymalny czas realizacji: 15 minut (</w:t>
+      </w:r>
+      <w:r>
+        <w:rPr>
+          <w:rFonts w:ascii="Times New Roman" w:hAnsi="Times New Roman" w:cs="Times New Roman"/>
+          <w:sz w:val="28"/>
+          <w:szCs w:val="28"/>
+        </w:rPr>
+        <w:t>odgórny limit przy bramce płatności</w:t>
+      </w:r>
+      <w:r>
+        <w:rPr>
+          <w:rFonts w:ascii="Times New Roman" w:hAnsi="Times New Roman" w:cs="Times New Roman"/>
+          <w:sz w:val="28"/>
+          <w:szCs w:val="28"/>
+        </w:rPr>
+        <w:t>)</w:t>
+      </w:r>
+    </w:p>
+    <w:p>
+      <w:pPr>
+        <w:spacing w:before="100" w:beforeAutospacing="1" w:after="100" w:afterAutospacing="1" w:line="240" w:lineRule="auto"/>
+        <w:outlineLvl w:val="3"/>
+        <w:rPr>
+          <w:rFonts w:ascii="Times New Roman" w:eastAsia="Times New Roman" w:hAnsi="Times New Roman" w:cs="Times New Roman"/>
+          <w:kern w:val="0"/>
+          <w:sz w:val="28"/>
+          <w:szCs w:val="28"/>
+          <w:lang w:eastAsia="pl-PL"/>
+          <w14:ligatures w14:val="none"/>
+        </w:rPr>
+      </w:pPr>
+      <w:r>
+        <w:rPr>
+          <w:rFonts w:ascii="Times New Roman" w:eastAsia="Times New Roman" w:hAnsi="Times New Roman" w:cs="Times New Roman"/>
+          <w:kern w:val="0"/>
+          <w:sz w:val="28"/>
+          <w:szCs w:val="28"/>
+          <w:lang w:eastAsia="pl-PL"/>
+          <w14:ligatures w14:val="none"/>
+        </w:rPr>
+        <w:t>5. Wartości uzyskiwane przez aktorów po zakończeniu przypadku użycia</w:t>
+      </w:r>
+    </w:p>
+    <w:p>
+      <w:pPr>
+        <w:numPr>
+          <w:ilvl w:val="0"/>
+          <w:numId w:val="17"/>
+        </w:numPr>
+        <w:spacing w:before="100" w:beforeAutospacing="1" w:after="100" w:afterAutospacing="1" w:line="240" w:lineRule="auto"/>
+        <w:rPr>
+          <w:rFonts w:ascii="Times New Roman" w:eastAsia="Times New Roman" w:hAnsi="Times New Roman" w:cs="Times New Roman"/>
+          <w:kern w:val="0"/>
+          <w:sz w:val="28"/>
+          <w:szCs w:val="28"/>
+          <w:lang w:eastAsia="pl-PL"/>
+          <w14:ligatures w14:val="none"/>
+        </w:rPr>
+      </w:pPr>
+      <w:r>
+        <w:rPr>
+          <w:rFonts w:ascii="Times New Roman" w:eastAsia="Times New Roman" w:hAnsi="Times New Roman" w:cs="Times New Roman"/>
+          <w:kern w:val="0"/>
+          <w:sz w:val="28"/>
+          <w:szCs w:val="28"/>
+          <w:lang w:eastAsia="pl-PL"/>
+          <w14:ligatures w14:val="none"/>
+        </w:rPr>
+        <w:t>Komunikat na ekranie oraz e-mailowe potwierdzenie zakupu wraz z numerem zamówienia.</w:t>
+      </w:r>
+    </w:p>
+    <w:p>
+      <w:pPr>
+        <w:numPr>
+          <w:ilvl w:val="0"/>
+          <w:numId w:val="17"/>
+        </w:numPr>
+        <w:spacing w:before="100" w:beforeAutospacing="1" w:after="100" w:afterAutospacing="1" w:line="240" w:lineRule="auto"/>
+        <w:rPr>
+          <w:rFonts w:ascii="Times New Roman" w:eastAsia="Times New Roman" w:hAnsi="Times New Roman" w:cs="Times New Roman"/>
+          <w:kern w:val="0"/>
+          <w:sz w:val="28"/>
+          <w:szCs w:val="28"/>
+          <w:lang w:eastAsia="pl-PL"/>
+          <w14:ligatures w14:val="none"/>
+        </w:rPr>
+      </w:pPr>
+      <w:r>
+        <w:rPr>
+          <w:rFonts w:ascii="Times New Roman" w:eastAsia="Times New Roman" w:hAnsi="Times New Roman" w:cs="Times New Roman"/>
+          <w:kern w:val="0"/>
+          <w:sz w:val="28"/>
+          <w:szCs w:val="28"/>
+          <w:lang w:eastAsia="pl-PL"/>
+          <w14:ligatures w14:val="none"/>
+        </w:rPr>
+        <w:t>Nowy wpis w rejestrze zleceń ze statusem „Opłacone”, który staje się widoczny dla Admina oraz Wynajętego pracownika w celu dalszej realizacji.</w:t>
+      </w:r>
+    </w:p>
+    <w:p>
+      <w:pPr>
+        <w:jc w:val="both"/>
+        <w:rPr>
+          <w:rFonts w:ascii="Times New Roman" w:hAnsi="Times New Roman" w:cs="Times New Roman"/>
+          <w:sz w:val="28"/>
+          <w:szCs w:val="28"/>
+        </w:rPr>
+      </w:pPr>
+    </w:p>
+    <w:p>
+      <w:pPr>
+        <w:jc w:val="both"/>
+        <w:rPr>
+          <w:rFonts w:ascii="Times New Roman" w:hAnsi="Times New Roman" w:cs="Times New Roman"/>
+          <w:sz w:val="28"/>
+          <w:szCs w:val="28"/>
+        </w:rPr>
+      </w:pPr>
+      <w:r>
+        <w:rPr>
+          <w:rFonts w:ascii="Times New Roman" w:hAnsi="Times New Roman" w:cs="Times New Roman"/>
+          <w:sz w:val="28"/>
+          <w:szCs w:val="28"/>
+        </w:rPr>
+        <w:t xml:space="preserve">        4.2. Diagramy czynności (3 przykładowe diagramy)</w:t>
+      </w:r>
+    </w:p>
+    <w:p>
+      <w:pPr>
+        <w:jc w:val="both"/>
+        <w:rPr>
+          <w:rFonts w:ascii="Times New Roman" w:hAnsi="Times New Roman" w:cs="Times New Roman"/>
+          <w:sz w:val="28"/>
+          <w:szCs w:val="28"/>
+        </w:rPr>
+      </w:pPr>
+      <w:r>
+        <w:rPr>
+          <w:rFonts w:ascii="Times New Roman" w:hAnsi="Times New Roman" w:cs="Times New Roman"/>
+          <w:sz w:val="28"/>
+          <w:szCs w:val="28"/>
+        </w:rPr>
+        <w:t xml:space="preserve">        4.3. Diagramy interakcji (przebiegu) z opisem tekstowym komunikatów (3 przykładowe diagramy)</w:t>
+      </w:r>
+    </w:p>
+    <w:p>
+      <w:pPr>
+        <w:jc w:val="both"/>
+        <w:rPr>
+          <w:rFonts w:ascii="Times New Roman" w:hAnsi="Times New Roman" w:cs="Times New Roman"/>
+          <w:sz w:val="28"/>
+          <w:szCs w:val="28"/>
+        </w:rPr>
+      </w:pPr>
+      <w:r>
+        <w:rPr>
+          <w:rFonts w:ascii="Times New Roman" w:hAnsi="Times New Roman" w:cs="Times New Roman"/>
+          <w:sz w:val="28"/>
+          <w:szCs w:val="28"/>
+        </w:rPr>
+        <w:t xml:space="preserve">    5. Perspektywa projektowa:</w:t>
+      </w:r>
+    </w:p>
+    <w:p>
+      <w:pPr>
+        <w:jc w:val="both"/>
+        <w:rPr>
+          <w:rFonts w:ascii="Times New Roman" w:hAnsi="Times New Roman" w:cs="Times New Roman"/>
+          <w:sz w:val="28"/>
+          <w:szCs w:val="28"/>
+        </w:rPr>
+      </w:pPr>
+      <w:r>
+        <w:rPr>
+          <w:rFonts w:ascii="Times New Roman" w:hAnsi="Times New Roman" w:cs="Times New Roman"/>
+          <w:sz w:val="28"/>
+          <w:szCs w:val="28"/>
+        </w:rPr>
+        <w:t xml:space="preserve">        5.0. Proponowana architektura systemu (np. w postaci diagramu pakietów/komponentów) wraz z opisem</w:t>
+      </w:r>
+    </w:p>
+    <w:p>
+      <w:pPr>
+        <w:jc w:val="both"/>
+        <w:rPr>
+          <w:rFonts w:ascii="Times New Roman" w:hAnsi="Times New Roman" w:cs="Times New Roman"/>
+          <w:sz w:val="28"/>
+          <w:szCs w:val="28"/>
+          <w:highlight w:val="green"/>
+        </w:rPr>
+      </w:pPr>
+      <w:r>
+        <w:rPr>
+          <w:rFonts w:ascii="Times New Roman" w:hAnsi="Times New Roman" w:cs="Times New Roman"/>
+          <w:sz w:val="28"/>
+          <w:szCs w:val="28"/>
+        </w:rPr>
+        <w:t xml:space="preserve">        </w:t>
+      </w:r>
+      <w:r>
+        <w:rPr>
+          <w:rFonts w:ascii="Times New Roman" w:hAnsi="Times New Roman" w:cs="Times New Roman"/>
+          <w:sz w:val="28"/>
+          <w:szCs w:val="28"/>
+          <w:highlight w:val="green"/>
+        </w:rPr>
+        <w:t>5.1. Diagram(-y) klas</w:t>
+      </w:r>
+    </w:p>
+    <w:p>
+      <w:pPr>
+        <w:jc w:val="both"/>
+        <w:rPr>
+          <w:rFonts w:ascii="Times New Roman" w:hAnsi="Times New Roman" w:cs="Times New Roman"/>
+          <w:sz w:val="28"/>
+          <w:szCs w:val="28"/>
+          <w:highlight w:val="green"/>
+        </w:rPr>
+      </w:pPr>
+      <w:r>
+        <w:rPr>
+          <w:rFonts w:ascii="Times New Roman" w:hAnsi="Times New Roman" w:cs="Times New Roman"/>
+          <w:sz w:val="28"/>
+          <w:szCs w:val="28"/>
+          <w:highlight w:val="green"/>
+        </w:rPr>
+        <w:t xml:space="preserve">        5.2. Uporządkowany alfabetycznie wykaz wszystkich klas, zawierający:</w:t>
+      </w:r>
+    </w:p>
+    <w:p>
+      <w:pPr>
+        <w:jc w:val="both"/>
+        <w:rPr>
+          <w:rFonts w:ascii="Times New Roman" w:hAnsi="Times New Roman" w:cs="Times New Roman"/>
+          <w:sz w:val="28"/>
+          <w:szCs w:val="28"/>
+          <w:highlight w:val="green"/>
+        </w:rPr>
+      </w:pPr>
+      <w:r>
+        <w:rPr>
+          <w:rFonts w:ascii="Times New Roman" w:hAnsi="Times New Roman" w:cs="Times New Roman"/>
+          <w:sz w:val="28"/>
+          <w:szCs w:val="28"/>
+          <w:highlight w:val="green"/>
+        </w:rPr>
+        <w:t xml:space="preserve">                - krótki opis tekstowy</w:t>
+      </w:r>
+    </w:p>
+    <w:p>
+      <w:pPr>
+        <w:jc w:val="both"/>
+        <w:rPr>
+          <w:rFonts w:ascii="Times New Roman" w:hAnsi="Times New Roman" w:cs="Times New Roman"/>
+          <w:sz w:val="28"/>
+          <w:szCs w:val="28"/>
+        </w:rPr>
+      </w:pPr>
+      <w:r>
+        <w:rPr>
+          <w:rFonts w:ascii="Times New Roman" w:hAnsi="Times New Roman" w:cs="Times New Roman"/>
+          <w:sz w:val="28"/>
+          <w:szCs w:val="28"/>
+          <w:highlight w:val="green"/>
+        </w:rPr>
+        <w:t xml:space="preserve">                - wykaz wszystkich zidentyfikowanych atrybutów i metod (z krótkim opisem tekstowym w przypadku mniej czytelnych nazw)</w:t>
+      </w:r>
+    </w:p>
+    <w:p>
+      <w:pPr>
+        <w:jc w:val="both"/>
+        <w:rPr>
+          <w:rFonts w:ascii="Times New Roman" w:hAnsi="Times New Roman" w:cs="Times New Roman"/>
+          <w:sz w:val="28"/>
+          <w:szCs w:val="28"/>
+        </w:rPr>
+      </w:pPr>
+      <w:r>
+        <w:rPr>
+          <w:rFonts w:ascii="Times New Roman" w:hAnsi="Times New Roman" w:cs="Times New Roman"/>
+          <w:sz w:val="28"/>
+          <w:szCs w:val="28"/>
+        </w:rPr>
+        <w:t xml:space="preserve">        5.3. Diagramy stanów (3 diagramy dla wybranych klas) wraz z opisem tekstowym występującym na nich elementów</w:t>
+      </w:r>
+    </w:p>
+    <w:p>
+      <w:pPr>
+        <w:jc w:val="both"/>
+        <w:rPr>
+          <w:rFonts w:ascii="Times New Roman" w:hAnsi="Times New Roman" w:cs="Times New Roman"/>
+          <w:sz w:val="28"/>
+          <w:szCs w:val="28"/>
+        </w:rPr>
+      </w:pPr>
+      <w:r>
+        <w:rPr>
+          <w:rFonts w:ascii="Times New Roman" w:hAnsi="Times New Roman" w:cs="Times New Roman"/>
+          <w:sz w:val="28"/>
+          <w:szCs w:val="28"/>
+        </w:rPr>
+        <w:t xml:space="preserve">        5.4. Propozycje interfejsu użytkownika (okno główne, menu główne i podręczne, kluczowe formatki dialogowe, itp...)</w:t>
+      </w:r>
+    </w:p>
+    <w:p>
+      <w:pPr>
+        <w:jc w:val="both"/>
+        <w:rPr>
+          <w:rFonts w:ascii="Times New Roman" w:hAnsi="Times New Roman" w:cs="Times New Roman"/>
+          <w:sz w:val="28"/>
+          <w:szCs w:val="28"/>
+        </w:rPr>
+      </w:pPr>
+      <w:r>
+        <w:rPr>
+          <w:rFonts w:ascii="Times New Roman" w:hAnsi="Times New Roman" w:cs="Times New Roman"/>
+          <w:sz w:val="28"/>
+          <w:szCs w:val="28"/>
+        </w:rPr>
+        <w:t xml:space="preserve">    6. Wymagania niefunkcjonalne dla system, w tym m.in.:</w:t>
+      </w:r>
+    </w:p>
+    <w:p>
+      <w:pPr>
+        <w:jc w:val="both"/>
+        <w:rPr>
+          <w:rFonts w:ascii="Times New Roman" w:hAnsi="Times New Roman" w:cs="Times New Roman"/>
+          <w:sz w:val="28"/>
+          <w:szCs w:val="28"/>
+        </w:rPr>
+      </w:pPr>
+      <w:r>
+        <w:rPr>
+          <w:rFonts w:ascii="Times New Roman" w:hAnsi="Times New Roman" w:cs="Times New Roman"/>
+          <w:sz w:val="28"/>
+          <w:szCs w:val="28"/>
+        </w:rPr>
+        <w:t xml:space="preserve">        6.1. Oszacowanie wielkości bazy danych</w:t>
+      </w:r>
+    </w:p>
+    <w:p>
+      <w:pPr>
+        <w:jc w:val="both"/>
+        <w:rPr>
+          <w:rFonts w:ascii="Times New Roman" w:hAnsi="Times New Roman" w:cs="Times New Roman"/>
+          <w:sz w:val="28"/>
+          <w:szCs w:val="28"/>
+        </w:rPr>
+      </w:pPr>
+      <w:r>
+        <w:rPr>
+          <w:rFonts w:ascii="Times New Roman" w:hAnsi="Times New Roman" w:cs="Times New Roman"/>
+          <w:sz w:val="28"/>
+          <w:szCs w:val="28"/>
+        </w:rPr>
+        <w:t xml:space="preserve">        6.2. Propozycja wymaganych czasów odpowiedzi</w:t>
+      </w:r>
+    </w:p>
+    <w:p>
+      <w:pPr>
+        <w:jc w:val="both"/>
+        <w:rPr>
+          <w:rFonts w:ascii="Times New Roman" w:hAnsi="Times New Roman" w:cs="Times New Roman"/>
+          <w:sz w:val="28"/>
+          <w:szCs w:val="28"/>
+        </w:rPr>
+      </w:pPr>
+      <w:r>
+        <w:rPr>
+          <w:rFonts w:ascii="Times New Roman" w:hAnsi="Times New Roman" w:cs="Times New Roman"/>
+          <w:sz w:val="28"/>
+          <w:szCs w:val="28"/>
+        </w:rPr>
+        <w:t xml:space="preserve">        6.3. Oszacowanie liczby i typów potrzebnych stanowisk pracy użytkowników systemu </w:t>
+      </w:r>
+    </w:p>
+    <w:p>
+      <w:pPr>
+        <w:jc w:val="both"/>
+        <w:rPr>
+          <w:rFonts w:ascii="Times New Roman" w:hAnsi="Times New Roman" w:cs="Times New Roman"/>
+          <w:sz w:val="28"/>
+          <w:szCs w:val="28"/>
+        </w:rPr>
+      </w:pPr>
+      <w:r>
+        <w:rPr>
+          <w:rFonts w:ascii="Times New Roman" w:hAnsi="Times New Roman" w:cs="Times New Roman"/>
+          <w:sz w:val="28"/>
+          <w:szCs w:val="28"/>
+        </w:rPr>
+        <w:lastRenderedPageBreak/>
+        <w:t xml:space="preserve">    7. Propozycja technologii informatycznych, które mogą zostać wykorzystane do realizacji systemu (sprzęt, oprogramowanie)</w:t>
+      </w:r>
+    </w:p>
+    <w:p>
+      <w:pPr>
+        <w:jc w:val="both"/>
+        <w:rPr>
+          <w:rFonts w:ascii="Times New Roman" w:hAnsi="Times New Roman" w:cs="Times New Roman"/>
+          <w:sz w:val="28"/>
+          <w:szCs w:val="28"/>
+        </w:rPr>
+      </w:pPr>
+      <w:r>
+        <w:rPr>
+          <w:rFonts w:ascii="Times New Roman" w:hAnsi="Times New Roman" w:cs="Times New Roman"/>
+          <w:sz w:val="28"/>
+          <w:szCs w:val="28"/>
+        </w:rPr>
+        <w:t xml:space="preserve">        - diagram(-y) wdrożenia</w:t>
+      </w:r>
+    </w:p>
+    <w:p>
+      <w:pPr>
+        <w:jc w:val="both"/>
+        <w:rPr>
+          <w:rFonts w:ascii="Times New Roman" w:hAnsi="Times New Roman" w:cs="Times New Roman"/>
+          <w:sz w:val="28"/>
+          <w:szCs w:val="28"/>
+        </w:rPr>
+      </w:pPr>
+      <w:r>
+        <w:rPr>
+          <w:rFonts w:ascii="Times New Roman" w:hAnsi="Times New Roman" w:cs="Times New Roman"/>
+          <w:sz w:val="28"/>
+          <w:szCs w:val="28"/>
+        </w:rPr>
+        <w:t xml:space="preserve">    8. Propozycja planu pracy zawierająca, przynajmniej:</w:t>
+      </w:r>
+    </w:p>
+    <w:p>
+      <w:pPr>
+        <w:jc w:val="both"/>
+        <w:rPr>
+          <w:rFonts w:ascii="Times New Roman" w:hAnsi="Times New Roman" w:cs="Times New Roman"/>
+          <w:sz w:val="28"/>
+          <w:szCs w:val="28"/>
+        </w:rPr>
+      </w:pPr>
+      <w:r>
+        <w:rPr>
+          <w:rFonts w:ascii="Times New Roman" w:hAnsi="Times New Roman" w:cs="Times New Roman"/>
+          <w:sz w:val="28"/>
+          <w:szCs w:val="28"/>
+        </w:rPr>
+        <w:t xml:space="preserve">        - wyróżnione etapy (powiązane z konkretnymi częściami systemu, realizowanymi komponentami, ...)</w:t>
+      </w:r>
+    </w:p>
+    <w:p>
+      <w:pPr>
+        <w:jc w:val="both"/>
+        <w:rPr>
+          <w:rFonts w:ascii="Times New Roman" w:hAnsi="Times New Roman" w:cs="Times New Roman"/>
+          <w:sz w:val="28"/>
+          <w:szCs w:val="28"/>
+        </w:rPr>
+      </w:pPr>
+      <w:r>
+        <w:rPr>
+          <w:rFonts w:ascii="Times New Roman" w:hAnsi="Times New Roman" w:cs="Times New Roman"/>
+          <w:sz w:val="28"/>
+          <w:szCs w:val="28"/>
+        </w:rPr>
+        <w:t xml:space="preserve">          z podanym czasem trwania każdego etapu (dni robocze)</w:t>
+      </w:r>
+    </w:p>
+    <w:p>
+      <w:pPr>
+        <w:jc w:val="both"/>
+        <w:rPr>
+          <w:rFonts w:ascii="Times New Roman" w:hAnsi="Times New Roman" w:cs="Times New Roman"/>
+          <w:sz w:val="28"/>
+          <w:szCs w:val="28"/>
+        </w:rPr>
+      </w:pPr>
+      <w:r>
+        <w:rPr>
+          <w:rFonts w:ascii="Times New Roman" w:hAnsi="Times New Roman" w:cs="Times New Roman"/>
+          <w:sz w:val="28"/>
+          <w:szCs w:val="28"/>
+        </w:rPr>
+        <w:t xml:space="preserve">        - zależności pomiędzy etapami (np. co musi być zakończone przed rozpoczęciem kolejnego etapu)</w:t>
+      </w:r>
+    </w:p>
+    <w:p>
+      <w:pPr>
+        <w:jc w:val="both"/>
+        <w:rPr>
+          <w:rFonts w:ascii="Times New Roman" w:hAnsi="Times New Roman" w:cs="Times New Roman"/>
+          <w:sz w:val="28"/>
+          <w:szCs w:val="28"/>
+        </w:rPr>
+      </w:pPr>
+      <w:r>
+        <w:rPr>
+          <w:rFonts w:ascii="Times New Roman" w:hAnsi="Times New Roman" w:cs="Times New Roman"/>
+          <w:sz w:val="28"/>
+          <w:szCs w:val="28"/>
+        </w:rPr>
+        <w:t xml:space="preserve">        - alokacja zasobów ludzkich do realizacji poszczególnych etapów</w:t>
+      </w:r>
+    </w:p>
+    <w:p>
+      <w:pPr>
+        <w:jc w:val="both"/>
+        <w:rPr>
+          <w:rFonts w:ascii="Times New Roman" w:hAnsi="Times New Roman" w:cs="Times New Roman"/>
+          <w:sz w:val="28"/>
+          <w:szCs w:val="28"/>
+        </w:rPr>
+      </w:pPr>
+      <w:r>
+        <w:rPr>
+          <w:rFonts w:ascii="Times New Roman" w:hAnsi="Times New Roman" w:cs="Times New Roman"/>
+          <w:sz w:val="28"/>
+          <w:szCs w:val="28"/>
+        </w:rPr>
+        <w:t xml:space="preserve">    9. Analiza ryzyka projektu zawierająca wykaz przewidywanych zagrożeń (tylko zagrożenia specyficzne dla projektu):</w:t>
+      </w:r>
+    </w:p>
+    <w:p>
+      <w:pPr>
+        <w:jc w:val="both"/>
+        <w:rPr>
+          <w:rFonts w:ascii="Times New Roman" w:hAnsi="Times New Roman" w:cs="Times New Roman"/>
+          <w:sz w:val="28"/>
+          <w:szCs w:val="28"/>
+        </w:rPr>
+      </w:pPr>
+      <w:r>
+        <w:rPr>
+          <w:rFonts w:ascii="Times New Roman" w:hAnsi="Times New Roman" w:cs="Times New Roman"/>
+          <w:sz w:val="28"/>
+          <w:szCs w:val="28"/>
+        </w:rPr>
+        <w:t xml:space="preserve">        - prawdopodobieństwo/szansa wystąpienia (np.: znikome, średnie, duże, bardzo duże)</w:t>
+      </w:r>
+    </w:p>
+    <w:p>
+      <w:pPr>
+        <w:jc w:val="both"/>
+        <w:rPr>
+          <w:rFonts w:ascii="Times New Roman" w:hAnsi="Times New Roman" w:cs="Times New Roman"/>
+          <w:sz w:val="28"/>
+          <w:szCs w:val="28"/>
+        </w:rPr>
+      </w:pPr>
+      <w:r>
+        <w:rPr>
+          <w:rFonts w:ascii="Times New Roman" w:hAnsi="Times New Roman" w:cs="Times New Roman"/>
+          <w:sz w:val="28"/>
+          <w:szCs w:val="28"/>
+        </w:rPr>
+        <w:t xml:space="preserve">        - stopień szkodliwości w przypadku wystąpienia (np.: duży, średni, mały)</w:t>
+      </w:r>
+    </w:p>
+    <w:p>
+      <w:pPr>
+        <w:jc w:val="both"/>
+        <w:rPr>
+          <w:rFonts w:ascii="Times New Roman" w:hAnsi="Times New Roman" w:cs="Times New Roman"/>
+          <w:sz w:val="28"/>
+          <w:szCs w:val="28"/>
+        </w:rPr>
+      </w:pPr>
+      <w:r>
+        <w:rPr>
+          <w:rFonts w:ascii="Times New Roman" w:hAnsi="Times New Roman" w:cs="Times New Roman"/>
+          <w:sz w:val="28"/>
+          <w:szCs w:val="28"/>
+        </w:rPr>
+        <w:t xml:space="preserve">        - propozycje metod zapobiegania danemu zagrożeniu</w:t>
+      </w:r>
+    </w:p>
+    <w:p>
+      <w:pPr>
+        <w:jc w:val="both"/>
+        <w:rPr>
+          <w:rFonts w:ascii="Times New Roman" w:hAnsi="Times New Roman" w:cs="Times New Roman"/>
+          <w:sz w:val="28"/>
+          <w:szCs w:val="28"/>
+        </w:rPr>
+      </w:pPr>
+      <w:r>
+        <w:rPr>
+          <w:rFonts w:ascii="Times New Roman" w:hAnsi="Times New Roman" w:cs="Times New Roman"/>
+          <w:sz w:val="28"/>
+          <w:szCs w:val="28"/>
+        </w:rPr>
+        <w:t xml:space="preserve">        - plan awaryjny (sposób postępowania) w przypadku wystąpienia zagrożenia</w:t>
+      </w:r>
+    </w:p>
+    <w:p>
+      <w:pPr>
+        <w:jc w:val="both"/>
+        <w:rPr>
+          <w:rFonts w:ascii="Times New Roman" w:hAnsi="Times New Roman" w:cs="Times New Roman"/>
+          <w:sz w:val="28"/>
+          <w:szCs w:val="28"/>
+        </w:rPr>
+      </w:pPr>
+      <w:r>
+        <w:rPr>
+          <w:rFonts w:ascii="Times New Roman" w:hAnsi="Times New Roman" w:cs="Times New Roman"/>
+          <w:sz w:val="28"/>
+          <w:szCs w:val="28"/>
+        </w:rPr>
+        <w:t xml:space="preserve">  10. Kosztorys realizacji przedsięwzięcia (koszty projektu, oprogramowania, systemu, szkoleń, wdrożenia oraz konsultacji)</w:t>
+      </w:r>
+    </w:p>
+    <w:p>
+      <w:pPr>
+        <w:jc w:val="both"/>
+        <w:rPr>
+          <w:rFonts w:ascii="Times New Roman" w:hAnsi="Times New Roman" w:cs="Times New Roman"/>
+          <w:sz w:val="28"/>
+          <w:szCs w:val="28"/>
+        </w:rPr>
+      </w:pPr>
+      <w:r>
+        <w:rPr>
+          <w:rFonts w:ascii="Times New Roman" w:hAnsi="Times New Roman" w:cs="Times New Roman"/>
+          <w:sz w:val="28"/>
+          <w:szCs w:val="28"/>
+        </w:rPr>
+        <w:t xml:space="preserve">        - w rozbiciu na mniejsze jednostki (etapy, podsystemy, moduły,...)</w:t>
+      </w:r>
+    </w:p>
+    <w:p>
+      <w:pPr>
+        <w:jc w:val="both"/>
+        <w:rPr>
+          <w:rFonts w:ascii="Times New Roman" w:hAnsi="Times New Roman" w:cs="Times New Roman"/>
+          <w:sz w:val="28"/>
+          <w:szCs w:val="28"/>
+        </w:rPr>
+      </w:pPr>
+      <w:r>
+        <w:rPr>
+          <w:rFonts w:ascii="Times New Roman" w:hAnsi="Times New Roman" w:cs="Times New Roman"/>
+          <w:sz w:val="28"/>
+          <w:szCs w:val="28"/>
+        </w:rPr>
+        <w:t xml:space="preserve">        - warunki płatności, sposób odbioru</w:t>
+      </w:r>
+    </w:p>
+    <w:p>
+      <w:pPr>
+        <w:jc w:val="both"/>
+        <w:rPr>
+          <w:rFonts w:ascii="Times New Roman" w:hAnsi="Times New Roman" w:cs="Times New Roman"/>
+          <w:sz w:val="28"/>
+          <w:szCs w:val="28"/>
+        </w:rPr>
+      </w:pPr>
+      <w:r>
+        <w:rPr>
+          <w:rFonts w:ascii="Times New Roman" w:hAnsi="Times New Roman" w:cs="Times New Roman"/>
+          <w:sz w:val="28"/>
+          <w:szCs w:val="28"/>
+        </w:rPr>
+        <w:t xml:space="preserve">        - może być wariantowy </w:t>
+      </w:r>
+    </w:p>
+    <w:p>
+      <w:pPr>
+        <w:jc w:val="both"/>
+        <w:rPr>
+          <w:rFonts w:ascii="Times New Roman" w:hAnsi="Times New Roman" w:cs="Times New Roman"/>
+          <w:sz w:val="28"/>
+          <w:szCs w:val="28"/>
+        </w:rPr>
+      </w:pPr>
+      <w:r>
+        <w:rPr>
+          <w:rFonts w:ascii="Times New Roman" w:hAnsi="Times New Roman" w:cs="Times New Roman"/>
+          <w:sz w:val="28"/>
+          <w:szCs w:val="28"/>
+        </w:rPr>
+        <w:t xml:space="preserve">  Dodatek A. Przebieg (terminowość) prac zespołu</w:t>
+      </w:r>
+    </w:p>
+    <w:p>
+      <w:pPr>
+        <w:jc w:val="both"/>
+        <w:rPr>
+          <w:rFonts w:ascii="Times New Roman" w:hAnsi="Times New Roman" w:cs="Times New Roman"/>
+          <w:sz w:val="28"/>
+          <w:szCs w:val="28"/>
+        </w:rPr>
+      </w:pPr>
+      <w:r>
+        <w:rPr>
+          <w:rFonts w:ascii="Times New Roman" w:hAnsi="Times New Roman" w:cs="Times New Roman"/>
+          <w:sz w:val="28"/>
+          <w:szCs w:val="28"/>
+        </w:rPr>
+        <w:t xml:space="preserve">        - wygenerowany wykres przedstawiający historię </w:t>
+      </w:r>
+      <w:proofErr w:type="spellStart"/>
+      <w:r>
+        <w:rPr>
+          <w:rFonts w:ascii="Times New Roman" w:hAnsi="Times New Roman" w:cs="Times New Roman"/>
+          <w:sz w:val="28"/>
+          <w:szCs w:val="28"/>
+        </w:rPr>
+        <w:t>commit</w:t>
+      </w:r>
+      <w:proofErr w:type="spellEnd"/>
+      <w:r>
+        <w:rPr>
+          <w:rFonts w:ascii="Times New Roman" w:hAnsi="Times New Roman" w:cs="Times New Roman"/>
+          <w:sz w:val="28"/>
+          <w:szCs w:val="28"/>
+        </w:rPr>
+        <w:t>-ów do repozytorium autorów projektu.</w:t>
+      </w:r>
+    </w:p>
+    <w:p>
+      <w:pPr>
+        <w:jc w:val="both"/>
+        <w:rPr>
+          <w:rFonts w:ascii="Times New Roman" w:hAnsi="Times New Roman" w:cs="Times New Roman"/>
+          <w:sz w:val="28"/>
+          <w:szCs w:val="28"/>
+        </w:rPr>
+      </w:pPr>
+      <w:r>
+        <w:rPr>
+          <w:rFonts w:ascii="Times New Roman" w:hAnsi="Times New Roman" w:cs="Times New Roman"/>
+          <w:sz w:val="28"/>
+          <w:szCs w:val="28"/>
+        </w:rPr>
+        <w:t xml:space="preserve">        - struktura podkatalogów w repozytorium powinna być zgodna z terminami cząstkowymi oraz powinien istnieć oddzielny podkatalog z wersją edytowalną sprawozdania.</w:t>
+      </w:r>
     </w:p>
     <w:sectPr>
-      <w:footerReference w:type="default" r:id="rId11"/>
+      <w:footerReference w:type="default" r:id="rId12"/>
       <w:pgSz w:w="11906" w:h="16838"/>
       <w:pgMar w:top="1417" w:right="1417" w:bottom="1417" w:left="1417" w:header="708" w:footer="708" w:gutter="0"/>
       <w:cols w:space="708"/>
@@ -1049,6 +2917,155 @@
 <file path=word/numbering.xml><?xml version="1.0" encoding="utf-8"?>
 <w:numbering xmlns:wpc="http://schemas.microsoft.com/office/word/2010/wordprocessingCanvas" xmlns:cx="http://schemas.microsoft.com/office/drawing/2014/chartex" xmlns:cx1="http://schemas.microsoft.com/office/drawing/2015/9/8/chartex" xmlns:cx2="http://schemas.microsoft.com/office/drawing/2015/10/21/chartex" xmlns:cx3="http://schemas.microsoft.com/office/drawing/2016/5/9/chartex" xmlns:cx4="http://schemas.microsoft.com/office/drawing/2016/5/10/chartex" xmlns:cx5="http://schemas.microsoft.com/office/drawing/2016/5/11/chartex" xmlns:cx6="http://schemas.microsoft.com/office/drawing/2016/5/12/chartex" xmlns:cx7="http://schemas.microsoft.com/office/drawing/2016/5/13/chartex" xmlns:cx8="http://schemas.microsoft.com/office/drawing/2016/5/14/chartex" xmlns:mc="http://schemas.openxmlformats.org/markup-compatibility/2006" xmlns:aink="http://schemas.microsoft.com/office/drawing/2016/ink" xmlns:am3d="http://schemas.microsoft.com/office/drawing/2017/model3d" xmlns:o="urn:schemas-microsoft-com:office:office" xmlns:oel="http://schemas.microsoft.com/office/2019/extlst" xmlns:r="http://schemas.openxmlformats.org/officeDocument/2006/relationships" xmlns:m="http://schemas.openxmlformats.org/officeDocument/2006/math" xmlns:v="urn:schemas-microsoft-com:vml" xmlns:wp14="http://schemas.microsoft.com/office/word/2010/wordprocessingDrawing" xmlns:wp="http://schemas.openxmlformats.org/drawingml/2006/wordprocessingDrawing" xmlns:w10="urn:schemas-microsoft-com:office:word" xmlns:w="http://schemas.openxmlformats.org/wordprocessingml/2006/main" xmlns:w14="http://schemas.microsoft.com/office/word/2010/wordml" xmlns:w15="http://schemas.microsoft.com/office/word/2012/wordml" xmlns:w16cex="http://schemas.microsoft.com/office/word/2018/wordml/cex" xmlns:w16cid="http://schemas.microsoft.com/office/word/2016/wordml/cid" xmlns:w16="http://schemas.microsoft.com/office/word/2018/wordml" xmlns:w16du="http://schemas.microsoft.com/office/word/2023/wordml/word16du" xmlns:w16sdtdh="http://schemas.microsoft.com/office/word/2020/wordml/sdtdatahash" xmlns:w16sdtfl="http://schemas.microsoft.com/office/word/2024/wordml/sdtformatlock" xmlns:w16se="http://schemas.microsoft.com/office/word/2015/wordml/symex" xmlns:wpg="http://schemas.microsoft.com/office/word/2010/wordprocessingGroup" xmlns:wpi="http://schemas.microsoft.com/office/word/2010/wordprocessingInk" xmlns:wne="http://schemas.microsoft.com/office/word/2006/wordml" xmlns:wps="http://schemas.microsoft.com/office/word/2010/wordprocessingShape" mc:Ignorable="w14 w15 w16se w16cid w16 w16cex w16sdtdh w16sdtfl w16du wp14">
   <w:abstractNum w:abstractNumId="0" w15:restartNumberingAfterBreak="0">
+    <w:nsid w:val="0E963A41"/>
+    <w:multiLevelType w:val="multilevel"/>
+    <w:tmpl w:val="077C9A20"/>
+    <w:lvl w:ilvl="0">
+      <w:start w:val="1"/>
+      <w:numFmt w:val="bullet"/>
+      <w:lvlText w:val=""/>
+      <w:lvlJc w:val="left"/>
+      <w:pPr>
+        <w:tabs>
+          <w:tab w:val="num" w:pos="720"/>
+        </w:tabs>
+        <w:ind w:left="720" w:hanging="360"/>
+      </w:pPr>
+      <w:rPr>
+        <w:rFonts w:ascii="Symbol" w:hAnsi="Symbol" w:hint="default"/>
+        <w:sz w:val="20"/>
+      </w:rPr>
+    </w:lvl>
+    <w:lvl w:ilvl="1" w:tentative="1">
+      <w:start w:val="1"/>
+      <w:numFmt w:val="bullet"/>
+      <w:lvlText w:val="o"/>
+      <w:lvlJc w:val="left"/>
+      <w:pPr>
+        <w:tabs>
+          <w:tab w:val="num" w:pos="1440"/>
+        </w:tabs>
+        <w:ind w:left="1440" w:hanging="360"/>
+      </w:pPr>
+      <w:rPr>
+        <w:rFonts w:ascii="Courier New" w:hAnsi="Courier New" w:hint="default"/>
+        <w:sz w:val="20"/>
+      </w:rPr>
+    </w:lvl>
+    <w:lvl w:ilvl="2" w:tentative="1">
+      <w:start w:val="1"/>
+      <w:numFmt w:val="bullet"/>
+      <w:lvlText w:val=""/>
+      <w:lvlJc w:val="left"/>
+      <w:pPr>
+        <w:tabs>
+          <w:tab w:val="num" w:pos="2160"/>
+        </w:tabs>
+        <w:ind w:left="2160" w:hanging="360"/>
+      </w:pPr>
+      <w:rPr>
+        <w:rFonts w:ascii="Wingdings" w:hAnsi="Wingdings" w:hint="default"/>
+        <w:sz w:val="20"/>
+      </w:rPr>
+    </w:lvl>
+    <w:lvl w:ilvl="3" w:tentative="1">
+      <w:start w:val="1"/>
+      <w:numFmt w:val="bullet"/>
+      <w:lvlText w:val=""/>
+      <w:lvlJc w:val="left"/>
+      <w:pPr>
+        <w:tabs>
+          <w:tab w:val="num" w:pos="2880"/>
+        </w:tabs>
+        <w:ind w:left="2880" w:hanging="360"/>
+      </w:pPr>
+      <w:rPr>
+        <w:rFonts w:ascii="Wingdings" w:hAnsi="Wingdings" w:hint="default"/>
+        <w:sz w:val="20"/>
+      </w:rPr>
+    </w:lvl>
+    <w:lvl w:ilvl="4" w:tentative="1">
+      <w:start w:val="1"/>
+      <w:numFmt w:val="bullet"/>
+      <w:lvlText w:val=""/>
+      <w:lvlJc w:val="left"/>
+      <w:pPr>
+        <w:tabs>
+          <w:tab w:val="num" w:pos="3600"/>
+        </w:tabs>
+        <w:ind w:left="3600" w:hanging="360"/>
+      </w:pPr>
+      <w:rPr>
+        <w:rFonts w:ascii="Wingdings" w:hAnsi="Wingdings" w:hint="default"/>
+        <w:sz w:val="20"/>
+      </w:rPr>
+    </w:lvl>
+    <w:lvl w:ilvl="5" w:tentative="1">
+      <w:start w:val="1"/>
+      <w:numFmt w:val="bullet"/>
+      <w:lvlText w:val=""/>
+      <w:lvlJc w:val="left"/>
+      <w:pPr>
+        <w:tabs>
+          <w:tab w:val="num" w:pos="4320"/>
+        </w:tabs>
+        <w:ind w:left="4320" w:hanging="360"/>
+      </w:pPr>
+      <w:rPr>
+        <w:rFonts w:ascii="Wingdings" w:hAnsi="Wingdings" w:hint="default"/>
+        <w:sz w:val="20"/>
+      </w:rPr>
+    </w:lvl>
+    <w:lvl w:ilvl="6" w:tentative="1">
+      <w:start w:val="1"/>
+      <w:numFmt w:val="bullet"/>
+      <w:lvlText w:val=""/>
+      <w:lvlJc w:val="left"/>
+      <w:pPr>
+        <w:tabs>
+          <w:tab w:val="num" w:pos="5040"/>
+        </w:tabs>
+        <w:ind w:left="5040" w:hanging="360"/>
+      </w:pPr>
+      <w:rPr>
+        <w:rFonts w:ascii="Wingdings" w:hAnsi="Wingdings" w:hint="default"/>
+        <w:sz w:val="20"/>
+      </w:rPr>
+    </w:lvl>
+    <w:lvl w:ilvl="7" w:tentative="1">
+      <w:start w:val="1"/>
+      <w:numFmt w:val="bullet"/>
+      <w:lvlText w:val=""/>
+      <w:lvlJc w:val="left"/>
+      <w:pPr>
+        <w:tabs>
+          <w:tab w:val="num" w:pos="5760"/>
+        </w:tabs>
+        <w:ind w:left="5760" w:hanging="360"/>
+      </w:pPr>
+      <w:rPr>
+        <w:rFonts w:ascii="Wingdings" w:hAnsi="Wingdings" w:hint="default"/>
+        <w:sz w:val="20"/>
+      </w:rPr>
+    </w:lvl>
+    <w:lvl w:ilvl="8" w:tentative="1">
+      <w:start w:val="1"/>
+      <w:numFmt w:val="bullet"/>
+      <w:lvlText w:val=""/>
+      <w:lvlJc w:val="left"/>
+      <w:pPr>
+        <w:tabs>
+          <w:tab w:val="num" w:pos="6480"/>
+        </w:tabs>
+        <w:ind w:left="6480" w:hanging="360"/>
+      </w:pPr>
+      <w:rPr>
+        <w:rFonts w:ascii="Wingdings" w:hAnsi="Wingdings" w:hint="default"/>
+        <w:sz w:val="20"/>
+      </w:rPr>
+    </w:lvl>
+  </w:abstractNum>
+  <w:abstractNum w:abstractNumId="1" w15:restartNumberingAfterBreak="0">
     <w:nsid w:val="2A071785"/>
     <w:multiLevelType w:val="multilevel"/>
     <w:tmpl w:val="E9B8F1CE"/>
@@ -1197,7 +3214,7 @@
       </w:rPr>
     </w:lvl>
   </w:abstractNum>
-  <w:abstractNum w:abstractNumId="1" w15:restartNumberingAfterBreak="0">
+  <w:abstractNum w:abstractNumId="2" w15:restartNumberingAfterBreak="0">
     <w:nsid w:val="2F353AA2"/>
     <w:multiLevelType w:val="multilevel"/>
     <w:tmpl w:val="3954DEE0"/>
@@ -1346,7 +3363,495 @@
       </w:rPr>
     </w:lvl>
   </w:abstractNum>
-  <w:abstractNum w:abstractNumId="2" w15:restartNumberingAfterBreak="0">
+  <w:abstractNum w:abstractNumId="3" w15:restartNumberingAfterBreak="0">
+    <w:nsid w:val="33F45946"/>
+    <w:multiLevelType w:val="multilevel"/>
+    <w:tmpl w:val="3968B026"/>
+    <w:lvl w:ilvl="0">
+      <w:start w:val="1"/>
+      <w:numFmt w:val="bullet"/>
+      <w:lvlText w:val=""/>
+      <w:lvlJc w:val="left"/>
+      <w:pPr>
+        <w:tabs>
+          <w:tab w:val="num" w:pos="1068"/>
+        </w:tabs>
+        <w:ind w:left="1068" w:hanging="360"/>
+      </w:pPr>
+      <w:rPr>
+        <w:rFonts w:ascii="Symbol" w:hAnsi="Symbol" w:hint="default"/>
+        <w:sz w:val="20"/>
+      </w:rPr>
+    </w:lvl>
+    <w:lvl w:ilvl="1" w:tentative="1">
+      <w:start w:val="1"/>
+      <w:numFmt w:val="bullet"/>
+      <w:lvlText w:val="o"/>
+      <w:lvlJc w:val="left"/>
+      <w:pPr>
+        <w:tabs>
+          <w:tab w:val="num" w:pos="1788"/>
+        </w:tabs>
+        <w:ind w:left="1788" w:hanging="360"/>
+      </w:pPr>
+      <w:rPr>
+        <w:rFonts w:ascii="Courier New" w:hAnsi="Courier New" w:hint="default"/>
+        <w:sz w:val="20"/>
+      </w:rPr>
+    </w:lvl>
+    <w:lvl w:ilvl="2" w:tentative="1">
+      <w:start w:val="1"/>
+      <w:numFmt w:val="bullet"/>
+      <w:lvlText w:val=""/>
+      <w:lvlJc w:val="left"/>
+      <w:pPr>
+        <w:tabs>
+          <w:tab w:val="num" w:pos="2508"/>
+        </w:tabs>
+        <w:ind w:left="2508" w:hanging="360"/>
+      </w:pPr>
+      <w:rPr>
+        <w:rFonts w:ascii="Wingdings" w:hAnsi="Wingdings" w:hint="default"/>
+        <w:sz w:val="20"/>
+      </w:rPr>
+    </w:lvl>
+    <w:lvl w:ilvl="3" w:tentative="1">
+      <w:start w:val="1"/>
+      <w:numFmt w:val="bullet"/>
+      <w:lvlText w:val=""/>
+      <w:lvlJc w:val="left"/>
+      <w:pPr>
+        <w:tabs>
+          <w:tab w:val="num" w:pos="3228"/>
+        </w:tabs>
+        <w:ind w:left="3228" w:hanging="360"/>
+      </w:pPr>
+      <w:rPr>
+        <w:rFonts w:ascii="Wingdings" w:hAnsi="Wingdings" w:hint="default"/>
+        <w:sz w:val="20"/>
+      </w:rPr>
+    </w:lvl>
+    <w:lvl w:ilvl="4" w:tentative="1">
+      <w:start w:val="1"/>
+      <w:numFmt w:val="bullet"/>
+      <w:lvlText w:val=""/>
+      <w:lvlJc w:val="left"/>
+      <w:pPr>
+        <w:tabs>
+          <w:tab w:val="num" w:pos="3948"/>
+        </w:tabs>
+        <w:ind w:left="3948" w:hanging="360"/>
+      </w:pPr>
+      <w:rPr>
+        <w:rFonts w:ascii="Wingdings" w:hAnsi="Wingdings" w:hint="default"/>
+        <w:sz w:val="20"/>
+      </w:rPr>
+    </w:lvl>
+    <w:lvl w:ilvl="5" w:tentative="1">
+      <w:start w:val="1"/>
+      <w:numFmt w:val="bullet"/>
+      <w:lvlText w:val=""/>
+      <w:lvlJc w:val="left"/>
+      <w:pPr>
+        <w:tabs>
+          <w:tab w:val="num" w:pos="4668"/>
+        </w:tabs>
+        <w:ind w:left="4668" w:hanging="360"/>
+      </w:pPr>
+      <w:rPr>
+        <w:rFonts w:ascii="Wingdings" w:hAnsi="Wingdings" w:hint="default"/>
+        <w:sz w:val="20"/>
+      </w:rPr>
+    </w:lvl>
+    <w:lvl w:ilvl="6" w:tentative="1">
+      <w:start w:val="1"/>
+      <w:numFmt w:val="bullet"/>
+      <w:lvlText w:val=""/>
+      <w:lvlJc w:val="left"/>
+      <w:pPr>
+        <w:tabs>
+          <w:tab w:val="num" w:pos="5388"/>
+        </w:tabs>
+        <w:ind w:left="5388" w:hanging="360"/>
+      </w:pPr>
+      <w:rPr>
+        <w:rFonts w:ascii="Wingdings" w:hAnsi="Wingdings" w:hint="default"/>
+        <w:sz w:val="20"/>
+      </w:rPr>
+    </w:lvl>
+    <w:lvl w:ilvl="7" w:tentative="1">
+      <w:start w:val="1"/>
+      <w:numFmt w:val="bullet"/>
+      <w:lvlText w:val=""/>
+      <w:lvlJc w:val="left"/>
+      <w:pPr>
+        <w:tabs>
+          <w:tab w:val="num" w:pos="6108"/>
+        </w:tabs>
+        <w:ind w:left="6108" w:hanging="360"/>
+      </w:pPr>
+      <w:rPr>
+        <w:rFonts w:ascii="Wingdings" w:hAnsi="Wingdings" w:hint="default"/>
+        <w:sz w:val="20"/>
+      </w:rPr>
+    </w:lvl>
+    <w:lvl w:ilvl="8" w:tentative="1">
+      <w:start w:val="1"/>
+      <w:numFmt w:val="bullet"/>
+      <w:lvlText w:val=""/>
+      <w:lvlJc w:val="left"/>
+      <w:pPr>
+        <w:tabs>
+          <w:tab w:val="num" w:pos="6828"/>
+        </w:tabs>
+        <w:ind w:left="6828" w:hanging="360"/>
+      </w:pPr>
+      <w:rPr>
+        <w:rFonts w:ascii="Wingdings" w:hAnsi="Wingdings" w:hint="default"/>
+        <w:sz w:val="20"/>
+      </w:rPr>
+    </w:lvl>
+  </w:abstractNum>
+  <w:abstractNum w:abstractNumId="4" w15:restartNumberingAfterBreak="0">
+    <w:nsid w:val="3BE92347"/>
+    <w:multiLevelType w:val="hybridMultilevel"/>
+    <w:tmpl w:val="04A68ECA"/>
+    <w:lvl w:ilvl="0" w:tplc="04150001">
+      <w:start w:val="1"/>
+      <w:numFmt w:val="bullet"/>
+      <w:lvlText w:val=""/>
+      <w:lvlJc w:val="left"/>
+      <w:pPr>
+        <w:ind w:left="720" w:hanging="360"/>
+      </w:pPr>
+      <w:rPr>
+        <w:rFonts w:ascii="Symbol" w:hAnsi="Symbol" w:hint="default"/>
+      </w:rPr>
+    </w:lvl>
+    <w:lvl w:ilvl="1" w:tplc="04150003">
+      <w:start w:val="1"/>
+      <w:numFmt w:val="bullet"/>
+      <w:lvlText w:val="o"/>
+      <w:lvlJc w:val="left"/>
+      <w:pPr>
+        <w:ind w:left="1440" w:hanging="360"/>
+      </w:pPr>
+      <w:rPr>
+        <w:rFonts w:ascii="Courier New" w:hAnsi="Courier New" w:cs="Courier New" w:hint="default"/>
+      </w:rPr>
+    </w:lvl>
+    <w:lvl w:ilvl="2" w:tplc="04150005">
+      <w:start w:val="1"/>
+      <w:numFmt w:val="bullet"/>
+      <w:lvlText w:val=""/>
+      <w:lvlJc w:val="left"/>
+      <w:pPr>
+        <w:ind w:left="2160" w:hanging="360"/>
+      </w:pPr>
+      <w:rPr>
+        <w:rFonts w:ascii="Wingdings" w:hAnsi="Wingdings" w:hint="default"/>
+      </w:rPr>
+    </w:lvl>
+    <w:lvl w:ilvl="3" w:tplc="04150001" w:tentative="1">
+      <w:start w:val="1"/>
+      <w:numFmt w:val="bullet"/>
+      <w:lvlText w:val=""/>
+      <w:lvlJc w:val="left"/>
+      <w:pPr>
+        <w:ind w:left="2880" w:hanging="360"/>
+      </w:pPr>
+      <w:rPr>
+        <w:rFonts w:ascii="Symbol" w:hAnsi="Symbol" w:hint="default"/>
+      </w:rPr>
+    </w:lvl>
+    <w:lvl w:ilvl="4" w:tplc="04150003" w:tentative="1">
+      <w:start w:val="1"/>
+      <w:numFmt w:val="bullet"/>
+      <w:lvlText w:val="o"/>
+      <w:lvlJc w:val="left"/>
+      <w:pPr>
+        <w:ind w:left="3600" w:hanging="360"/>
+      </w:pPr>
+      <w:rPr>
+        <w:rFonts w:ascii="Courier New" w:hAnsi="Courier New" w:cs="Courier New" w:hint="default"/>
+      </w:rPr>
+    </w:lvl>
+    <w:lvl w:ilvl="5" w:tplc="04150005" w:tentative="1">
+      <w:start w:val="1"/>
+      <w:numFmt w:val="bullet"/>
+      <w:lvlText w:val=""/>
+      <w:lvlJc w:val="left"/>
+      <w:pPr>
+        <w:ind w:left="4320" w:hanging="360"/>
+      </w:pPr>
+      <w:rPr>
+        <w:rFonts w:ascii="Wingdings" w:hAnsi="Wingdings" w:hint="default"/>
+      </w:rPr>
+    </w:lvl>
+    <w:lvl w:ilvl="6" w:tplc="04150001" w:tentative="1">
+      <w:start w:val="1"/>
+      <w:numFmt w:val="bullet"/>
+      <w:lvlText w:val=""/>
+      <w:lvlJc w:val="left"/>
+      <w:pPr>
+        <w:ind w:left="5040" w:hanging="360"/>
+      </w:pPr>
+      <w:rPr>
+        <w:rFonts w:ascii="Symbol" w:hAnsi="Symbol" w:hint="default"/>
+      </w:rPr>
+    </w:lvl>
+    <w:lvl w:ilvl="7" w:tplc="04150003" w:tentative="1">
+      <w:start w:val="1"/>
+      <w:numFmt w:val="bullet"/>
+      <w:lvlText w:val="o"/>
+      <w:lvlJc w:val="left"/>
+      <w:pPr>
+        <w:ind w:left="5760" w:hanging="360"/>
+      </w:pPr>
+      <w:rPr>
+        <w:rFonts w:ascii="Courier New" w:hAnsi="Courier New" w:cs="Courier New" w:hint="default"/>
+      </w:rPr>
+    </w:lvl>
+    <w:lvl w:ilvl="8" w:tplc="04150005" w:tentative="1">
+      <w:start w:val="1"/>
+      <w:numFmt w:val="bullet"/>
+      <w:lvlText w:val=""/>
+      <w:lvlJc w:val="left"/>
+      <w:pPr>
+        <w:ind w:left="6480" w:hanging="360"/>
+      </w:pPr>
+      <w:rPr>
+        <w:rFonts w:ascii="Wingdings" w:hAnsi="Wingdings" w:hint="default"/>
+      </w:rPr>
+    </w:lvl>
+  </w:abstractNum>
+  <w:abstractNum w:abstractNumId="5" w15:restartNumberingAfterBreak="0">
+    <w:nsid w:val="3C0A78F2"/>
+    <w:multiLevelType w:val="hybridMultilevel"/>
+    <w:tmpl w:val="37F871C2"/>
+    <w:lvl w:ilvl="0" w:tplc="04150001">
+      <w:start w:val="1"/>
+      <w:numFmt w:val="bullet"/>
+      <w:lvlText w:val=""/>
+      <w:lvlJc w:val="left"/>
+      <w:pPr>
+        <w:ind w:left="720" w:hanging="360"/>
+      </w:pPr>
+      <w:rPr>
+        <w:rFonts w:ascii="Symbol" w:hAnsi="Symbol" w:hint="default"/>
+      </w:rPr>
+    </w:lvl>
+    <w:lvl w:ilvl="1" w:tplc="04150003">
+      <w:start w:val="1"/>
+      <w:numFmt w:val="bullet"/>
+      <w:lvlText w:val="o"/>
+      <w:lvlJc w:val="left"/>
+      <w:pPr>
+        <w:ind w:left="1440" w:hanging="360"/>
+      </w:pPr>
+      <w:rPr>
+        <w:rFonts w:ascii="Courier New" w:hAnsi="Courier New" w:cs="Courier New" w:hint="default"/>
+      </w:rPr>
+    </w:lvl>
+    <w:lvl w:ilvl="2" w:tplc="04150005">
+      <w:start w:val="1"/>
+      <w:numFmt w:val="bullet"/>
+      <w:lvlText w:val=""/>
+      <w:lvlJc w:val="left"/>
+      <w:pPr>
+        <w:ind w:left="2160" w:hanging="360"/>
+      </w:pPr>
+      <w:rPr>
+        <w:rFonts w:ascii="Wingdings" w:hAnsi="Wingdings" w:hint="default"/>
+      </w:rPr>
+    </w:lvl>
+    <w:lvl w:ilvl="3" w:tplc="04150001" w:tentative="1">
+      <w:start w:val="1"/>
+      <w:numFmt w:val="bullet"/>
+      <w:lvlText w:val=""/>
+      <w:lvlJc w:val="left"/>
+      <w:pPr>
+        <w:ind w:left="2880" w:hanging="360"/>
+      </w:pPr>
+      <w:rPr>
+        <w:rFonts w:ascii="Symbol" w:hAnsi="Symbol" w:hint="default"/>
+      </w:rPr>
+    </w:lvl>
+    <w:lvl w:ilvl="4" w:tplc="04150003" w:tentative="1">
+      <w:start w:val="1"/>
+      <w:numFmt w:val="bullet"/>
+      <w:lvlText w:val="o"/>
+      <w:lvlJc w:val="left"/>
+      <w:pPr>
+        <w:ind w:left="3600" w:hanging="360"/>
+      </w:pPr>
+      <w:rPr>
+        <w:rFonts w:ascii="Courier New" w:hAnsi="Courier New" w:cs="Courier New" w:hint="default"/>
+      </w:rPr>
+    </w:lvl>
+    <w:lvl w:ilvl="5" w:tplc="04150005" w:tentative="1">
+      <w:start w:val="1"/>
+      <w:numFmt w:val="bullet"/>
+      <w:lvlText w:val=""/>
+      <w:lvlJc w:val="left"/>
+      <w:pPr>
+        <w:ind w:left="4320" w:hanging="360"/>
+      </w:pPr>
+      <w:rPr>
+        <w:rFonts w:ascii="Wingdings" w:hAnsi="Wingdings" w:hint="default"/>
+      </w:rPr>
+    </w:lvl>
+    <w:lvl w:ilvl="6" w:tplc="04150001" w:tentative="1">
+      <w:start w:val="1"/>
+      <w:numFmt w:val="bullet"/>
+      <w:lvlText w:val=""/>
+      <w:lvlJc w:val="left"/>
+      <w:pPr>
+        <w:ind w:left="5040" w:hanging="360"/>
+      </w:pPr>
+      <w:rPr>
+        <w:rFonts w:ascii="Symbol" w:hAnsi="Symbol" w:hint="default"/>
+      </w:rPr>
+    </w:lvl>
+    <w:lvl w:ilvl="7" w:tplc="04150003" w:tentative="1">
+      <w:start w:val="1"/>
+      <w:numFmt w:val="bullet"/>
+      <w:lvlText w:val="o"/>
+      <w:lvlJc w:val="left"/>
+      <w:pPr>
+        <w:ind w:left="5760" w:hanging="360"/>
+      </w:pPr>
+      <w:rPr>
+        <w:rFonts w:ascii="Courier New" w:hAnsi="Courier New" w:cs="Courier New" w:hint="default"/>
+      </w:rPr>
+    </w:lvl>
+    <w:lvl w:ilvl="8" w:tplc="04150005" w:tentative="1">
+      <w:start w:val="1"/>
+      <w:numFmt w:val="bullet"/>
+      <w:lvlText w:val=""/>
+      <w:lvlJc w:val="left"/>
+      <w:pPr>
+        <w:ind w:left="6480" w:hanging="360"/>
+      </w:pPr>
+      <w:rPr>
+        <w:rFonts w:ascii="Wingdings" w:hAnsi="Wingdings" w:hint="default"/>
+      </w:rPr>
+    </w:lvl>
+  </w:abstractNum>
+  <w:abstractNum w:abstractNumId="6" w15:restartNumberingAfterBreak="0">
+    <w:nsid w:val="41837E30"/>
+    <w:multiLevelType w:val="hybridMultilevel"/>
+    <w:tmpl w:val="929A8C66"/>
+    <w:lvl w:ilvl="0" w:tplc="04150001">
+      <w:start w:val="1"/>
+      <w:numFmt w:val="bullet"/>
+      <w:lvlText w:val=""/>
+      <w:lvlJc w:val="left"/>
+      <w:pPr>
+        <w:ind w:left="720" w:hanging="360"/>
+      </w:pPr>
+      <w:rPr>
+        <w:rFonts w:ascii="Symbol" w:hAnsi="Symbol" w:hint="default"/>
+      </w:rPr>
+    </w:lvl>
+    <w:lvl w:ilvl="1" w:tplc="04150003">
+      <w:start w:val="1"/>
+      <w:numFmt w:val="bullet"/>
+      <w:lvlText w:val="o"/>
+      <w:lvlJc w:val="left"/>
+      <w:pPr>
+        <w:ind w:left="1440" w:hanging="360"/>
+      </w:pPr>
+      <w:rPr>
+        <w:rFonts w:ascii="Courier New" w:hAnsi="Courier New" w:cs="Courier New" w:hint="default"/>
+      </w:rPr>
+    </w:lvl>
+    <w:lvl w:ilvl="2" w:tplc="04150005">
+      <w:start w:val="1"/>
+      <w:numFmt w:val="bullet"/>
+      <w:lvlText w:val=""/>
+      <w:lvlJc w:val="left"/>
+      <w:pPr>
+        <w:ind w:left="2160" w:hanging="360"/>
+      </w:pPr>
+      <w:rPr>
+        <w:rFonts w:ascii="Wingdings" w:hAnsi="Wingdings" w:hint="default"/>
+      </w:rPr>
+    </w:lvl>
+    <w:lvl w:ilvl="3" w:tplc="04150001" w:tentative="1">
+      <w:start w:val="1"/>
+      <w:numFmt w:val="bullet"/>
+      <w:lvlText w:val=""/>
+      <w:lvlJc w:val="left"/>
+      <w:pPr>
+        <w:ind w:left="2880" w:hanging="360"/>
+      </w:pPr>
+      <w:rPr>
+        <w:rFonts w:ascii="Symbol" w:hAnsi="Symbol" w:hint="default"/>
+      </w:rPr>
+    </w:lvl>
+    <w:lvl w:ilvl="4" w:tplc="04150003" w:tentative="1">
+      <w:start w:val="1"/>
+      <w:numFmt w:val="bullet"/>
+      <w:lvlText w:val="o"/>
+      <w:lvlJc w:val="left"/>
+      <w:pPr>
+        <w:ind w:left="3600" w:hanging="360"/>
+      </w:pPr>
+      <w:rPr>
+        <w:rFonts w:ascii="Courier New" w:hAnsi="Courier New" w:cs="Courier New" w:hint="default"/>
+      </w:rPr>
+    </w:lvl>
+    <w:lvl w:ilvl="5" w:tplc="04150005" w:tentative="1">
+      <w:start w:val="1"/>
+      <w:numFmt w:val="bullet"/>
+      <w:lvlText w:val=""/>
+      <w:lvlJc w:val="left"/>
+      <w:pPr>
+        <w:ind w:left="4320" w:hanging="360"/>
+      </w:pPr>
+      <w:rPr>
+        <w:rFonts w:ascii="Wingdings" w:hAnsi="Wingdings" w:hint="default"/>
+      </w:rPr>
+    </w:lvl>
+    <w:lvl w:ilvl="6" w:tplc="04150001" w:tentative="1">
+      <w:start w:val="1"/>
+      <w:numFmt w:val="bullet"/>
+      <w:lvlText w:val=""/>
+      <w:lvlJc w:val="left"/>
+      <w:pPr>
+        <w:ind w:left="5040" w:hanging="360"/>
+      </w:pPr>
+      <w:rPr>
+        <w:rFonts w:ascii="Symbol" w:hAnsi="Symbol" w:hint="default"/>
+      </w:rPr>
+    </w:lvl>
+    <w:lvl w:ilvl="7" w:tplc="04150003" w:tentative="1">
+      <w:start w:val="1"/>
+      <w:numFmt w:val="bullet"/>
+      <w:lvlText w:val="o"/>
+      <w:lvlJc w:val="left"/>
+      <w:pPr>
+        <w:ind w:left="5760" w:hanging="360"/>
+      </w:pPr>
+      <w:rPr>
+        <w:rFonts w:ascii="Courier New" w:hAnsi="Courier New" w:cs="Courier New" w:hint="default"/>
+      </w:rPr>
+    </w:lvl>
+    <w:lvl w:ilvl="8" w:tplc="04150005" w:tentative="1">
+      <w:start w:val="1"/>
+      <w:numFmt w:val="bullet"/>
+      <w:lvlText w:val=""/>
+      <w:lvlJc w:val="left"/>
+      <w:pPr>
+        <w:ind w:left="6480" w:hanging="360"/>
+      </w:pPr>
+      <w:rPr>
+        <w:rFonts w:ascii="Wingdings" w:hAnsi="Wingdings" w:hint="default"/>
+      </w:rPr>
+    </w:lvl>
+  </w:abstractNum>
+  <w:abstractNum w:abstractNumId="7" w15:restartNumberingAfterBreak="0">
     <w:nsid w:val="4D474FB2"/>
     <w:multiLevelType w:val="multilevel"/>
     <w:tmpl w:val="4D400FFC"/>
@@ -1495,7 +4000,713 @@
       </w:rPr>
     </w:lvl>
   </w:abstractNum>
-  <w:abstractNum w:abstractNumId="3" w15:restartNumberingAfterBreak="0">
+  <w:abstractNum w:abstractNumId="8" w15:restartNumberingAfterBreak="0">
+    <w:nsid w:val="4EF56365"/>
+    <w:multiLevelType w:val="multilevel"/>
+    <w:tmpl w:val="C922D908"/>
+    <w:lvl w:ilvl="0">
+      <w:start w:val="1"/>
+      <w:numFmt w:val="bullet"/>
+      <w:lvlText w:val=""/>
+      <w:lvlJc w:val="left"/>
+      <w:pPr>
+        <w:tabs>
+          <w:tab w:val="num" w:pos="720"/>
+        </w:tabs>
+        <w:ind w:left="720" w:hanging="360"/>
+      </w:pPr>
+      <w:rPr>
+        <w:rFonts w:ascii="Symbol" w:hAnsi="Symbol" w:hint="default"/>
+        <w:sz w:val="20"/>
+      </w:rPr>
+    </w:lvl>
+    <w:lvl w:ilvl="1" w:tentative="1">
+      <w:start w:val="1"/>
+      <w:numFmt w:val="bullet"/>
+      <w:lvlText w:val="o"/>
+      <w:lvlJc w:val="left"/>
+      <w:pPr>
+        <w:tabs>
+          <w:tab w:val="num" w:pos="1440"/>
+        </w:tabs>
+        <w:ind w:left="1440" w:hanging="360"/>
+      </w:pPr>
+      <w:rPr>
+        <w:rFonts w:ascii="Courier New" w:hAnsi="Courier New" w:hint="default"/>
+        <w:sz w:val="20"/>
+      </w:rPr>
+    </w:lvl>
+    <w:lvl w:ilvl="2" w:tentative="1">
+      <w:start w:val="1"/>
+      <w:numFmt w:val="bullet"/>
+      <w:lvlText w:val=""/>
+      <w:lvlJc w:val="left"/>
+      <w:pPr>
+        <w:tabs>
+          <w:tab w:val="num" w:pos="2160"/>
+        </w:tabs>
+        <w:ind w:left="2160" w:hanging="360"/>
+      </w:pPr>
+      <w:rPr>
+        <w:rFonts w:ascii="Wingdings" w:hAnsi="Wingdings" w:hint="default"/>
+        <w:sz w:val="20"/>
+      </w:rPr>
+    </w:lvl>
+    <w:lvl w:ilvl="3" w:tentative="1">
+      <w:start w:val="1"/>
+      <w:numFmt w:val="bullet"/>
+      <w:lvlText w:val=""/>
+      <w:lvlJc w:val="left"/>
+      <w:pPr>
+        <w:tabs>
+          <w:tab w:val="num" w:pos="2880"/>
+        </w:tabs>
+        <w:ind w:left="2880" w:hanging="360"/>
+      </w:pPr>
+      <w:rPr>
+        <w:rFonts w:ascii="Wingdings" w:hAnsi="Wingdings" w:hint="default"/>
+        <w:sz w:val="20"/>
+      </w:rPr>
+    </w:lvl>
+    <w:lvl w:ilvl="4" w:tentative="1">
+      <w:start w:val="1"/>
+      <w:numFmt w:val="bullet"/>
+      <w:lvlText w:val=""/>
+      <w:lvlJc w:val="left"/>
+      <w:pPr>
+        <w:tabs>
+          <w:tab w:val="num" w:pos="3600"/>
+        </w:tabs>
+        <w:ind w:left="3600" w:hanging="360"/>
+      </w:pPr>
+      <w:rPr>
+        <w:rFonts w:ascii="Wingdings" w:hAnsi="Wingdings" w:hint="default"/>
+        <w:sz w:val="20"/>
+      </w:rPr>
+    </w:lvl>
+    <w:lvl w:ilvl="5" w:tentative="1">
+      <w:start w:val="1"/>
+      <w:numFmt w:val="bullet"/>
+      <w:lvlText w:val=""/>
+      <w:lvlJc w:val="left"/>
+      <w:pPr>
+        <w:tabs>
+          <w:tab w:val="num" w:pos="4320"/>
+        </w:tabs>
+        <w:ind w:left="4320" w:hanging="360"/>
+      </w:pPr>
+      <w:rPr>
+        <w:rFonts w:ascii="Wingdings" w:hAnsi="Wingdings" w:hint="default"/>
+        <w:sz w:val="20"/>
+      </w:rPr>
+    </w:lvl>
+    <w:lvl w:ilvl="6" w:tentative="1">
+      <w:start w:val="1"/>
+      <w:numFmt w:val="bullet"/>
+      <w:lvlText w:val=""/>
+      <w:lvlJc w:val="left"/>
+      <w:pPr>
+        <w:tabs>
+          <w:tab w:val="num" w:pos="5040"/>
+        </w:tabs>
+        <w:ind w:left="5040" w:hanging="360"/>
+      </w:pPr>
+      <w:rPr>
+        <w:rFonts w:ascii="Wingdings" w:hAnsi="Wingdings" w:hint="default"/>
+        <w:sz w:val="20"/>
+      </w:rPr>
+    </w:lvl>
+    <w:lvl w:ilvl="7" w:tentative="1">
+      <w:start w:val="1"/>
+      <w:numFmt w:val="bullet"/>
+      <w:lvlText w:val=""/>
+      <w:lvlJc w:val="left"/>
+      <w:pPr>
+        <w:tabs>
+          <w:tab w:val="num" w:pos="5760"/>
+        </w:tabs>
+        <w:ind w:left="5760" w:hanging="360"/>
+      </w:pPr>
+      <w:rPr>
+        <w:rFonts w:ascii="Wingdings" w:hAnsi="Wingdings" w:hint="default"/>
+        <w:sz w:val="20"/>
+      </w:rPr>
+    </w:lvl>
+    <w:lvl w:ilvl="8" w:tentative="1">
+      <w:start w:val="1"/>
+      <w:numFmt w:val="bullet"/>
+      <w:lvlText w:val=""/>
+      <w:lvlJc w:val="left"/>
+      <w:pPr>
+        <w:tabs>
+          <w:tab w:val="num" w:pos="6480"/>
+        </w:tabs>
+        <w:ind w:left="6480" w:hanging="360"/>
+      </w:pPr>
+      <w:rPr>
+        <w:rFonts w:ascii="Wingdings" w:hAnsi="Wingdings" w:hint="default"/>
+        <w:sz w:val="20"/>
+      </w:rPr>
+    </w:lvl>
+  </w:abstractNum>
+  <w:abstractNum w:abstractNumId="9" w15:restartNumberingAfterBreak="0">
+    <w:nsid w:val="5B2E3146"/>
+    <w:multiLevelType w:val="multilevel"/>
+    <w:tmpl w:val="34DA0D30"/>
+    <w:lvl w:ilvl="0">
+      <w:start w:val="1"/>
+      <w:numFmt w:val="bullet"/>
+      <w:lvlText w:val=""/>
+      <w:lvlJc w:val="left"/>
+      <w:pPr>
+        <w:tabs>
+          <w:tab w:val="num" w:pos="720"/>
+        </w:tabs>
+        <w:ind w:left="720" w:hanging="360"/>
+      </w:pPr>
+      <w:rPr>
+        <w:rFonts w:ascii="Symbol" w:hAnsi="Symbol" w:hint="default"/>
+        <w:sz w:val="20"/>
+      </w:rPr>
+    </w:lvl>
+    <w:lvl w:ilvl="1">
+      <w:start w:val="1"/>
+      <w:numFmt w:val="bullet"/>
+      <w:lvlText w:val="o"/>
+      <w:lvlJc w:val="left"/>
+      <w:pPr>
+        <w:tabs>
+          <w:tab w:val="num" w:pos="1440"/>
+        </w:tabs>
+        <w:ind w:left="1440" w:hanging="360"/>
+      </w:pPr>
+      <w:rPr>
+        <w:rFonts w:ascii="Courier New" w:hAnsi="Courier New" w:hint="default"/>
+        <w:sz w:val="20"/>
+      </w:rPr>
+    </w:lvl>
+    <w:lvl w:ilvl="2" w:tentative="1">
+      <w:start w:val="1"/>
+      <w:numFmt w:val="bullet"/>
+      <w:lvlText w:val=""/>
+      <w:lvlJc w:val="left"/>
+      <w:pPr>
+        <w:tabs>
+          <w:tab w:val="num" w:pos="2160"/>
+        </w:tabs>
+        <w:ind w:left="2160" w:hanging="360"/>
+      </w:pPr>
+      <w:rPr>
+        <w:rFonts w:ascii="Wingdings" w:hAnsi="Wingdings" w:hint="default"/>
+        <w:sz w:val="20"/>
+      </w:rPr>
+    </w:lvl>
+    <w:lvl w:ilvl="3" w:tentative="1">
+      <w:start w:val="1"/>
+      <w:numFmt w:val="bullet"/>
+      <w:lvlText w:val=""/>
+      <w:lvlJc w:val="left"/>
+      <w:pPr>
+        <w:tabs>
+          <w:tab w:val="num" w:pos="2880"/>
+        </w:tabs>
+        <w:ind w:left="2880" w:hanging="360"/>
+      </w:pPr>
+      <w:rPr>
+        <w:rFonts w:ascii="Wingdings" w:hAnsi="Wingdings" w:hint="default"/>
+        <w:sz w:val="20"/>
+      </w:rPr>
+    </w:lvl>
+    <w:lvl w:ilvl="4" w:tentative="1">
+      <w:start w:val="1"/>
+      <w:numFmt w:val="bullet"/>
+      <w:lvlText w:val=""/>
+      <w:lvlJc w:val="left"/>
+      <w:pPr>
+        <w:tabs>
+          <w:tab w:val="num" w:pos="3600"/>
+        </w:tabs>
+        <w:ind w:left="3600" w:hanging="360"/>
+      </w:pPr>
+      <w:rPr>
+        <w:rFonts w:ascii="Wingdings" w:hAnsi="Wingdings" w:hint="default"/>
+        <w:sz w:val="20"/>
+      </w:rPr>
+    </w:lvl>
+    <w:lvl w:ilvl="5" w:tentative="1">
+      <w:start w:val="1"/>
+      <w:numFmt w:val="bullet"/>
+      <w:lvlText w:val=""/>
+      <w:lvlJc w:val="left"/>
+      <w:pPr>
+        <w:tabs>
+          <w:tab w:val="num" w:pos="4320"/>
+        </w:tabs>
+        <w:ind w:left="4320" w:hanging="360"/>
+      </w:pPr>
+      <w:rPr>
+        <w:rFonts w:ascii="Wingdings" w:hAnsi="Wingdings" w:hint="default"/>
+        <w:sz w:val="20"/>
+      </w:rPr>
+    </w:lvl>
+    <w:lvl w:ilvl="6" w:tentative="1">
+      <w:start w:val="1"/>
+      <w:numFmt w:val="bullet"/>
+      <w:lvlText w:val=""/>
+      <w:lvlJc w:val="left"/>
+      <w:pPr>
+        <w:tabs>
+          <w:tab w:val="num" w:pos="5040"/>
+        </w:tabs>
+        <w:ind w:left="5040" w:hanging="360"/>
+      </w:pPr>
+      <w:rPr>
+        <w:rFonts w:ascii="Wingdings" w:hAnsi="Wingdings" w:hint="default"/>
+        <w:sz w:val="20"/>
+      </w:rPr>
+    </w:lvl>
+    <w:lvl w:ilvl="7" w:tentative="1">
+      <w:start w:val="1"/>
+      <w:numFmt w:val="bullet"/>
+      <w:lvlText w:val=""/>
+      <w:lvlJc w:val="left"/>
+      <w:pPr>
+        <w:tabs>
+          <w:tab w:val="num" w:pos="5760"/>
+        </w:tabs>
+        <w:ind w:left="5760" w:hanging="360"/>
+      </w:pPr>
+      <w:rPr>
+        <w:rFonts w:ascii="Wingdings" w:hAnsi="Wingdings" w:hint="default"/>
+        <w:sz w:val="20"/>
+      </w:rPr>
+    </w:lvl>
+    <w:lvl w:ilvl="8" w:tentative="1">
+      <w:start w:val="1"/>
+      <w:numFmt w:val="bullet"/>
+      <w:lvlText w:val=""/>
+      <w:lvlJc w:val="left"/>
+      <w:pPr>
+        <w:tabs>
+          <w:tab w:val="num" w:pos="6480"/>
+        </w:tabs>
+        <w:ind w:left="6480" w:hanging="360"/>
+      </w:pPr>
+      <w:rPr>
+        <w:rFonts w:ascii="Wingdings" w:hAnsi="Wingdings" w:hint="default"/>
+        <w:sz w:val="20"/>
+      </w:rPr>
+    </w:lvl>
+  </w:abstractNum>
+  <w:abstractNum w:abstractNumId="10" w15:restartNumberingAfterBreak="0">
+    <w:nsid w:val="5BF47262"/>
+    <w:multiLevelType w:val="hybridMultilevel"/>
+    <w:tmpl w:val="B7CC8306"/>
+    <w:lvl w:ilvl="0" w:tplc="04150001">
+      <w:start w:val="1"/>
+      <w:numFmt w:val="bullet"/>
+      <w:lvlText w:val=""/>
+      <w:lvlJc w:val="left"/>
+      <w:pPr>
+        <w:ind w:left="1080" w:hanging="360"/>
+      </w:pPr>
+      <w:rPr>
+        <w:rFonts w:ascii="Symbol" w:hAnsi="Symbol" w:hint="default"/>
+      </w:rPr>
+    </w:lvl>
+    <w:lvl w:ilvl="1" w:tplc="04150003" w:tentative="1">
+      <w:start w:val="1"/>
+      <w:numFmt w:val="bullet"/>
+      <w:lvlText w:val="o"/>
+      <w:lvlJc w:val="left"/>
+      <w:pPr>
+        <w:ind w:left="1800" w:hanging="360"/>
+      </w:pPr>
+      <w:rPr>
+        <w:rFonts w:ascii="Courier New" w:hAnsi="Courier New" w:cs="Courier New" w:hint="default"/>
+      </w:rPr>
+    </w:lvl>
+    <w:lvl w:ilvl="2" w:tplc="04150005" w:tentative="1">
+      <w:start w:val="1"/>
+      <w:numFmt w:val="bullet"/>
+      <w:lvlText w:val=""/>
+      <w:lvlJc w:val="left"/>
+      <w:pPr>
+        <w:ind w:left="2520" w:hanging="360"/>
+      </w:pPr>
+      <w:rPr>
+        <w:rFonts w:ascii="Wingdings" w:hAnsi="Wingdings" w:hint="default"/>
+      </w:rPr>
+    </w:lvl>
+    <w:lvl w:ilvl="3" w:tplc="04150001" w:tentative="1">
+      <w:start w:val="1"/>
+      <w:numFmt w:val="bullet"/>
+      <w:lvlText w:val=""/>
+      <w:lvlJc w:val="left"/>
+      <w:pPr>
+        <w:ind w:left="3240" w:hanging="360"/>
+      </w:pPr>
+      <w:rPr>
+        <w:rFonts w:ascii="Symbol" w:hAnsi="Symbol" w:hint="default"/>
+      </w:rPr>
+    </w:lvl>
+    <w:lvl w:ilvl="4" w:tplc="04150003" w:tentative="1">
+      <w:start w:val="1"/>
+      <w:numFmt w:val="bullet"/>
+      <w:lvlText w:val="o"/>
+      <w:lvlJc w:val="left"/>
+      <w:pPr>
+        <w:ind w:left="3960" w:hanging="360"/>
+      </w:pPr>
+      <w:rPr>
+        <w:rFonts w:ascii="Courier New" w:hAnsi="Courier New" w:cs="Courier New" w:hint="default"/>
+      </w:rPr>
+    </w:lvl>
+    <w:lvl w:ilvl="5" w:tplc="04150005" w:tentative="1">
+      <w:start w:val="1"/>
+      <w:numFmt w:val="bullet"/>
+      <w:lvlText w:val=""/>
+      <w:lvlJc w:val="left"/>
+      <w:pPr>
+        <w:ind w:left="4680" w:hanging="360"/>
+      </w:pPr>
+      <w:rPr>
+        <w:rFonts w:ascii="Wingdings" w:hAnsi="Wingdings" w:hint="default"/>
+      </w:rPr>
+    </w:lvl>
+    <w:lvl w:ilvl="6" w:tplc="04150001" w:tentative="1">
+      <w:start w:val="1"/>
+      <w:numFmt w:val="bullet"/>
+      <w:lvlText w:val=""/>
+      <w:lvlJc w:val="left"/>
+      <w:pPr>
+        <w:ind w:left="5400" w:hanging="360"/>
+      </w:pPr>
+      <w:rPr>
+        <w:rFonts w:ascii="Symbol" w:hAnsi="Symbol" w:hint="default"/>
+      </w:rPr>
+    </w:lvl>
+    <w:lvl w:ilvl="7" w:tplc="04150003" w:tentative="1">
+      <w:start w:val="1"/>
+      <w:numFmt w:val="bullet"/>
+      <w:lvlText w:val="o"/>
+      <w:lvlJc w:val="left"/>
+      <w:pPr>
+        <w:ind w:left="6120" w:hanging="360"/>
+      </w:pPr>
+      <w:rPr>
+        <w:rFonts w:ascii="Courier New" w:hAnsi="Courier New" w:cs="Courier New" w:hint="default"/>
+      </w:rPr>
+    </w:lvl>
+    <w:lvl w:ilvl="8" w:tplc="04150005" w:tentative="1">
+      <w:start w:val="1"/>
+      <w:numFmt w:val="bullet"/>
+      <w:lvlText w:val=""/>
+      <w:lvlJc w:val="left"/>
+      <w:pPr>
+        <w:ind w:left="6840" w:hanging="360"/>
+      </w:pPr>
+      <w:rPr>
+        <w:rFonts w:ascii="Wingdings" w:hAnsi="Wingdings" w:hint="default"/>
+      </w:rPr>
+    </w:lvl>
+  </w:abstractNum>
+  <w:abstractNum w:abstractNumId="11" w15:restartNumberingAfterBreak="0">
+    <w:nsid w:val="65B6487A"/>
+    <w:multiLevelType w:val="multilevel"/>
+    <w:tmpl w:val="DED4018A"/>
+    <w:lvl w:ilvl="0">
+      <w:start w:val="1"/>
+      <w:numFmt w:val="bullet"/>
+      <w:lvlText w:val=""/>
+      <w:lvlJc w:val="left"/>
+      <w:pPr>
+        <w:tabs>
+          <w:tab w:val="num" w:pos="720"/>
+        </w:tabs>
+        <w:ind w:left="720" w:hanging="360"/>
+      </w:pPr>
+      <w:rPr>
+        <w:rFonts w:ascii="Symbol" w:hAnsi="Symbol" w:hint="default"/>
+        <w:sz w:val="20"/>
+      </w:rPr>
+    </w:lvl>
+    <w:lvl w:ilvl="1">
+      <w:start w:val="1"/>
+      <w:numFmt w:val="lowerLetter"/>
+      <w:lvlText w:val="%2)"/>
+      <w:lvlJc w:val="left"/>
+      <w:pPr>
+        <w:ind w:left="1536" w:hanging="456"/>
+      </w:pPr>
+      <w:rPr>
+        <w:rFonts w:hint="default"/>
+        <w:b/>
+      </w:rPr>
+    </w:lvl>
+    <w:lvl w:ilvl="2" w:tentative="1">
+      <w:start w:val="1"/>
+      <w:numFmt w:val="bullet"/>
+      <w:lvlText w:val=""/>
+      <w:lvlJc w:val="left"/>
+      <w:pPr>
+        <w:tabs>
+          <w:tab w:val="num" w:pos="2160"/>
+        </w:tabs>
+        <w:ind w:left="2160" w:hanging="360"/>
+      </w:pPr>
+      <w:rPr>
+        <w:rFonts w:ascii="Wingdings" w:hAnsi="Wingdings" w:hint="default"/>
+        <w:sz w:val="20"/>
+      </w:rPr>
+    </w:lvl>
+    <w:lvl w:ilvl="3" w:tentative="1">
+      <w:start w:val="1"/>
+      <w:numFmt w:val="bullet"/>
+      <w:lvlText w:val=""/>
+      <w:lvlJc w:val="left"/>
+      <w:pPr>
+        <w:tabs>
+          <w:tab w:val="num" w:pos="2880"/>
+        </w:tabs>
+        <w:ind w:left="2880" w:hanging="360"/>
+      </w:pPr>
+      <w:rPr>
+        <w:rFonts w:ascii="Wingdings" w:hAnsi="Wingdings" w:hint="default"/>
+        <w:sz w:val="20"/>
+      </w:rPr>
+    </w:lvl>
+    <w:lvl w:ilvl="4" w:tentative="1">
+      <w:start w:val="1"/>
+      <w:numFmt w:val="bullet"/>
+      <w:lvlText w:val=""/>
+      <w:lvlJc w:val="left"/>
+      <w:pPr>
+        <w:tabs>
+          <w:tab w:val="num" w:pos="3600"/>
+        </w:tabs>
+        <w:ind w:left="3600" w:hanging="360"/>
+      </w:pPr>
+      <w:rPr>
+        <w:rFonts w:ascii="Wingdings" w:hAnsi="Wingdings" w:hint="default"/>
+        <w:sz w:val="20"/>
+      </w:rPr>
+    </w:lvl>
+    <w:lvl w:ilvl="5" w:tentative="1">
+      <w:start w:val="1"/>
+      <w:numFmt w:val="bullet"/>
+      <w:lvlText w:val=""/>
+      <w:lvlJc w:val="left"/>
+      <w:pPr>
+        <w:tabs>
+          <w:tab w:val="num" w:pos="4320"/>
+        </w:tabs>
+        <w:ind w:left="4320" w:hanging="360"/>
+      </w:pPr>
+      <w:rPr>
+        <w:rFonts w:ascii="Wingdings" w:hAnsi="Wingdings" w:hint="default"/>
+        <w:sz w:val="20"/>
+      </w:rPr>
+    </w:lvl>
+    <w:lvl w:ilvl="6" w:tentative="1">
+      <w:start w:val="1"/>
+      <w:numFmt w:val="bullet"/>
+      <w:lvlText w:val=""/>
+      <w:lvlJc w:val="left"/>
+      <w:pPr>
+        <w:tabs>
+          <w:tab w:val="num" w:pos="5040"/>
+        </w:tabs>
+        <w:ind w:left="5040" w:hanging="360"/>
+      </w:pPr>
+      <w:rPr>
+        <w:rFonts w:ascii="Wingdings" w:hAnsi="Wingdings" w:hint="default"/>
+        <w:sz w:val="20"/>
+      </w:rPr>
+    </w:lvl>
+    <w:lvl w:ilvl="7" w:tentative="1">
+      <w:start w:val="1"/>
+      <w:numFmt w:val="bullet"/>
+      <w:lvlText w:val=""/>
+      <w:lvlJc w:val="left"/>
+      <w:pPr>
+        <w:tabs>
+          <w:tab w:val="num" w:pos="5760"/>
+        </w:tabs>
+        <w:ind w:left="5760" w:hanging="360"/>
+      </w:pPr>
+      <w:rPr>
+        <w:rFonts w:ascii="Wingdings" w:hAnsi="Wingdings" w:hint="default"/>
+        <w:sz w:val="20"/>
+      </w:rPr>
+    </w:lvl>
+    <w:lvl w:ilvl="8" w:tentative="1">
+      <w:start w:val="1"/>
+      <w:numFmt w:val="bullet"/>
+      <w:lvlText w:val=""/>
+      <w:lvlJc w:val="left"/>
+      <w:pPr>
+        <w:tabs>
+          <w:tab w:val="num" w:pos="6480"/>
+        </w:tabs>
+        <w:ind w:left="6480" w:hanging="360"/>
+      </w:pPr>
+      <w:rPr>
+        <w:rFonts w:ascii="Wingdings" w:hAnsi="Wingdings" w:hint="default"/>
+        <w:sz w:val="20"/>
+      </w:rPr>
+    </w:lvl>
+  </w:abstractNum>
+  <w:abstractNum w:abstractNumId="12" w15:restartNumberingAfterBreak="0">
+    <w:nsid w:val="65D26B1C"/>
+    <w:multiLevelType w:val="multilevel"/>
+    <w:tmpl w:val="CB5881F4"/>
+    <w:lvl w:ilvl="0">
+      <w:start w:val="1"/>
+      <w:numFmt w:val="bullet"/>
+      <w:lvlText w:val=""/>
+      <w:lvlJc w:val="left"/>
+      <w:pPr>
+        <w:tabs>
+          <w:tab w:val="num" w:pos="1068"/>
+        </w:tabs>
+        <w:ind w:left="1068" w:hanging="360"/>
+      </w:pPr>
+      <w:rPr>
+        <w:rFonts w:ascii="Symbol" w:hAnsi="Symbol" w:hint="default"/>
+        <w:sz w:val="20"/>
+      </w:rPr>
+    </w:lvl>
+    <w:lvl w:ilvl="1" w:tentative="1">
+      <w:start w:val="1"/>
+      <w:numFmt w:val="bullet"/>
+      <w:lvlText w:val="o"/>
+      <w:lvlJc w:val="left"/>
+      <w:pPr>
+        <w:tabs>
+          <w:tab w:val="num" w:pos="1788"/>
+        </w:tabs>
+        <w:ind w:left="1788" w:hanging="360"/>
+      </w:pPr>
+      <w:rPr>
+        <w:rFonts w:ascii="Courier New" w:hAnsi="Courier New" w:hint="default"/>
+        <w:sz w:val="20"/>
+      </w:rPr>
+    </w:lvl>
+    <w:lvl w:ilvl="2" w:tentative="1">
+      <w:start w:val="1"/>
+      <w:numFmt w:val="bullet"/>
+      <w:lvlText w:val=""/>
+      <w:lvlJc w:val="left"/>
+      <w:pPr>
+        <w:tabs>
+          <w:tab w:val="num" w:pos="2508"/>
+        </w:tabs>
+        <w:ind w:left="2508" w:hanging="360"/>
+      </w:pPr>
+      <w:rPr>
+        <w:rFonts w:ascii="Wingdings" w:hAnsi="Wingdings" w:hint="default"/>
+        <w:sz w:val="20"/>
+      </w:rPr>
+    </w:lvl>
+    <w:lvl w:ilvl="3" w:tentative="1">
+      <w:start w:val="1"/>
+      <w:numFmt w:val="bullet"/>
+      <w:lvlText w:val=""/>
+      <w:lvlJc w:val="left"/>
+      <w:pPr>
+        <w:tabs>
+          <w:tab w:val="num" w:pos="3228"/>
+        </w:tabs>
+        <w:ind w:left="3228" w:hanging="360"/>
+      </w:pPr>
+      <w:rPr>
+        <w:rFonts w:ascii="Wingdings" w:hAnsi="Wingdings" w:hint="default"/>
+        <w:sz w:val="20"/>
+      </w:rPr>
+    </w:lvl>
+    <w:lvl w:ilvl="4" w:tentative="1">
+      <w:start w:val="1"/>
+      <w:numFmt w:val="bullet"/>
+      <w:lvlText w:val=""/>
+      <w:lvlJc w:val="left"/>
+      <w:pPr>
+        <w:tabs>
+          <w:tab w:val="num" w:pos="3948"/>
+        </w:tabs>
+        <w:ind w:left="3948" w:hanging="360"/>
+      </w:pPr>
+      <w:rPr>
+        <w:rFonts w:ascii="Wingdings" w:hAnsi="Wingdings" w:hint="default"/>
+        <w:sz w:val="20"/>
+      </w:rPr>
+    </w:lvl>
+    <w:lvl w:ilvl="5" w:tentative="1">
+      <w:start w:val="1"/>
+      <w:numFmt w:val="bullet"/>
+      <w:lvlText w:val=""/>
+      <w:lvlJc w:val="left"/>
+      <w:pPr>
+        <w:tabs>
+          <w:tab w:val="num" w:pos="4668"/>
+        </w:tabs>
+        <w:ind w:left="4668" w:hanging="360"/>
+      </w:pPr>
+      <w:rPr>
+        <w:rFonts w:ascii="Wingdings" w:hAnsi="Wingdings" w:hint="default"/>
+        <w:sz w:val="20"/>
+      </w:rPr>
+    </w:lvl>
+    <w:lvl w:ilvl="6" w:tentative="1">
+      <w:start w:val="1"/>
+      <w:numFmt w:val="bullet"/>
+      <w:lvlText w:val=""/>
+      <w:lvlJc w:val="left"/>
+      <w:pPr>
+        <w:tabs>
+          <w:tab w:val="num" w:pos="5388"/>
+        </w:tabs>
+        <w:ind w:left="5388" w:hanging="360"/>
+      </w:pPr>
+      <w:rPr>
+        <w:rFonts w:ascii="Wingdings" w:hAnsi="Wingdings" w:hint="default"/>
+        <w:sz w:val="20"/>
+      </w:rPr>
+    </w:lvl>
+    <w:lvl w:ilvl="7" w:tentative="1">
+      <w:start w:val="1"/>
+      <w:numFmt w:val="bullet"/>
+      <w:lvlText w:val=""/>
+      <w:lvlJc w:val="left"/>
+      <w:pPr>
+        <w:tabs>
+          <w:tab w:val="num" w:pos="6108"/>
+        </w:tabs>
+        <w:ind w:left="6108" w:hanging="360"/>
+      </w:pPr>
+      <w:rPr>
+        <w:rFonts w:ascii="Wingdings" w:hAnsi="Wingdings" w:hint="default"/>
+        <w:sz w:val="20"/>
+      </w:rPr>
+    </w:lvl>
+    <w:lvl w:ilvl="8" w:tentative="1">
+      <w:start w:val="1"/>
+      <w:numFmt w:val="bullet"/>
+      <w:lvlText w:val=""/>
+      <w:lvlJc w:val="left"/>
+      <w:pPr>
+        <w:tabs>
+          <w:tab w:val="num" w:pos="6828"/>
+        </w:tabs>
+        <w:ind w:left="6828" w:hanging="360"/>
+      </w:pPr>
+      <w:rPr>
+        <w:rFonts w:ascii="Wingdings" w:hAnsi="Wingdings" w:hint="default"/>
+        <w:sz w:val="20"/>
+      </w:rPr>
+    </w:lvl>
+  </w:abstractNum>
+  <w:abstractNum w:abstractNumId="13" w15:restartNumberingAfterBreak="0">
     <w:nsid w:val="665A449D"/>
     <w:multiLevelType w:val="multilevel"/>
     <w:tmpl w:val="FBDA96F4"/>
@@ -1644,17 +4855,467 @@
       </w:rPr>
     </w:lvl>
   </w:abstractNum>
+  <w:abstractNum w:abstractNumId="14" w15:restartNumberingAfterBreak="0">
+    <w:nsid w:val="6A0643F4"/>
+    <w:multiLevelType w:val="multilevel"/>
+    <w:tmpl w:val="C71E8472"/>
+    <w:lvl w:ilvl="0">
+      <w:start w:val="1"/>
+      <w:numFmt w:val="bullet"/>
+      <w:lvlText w:val=""/>
+      <w:lvlJc w:val="left"/>
+      <w:pPr>
+        <w:tabs>
+          <w:tab w:val="num" w:pos="1068"/>
+        </w:tabs>
+        <w:ind w:left="1068" w:hanging="360"/>
+      </w:pPr>
+      <w:rPr>
+        <w:rFonts w:ascii="Symbol" w:hAnsi="Symbol" w:hint="default"/>
+        <w:sz w:val="20"/>
+      </w:rPr>
+    </w:lvl>
+    <w:lvl w:ilvl="1" w:tentative="1">
+      <w:start w:val="1"/>
+      <w:numFmt w:val="bullet"/>
+      <w:lvlText w:val="o"/>
+      <w:lvlJc w:val="left"/>
+      <w:pPr>
+        <w:tabs>
+          <w:tab w:val="num" w:pos="1788"/>
+        </w:tabs>
+        <w:ind w:left="1788" w:hanging="360"/>
+      </w:pPr>
+      <w:rPr>
+        <w:rFonts w:ascii="Courier New" w:hAnsi="Courier New" w:hint="default"/>
+        <w:sz w:val="20"/>
+      </w:rPr>
+    </w:lvl>
+    <w:lvl w:ilvl="2" w:tentative="1">
+      <w:start w:val="1"/>
+      <w:numFmt w:val="bullet"/>
+      <w:lvlText w:val=""/>
+      <w:lvlJc w:val="left"/>
+      <w:pPr>
+        <w:tabs>
+          <w:tab w:val="num" w:pos="2508"/>
+        </w:tabs>
+        <w:ind w:left="2508" w:hanging="360"/>
+      </w:pPr>
+      <w:rPr>
+        <w:rFonts w:ascii="Wingdings" w:hAnsi="Wingdings" w:hint="default"/>
+        <w:sz w:val="20"/>
+      </w:rPr>
+    </w:lvl>
+    <w:lvl w:ilvl="3" w:tentative="1">
+      <w:start w:val="1"/>
+      <w:numFmt w:val="bullet"/>
+      <w:lvlText w:val=""/>
+      <w:lvlJc w:val="left"/>
+      <w:pPr>
+        <w:tabs>
+          <w:tab w:val="num" w:pos="3228"/>
+        </w:tabs>
+        <w:ind w:left="3228" w:hanging="360"/>
+      </w:pPr>
+      <w:rPr>
+        <w:rFonts w:ascii="Wingdings" w:hAnsi="Wingdings" w:hint="default"/>
+        <w:sz w:val="20"/>
+      </w:rPr>
+    </w:lvl>
+    <w:lvl w:ilvl="4" w:tentative="1">
+      <w:start w:val="1"/>
+      <w:numFmt w:val="bullet"/>
+      <w:lvlText w:val=""/>
+      <w:lvlJc w:val="left"/>
+      <w:pPr>
+        <w:tabs>
+          <w:tab w:val="num" w:pos="3948"/>
+        </w:tabs>
+        <w:ind w:left="3948" w:hanging="360"/>
+      </w:pPr>
+      <w:rPr>
+        <w:rFonts w:ascii="Wingdings" w:hAnsi="Wingdings" w:hint="default"/>
+        <w:sz w:val="20"/>
+      </w:rPr>
+    </w:lvl>
+    <w:lvl w:ilvl="5" w:tentative="1">
+      <w:start w:val="1"/>
+      <w:numFmt w:val="bullet"/>
+      <w:lvlText w:val=""/>
+      <w:lvlJc w:val="left"/>
+      <w:pPr>
+        <w:tabs>
+          <w:tab w:val="num" w:pos="4668"/>
+        </w:tabs>
+        <w:ind w:left="4668" w:hanging="360"/>
+      </w:pPr>
+      <w:rPr>
+        <w:rFonts w:ascii="Wingdings" w:hAnsi="Wingdings" w:hint="default"/>
+        <w:sz w:val="20"/>
+      </w:rPr>
+    </w:lvl>
+    <w:lvl w:ilvl="6" w:tentative="1">
+      <w:start w:val="1"/>
+      <w:numFmt w:val="bullet"/>
+      <w:lvlText w:val=""/>
+      <w:lvlJc w:val="left"/>
+      <w:pPr>
+        <w:tabs>
+          <w:tab w:val="num" w:pos="5388"/>
+        </w:tabs>
+        <w:ind w:left="5388" w:hanging="360"/>
+      </w:pPr>
+      <w:rPr>
+        <w:rFonts w:ascii="Wingdings" w:hAnsi="Wingdings" w:hint="default"/>
+        <w:sz w:val="20"/>
+      </w:rPr>
+    </w:lvl>
+    <w:lvl w:ilvl="7" w:tentative="1">
+      <w:start w:val="1"/>
+      <w:numFmt w:val="bullet"/>
+      <w:lvlText w:val=""/>
+      <w:lvlJc w:val="left"/>
+      <w:pPr>
+        <w:tabs>
+          <w:tab w:val="num" w:pos="6108"/>
+        </w:tabs>
+        <w:ind w:left="6108" w:hanging="360"/>
+      </w:pPr>
+      <w:rPr>
+        <w:rFonts w:ascii="Wingdings" w:hAnsi="Wingdings" w:hint="default"/>
+        <w:sz w:val="20"/>
+      </w:rPr>
+    </w:lvl>
+    <w:lvl w:ilvl="8" w:tentative="1">
+      <w:start w:val="1"/>
+      <w:numFmt w:val="bullet"/>
+      <w:lvlText w:val=""/>
+      <w:lvlJc w:val="left"/>
+      <w:pPr>
+        <w:tabs>
+          <w:tab w:val="num" w:pos="6828"/>
+        </w:tabs>
+        <w:ind w:left="6828" w:hanging="360"/>
+      </w:pPr>
+      <w:rPr>
+        <w:rFonts w:ascii="Wingdings" w:hAnsi="Wingdings" w:hint="default"/>
+        <w:sz w:val="20"/>
+      </w:rPr>
+    </w:lvl>
+  </w:abstractNum>
+  <w:abstractNum w:abstractNumId="15" w15:restartNumberingAfterBreak="0">
+    <w:nsid w:val="79335EBC"/>
+    <w:multiLevelType w:val="multilevel"/>
+    <w:tmpl w:val="42E82A3E"/>
+    <w:lvl w:ilvl="0">
+      <w:start w:val="1"/>
+      <w:numFmt w:val="bullet"/>
+      <w:lvlText w:val=""/>
+      <w:lvlJc w:val="left"/>
+      <w:pPr>
+        <w:tabs>
+          <w:tab w:val="num" w:pos="720"/>
+        </w:tabs>
+        <w:ind w:left="720" w:hanging="360"/>
+      </w:pPr>
+      <w:rPr>
+        <w:rFonts w:ascii="Symbol" w:hAnsi="Symbol" w:hint="default"/>
+        <w:sz w:val="20"/>
+      </w:rPr>
+    </w:lvl>
+    <w:lvl w:ilvl="1" w:tentative="1">
+      <w:start w:val="1"/>
+      <w:numFmt w:val="bullet"/>
+      <w:lvlText w:val="o"/>
+      <w:lvlJc w:val="left"/>
+      <w:pPr>
+        <w:tabs>
+          <w:tab w:val="num" w:pos="1440"/>
+        </w:tabs>
+        <w:ind w:left="1440" w:hanging="360"/>
+      </w:pPr>
+      <w:rPr>
+        <w:rFonts w:ascii="Courier New" w:hAnsi="Courier New" w:hint="default"/>
+        <w:sz w:val="20"/>
+      </w:rPr>
+    </w:lvl>
+    <w:lvl w:ilvl="2" w:tentative="1">
+      <w:start w:val="1"/>
+      <w:numFmt w:val="bullet"/>
+      <w:lvlText w:val=""/>
+      <w:lvlJc w:val="left"/>
+      <w:pPr>
+        <w:tabs>
+          <w:tab w:val="num" w:pos="2160"/>
+        </w:tabs>
+        <w:ind w:left="2160" w:hanging="360"/>
+      </w:pPr>
+      <w:rPr>
+        <w:rFonts w:ascii="Wingdings" w:hAnsi="Wingdings" w:hint="default"/>
+        <w:sz w:val="20"/>
+      </w:rPr>
+    </w:lvl>
+    <w:lvl w:ilvl="3" w:tentative="1">
+      <w:start w:val="1"/>
+      <w:numFmt w:val="bullet"/>
+      <w:lvlText w:val=""/>
+      <w:lvlJc w:val="left"/>
+      <w:pPr>
+        <w:tabs>
+          <w:tab w:val="num" w:pos="2880"/>
+        </w:tabs>
+        <w:ind w:left="2880" w:hanging="360"/>
+      </w:pPr>
+      <w:rPr>
+        <w:rFonts w:ascii="Wingdings" w:hAnsi="Wingdings" w:hint="default"/>
+        <w:sz w:val="20"/>
+      </w:rPr>
+    </w:lvl>
+    <w:lvl w:ilvl="4" w:tentative="1">
+      <w:start w:val="1"/>
+      <w:numFmt w:val="bullet"/>
+      <w:lvlText w:val=""/>
+      <w:lvlJc w:val="left"/>
+      <w:pPr>
+        <w:tabs>
+          <w:tab w:val="num" w:pos="3600"/>
+        </w:tabs>
+        <w:ind w:left="3600" w:hanging="360"/>
+      </w:pPr>
+      <w:rPr>
+        <w:rFonts w:ascii="Wingdings" w:hAnsi="Wingdings" w:hint="default"/>
+        <w:sz w:val="20"/>
+      </w:rPr>
+    </w:lvl>
+    <w:lvl w:ilvl="5" w:tentative="1">
+      <w:start w:val="1"/>
+      <w:numFmt w:val="bullet"/>
+      <w:lvlText w:val=""/>
+      <w:lvlJc w:val="left"/>
+      <w:pPr>
+        <w:tabs>
+          <w:tab w:val="num" w:pos="4320"/>
+        </w:tabs>
+        <w:ind w:left="4320" w:hanging="360"/>
+      </w:pPr>
+      <w:rPr>
+        <w:rFonts w:ascii="Wingdings" w:hAnsi="Wingdings" w:hint="default"/>
+        <w:sz w:val="20"/>
+      </w:rPr>
+    </w:lvl>
+    <w:lvl w:ilvl="6" w:tentative="1">
+      <w:start w:val="1"/>
+      <w:numFmt w:val="bullet"/>
+      <w:lvlText w:val=""/>
+      <w:lvlJc w:val="left"/>
+      <w:pPr>
+        <w:tabs>
+          <w:tab w:val="num" w:pos="5040"/>
+        </w:tabs>
+        <w:ind w:left="5040" w:hanging="360"/>
+      </w:pPr>
+      <w:rPr>
+        <w:rFonts w:ascii="Wingdings" w:hAnsi="Wingdings" w:hint="default"/>
+        <w:sz w:val="20"/>
+      </w:rPr>
+    </w:lvl>
+    <w:lvl w:ilvl="7" w:tentative="1">
+      <w:start w:val="1"/>
+      <w:numFmt w:val="bullet"/>
+      <w:lvlText w:val=""/>
+      <w:lvlJc w:val="left"/>
+      <w:pPr>
+        <w:tabs>
+          <w:tab w:val="num" w:pos="5760"/>
+        </w:tabs>
+        <w:ind w:left="5760" w:hanging="360"/>
+      </w:pPr>
+      <w:rPr>
+        <w:rFonts w:ascii="Wingdings" w:hAnsi="Wingdings" w:hint="default"/>
+        <w:sz w:val="20"/>
+      </w:rPr>
+    </w:lvl>
+    <w:lvl w:ilvl="8" w:tentative="1">
+      <w:start w:val="1"/>
+      <w:numFmt w:val="bullet"/>
+      <w:lvlText w:val=""/>
+      <w:lvlJc w:val="left"/>
+      <w:pPr>
+        <w:tabs>
+          <w:tab w:val="num" w:pos="6480"/>
+        </w:tabs>
+        <w:ind w:left="6480" w:hanging="360"/>
+      </w:pPr>
+      <w:rPr>
+        <w:rFonts w:ascii="Wingdings" w:hAnsi="Wingdings" w:hint="default"/>
+        <w:sz w:val="20"/>
+      </w:rPr>
+    </w:lvl>
+  </w:abstractNum>
+  <w:abstractNum w:abstractNumId="16" w15:restartNumberingAfterBreak="0">
+    <w:nsid w:val="7AA429A4"/>
+    <w:multiLevelType w:val="hybridMultilevel"/>
+    <w:tmpl w:val="D96C8F36"/>
+    <w:lvl w:ilvl="0" w:tplc="FFFFFFFF">
+      <w:start w:val="1"/>
+      <w:numFmt w:val="bullet"/>
+      <w:lvlText w:val=""/>
+      <w:lvlJc w:val="left"/>
+      <w:pPr>
+        <w:ind w:left="720" w:hanging="360"/>
+      </w:pPr>
+      <w:rPr>
+        <w:rFonts w:ascii="Symbol" w:hAnsi="Symbol" w:hint="default"/>
+      </w:rPr>
+    </w:lvl>
+    <w:lvl w:ilvl="1" w:tplc="04150001">
+      <w:start w:val="1"/>
+      <w:numFmt w:val="bullet"/>
+      <w:lvlText w:val=""/>
+      <w:lvlJc w:val="left"/>
+      <w:pPr>
+        <w:ind w:left="1080" w:hanging="360"/>
+      </w:pPr>
+      <w:rPr>
+        <w:rFonts w:ascii="Symbol" w:hAnsi="Symbol" w:hint="default"/>
+      </w:rPr>
+    </w:lvl>
+    <w:lvl w:ilvl="2" w:tplc="FFFFFFFF">
+      <w:start w:val="1"/>
+      <w:numFmt w:val="bullet"/>
+      <w:lvlText w:val=""/>
+      <w:lvlJc w:val="left"/>
+      <w:pPr>
+        <w:ind w:left="2160" w:hanging="360"/>
+      </w:pPr>
+      <w:rPr>
+        <w:rFonts w:ascii="Wingdings" w:hAnsi="Wingdings" w:hint="default"/>
+      </w:rPr>
+    </w:lvl>
+    <w:lvl w:ilvl="3" w:tplc="FFFFFFFF" w:tentative="1">
+      <w:start w:val="1"/>
+      <w:numFmt w:val="bullet"/>
+      <w:lvlText w:val=""/>
+      <w:lvlJc w:val="left"/>
+      <w:pPr>
+        <w:ind w:left="2880" w:hanging="360"/>
+      </w:pPr>
+      <w:rPr>
+        <w:rFonts w:ascii="Symbol" w:hAnsi="Symbol" w:hint="default"/>
+      </w:rPr>
+    </w:lvl>
+    <w:lvl w:ilvl="4" w:tplc="FFFFFFFF" w:tentative="1">
+      <w:start w:val="1"/>
+      <w:numFmt w:val="bullet"/>
+      <w:lvlText w:val="o"/>
+      <w:lvlJc w:val="left"/>
+      <w:pPr>
+        <w:ind w:left="3600" w:hanging="360"/>
+      </w:pPr>
+      <w:rPr>
+        <w:rFonts w:ascii="Courier New" w:hAnsi="Courier New" w:cs="Courier New" w:hint="default"/>
+      </w:rPr>
+    </w:lvl>
+    <w:lvl w:ilvl="5" w:tplc="FFFFFFFF" w:tentative="1">
+      <w:start w:val="1"/>
+      <w:numFmt w:val="bullet"/>
+      <w:lvlText w:val=""/>
+      <w:lvlJc w:val="left"/>
+      <w:pPr>
+        <w:ind w:left="4320" w:hanging="360"/>
+      </w:pPr>
+      <w:rPr>
+        <w:rFonts w:ascii="Wingdings" w:hAnsi="Wingdings" w:hint="default"/>
+      </w:rPr>
+    </w:lvl>
+    <w:lvl w:ilvl="6" w:tplc="FFFFFFFF" w:tentative="1">
+      <w:start w:val="1"/>
+      <w:numFmt w:val="bullet"/>
+      <w:lvlText w:val=""/>
+      <w:lvlJc w:val="left"/>
+      <w:pPr>
+        <w:ind w:left="5040" w:hanging="360"/>
+      </w:pPr>
+      <w:rPr>
+        <w:rFonts w:ascii="Symbol" w:hAnsi="Symbol" w:hint="default"/>
+      </w:rPr>
+    </w:lvl>
+    <w:lvl w:ilvl="7" w:tplc="FFFFFFFF" w:tentative="1">
+      <w:start w:val="1"/>
+      <w:numFmt w:val="bullet"/>
+      <w:lvlText w:val="o"/>
+      <w:lvlJc w:val="left"/>
+      <w:pPr>
+        <w:ind w:left="5760" w:hanging="360"/>
+      </w:pPr>
+      <w:rPr>
+        <w:rFonts w:ascii="Courier New" w:hAnsi="Courier New" w:cs="Courier New" w:hint="default"/>
+      </w:rPr>
+    </w:lvl>
+    <w:lvl w:ilvl="8" w:tplc="FFFFFFFF" w:tentative="1">
+      <w:start w:val="1"/>
+      <w:numFmt w:val="bullet"/>
+      <w:lvlText w:val=""/>
+      <w:lvlJc w:val="left"/>
+      <w:pPr>
+        <w:ind w:left="6480" w:hanging="360"/>
+      </w:pPr>
+      <w:rPr>
+        <w:rFonts w:ascii="Wingdings" w:hAnsi="Wingdings" w:hint="default"/>
+      </w:rPr>
+    </w:lvl>
+  </w:abstractNum>
   <w:num w:numId="1" w16cid:durableId="1483887667">
+    <w:abstractNumId w:val="2"/>
+  </w:num>
+  <w:num w:numId="2" w16cid:durableId="1502163515">
+    <w:abstractNumId w:val="7"/>
+  </w:num>
+  <w:num w:numId="3" w16cid:durableId="1562788965">
+    <w:abstractNumId w:val="13"/>
+  </w:num>
+  <w:num w:numId="4" w16cid:durableId="1998266894">
     <w:abstractNumId w:val="1"/>
   </w:num>
-  <w:num w:numId="2" w16cid:durableId="1502163515">
-    <w:abstractNumId w:val="2"/>
+  <w:num w:numId="5" w16cid:durableId="1322808972">
+    <w:abstractNumId w:val="8"/>
   </w:num>
-  <w:num w:numId="3" w16cid:durableId="1562788965">
+  <w:num w:numId="6" w16cid:durableId="837694082">
+    <w:abstractNumId w:val="11"/>
+  </w:num>
+  <w:num w:numId="7" w16cid:durableId="823206007">
+    <w:abstractNumId w:val="9"/>
+  </w:num>
+  <w:num w:numId="8" w16cid:durableId="1363743005">
+    <w:abstractNumId w:val="6"/>
+  </w:num>
+  <w:num w:numId="9" w16cid:durableId="588124785">
+    <w:abstractNumId w:val="5"/>
+  </w:num>
+  <w:num w:numId="10" w16cid:durableId="1078095313">
+    <w:abstractNumId w:val="4"/>
+  </w:num>
+  <w:num w:numId="11" w16cid:durableId="1849127762">
+    <w:abstractNumId w:val="10"/>
+  </w:num>
+  <w:num w:numId="12" w16cid:durableId="1148668001">
+    <w:abstractNumId w:val="16"/>
+  </w:num>
+  <w:num w:numId="13" w16cid:durableId="31999563">
+    <w:abstractNumId w:val="15"/>
+  </w:num>
+  <w:num w:numId="14" w16cid:durableId="304706171">
     <w:abstractNumId w:val="3"/>
   </w:num>
-  <w:num w:numId="4" w16cid:durableId="1998266894">
+  <w:num w:numId="15" w16cid:durableId="745686882">
     <w:abstractNumId w:val="0"/>
+  </w:num>
+  <w:num w:numId="16" w16cid:durableId="1583219076">
+    <w:abstractNumId w:val="12"/>
+  </w:num>
+  <w:num w:numId="17" w16cid:durableId="585498789">
+    <w:abstractNumId w:val="14"/>
   </w:num>
 </w:numbering>
 </file>
@@ -2129,7 +5790,6 @@
     <w:basedOn w:val="Normalny"/>
     <w:next w:val="Normalny"/>
     <w:uiPriority w:val="9"/>
-    <w:semiHidden/>
     <w:unhideWhenUsed/>
     <w:qFormat/>
     <w:rsid w:val="007901B5"/>
@@ -2433,7 +6093,6 @@
     <w:name w:val="Nagłówek 4 Znak"/>
     <w:basedOn w:val="Domylnaczcionkaakapitu"/>
     <w:uiPriority w:val="9"/>
-    <w:semiHidden/>
     <w:rsid w:val="003206D7"/>
     <w:rPr>
       <w:rFonts w:eastAsiaTheme="majorEastAsia" w:cstheme="majorBidi"/>
@@ -2547,6 +6206,23 @@
       <w:i/>
       <w:iCs/>
       <w:color w:val="0F4761" w:themeColor="accent1" w:themeShade="BF"/>
+    </w:rPr>
+  </w:style>
+  <w:style w:type="paragraph" w:styleId="NormalnyWeb">
+    <w:name w:val="Normal (Web)"/>
+    <w:basedOn w:val="Normalny"/>
+    <w:uiPriority w:val="99"/>
+    <w:semiHidden/>
+    <w:unhideWhenUsed/>
+    <w:rsid w:val="00E667D2"/>
+    <w:pPr>
+      <w:spacing w:before="100" w:beforeAutospacing="1" w:after="100" w:afterAutospacing="1" w:line="240" w:lineRule="auto"/>
+    </w:pPr>
+    <w:rPr>
+      <w:rFonts w:ascii="Times New Roman" w:eastAsia="Times New Roman" w:hAnsi="Times New Roman" w:cs="Times New Roman"/>
+      <w:kern w:val="0"/>
+      <w:lang w:eastAsia="pl-PL"/>
+      <w14:ligatures w14:val="none"/>
     </w:rPr>
   </w:style>
 </w:styles>
@@ -2868,23 +6544,6 @@
 </file>
 
 <file path=customXml/item1.xml><?xml version="1.0" encoding="utf-8"?>
-<p:properties xmlns:p="http://schemas.microsoft.com/office/2006/metadata/properties" xmlns:xsi="http://www.w3.org/2001/XMLSchema-instance" xmlns:pc="http://schemas.microsoft.com/office/infopath/2007/PartnerControls">
-  <documentManagement>
-    <_activity xmlns="01a094b0-08a8-443b-bd9d-7d2701d1cf8a" xsi:nil="true"/>
-  </documentManagement>
-</p:properties>
-</file>
-
-<file path=customXml/item2.xml><?xml version="1.0" encoding="utf-8"?>
-<?mso-contentType ?>
-<FormTemplates xmlns="http://schemas.microsoft.com/sharepoint/v3/contenttype/forms">
-  <Display>DocumentLibraryForm</Display>
-  <Edit>DocumentLibraryForm</Edit>
-  <New>DocumentLibraryForm</New>
-</FormTemplates>
-</file>
-
-<file path=customXml/item3.xml><?xml version="1.0" encoding="utf-8"?>
 <ct:contentTypeSchema xmlns:ct="http://schemas.microsoft.com/office/2006/metadata/contentType" xmlns:ma="http://schemas.microsoft.com/office/2006/metadata/properties/metaAttributes" ct:_="" ma:_="" ma:contentTypeName="Dokument" ma:contentTypeID="0x010100CCB42EE1A2101A46A529E33B73FA5B9E" ma:contentTypeVersion="10" ma:contentTypeDescription="Utwórz nowy dokument." ma:contentTypeScope="" ma:versionID="fb28c9b49a9d7ee7992a0068d83f7825">
   <xsd:schema xmlns:xsd="http://www.w3.org/2001/XMLSchema" xmlns:xs="http://www.w3.org/2001/XMLSchema" xmlns:p="http://schemas.microsoft.com/office/2006/metadata/properties" xmlns:ns3="01a094b0-08a8-443b-bd9d-7d2701d1cf8a" targetNamespace="http://schemas.microsoft.com/office/2006/metadata/properties" ma:root="true" ma:fieldsID="4d7bfa7a1f1f07c1257d0e29d16acf8e" ns3:_="">
     <xsd:import namespace="01a094b0-08a8-443b-bd9d-7d2701d1cf8a"/>
@@ -3066,29 +6725,28 @@
 </ct:contentTypeSchema>
 </file>
 
+<file path=customXml/item2.xml><?xml version="1.0" encoding="utf-8"?>
+<?mso-contentType ?>
+<FormTemplates xmlns="http://schemas.microsoft.com/sharepoint/v3/contenttype/forms">
+  <Display>DocumentLibraryForm</Display>
+  <Edit>DocumentLibraryForm</Edit>
+  <New>DocumentLibraryForm</New>
+</FormTemplates>
+</file>
+
+<file path=customXml/item3.xml><?xml version="1.0" encoding="utf-8"?>
+<p:properties xmlns:p="http://schemas.microsoft.com/office/2006/metadata/properties" xmlns:xsi="http://www.w3.org/2001/XMLSchema-instance" xmlns:pc="http://schemas.microsoft.com/office/infopath/2007/PartnerControls">
+  <documentManagement>
+    <_activity xmlns="01a094b0-08a8-443b-bd9d-7d2701d1cf8a" xsi:nil="true"/>
+  </documentManagement>
+</p:properties>
+</file>
+
 <file path=customXml/item4.xml><?xml version="1.0" encoding="utf-8"?>
 <b:Sources xmlns:b="http://schemas.openxmlformats.org/officeDocument/2006/bibliography" xmlns="http://schemas.openxmlformats.org/officeDocument/2006/bibliography" SelectedStyle="\APASixthEditionOfficeOnline.xsl" StyleName="APA" Version="6"/>
 </file>
 
 <file path=customXml/itemProps1.xml><?xml version="1.0" encoding="utf-8"?>
-<ds:datastoreItem xmlns:ds="http://schemas.openxmlformats.org/officeDocument/2006/customXml" ds:itemID="{11275EE7-436D-44BB-874B-06A9C0948B83}">
-  <ds:schemaRefs>
-    <ds:schemaRef ds:uri="http://schemas.microsoft.com/office/2006/metadata/properties"/>
-    <ds:schemaRef ds:uri="http://schemas.microsoft.com/office/infopath/2007/PartnerControls"/>
-    <ds:schemaRef ds:uri="01a094b0-08a8-443b-bd9d-7d2701d1cf8a"/>
-  </ds:schemaRefs>
-</ds:datastoreItem>
-</file>
-
-<file path=customXml/itemProps2.xml><?xml version="1.0" encoding="utf-8"?>
-<ds:datastoreItem xmlns:ds="http://schemas.openxmlformats.org/officeDocument/2006/customXml" ds:itemID="{846F3F10-2E3D-4091-84D7-32B19F5B918C}">
-  <ds:schemaRefs>
-    <ds:schemaRef ds:uri="http://schemas.microsoft.com/sharepoint/v3/contenttype/forms"/>
-  </ds:schemaRefs>
-</ds:datastoreItem>
-</file>
-
-<file path=customXml/itemProps3.xml><?xml version="1.0" encoding="utf-8"?>
 <ds:datastoreItem xmlns:ds="http://schemas.openxmlformats.org/officeDocument/2006/customXml" ds:itemID="{7456FE10-DABE-41A2-B0AD-3BA76596A10A}">
   <ds:schemaRefs>
     <ds:schemaRef ds:uri="http://schemas.microsoft.com/office/2006/metadata/contentType"/>
@@ -3106,6 +6764,24 @@
 </ds:datastoreItem>
 </file>
 
+<file path=customXml/itemProps2.xml><?xml version="1.0" encoding="utf-8"?>
+<ds:datastoreItem xmlns:ds="http://schemas.openxmlformats.org/officeDocument/2006/customXml" ds:itemID="{846F3F10-2E3D-4091-84D7-32B19F5B918C}">
+  <ds:schemaRefs>
+    <ds:schemaRef ds:uri="http://schemas.microsoft.com/sharepoint/v3/contenttype/forms"/>
+  </ds:schemaRefs>
+</ds:datastoreItem>
+</file>
+
+<file path=customXml/itemProps3.xml><?xml version="1.0" encoding="utf-8"?>
+<ds:datastoreItem xmlns:ds="http://schemas.openxmlformats.org/officeDocument/2006/customXml" ds:itemID="{11275EE7-436D-44BB-874B-06A9C0948B83}">
+  <ds:schemaRefs>
+    <ds:schemaRef ds:uri="http://schemas.microsoft.com/office/2006/metadata/properties"/>
+    <ds:schemaRef ds:uri="http://schemas.microsoft.com/office/infopath/2007/PartnerControls"/>
+    <ds:schemaRef ds:uri="01a094b0-08a8-443b-bd9d-7d2701d1cf8a"/>
+  </ds:schemaRefs>
+</ds:datastoreItem>
+</file>
+
 <file path=customXml/itemProps4.xml><?xml version="1.0" encoding="utf-8"?>
 <ds:datastoreItem xmlns:ds="http://schemas.openxmlformats.org/officeDocument/2006/customXml" ds:itemID="{211C353F-6200-4B5E-8492-7D72958BB88A}">
   <ds:schemaRefs>

--- a/projektFirmaRolnicza.docx
+++ b/projektFirmaRolnicza.docx
@@ -240,16 +240,7 @@
                 <w:b/>
                 <w:bCs/>
               </w:rPr>
-              <w:t xml:space="preserve">Piotr </w:t>
-            </w:r>
-            <w:proofErr w:type="spellStart"/>
-            <w:r>
-              <w:rPr>
-                <w:rFonts w:ascii="Times New Roman" w:hAnsi="Times New Roman" w:cs="Times New Roman"/>
-                <w:b/>
-                <w:bCs/>
-              </w:rPr>
-              <w:t>Pol</w:t>
+              <w:t>Piotr Pol</w:t>
             </w:r>
             <w:r>
               <w:rPr>
@@ -283,7 +274,6 @@
               </w:rPr>
               <w:t>ło</w:t>
             </w:r>
-            <w:proofErr w:type="spellEnd"/>
           </w:p>
         </w:tc>
         <w:tc>
@@ -696,10 +686,668 @@
           <w:sz w:val="36"/>
           <w:szCs w:val="36"/>
         </w:rPr>
-        <w:t xml:space="preserve">Piotr </w:t>
+        <w:t>Piotr Poletyło</w:t>
+      </w:r>
+    </w:p>
+    <w:p>
+      <w:pPr>
+        <w:rPr>
+          <w:rFonts w:ascii="Times New Roman" w:hAnsi="Times New Roman" w:cs="Times New Roman"/>
+          <w:b/>
+          <w:bCs/>
+        </w:rPr>
+      </w:pPr>
+      <w:r>
+        <w:rPr>
+          <w:rFonts w:ascii="Times New Roman" w:hAnsi="Times New Roman" w:cs="Times New Roman"/>
+          <w:b/>
+          <w:bCs/>
+        </w:rPr>
+        <w:t>Cel budowania systemu</w:t>
+      </w:r>
+    </w:p>
+    <w:p>
+      <w:pPr>
+        <w:jc w:val="both"/>
+        <w:rPr>
+          <w:rFonts w:ascii="Times New Roman" w:hAnsi="Times New Roman" w:cs="Times New Roman"/>
+        </w:rPr>
+      </w:pPr>
+      <w:r>
+        <w:rPr>
+          <w:rFonts w:ascii="Times New Roman" w:hAnsi="Times New Roman" w:cs="Times New Roman"/>
+        </w:rPr>
+        <w:t>Głównym celem stworzenia systemu jest cyfryzacja oraz usprawnienie procesów związanych z ofertą dużej firmy rolniczej. Aplikacja ma za zadanie ułatwić klientom szybki dostęp do usług i maszyn, a firmie rolniczej umożliwić efektywne zarządzanie zasobami, harmonogramami pracowników oraz sprzedażą towarów rolniczych. System ma zminimalizować ryzyko błędów komunikacyjnych, zwłaszcza w zakresie dokładnej lokalizacji miejsca wykonania usługi.</w:t>
+      </w:r>
+    </w:p>
+    <w:p>
+      <w:pPr>
+        <w:jc w:val="both"/>
+        <w:rPr>
+          <w:rFonts w:ascii="Times New Roman" w:hAnsi="Times New Roman" w:cs="Times New Roman"/>
+          <w:b/>
+          <w:bCs/>
+        </w:rPr>
+      </w:pPr>
+      <w:r>
+        <w:rPr>
+          <w:rFonts w:ascii="Times New Roman" w:hAnsi="Times New Roman" w:cs="Times New Roman"/>
+          <w:b/>
+          <w:bCs/>
+        </w:rPr>
+        <w:t>Zakres systemu</w:t>
+      </w:r>
+    </w:p>
+    <w:p>
+      <w:pPr>
+        <w:jc w:val="both"/>
+        <w:rPr>
+          <w:rFonts w:ascii="Times New Roman" w:hAnsi="Times New Roman" w:cs="Times New Roman"/>
+        </w:rPr>
+      </w:pPr>
+      <w:r>
+        <w:rPr>
+          <w:rFonts w:ascii="Times New Roman" w:hAnsi="Times New Roman" w:cs="Times New Roman"/>
+        </w:rPr>
+        <w:t>System obejmuje następujące główne moduły funkcjonalne:</w:t>
+      </w:r>
+    </w:p>
+    <w:p>
+      <w:pPr>
+        <w:numPr>
+          <w:ilvl w:val="0"/>
+          <w:numId w:val="2"/>
+        </w:numPr>
+        <w:jc w:val="both"/>
+        <w:rPr>
+          <w:rFonts w:ascii="Times New Roman" w:hAnsi="Times New Roman" w:cs="Times New Roman"/>
+        </w:rPr>
+      </w:pPr>
+      <w:r>
+        <w:rPr>
+          <w:rFonts w:ascii="Times New Roman" w:hAnsi="Times New Roman" w:cs="Times New Roman"/>
+          <w:b/>
+          <w:bCs/>
+        </w:rPr>
+        <w:t>Moduł wypożyczalni maszyn rolniczych:</w:t>
+      </w:r>
+      <w:r>
+        <w:rPr>
+          <w:rFonts w:ascii="Times New Roman" w:hAnsi="Times New Roman" w:cs="Times New Roman"/>
+        </w:rPr>
+        <w:t xml:space="preserve"> Przeglądanie katalogu dostępnych maszyn (np. ciągniki, kombajny, siewniki), sprawdzanie ich dostępności w kalendarzu oraz proces rezerwacji.</w:t>
+      </w:r>
+    </w:p>
+    <w:p>
+      <w:pPr>
+        <w:numPr>
+          <w:ilvl w:val="0"/>
+          <w:numId w:val="2"/>
+        </w:numPr>
+        <w:jc w:val="both"/>
+        <w:rPr>
+          <w:rFonts w:ascii="Times New Roman" w:hAnsi="Times New Roman" w:cs="Times New Roman"/>
+        </w:rPr>
+      </w:pPr>
+      <w:r>
+        <w:rPr>
+          <w:rFonts w:ascii="Times New Roman" w:hAnsi="Times New Roman" w:cs="Times New Roman"/>
+          <w:b/>
+          <w:bCs/>
+        </w:rPr>
+        <w:t>Moduł zamawiania usług:</w:t>
+      </w:r>
+      <w:r>
+        <w:rPr>
+          <w:rFonts w:ascii="Times New Roman" w:hAnsi="Times New Roman" w:cs="Times New Roman"/>
+        </w:rPr>
+        <w:t xml:space="preserve"> Możliwość zlecenia konkretnych prac polowych (np. orka, siew, zbiór).</w:t>
+      </w:r>
+    </w:p>
+    <w:p>
+      <w:pPr>
+        <w:numPr>
+          <w:ilvl w:val="0"/>
+          <w:numId w:val="2"/>
+        </w:numPr>
+        <w:jc w:val="both"/>
+        <w:rPr>
+          <w:rFonts w:ascii="Times New Roman" w:hAnsi="Times New Roman" w:cs="Times New Roman"/>
+        </w:rPr>
+      </w:pPr>
+      <w:r>
+        <w:rPr>
+          <w:rFonts w:ascii="Times New Roman" w:hAnsi="Times New Roman" w:cs="Times New Roman"/>
+          <w:b/>
+          <w:bCs/>
+        </w:rPr>
+        <w:t xml:space="preserve">Moduł </w:t>
       </w:r>
       <w:proofErr w:type="spellStart"/>
       <w:r>
+        <w:rPr>
+          <w:rFonts w:ascii="Times New Roman" w:hAnsi="Times New Roman" w:cs="Times New Roman"/>
+          <w:b/>
+          <w:bCs/>
+        </w:rPr>
+        <w:t>geolokalizacji</w:t>
+      </w:r>
+      <w:proofErr w:type="spellEnd"/>
+      <w:r>
+        <w:rPr>
+          <w:rFonts w:ascii="Times New Roman" w:hAnsi="Times New Roman" w:cs="Times New Roman"/>
+          <w:b/>
+          <w:bCs/>
+        </w:rPr>
+        <w:t xml:space="preserve"> (mapy):</w:t>
+      </w:r>
+      <w:r>
+        <w:rPr>
+          <w:rFonts w:ascii="Times New Roman" w:hAnsi="Times New Roman" w:cs="Times New Roman"/>
+        </w:rPr>
+        <w:t xml:space="preserve"> Funkcjonalność pozwalająca klientowi na precyzyjne zaznaczenie na mapie (pinezka/obszar) lokalizacji pola lub działki, na której ma zostać wykonana usługa.</w:t>
+      </w:r>
+    </w:p>
+    <w:p>
+      <w:pPr>
+        <w:numPr>
+          <w:ilvl w:val="0"/>
+          <w:numId w:val="2"/>
+        </w:numPr>
+        <w:jc w:val="both"/>
+        <w:rPr>
+          <w:rFonts w:ascii="Times New Roman" w:hAnsi="Times New Roman" w:cs="Times New Roman"/>
+        </w:rPr>
+      </w:pPr>
+      <w:r>
+        <w:rPr>
+          <w:rFonts w:ascii="Times New Roman" w:hAnsi="Times New Roman" w:cs="Times New Roman"/>
+          <w:b/>
+          <w:bCs/>
+        </w:rPr>
+        <w:t>Moduł e-commerce (handel towarami):</w:t>
+      </w:r>
+      <w:r>
+        <w:rPr>
+          <w:rFonts w:ascii="Times New Roman" w:hAnsi="Times New Roman" w:cs="Times New Roman"/>
+        </w:rPr>
+        <w:t xml:space="preserve"> Katalog produktów (np. nawozy, nasiona, płody rolne) z możliwością ich zakupu oraz określenia opcji dostawy lub odbioru.</w:t>
+      </w:r>
+    </w:p>
+    <w:p>
+      <w:pPr>
+        <w:numPr>
+          <w:ilvl w:val="0"/>
+          <w:numId w:val="2"/>
+        </w:numPr>
+        <w:jc w:val="both"/>
+        <w:rPr>
+          <w:rFonts w:ascii="Times New Roman" w:hAnsi="Times New Roman" w:cs="Times New Roman"/>
+        </w:rPr>
+      </w:pPr>
+      <w:r>
+        <w:rPr>
+          <w:rFonts w:ascii="Times New Roman" w:hAnsi="Times New Roman" w:cs="Times New Roman"/>
+          <w:b/>
+          <w:bCs/>
+        </w:rPr>
+        <w:t xml:space="preserve">Moduł zarządzania: </w:t>
+      </w:r>
+      <w:r>
+        <w:rPr>
+          <w:rFonts w:ascii="Times New Roman" w:hAnsi="Times New Roman" w:cs="Times New Roman"/>
+        </w:rPr>
+        <w:t>Panel do zarządzania zgłoszeniami, przypisywania maszyn i operatorów do zleceń, zarządzania stanami magazynowymi towarów oraz weryfikacji płatności.</w:t>
+      </w:r>
+    </w:p>
+    <w:p>
+      <w:pPr>
+        <w:ind w:left="720"/>
+        <w:jc w:val="both"/>
+        <w:rPr>
+          <w:rFonts w:ascii="Times New Roman" w:hAnsi="Times New Roman" w:cs="Times New Roman"/>
+        </w:rPr>
+      </w:pPr>
+    </w:p>
+    <w:p>
+      <w:pPr>
+        <w:jc w:val="both"/>
+        <w:rPr>
+          <w:rFonts w:ascii="Times New Roman" w:hAnsi="Times New Roman" w:cs="Times New Roman"/>
+          <w:b/>
+          <w:bCs/>
+        </w:rPr>
+      </w:pPr>
+      <w:r>
+        <w:rPr>
+          <w:rFonts w:ascii="Times New Roman" w:hAnsi="Times New Roman" w:cs="Times New Roman"/>
+          <w:b/>
+          <w:bCs/>
+        </w:rPr>
+        <w:t>Kontekst systemu</w:t>
+      </w:r>
+    </w:p>
+    <w:p>
+      <w:pPr>
+        <w:jc w:val="both"/>
+        <w:rPr>
+          <w:rFonts w:ascii="Times New Roman" w:hAnsi="Times New Roman" w:cs="Times New Roman"/>
+        </w:rPr>
+      </w:pPr>
+      <w:r>
+        <w:rPr>
+          <w:rFonts w:ascii="Times New Roman" w:hAnsi="Times New Roman" w:cs="Times New Roman"/>
+        </w:rPr>
+        <w:t>System funkcjonuje w branży rolniczej i stanowi platformę komunikacji pomiędzy firmą usługowo-handlową a jej klientami. Aplikacja docelowo musi współpracować z zewnętrznymi systemami i interfejsami takimi jak:</w:t>
+      </w:r>
+    </w:p>
+    <w:p>
+      <w:pPr>
+        <w:numPr>
+          <w:ilvl w:val="0"/>
+          <w:numId w:val="1"/>
+        </w:numPr>
+        <w:jc w:val="both"/>
+        <w:rPr>
+          <w:rFonts w:ascii="Times New Roman" w:hAnsi="Times New Roman" w:cs="Times New Roman"/>
+        </w:rPr>
+      </w:pPr>
+      <w:r>
+        <w:rPr>
+          <w:rFonts w:ascii="Times New Roman" w:hAnsi="Times New Roman" w:cs="Times New Roman"/>
+        </w:rPr>
+        <w:t>Systemy map do obsługi modułu lokalizacji.</w:t>
+      </w:r>
+    </w:p>
+    <w:p>
+      <w:pPr>
+        <w:numPr>
+          <w:ilvl w:val="0"/>
+          <w:numId w:val="1"/>
+        </w:numPr>
+        <w:jc w:val="both"/>
+        <w:rPr>
+          <w:rFonts w:ascii="Times New Roman" w:hAnsi="Times New Roman" w:cs="Times New Roman"/>
+        </w:rPr>
+      </w:pPr>
+      <w:r>
+        <w:rPr>
+          <w:rFonts w:ascii="Times New Roman" w:hAnsi="Times New Roman" w:cs="Times New Roman"/>
+        </w:rPr>
+        <w:t>Bramki płatności internetowych do obsługi płatności za towary i usługi.</w:t>
+      </w:r>
+    </w:p>
+    <w:p>
+      <w:pPr>
+        <w:ind w:left="720"/>
+        <w:jc w:val="both"/>
+        <w:rPr>
+          <w:rFonts w:ascii="Times New Roman" w:hAnsi="Times New Roman" w:cs="Times New Roman"/>
+        </w:rPr>
+      </w:pPr>
+    </w:p>
+    <w:p>
+      <w:pPr>
+        <w:ind w:left="720"/>
+        <w:jc w:val="both"/>
+        <w:rPr>
+          <w:rFonts w:ascii="Times New Roman" w:hAnsi="Times New Roman" w:cs="Times New Roman"/>
+        </w:rPr>
+      </w:pPr>
+    </w:p>
+    <w:p>
+      <w:pPr>
+        <w:ind w:left="720"/>
+        <w:jc w:val="both"/>
+        <w:rPr>
+          <w:rFonts w:ascii="Times New Roman" w:hAnsi="Times New Roman" w:cs="Times New Roman"/>
+        </w:rPr>
+      </w:pPr>
+    </w:p>
+    <w:p>
+      <w:pPr>
+        <w:ind w:left="720"/>
+        <w:jc w:val="both"/>
+        <w:rPr>
+          <w:rFonts w:ascii="Times New Roman" w:hAnsi="Times New Roman" w:cs="Times New Roman"/>
+        </w:rPr>
+      </w:pPr>
+    </w:p>
+    <w:p>
+      <w:pPr>
+        <w:jc w:val="both"/>
+        <w:rPr>
+          <w:rFonts w:ascii="Times New Roman" w:hAnsi="Times New Roman" w:cs="Times New Roman"/>
+          <w:b/>
+          <w:bCs/>
+        </w:rPr>
+      </w:pPr>
+      <w:r>
+        <w:rPr>
+          <w:rFonts w:ascii="Times New Roman" w:hAnsi="Times New Roman" w:cs="Times New Roman"/>
+          <w:b/>
+          <w:bCs/>
+        </w:rPr>
+        <w:t>Przewidywalne mierzalne korzyści z wdrożenia</w:t>
+      </w:r>
+    </w:p>
+    <w:p>
+      <w:pPr>
+        <w:numPr>
+          <w:ilvl w:val="0"/>
+          <w:numId w:val="3"/>
+        </w:numPr>
+        <w:jc w:val="both"/>
+        <w:rPr>
+          <w:rFonts w:ascii="Times New Roman" w:hAnsi="Times New Roman" w:cs="Times New Roman"/>
+        </w:rPr>
+      </w:pPr>
+      <w:r>
+        <w:rPr>
+          <w:rFonts w:ascii="Times New Roman" w:hAnsi="Times New Roman" w:cs="Times New Roman"/>
+          <w:b/>
+          <w:bCs/>
+        </w:rPr>
+        <w:t>Skrócenie czasu obsługi pojedynczego zlecenia</w:t>
+      </w:r>
+      <w:r>
+        <w:rPr>
+          <w:rFonts w:ascii="Times New Roman" w:hAnsi="Times New Roman" w:cs="Times New Roman"/>
+        </w:rPr>
+        <w:t xml:space="preserve"> dzięki wyeliminowaniu konieczności telefonicznego ustalania szczegółów i ręcznego wpisywania danych.</w:t>
+      </w:r>
+    </w:p>
+    <w:p>
+      <w:pPr>
+        <w:numPr>
+          <w:ilvl w:val="0"/>
+          <w:numId w:val="3"/>
+        </w:numPr>
+        <w:jc w:val="both"/>
+        <w:rPr>
+          <w:rFonts w:ascii="Times New Roman" w:hAnsi="Times New Roman" w:cs="Times New Roman"/>
+        </w:rPr>
+      </w:pPr>
+      <w:r>
+        <w:rPr>
+          <w:rFonts w:ascii="Times New Roman" w:hAnsi="Times New Roman" w:cs="Times New Roman"/>
+          <w:b/>
+          <w:bCs/>
+        </w:rPr>
+        <w:t>Wzrost przychodów</w:t>
+      </w:r>
+      <w:r>
+        <w:rPr>
+          <w:rFonts w:ascii="Times New Roman" w:hAnsi="Times New Roman" w:cs="Times New Roman"/>
+        </w:rPr>
+        <w:t xml:space="preserve"> wynikający z łatwiejszego dostępu do oferty (handel towarami online, szybka rezerwacja maszyn).</w:t>
+      </w:r>
+    </w:p>
+    <w:p>
+      <w:pPr>
+        <w:numPr>
+          <w:ilvl w:val="0"/>
+          <w:numId w:val="3"/>
+        </w:numPr>
+        <w:jc w:val="both"/>
+        <w:rPr>
+          <w:rFonts w:ascii="Times New Roman" w:hAnsi="Times New Roman" w:cs="Times New Roman"/>
+        </w:rPr>
+      </w:pPr>
+      <w:r>
+        <w:rPr>
+          <w:rFonts w:ascii="Times New Roman" w:hAnsi="Times New Roman" w:cs="Times New Roman"/>
+          <w:b/>
+          <w:bCs/>
+        </w:rPr>
+        <w:t xml:space="preserve">Zmniejszenie liczby pomyłek lokalizacyjnych </w:t>
+      </w:r>
+      <w:r>
+        <w:rPr>
+          <w:rFonts w:ascii="Times New Roman" w:hAnsi="Times New Roman" w:cs="Times New Roman"/>
+        </w:rPr>
+        <w:t>dzięki wprowadzeniu precyzyjnego zaznaczania pól na mapie przez klienta.</w:t>
+      </w:r>
+    </w:p>
+    <w:p>
+      <w:pPr>
+        <w:numPr>
+          <w:ilvl w:val="0"/>
+          <w:numId w:val="3"/>
+        </w:numPr>
+        <w:jc w:val="both"/>
+        <w:rPr>
+          <w:rFonts w:ascii="Times New Roman" w:hAnsi="Times New Roman" w:cs="Times New Roman"/>
+        </w:rPr>
+      </w:pPr>
+      <w:r>
+        <w:rPr>
+          <w:rFonts w:ascii="Times New Roman" w:hAnsi="Times New Roman" w:cs="Times New Roman"/>
+          <w:b/>
+          <w:bCs/>
+        </w:rPr>
+        <w:t>Zmniejszenie kosztów operacyjnych</w:t>
+      </w:r>
+      <w:r>
+        <w:rPr>
+          <w:rFonts w:ascii="Times New Roman" w:hAnsi="Times New Roman" w:cs="Times New Roman"/>
+        </w:rPr>
+        <w:t xml:space="preserve"> związanych z obsługą biurową i administracyjną.</w:t>
+      </w:r>
+    </w:p>
+    <w:p>
+      <w:pPr>
+        <w:jc w:val="both"/>
+        <w:rPr>
+          <w:rFonts w:ascii="Times New Roman" w:hAnsi="Times New Roman" w:cs="Times New Roman"/>
+          <w:b/>
+          <w:bCs/>
+        </w:rPr>
+      </w:pPr>
+      <w:r>
+        <w:rPr>
+          <w:rFonts w:ascii="Times New Roman" w:hAnsi="Times New Roman" w:cs="Times New Roman"/>
+          <w:b/>
+          <w:bCs/>
+        </w:rPr>
+        <w:t>Niemierzalne korzyści z wdrożenia</w:t>
+      </w:r>
+    </w:p>
+    <w:p>
+      <w:pPr>
+        <w:numPr>
+          <w:ilvl w:val="0"/>
+          <w:numId w:val="4"/>
+        </w:numPr>
+        <w:jc w:val="both"/>
+        <w:rPr>
+          <w:rFonts w:ascii="Times New Roman" w:hAnsi="Times New Roman" w:cs="Times New Roman"/>
+        </w:rPr>
+      </w:pPr>
+      <w:r>
+        <w:rPr>
+          <w:rFonts w:ascii="Times New Roman" w:hAnsi="Times New Roman" w:cs="Times New Roman"/>
+          <w:b/>
+          <w:bCs/>
+        </w:rPr>
+        <w:t>Budowa nowoczesnego wizerunku firmy</w:t>
+      </w:r>
+      <w:r>
+        <w:rPr>
+          <w:rFonts w:ascii="Times New Roman" w:hAnsi="Times New Roman" w:cs="Times New Roman"/>
+        </w:rPr>
+        <w:t xml:space="preserve"> na rynku jako innowacyjnego przedsiębiorstwa wykorzystującego nowoczesne technologie w rolnictwie.</w:t>
+      </w:r>
+    </w:p>
+    <w:p>
+      <w:pPr>
+        <w:numPr>
+          <w:ilvl w:val="0"/>
+          <w:numId w:val="4"/>
+        </w:numPr>
+        <w:jc w:val="both"/>
+        <w:rPr>
+          <w:rFonts w:ascii="Times New Roman" w:hAnsi="Times New Roman" w:cs="Times New Roman"/>
+        </w:rPr>
+      </w:pPr>
+      <w:r>
+        <w:rPr>
+          <w:rFonts w:ascii="Times New Roman" w:hAnsi="Times New Roman" w:cs="Times New Roman"/>
+          <w:b/>
+          <w:bCs/>
+        </w:rPr>
+        <w:t>Wzrost satysfakcji i lojalności klientów</w:t>
+      </w:r>
+      <w:r>
+        <w:rPr>
+          <w:rFonts w:ascii="Times New Roman" w:hAnsi="Times New Roman" w:cs="Times New Roman"/>
+        </w:rPr>
+        <w:t>, którzy zyskują wygodne narzędzie do zamawiania usług i towarów 24 godziny na dobę, 7 dni w tygodniu.</w:t>
+      </w:r>
+    </w:p>
+    <w:p>
+      <w:pPr>
+        <w:numPr>
+          <w:ilvl w:val="0"/>
+          <w:numId w:val="4"/>
+        </w:numPr>
+        <w:jc w:val="both"/>
+        <w:rPr>
+          <w:rFonts w:ascii="Times New Roman" w:hAnsi="Times New Roman" w:cs="Times New Roman"/>
+        </w:rPr>
+      </w:pPr>
+      <w:r>
+        <w:rPr>
+          <w:rFonts w:ascii="Times New Roman" w:hAnsi="Times New Roman" w:cs="Times New Roman"/>
+          <w:b/>
+          <w:bCs/>
+        </w:rPr>
+        <w:t>Poprawa komfortu pracy pracowników</w:t>
+      </w:r>
+      <w:r>
+        <w:rPr>
+          <w:rFonts w:ascii="Times New Roman" w:hAnsi="Times New Roman" w:cs="Times New Roman"/>
+        </w:rPr>
+        <w:t xml:space="preserve"> (operatorów maszyn i kierowców), którzy otrzymują czytelne zlecenia wraz z dokładnymi współrzędnymi nawigacyjnymi.</w:t>
+      </w:r>
+    </w:p>
+    <w:p>
+      <w:pPr>
+        <w:numPr>
+          <w:ilvl w:val="0"/>
+          <w:numId w:val="4"/>
+        </w:numPr>
+        <w:jc w:val="both"/>
+        <w:rPr>
+          <w:rFonts w:ascii="Times New Roman" w:hAnsi="Times New Roman" w:cs="Times New Roman"/>
+        </w:rPr>
+      </w:pPr>
+      <w:r>
+        <w:rPr>
+          <w:rFonts w:ascii="Times New Roman" w:hAnsi="Times New Roman" w:cs="Times New Roman"/>
+          <w:b/>
+          <w:bCs/>
+        </w:rPr>
+        <w:t>Zwiększenie przejrzystości procesów</w:t>
+      </w:r>
+      <w:r>
+        <w:rPr>
+          <w:rFonts w:ascii="Times New Roman" w:hAnsi="Times New Roman" w:cs="Times New Roman"/>
+        </w:rPr>
+        <w:t xml:space="preserve"> wewnątrz firmy oraz ułatwienie procesów decyzyjnych dla zarządu na podstawie generowanych przez system statystyk i raportów.</w:t>
+      </w:r>
+    </w:p>
+    <w:p>
+      <w:pPr>
+        <w:jc w:val="both"/>
+        <w:rPr>
+          <w:rFonts w:ascii="Times New Roman" w:hAnsi="Times New Roman" w:cs="Times New Roman"/>
+        </w:rPr>
+      </w:pPr>
+    </w:p>
+    <w:p>
+      <w:pPr>
+        <w:jc w:val="both"/>
+        <w:rPr>
+          <w:rFonts w:ascii="Times New Roman" w:hAnsi="Times New Roman" w:cs="Times New Roman"/>
+          <w:sz w:val="28"/>
+          <w:szCs w:val="28"/>
+        </w:rPr>
+      </w:pPr>
+    </w:p>
+    <w:p>
+      <w:pPr>
+        <w:jc w:val="both"/>
+        <w:rPr>
+          <w:rFonts w:ascii="Times New Roman" w:hAnsi="Times New Roman" w:cs="Times New Roman"/>
+          <w:sz w:val="28"/>
+          <w:szCs w:val="28"/>
+        </w:rPr>
+      </w:pPr>
+      <w:r>
+        <w:rPr>
+          <w:rFonts w:ascii="Times New Roman" w:hAnsi="Times New Roman" w:cs="Times New Roman"/>
+          <w:sz w:val="28"/>
+          <w:szCs w:val="28"/>
+        </w:rPr>
+        <w:t xml:space="preserve">    3. Słownik (definiujący ważne, specyficzne terminy związane z dziedziną problemu, wykorzystywane w projekcie)</w:t>
+      </w:r>
+    </w:p>
+    <w:p>
+      <w:pPr>
+        <w:jc w:val="both"/>
+        <w:rPr>
+          <w:rFonts w:ascii="Times New Roman" w:hAnsi="Times New Roman" w:cs="Times New Roman"/>
+          <w:sz w:val="28"/>
+          <w:szCs w:val="28"/>
+        </w:rPr>
+      </w:pPr>
+    </w:p>
+    <w:p>
+      <w:pPr>
+        <w:jc w:val="both"/>
+        <w:rPr>
+          <w:rFonts w:ascii="Times New Roman" w:hAnsi="Times New Roman" w:cs="Times New Roman"/>
+          <w:sz w:val="28"/>
+          <w:szCs w:val="28"/>
+        </w:rPr>
+      </w:pPr>
+    </w:p>
+    <w:p>
+      <w:pPr>
+        <w:jc w:val="both"/>
+        <w:rPr>
+          <w:rFonts w:ascii="Times New Roman" w:hAnsi="Times New Roman" w:cs="Times New Roman"/>
+        </w:rPr>
+      </w:pPr>
+    </w:p>
+    <w:p>
+      <w:pPr>
+        <w:jc w:val="both"/>
+        <w:rPr>
+          <w:rFonts w:ascii="Times New Roman" w:hAnsi="Times New Roman" w:cs="Times New Roman"/>
+        </w:rPr>
+      </w:pPr>
+    </w:p>
+    <w:p>
+      <w:pPr>
+        <w:jc w:val="both"/>
+        <w:rPr>
+          <w:rFonts w:ascii="Times New Roman" w:hAnsi="Times New Roman" w:cs="Times New Roman"/>
+        </w:rPr>
+      </w:pPr>
+    </w:p>
+    <w:p>
+      <w:pPr>
+        <w:jc w:val="both"/>
+        <w:rPr>
+          <w:rFonts w:ascii="Times New Roman" w:hAnsi="Times New Roman" w:cs="Times New Roman"/>
+        </w:rPr>
+      </w:pPr>
+    </w:p>
+    <w:p>
+      <w:pPr>
+        <w:jc w:val="both"/>
         <w:rPr>
           <w:rFonts w:ascii="Times New Roman" w:hAnsi="Times New Roman" w:cs="Times New Roman"/>
           <w:b/>
@@ -707,669 +1355,8 @@
           <w:sz w:val="36"/>
           <w:szCs w:val="36"/>
         </w:rPr>
-        <w:t>Poletyło</w:t>
-      </w:r>
-      <w:proofErr w:type="spellEnd"/>
-    </w:p>
-    <w:p>
-      <w:pPr>
-        <w:rPr>
-          <w:rFonts w:ascii="Times New Roman" w:hAnsi="Times New Roman" w:cs="Times New Roman"/>
-          <w:b/>
-          <w:bCs/>
-        </w:rPr>
-      </w:pPr>
-      <w:r>
-        <w:rPr>
-          <w:rFonts w:ascii="Times New Roman" w:hAnsi="Times New Roman" w:cs="Times New Roman"/>
-          <w:b/>
-          <w:bCs/>
-        </w:rPr>
-        <w:t>Cel budowania systemu</w:t>
-      </w:r>
-    </w:p>
-    <w:p>
-      <w:pPr>
-        <w:jc w:val="both"/>
-        <w:rPr>
-          <w:rFonts w:ascii="Times New Roman" w:hAnsi="Times New Roman" w:cs="Times New Roman"/>
-        </w:rPr>
-      </w:pPr>
-      <w:r>
-        <w:rPr>
-          <w:rFonts w:ascii="Times New Roman" w:hAnsi="Times New Roman" w:cs="Times New Roman"/>
-        </w:rPr>
-        <w:t>Głównym celem stworzenia systemu jest cyfryzacja oraz usprawnienie procesów związanych z ofertą dużej firmy rolniczej. Aplikacja ma za zadanie ułatwić klientom szybki dostęp do usług i maszyn, a firmie rolniczej umożliwić efektywne zarządzanie zasobami, harmonogramami pracowników oraz sprzedażą towarów rolniczych. System ma zminimalizować ryzyko błędów komunikacyjnych, zwłaszcza w zakresie dokładnej lokalizacji miejsca wykonania usługi.</w:t>
-      </w:r>
-    </w:p>
-    <w:p>
-      <w:pPr>
-        <w:jc w:val="both"/>
-        <w:rPr>
-          <w:rFonts w:ascii="Times New Roman" w:hAnsi="Times New Roman" w:cs="Times New Roman"/>
-          <w:b/>
-          <w:bCs/>
-        </w:rPr>
-      </w:pPr>
-      <w:r>
-        <w:rPr>
-          <w:rFonts w:ascii="Times New Roman" w:hAnsi="Times New Roman" w:cs="Times New Roman"/>
-          <w:b/>
-          <w:bCs/>
-        </w:rPr>
-        <w:t>Zakres systemu</w:t>
-      </w:r>
-    </w:p>
-    <w:p>
-      <w:pPr>
-        <w:jc w:val="both"/>
-        <w:rPr>
-          <w:rFonts w:ascii="Times New Roman" w:hAnsi="Times New Roman" w:cs="Times New Roman"/>
-        </w:rPr>
-      </w:pPr>
-      <w:r>
-        <w:rPr>
-          <w:rFonts w:ascii="Times New Roman" w:hAnsi="Times New Roman" w:cs="Times New Roman"/>
-        </w:rPr>
-        <w:t>System obejmuje następujące główne moduły funkcjonalne:</w:t>
-      </w:r>
-    </w:p>
-    <w:p>
-      <w:pPr>
-        <w:numPr>
-          <w:ilvl w:val="0"/>
-          <w:numId w:val="2"/>
-        </w:numPr>
-        <w:jc w:val="both"/>
-        <w:rPr>
-          <w:rFonts w:ascii="Times New Roman" w:hAnsi="Times New Roman" w:cs="Times New Roman"/>
-        </w:rPr>
-      </w:pPr>
-      <w:r>
-        <w:rPr>
-          <w:rFonts w:ascii="Times New Roman" w:hAnsi="Times New Roman" w:cs="Times New Roman"/>
-          <w:b/>
-          <w:bCs/>
-        </w:rPr>
-        <w:t>Moduł wypożyczalni maszyn rolniczych:</w:t>
-      </w:r>
-      <w:r>
-        <w:rPr>
-          <w:rFonts w:ascii="Times New Roman" w:hAnsi="Times New Roman" w:cs="Times New Roman"/>
-        </w:rPr>
-        <w:t xml:space="preserve"> Przeglądanie katalogu dostępnych maszyn (np. ciągniki, kombajny, siewniki), sprawdzanie ich dostępności w kalendarzu oraz proces rezerwacji.</w:t>
-      </w:r>
-    </w:p>
-    <w:p>
-      <w:pPr>
-        <w:numPr>
-          <w:ilvl w:val="0"/>
-          <w:numId w:val="2"/>
-        </w:numPr>
-        <w:jc w:val="both"/>
-        <w:rPr>
-          <w:rFonts w:ascii="Times New Roman" w:hAnsi="Times New Roman" w:cs="Times New Roman"/>
-        </w:rPr>
-      </w:pPr>
-      <w:r>
-        <w:rPr>
-          <w:rFonts w:ascii="Times New Roman" w:hAnsi="Times New Roman" w:cs="Times New Roman"/>
-          <w:b/>
-          <w:bCs/>
-        </w:rPr>
-        <w:t>Moduł zamawiania usług:</w:t>
-      </w:r>
-      <w:r>
-        <w:rPr>
-          <w:rFonts w:ascii="Times New Roman" w:hAnsi="Times New Roman" w:cs="Times New Roman"/>
-        </w:rPr>
-        <w:t xml:space="preserve"> Możliwość zlecenia konkretnych prac polowych (np. orka, siew, zbiór).</w:t>
-      </w:r>
-    </w:p>
-    <w:p>
-      <w:pPr>
-        <w:numPr>
-          <w:ilvl w:val="0"/>
-          <w:numId w:val="2"/>
-        </w:numPr>
-        <w:jc w:val="both"/>
-        <w:rPr>
-          <w:rFonts w:ascii="Times New Roman" w:hAnsi="Times New Roman" w:cs="Times New Roman"/>
-        </w:rPr>
-      </w:pPr>
-      <w:r>
-        <w:rPr>
-          <w:rFonts w:ascii="Times New Roman" w:hAnsi="Times New Roman" w:cs="Times New Roman"/>
-          <w:b/>
-          <w:bCs/>
-        </w:rPr>
-        <w:t xml:space="preserve">Moduł </w:t>
-      </w:r>
-      <w:proofErr w:type="spellStart"/>
-      <w:r>
-        <w:rPr>
-          <w:rFonts w:ascii="Times New Roman" w:hAnsi="Times New Roman" w:cs="Times New Roman"/>
-          <w:b/>
-          <w:bCs/>
-        </w:rPr>
-        <w:t>geolokalizacji</w:t>
-      </w:r>
-      <w:proofErr w:type="spellEnd"/>
-      <w:r>
-        <w:rPr>
-          <w:rFonts w:ascii="Times New Roman" w:hAnsi="Times New Roman" w:cs="Times New Roman"/>
-          <w:b/>
-          <w:bCs/>
-        </w:rPr>
-        <w:t xml:space="preserve"> (mapy):</w:t>
-      </w:r>
-      <w:r>
-        <w:rPr>
-          <w:rFonts w:ascii="Times New Roman" w:hAnsi="Times New Roman" w:cs="Times New Roman"/>
-        </w:rPr>
-        <w:t xml:space="preserve"> Funkcjonalność pozwalająca klientowi na precyzyjne zaznaczenie na mapie (pinezka/obszar) lokalizacji pola lub działki, na której ma zostać wykonana usługa.</w:t>
-      </w:r>
-    </w:p>
-    <w:p>
-      <w:pPr>
-        <w:numPr>
-          <w:ilvl w:val="0"/>
-          <w:numId w:val="2"/>
-        </w:numPr>
-        <w:jc w:val="both"/>
-        <w:rPr>
-          <w:rFonts w:ascii="Times New Roman" w:hAnsi="Times New Roman" w:cs="Times New Roman"/>
-        </w:rPr>
-      </w:pPr>
-      <w:r>
-        <w:rPr>
-          <w:rFonts w:ascii="Times New Roman" w:hAnsi="Times New Roman" w:cs="Times New Roman"/>
-          <w:b/>
-          <w:bCs/>
-        </w:rPr>
-        <w:t>Moduł e-commerce (handel towarami):</w:t>
-      </w:r>
-      <w:r>
-        <w:rPr>
-          <w:rFonts w:ascii="Times New Roman" w:hAnsi="Times New Roman" w:cs="Times New Roman"/>
-        </w:rPr>
-        <w:t xml:space="preserve"> Katalog produktów (np. nawozy, nasiona, płody rolne) z możliwością ich zakupu oraz określenia opcji dostawy lub odbioru.</w:t>
-      </w:r>
-    </w:p>
-    <w:p>
-      <w:pPr>
-        <w:numPr>
-          <w:ilvl w:val="0"/>
-          <w:numId w:val="2"/>
-        </w:numPr>
-        <w:jc w:val="both"/>
-        <w:rPr>
-          <w:rFonts w:ascii="Times New Roman" w:hAnsi="Times New Roman" w:cs="Times New Roman"/>
-        </w:rPr>
-      </w:pPr>
-      <w:r>
-        <w:rPr>
-          <w:rFonts w:ascii="Times New Roman" w:hAnsi="Times New Roman" w:cs="Times New Roman"/>
-          <w:b/>
-          <w:bCs/>
-        </w:rPr>
-        <w:t xml:space="preserve">Moduł zarządzania: </w:t>
-      </w:r>
-      <w:r>
-        <w:rPr>
-          <w:rFonts w:ascii="Times New Roman" w:hAnsi="Times New Roman" w:cs="Times New Roman"/>
-        </w:rPr>
-        <w:t>Panel do zarządzania zgłoszeniami, przypisywania maszyn i operatorów do zleceń, zarządzania stanami magazynowymi towarów oraz weryfikacji płatności.</w:t>
-      </w:r>
-    </w:p>
-    <w:p>
-      <w:pPr>
-        <w:ind w:left="720"/>
-        <w:jc w:val="both"/>
-        <w:rPr>
-          <w:rFonts w:ascii="Times New Roman" w:hAnsi="Times New Roman" w:cs="Times New Roman"/>
-        </w:rPr>
-      </w:pPr>
-    </w:p>
-    <w:p>
-      <w:pPr>
-        <w:jc w:val="both"/>
-        <w:rPr>
-          <w:rFonts w:ascii="Times New Roman" w:hAnsi="Times New Roman" w:cs="Times New Roman"/>
-          <w:b/>
-          <w:bCs/>
-        </w:rPr>
-      </w:pPr>
-      <w:r>
-        <w:rPr>
-          <w:rFonts w:ascii="Times New Roman" w:hAnsi="Times New Roman" w:cs="Times New Roman"/>
-          <w:b/>
-          <w:bCs/>
-        </w:rPr>
-        <w:t>Kontekst systemu</w:t>
-      </w:r>
-    </w:p>
-    <w:p>
-      <w:pPr>
-        <w:jc w:val="both"/>
-        <w:rPr>
-          <w:rFonts w:ascii="Times New Roman" w:hAnsi="Times New Roman" w:cs="Times New Roman"/>
-        </w:rPr>
-      </w:pPr>
-      <w:r>
-        <w:rPr>
-          <w:rFonts w:ascii="Times New Roman" w:hAnsi="Times New Roman" w:cs="Times New Roman"/>
-        </w:rPr>
-        <w:t>System funkcjonuje w branży rolniczej i stanowi platformę komunikacji pomiędzy firmą usługowo-handlową a jej klientami. Aplikacja docelowo musi współpracować z zewnętrznymi systemami i interfejsami takimi jak:</w:t>
-      </w:r>
-    </w:p>
-    <w:p>
-      <w:pPr>
-        <w:numPr>
-          <w:ilvl w:val="0"/>
-          <w:numId w:val="1"/>
-        </w:numPr>
-        <w:jc w:val="both"/>
-        <w:rPr>
-          <w:rFonts w:ascii="Times New Roman" w:hAnsi="Times New Roman" w:cs="Times New Roman"/>
-        </w:rPr>
-      </w:pPr>
-      <w:r>
-        <w:rPr>
-          <w:rFonts w:ascii="Times New Roman" w:hAnsi="Times New Roman" w:cs="Times New Roman"/>
-        </w:rPr>
-        <w:t>Systemy map do obsługi modułu lokalizacji.</w:t>
-      </w:r>
-    </w:p>
-    <w:p>
-      <w:pPr>
-        <w:numPr>
-          <w:ilvl w:val="0"/>
-          <w:numId w:val="1"/>
-        </w:numPr>
-        <w:jc w:val="both"/>
-        <w:rPr>
-          <w:rFonts w:ascii="Times New Roman" w:hAnsi="Times New Roman" w:cs="Times New Roman"/>
-        </w:rPr>
-      </w:pPr>
-      <w:r>
-        <w:rPr>
-          <w:rFonts w:ascii="Times New Roman" w:hAnsi="Times New Roman" w:cs="Times New Roman"/>
-        </w:rPr>
-        <w:t>Bramki płatności internetowych do obsługi płatności za towary i usługi.</w:t>
-      </w:r>
-    </w:p>
-    <w:p>
-      <w:pPr>
-        <w:ind w:left="720"/>
-        <w:jc w:val="both"/>
-        <w:rPr>
-          <w:rFonts w:ascii="Times New Roman" w:hAnsi="Times New Roman" w:cs="Times New Roman"/>
-        </w:rPr>
-      </w:pPr>
-    </w:p>
-    <w:p>
-      <w:pPr>
-        <w:ind w:left="720"/>
-        <w:jc w:val="both"/>
-        <w:rPr>
-          <w:rFonts w:ascii="Times New Roman" w:hAnsi="Times New Roman" w:cs="Times New Roman"/>
-        </w:rPr>
-      </w:pPr>
-    </w:p>
-    <w:p>
-      <w:pPr>
-        <w:ind w:left="720"/>
-        <w:jc w:val="both"/>
-        <w:rPr>
-          <w:rFonts w:ascii="Times New Roman" w:hAnsi="Times New Roman" w:cs="Times New Roman"/>
-        </w:rPr>
-      </w:pPr>
-    </w:p>
-    <w:p>
-      <w:pPr>
-        <w:ind w:left="720"/>
-        <w:jc w:val="both"/>
-        <w:rPr>
-          <w:rFonts w:ascii="Times New Roman" w:hAnsi="Times New Roman" w:cs="Times New Roman"/>
-        </w:rPr>
-      </w:pPr>
-    </w:p>
-    <w:p>
-      <w:pPr>
-        <w:jc w:val="both"/>
-        <w:rPr>
-          <w:rFonts w:ascii="Times New Roman" w:hAnsi="Times New Roman" w:cs="Times New Roman"/>
-          <w:b/>
-          <w:bCs/>
-        </w:rPr>
-      </w:pPr>
-      <w:r>
-        <w:rPr>
-          <w:rFonts w:ascii="Times New Roman" w:hAnsi="Times New Roman" w:cs="Times New Roman"/>
-          <w:b/>
-          <w:bCs/>
-        </w:rPr>
-        <w:t>Przewidywalne mierzalne korzyści z wdrożenia</w:t>
-      </w:r>
-    </w:p>
-    <w:p>
-      <w:pPr>
-        <w:numPr>
-          <w:ilvl w:val="0"/>
-          <w:numId w:val="3"/>
-        </w:numPr>
-        <w:jc w:val="both"/>
-        <w:rPr>
-          <w:rFonts w:ascii="Times New Roman" w:hAnsi="Times New Roman" w:cs="Times New Roman"/>
-        </w:rPr>
-      </w:pPr>
-      <w:r>
-        <w:rPr>
-          <w:rFonts w:ascii="Times New Roman" w:hAnsi="Times New Roman" w:cs="Times New Roman"/>
-          <w:b/>
-          <w:bCs/>
-        </w:rPr>
-        <w:t>Skrócenie czasu obsługi pojedynczego zlecenia</w:t>
-      </w:r>
-      <w:r>
-        <w:rPr>
-          <w:rFonts w:ascii="Times New Roman" w:hAnsi="Times New Roman" w:cs="Times New Roman"/>
-        </w:rPr>
-        <w:t xml:space="preserve"> dzięki wyeliminowaniu konieczności telefonicznego ustalania szczegółów i ręcznego wpisywania danych.</w:t>
-      </w:r>
-    </w:p>
-    <w:p>
-      <w:pPr>
-        <w:numPr>
-          <w:ilvl w:val="0"/>
-          <w:numId w:val="3"/>
-        </w:numPr>
-        <w:jc w:val="both"/>
-        <w:rPr>
-          <w:rFonts w:ascii="Times New Roman" w:hAnsi="Times New Roman" w:cs="Times New Roman"/>
-        </w:rPr>
-      </w:pPr>
-      <w:r>
-        <w:rPr>
-          <w:rFonts w:ascii="Times New Roman" w:hAnsi="Times New Roman" w:cs="Times New Roman"/>
-          <w:b/>
-          <w:bCs/>
-        </w:rPr>
-        <w:t>Wzrost przychodów</w:t>
-      </w:r>
-      <w:r>
-        <w:rPr>
-          <w:rFonts w:ascii="Times New Roman" w:hAnsi="Times New Roman" w:cs="Times New Roman"/>
-        </w:rPr>
-        <w:t xml:space="preserve"> wynikający z łatwiejszego dostępu do oferty (handel towarami online, szybka rezerwacja maszyn).</w:t>
-      </w:r>
-    </w:p>
-    <w:p>
-      <w:pPr>
-        <w:numPr>
-          <w:ilvl w:val="0"/>
-          <w:numId w:val="3"/>
-        </w:numPr>
-        <w:jc w:val="both"/>
-        <w:rPr>
-          <w:rFonts w:ascii="Times New Roman" w:hAnsi="Times New Roman" w:cs="Times New Roman"/>
-        </w:rPr>
-      </w:pPr>
-      <w:r>
-        <w:rPr>
-          <w:rFonts w:ascii="Times New Roman" w:hAnsi="Times New Roman" w:cs="Times New Roman"/>
-          <w:b/>
-          <w:bCs/>
-        </w:rPr>
-        <w:t xml:space="preserve">Zmniejszenie liczby pomyłek lokalizacyjnych </w:t>
-      </w:r>
-      <w:r>
-        <w:rPr>
-          <w:rFonts w:ascii="Times New Roman" w:hAnsi="Times New Roman" w:cs="Times New Roman"/>
-        </w:rPr>
-        <w:t>dzięki wprowadzeniu precyzyjnego zaznaczania pól na mapie przez klienta.</w:t>
-      </w:r>
-    </w:p>
-    <w:p>
-      <w:pPr>
-        <w:numPr>
-          <w:ilvl w:val="0"/>
-          <w:numId w:val="3"/>
-        </w:numPr>
-        <w:jc w:val="both"/>
-        <w:rPr>
-          <w:rFonts w:ascii="Times New Roman" w:hAnsi="Times New Roman" w:cs="Times New Roman"/>
-        </w:rPr>
-      </w:pPr>
-      <w:r>
-        <w:rPr>
-          <w:rFonts w:ascii="Times New Roman" w:hAnsi="Times New Roman" w:cs="Times New Roman"/>
-          <w:b/>
-          <w:bCs/>
-        </w:rPr>
-        <w:t>Zmniejszenie kosztów operacyjnych</w:t>
-      </w:r>
-      <w:r>
-        <w:rPr>
-          <w:rFonts w:ascii="Times New Roman" w:hAnsi="Times New Roman" w:cs="Times New Roman"/>
-        </w:rPr>
-        <w:t xml:space="preserve"> związanych z obsługą biurową i administracyjną.</w:t>
-      </w:r>
-    </w:p>
-    <w:p>
-      <w:pPr>
-        <w:jc w:val="both"/>
-        <w:rPr>
-          <w:rFonts w:ascii="Times New Roman" w:hAnsi="Times New Roman" w:cs="Times New Roman"/>
-          <w:b/>
-          <w:bCs/>
-        </w:rPr>
-      </w:pPr>
-      <w:r>
-        <w:rPr>
-          <w:rFonts w:ascii="Times New Roman" w:hAnsi="Times New Roman" w:cs="Times New Roman"/>
-          <w:b/>
-          <w:bCs/>
-        </w:rPr>
-        <w:t>Niemierzalne korzyści z wdrożenia</w:t>
-      </w:r>
-    </w:p>
-    <w:p>
-      <w:pPr>
-        <w:numPr>
-          <w:ilvl w:val="0"/>
-          <w:numId w:val="4"/>
-        </w:numPr>
-        <w:jc w:val="both"/>
-        <w:rPr>
-          <w:rFonts w:ascii="Times New Roman" w:hAnsi="Times New Roman" w:cs="Times New Roman"/>
-        </w:rPr>
-      </w:pPr>
-      <w:r>
-        <w:rPr>
-          <w:rFonts w:ascii="Times New Roman" w:hAnsi="Times New Roman" w:cs="Times New Roman"/>
-          <w:b/>
-          <w:bCs/>
-        </w:rPr>
-        <w:t>Budowa nowoczesnego wizerunku firmy</w:t>
-      </w:r>
-      <w:r>
-        <w:rPr>
-          <w:rFonts w:ascii="Times New Roman" w:hAnsi="Times New Roman" w:cs="Times New Roman"/>
-        </w:rPr>
-        <w:t xml:space="preserve"> na rynku jako innowacyjnego przedsiębiorstwa wykorzystującego nowoczesne technologie w rolnictwie.</w:t>
-      </w:r>
-    </w:p>
-    <w:p>
-      <w:pPr>
-        <w:numPr>
-          <w:ilvl w:val="0"/>
-          <w:numId w:val="4"/>
-        </w:numPr>
-        <w:jc w:val="both"/>
-        <w:rPr>
-          <w:rFonts w:ascii="Times New Roman" w:hAnsi="Times New Roman" w:cs="Times New Roman"/>
-        </w:rPr>
-      </w:pPr>
-      <w:r>
-        <w:rPr>
-          <w:rFonts w:ascii="Times New Roman" w:hAnsi="Times New Roman" w:cs="Times New Roman"/>
-          <w:b/>
-          <w:bCs/>
-        </w:rPr>
-        <w:t>Wzrost satysfakcji i lojalności klientów</w:t>
-      </w:r>
-      <w:r>
-        <w:rPr>
-          <w:rFonts w:ascii="Times New Roman" w:hAnsi="Times New Roman" w:cs="Times New Roman"/>
-        </w:rPr>
-        <w:t>, którzy zyskują wygodne narzędzie do zamawiania usług i towarów 24 godziny na dobę, 7 dni w tygodniu.</w:t>
-      </w:r>
-    </w:p>
-    <w:p>
-      <w:pPr>
-        <w:numPr>
-          <w:ilvl w:val="0"/>
-          <w:numId w:val="4"/>
-        </w:numPr>
-        <w:jc w:val="both"/>
-        <w:rPr>
-          <w:rFonts w:ascii="Times New Roman" w:hAnsi="Times New Roman" w:cs="Times New Roman"/>
-        </w:rPr>
-      </w:pPr>
-      <w:r>
-        <w:rPr>
-          <w:rFonts w:ascii="Times New Roman" w:hAnsi="Times New Roman" w:cs="Times New Roman"/>
-          <w:b/>
-          <w:bCs/>
-        </w:rPr>
-        <w:t>Poprawa komfortu pracy pracowników</w:t>
-      </w:r>
-      <w:r>
-        <w:rPr>
-          <w:rFonts w:ascii="Times New Roman" w:hAnsi="Times New Roman" w:cs="Times New Roman"/>
-        </w:rPr>
-        <w:t xml:space="preserve"> (operatorów maszyn i kierowców), którzy otrzymują czytelne zlecenia wraz z dokładnymi współrzędnymi nawigacyjnymi.</w:t>
-      </w:r>
-    </w:p>
-    <w:p>
-      <w:pPr>
-        <w:numPr>
-          <w:ilvl w:val="0"/>
-          <w:numId w:val="4"/>
-        </w:numPr>
-        <w:jc w:val="both"/>
-        <w:rPr>
-          <w:rFonts w:ascii="Times New Roman" w:hAnsi="Times New Roman" w:cs="Times New Roman"/>
-        </w:rPr>
-      </w:pPr>
-      <w:r>
-        <w:rPr>
-          <w:rFonts w:ascii="Times New Roman" w:hAnsi="Times New Roman" w:cs="Times New Roman"/>
-          <w:b/>
-          <w:bCs/>
-        </w:rPr>
-        <w:t>Zwiększenie przejrzystości procesów</w:t>
-      </w:r>
-      <w:r>
-        <w:rPr>
-          <w:rFonts w:ascii="Times New Roman" w:hAnsi="Times New Roman" w:cs="Times New Roman"/>
-        </w:rPr>
-        <w:t xml:space="preserve"> wewnątrz firmy oraz ułatwienie procesów decyzyjnych dla zarządu na podstawie generowanych przez system statystyk i raportów.</w:t>
-      </w:r>
-    </w:p>
-    <w:p>
-      <w:pPr>
-        <w:jc w:val="both"/>
-        <w:rPr>
-          <w:rFonts w:ascii="Times New Roman" w:hAnsi="Times New Roman" w:cs="Times New Roman"/>
-        </w:rPr>
-      </w:pPr>
-    </w:p>
-    <w:p>
-      <w:pPr>
-        <w:jc w:val="both"/>
-        <w:rPr>
-          <w:rFonts w:ascii="Times New Roman" w:hAnsi="Times New Roman" w:cs="Times New Roman"/>
-          <w:sz w:val="28"/>
-          <w:szCs w:val="28"/>
-        </w:rPr>
-      </w:pPr>
-    </w:p>
-    <w:p>
-      <w:pPr>
-        <w:jc w:val="both"/>
-        <w:rPr>
-          <w:rFonts w:ascii="Times New Roman" w:hAnsi="Times New Roman" w:cs="Times New Roman"/>
-          <w:sz w:val="28"/>
-          <w:szCs w:val="28"/>
-        </w:rPr>
-      </w:pPr>
-      <w:r>
-        <w:rPr>
-          <w:rFonts w:ascii="Times New Roman" w:hAnsi="Times New Roman" w:cs="Times New Roman"/>
-          <w:sz w:val="28"/>
-          <w:szCs w:val="28"/>
-        </w:rPr>
-        <w:t xml:space="preserve">    3. Słownik (definiujący ważne, specyficzne terminy związane z dziedziną problemu, wykorzystywane w projekcie)</w:t>
-      </w:r>
-    </w:p>
-    <w:p>
-      <w:pPr>
-        <w:jc w:val="both"/>
-        <w:rPr>
-          <w:rFonts w:ascii="Times New Roman" w:hAnsi="Times New Roman" w:cs="Times New Roman"/>
-          <w:sz w:val="28"/>
-          <w:szCs w:val="28"/>
-        </w:rPr>
-      </w:pPr>
-    </w:p>
-    <w:p>
-      <w:pPr>
-        <w:jc w:val="both"/>
-        <w:rPr>
-          <w:rFonts w:ascii="Times New Roman" w:hAnsi="Times New Roman" w:cs="Times New Roman"/>
-          <w:sz w:val="28"/>
-          <w:szCs w:val="28"/>
-        </w:rPr>
-      </w:pPr>
-    </w:p>
-    <w:p>
-      <w:pPr>
-        <w:jc w:val="both"/>
-        <w:rPr>
-          <w:rFonts w:ascii="Times New Roman" w:hAnsi="Times New Roman" w:cs="Times New Roman"/>
-        </w:rPr>
-      </w:pPr>
-    </w:p>
-    <w:p>
-      <w:pPr>
-        <w:jc w:val="both"/>
-        <w:rPr>
-          <w:rFonts w:ascii="Times New Roman" w:hAnsi="Times New Roman" w:cs="Times New Roman"/>
-        </w:rPr>
-      </w:pPr>
-    </w:p>
-    <w:p>
-      <w:pPr>
-        <w:jc w:val="both"/>
-        <w:rPr>
-          <w:rFonts w:ascii="Times New Roman" w:hAnsi="Times New Roman" w:cs="Times New Roman"/>
-        </w:rPr>
-      </w:pPr>
-    </w:p>
-    <w:p>
-      <w:pPr>
-        <w:jc w:val="both"/>
-        <w:rPr>
-          <w:rFonts w:ascii="Times New Roman" w:hAnsi="Times New Roman" w:cs="Times New Roman"/>
-        </w:rPr>
-      </w:pPr>
-    </w:p>
-    <w:p>
-      <w:pPr>
-        <w:jc w:val="both"/>
+      </w:pPr>
+      <w:r>
         <w:rPr>
           <w:rFonts w:ascii="Times New Roman" w:hAnsi="Times New Roman" w:cs="Times New Roman"/>
           <w:b/>
@@ -1377,59 +1364,8 @@
           <w:sz w:val="36"/>
           <w:szCs w:val="36"/>
         </w:rPr>
-      </w:pPr>
-      <w:r>
-        <w:rPr>
-          <w:rFonts w:ascii="Times New Roman" w:hAnsi="Times New Roman" w:cs="Times New Roman"/>
-          <w:b/>
-          <w:bCs/>
-          <w:sz w:val="36"/>
-          <w:szCs w:val="36"/>
-        </w:rPr>
         <w:lastRenderedPageBreak/>
-        <w:t xml:space="preserve">Piotr </w:t>
-      </w:r>
-      <w:proofErr w:type="spellStart"/>
-      <w:r>
-        <w:rPr>
-          <w:rFonts w:ascii="Times New Roman" w:hAnsi="Times New Roman" w:cs="Times New Roman"/>
-          <w:b/>
-          <w:bCs/>
-          <w:sz w:val="36"/>
-          <w:szCs w:val="36"/>
-        </w:rPr>
-        <w:t>Poletyło</w:t>
-      </w:r>
-      <w:proofErr w:type="spellEnd"/>
-      <w:r>
-        <w:rPr>
-          <w:rFonts w:ascii="Times New Roman" w:hAnsi="Times New Roman" w:cs="Times New Roman"/>
-          <w:b/>
-          <w:bCs/>
-          <w:sz w:val="36"/>
-          <w:szCs w:val="36"/>
-        </w:rPr>
-        <w:t xml:space="preserve">, </w:t>
-      </w:r>
-      <w:r>
-        <w:rPr>
-          <w:rFonts w:ascii="Times New Roman" w:hAnsi="Times New Roman" w:cs="Times New Roman"/>
-          <w:b/>
-          <w:bCs/>
-          <w:sz w:val="36"/>
-          <w:szCs w:val="36"/>
-        </w:rPr>
-        <w:t>Tymoteusz Sosnowski</w:t>
-      </w:r>
-      <w:r>
-        <w:rPr>
-          <w:rFonts w:ascii="Times New Roman" w:hAnsi="Times New Roman" w:cs="Times New Roman"/>
-          <w:b/>
-          <w:bCs/>
-          <w:sz w:val="36"/>
-          <w:szCs w:val="36"/>
-        </w:rPr>
-        <w:t>, Jeremi Miroń</w:t>
+        <w:t>Piotr Poletyło, Tymoteusz Sosnowski, Jeremi Miroń</w:t>
       </w:r>
     </w:p>
     <w:p>
@@ -1445,10 +1381,10 @@
           <w:noProof/>
         </w:rPr>
         <w:drawing>
-          <wp:inline distT="0" distB="0" distL="0" distR="0" wp14:anchorId="4719E6CC" wp14:editId="5DC18081">
-            <wp:extent cx="5760720" cy="3930015"/>
+          <wp:inline distT="0" distB="0" distL="0" distR="0" wp14:anchorId="7B50E178" wp14:editId="0A5C228C">
+            <wp:extent cx="5760720" cy="4198620"/>
             <wp:effectExtent l="0" t="0" r="0" b="0"/>
-            <wp:docPr id="1162085419" name="Obraz 1"/>
+            <wp:docPr id="875983555" name="Obraz 1"/>
             <wp:cNvGraphicFramePr>
               <a:graphicFrameLocks xmlns:a="http://schemas.openxmlformats.org/drawingml/2006/main" noChangeAspect="1"/>
             </wp:cNvGraphicFramePr>
@@ -1456,14 +1392,1566 @@
               <a:graphicData uri="http://schemas.openxmlformats.org/drawingml/2006/picture">
                 <pic:pic xmlns:pic="http://schemas.openxmlformats.org/drawingml/2006/picture">
                   <pic:nvPicPr>
-                    <pic:cNvPr id="1162085419" name="Obraz 1162085419"/>
-                    <pic:cNvPicPr/>
+                    <pic:cNvPr id="0" name="Picture 2"/>
+                    <pic:cNvPicPr>
+                      <a:picLocks noChangeAspect="1" noChangeArrowheads="1"/>
+                    </pic:cNvPicPr>
                   </pic:nvPicPr>
                   <pic:blipFill>
                     <a:blip r:embed="rId11">
                       <a:extLst>
                         <a:ext uri="{28A0092B-C50C-407E-A947-70E740481C1C}">
                           <a14:useLocalDpi xmlns:a14="http://schemas.microsoft.com/office/drawing/2010/main" val="0"/>
+                        </a:ext>
+                      </a:extLst>
+                    </a:blip>
+                    <a:srcRect/>
+                    <a:stretch>
+                      <a:fillRect/>
+                    </a:stretch>
+                  </pic:blipFill>
+                  <pic:spPr bwMode="auto">
+                    <a:xfrm>
+                      <a:off x="0" y="0"/>
+                      <a:ext cx="5760720" cy="4198620"/>
+                    </a:xfrm>
+                    <a:prstGeom prst="rect">
+                      <a:avLst/>
+                    </a:prstGeom>
+                    <a:noFill/>
+                    <a:ln>
+                      <a:noFill/>
+                    </a:ln>
+                  </pic:spPr>
+                </pic:pic>
+              </a:graphicData>
+            </a:graphic>
+          </wp:inline>
+        </w:drawing>
+      </w:r>
+    </w:p>
+    <w:p>
+      <w:pPr>
+        <w:jc w:val="center"/>
+        <w:rPr>
+          <w:rFonts w:ascii="Times New Roman" w:hAnsi="Times New Roman" w:cs="Times New Roman"/>
+        </w:rPr>
+      </w:pPr>
+      <w:r>
+        <w:rPr>
+          <w:i/>
+          <w:iCs/>
+          <w:sz w:val="16"/>
+          <w:szCs w:val="16"/>
+        </w:rPr>
+        <w:t>Rys.</w:t>
+      </w:r>
+      <w:r>
+        <w:rPr>
+          <w:i/>
+          <w:iCs/>
+          <w:sz w:val="16"/>
+          <w:szCs w:val="16"/>
+        </w:rPr>
+        <w:t>1</w:t>
+      </w:r>
+      <w:r>
+        <w:rPr>
+          <w:i/>
+          <w:iCs/>
+          <w:sz w:val="16"/>
+          <w:szCs w:val="16"/>
+        </w:rPr>
+        <w:t>: Diagram przypadków użycia</w:t>
+      </w:r>
+    </w:p>
+    <w:p>
+      <w:pPr>
+        <w:jc w:val="both"/>
+        <w:rPr>
+          <w:rFonts w:ascii="Times New Roman" w:hAnsi="Times New Roman" w:cs="Times New Roman"/>
+        </w:rPr>
+      </w:pPr>
+    </w:p>
+    <w:p>
+      <w:pPr>
+        <w:jc w:val="both"/>
+        <w:rPr>
+          <w:rFonts w:ascii="Times New Roman" w:hAnsi="Times New Roman" w:cs="Times New Roman"/>
+          <w:sz w:val="28"/>
+          <w:szCs w:val="28"/>
+        </w:rPr>
+      </w:pPr>
+      <w:r>
+        <w:rPr>
+          <w:rFonts w:ascii="Times New Roman" w:hAnsi="Times New Roman" w:cs="Times New Roman"/>
+          <w:b/>
+          <w:bCs/>
+          <w:sz w:val="36"/>
+          <w:szCs w:val="36"/>
+        </w:rPr>
+        <w:t>Jeremi Miroń</w:t>
+      </w:r>
+    </w:p>
+    <w:p>
+      <w:pPr>
+        <w:jc w:val="both"/>
+        <w:rPr>
+          <w:rFonts w:ascii="Times New Roman" w:hAnsi="Times New Roman" w:cs="Times New Roman"/>
+          <w:sz w:val="28"/>
+          <w:szCs w:val="28"/>
+        </w:rPr>
+      </w:pPr>
+      <w:r>
+        <w:rPr>
+          <w:rFonts w:ascii="Times New Roman" w:hAnsi="Times New Roman" w:cs="Times New Roman"/>
+          <w:sz w:val="28"/>
+          <w:szCs w:val="28"/>
+        </w:rPr>
+        <w:t>Użytkownik - J</w:t>
+      </w:r>
+      <w:r>
+        <w:rPr>
+          <w:rFonts w:ascii="Times New Roman" w:hAnsi="Times New Roman" w:cs="Times New Roman"/>
+          <w:sz w:val="28"/>
+          <w:szCs w:val="28"/>
+        </w:rPr>
+        <w:t>est to główny aktor biznesowy</w:t>
+      </w:r>
+      <w:r>
+        <w:rPr>
+          <w:rFonts w:ascii="Times New Roman" w:hAnsi="Times New Roman" w:cs="Times New Roman"/>
+          <w:sz w:val="28"/>
+          <w:szCs w:val="28"/>
+        </w:rPr>
+        <w:t xml:space="preserve">, </w:t>
+      </w:r>
+      <w:r>
+        <w:rPr>
+          <w:rFonts w:ascii="Times New Roman" w:hAnsi="Times New Roman" w:cs="Times New Roman"/>
+          <w:sz w:val="28"/>
+          <w:szCs w:val="28"/>
+        </w:rPr>
+        <w:t>dla którego system został stworzony. Reprezentuje klienta (osobę fizyczną lub firmę) korzystającego z oferty platformy w celu zakupu towarów, rezerwacji maszyn lub zamawiania usług.</w:t>
+      </w:r>
+    </w:p>
+    <w:p>
+      <w:pPr>
+        <w:jc w:val="both"/>
+        <w:rPr>
+          <w:rFonts w:ascii="Times New Roman" w:hAnsi="Times New Roman" w:cs="Times New Roman"/>
+          <w:sz w:val="28"/>
+          <w:szCs w:val="28"/>
+        </w:rPr>
+      </w:pPr>
+      <w:r>
+        <w:rPr>
+          <w:rFonts w:ascii="Times New Roman" w:hAnsi="Times New Roman" w:cs="Times New Roman"/>
+          <w:sz w:val="28"/>
+          <w:szCs w:val="28"/>
+        </w:rPr>
+        <w:t xml:space="preserve">Wynajęty pracownik  - </w:t>
+      </w:r>
+      <w:r>
+        <w:rPr>
+          <w:rFonts w:ascii="Times New Roman" w:hAnsi="Times New Roman" w:cs="Times New Roman"/>
+          <w:sz w:val="28"/>
+          <w:szCs w:val="28"/>
+        </w:rPr>
+        <w:t>Aktor biznesowy (wewnętrzny lub zewnętrzny podwykonawca),</w:t>
+      </w:r>
+      <w:r>
+        <w:rPr>
+          <w:rFonts w:ascii="Times New Roman" w:hAnsi="Times New Roman" w:cs="Times New Roman"/>
+          <w:sz w:val="28"/>
+          <w:szCs w:val="28"/>
+        </w:rPr>
+        <w:t xml:space="preserve"> </w:t>
+      </w:r>
+      <w:r>
+        <w:rPr>
+          <w:rFonts w:ascii="Times New Roman" w:hAnsi="Times New Roman" w:cs="Times New Roman"/>
+          <w:sz w:val="28"/>
+          <w:szCs w:val="28"/>
+        </w:rPr>
+        <w:t xml:space="preserve">który odpowiada za fizyczną realizację zleceń opłaconych przez Użytkownika. Może to być zarówno kurier dostarczający towary, jak i </w:t>
+      </w:r>
+      <w:proofErr w:type="spellStart"/>
+      <w:r>
+        <w:rPr>
+          <w:rFonts w:ascii="Times New Roman" w:hAnsi="Times New Roman" w:cs="Times New Roman"/>
+          <w:sz w:val="28"/>
+          <w:szCs w:val="28"/>
+        </w:rPr>
+        <w:t>serwisant</w:t>
+      </w:r>
+      <w:proofErr w:type="spellEnd"/>
+      <w:r>
+        <w:rPr>
+          <w:rFonts w:ascii="Times New Roman" w:hAnsi="Times New Roman" w:cs="Times New Roman"/>
+          <w:sz w:val="28"/>
+          <w:szCs w:val="28"/>
+        </w:rPr>
+        <w:t>/operator realizujący dedykowaną usługę.</w:t>
+      </w:r>
+    </w:p>
+    <w:p>
+      <w:pPr>
+        <w:jc w:val="both"/>
+        <w:rPr>
+          <w:rFonts w:ascii="Times New Roman" w:hAnsi="Times New Roman" w:cs="Times New Roman"/>
+          <w:sz w:val="28"/>
+          <w:szCs w:val="28"/>
+        </w:rPr>
+      </w:pPr>
+      <w:r>
+        <w:rPr>
+          <w:rFonts w:ascii="Times New Roman" w:hAnsi="Times New Roman" w:cs="Times New Roman"/>
+          <w:sz w:val="28"/>
+          <w:szCs w:val="28"/>
+        </w:rPr>
+        <w:t xml:space="preserve">Admin - </w:t>
+      </w:r>
+      <w:r>
+        <w:rPr>
+          <w:rFonts w:ascii="Times New Roman" w:hAnsi="Times New Roman" w:cs="Times New Roman"/>
+          <w:sz w:val="28"/>
+          <w:szCs w:val="28"/>
+        </w:rPr>
+        <w:t>Aktor systemowy (wewnętrzny) o podwyższonych uprawnieniach. Odpowiada za nadzór nad prawidłowym działaniem procesów biznesowych, weryfikację danych oraz zarządzanie zasobami ludzkimi w systemie.</w:t>
+      </w:r>
+    </w:p>
+    <w:p>
+      <w:pPr>
+        <w:jc w:val="both"/>
+        <w:rPr>
+          <w:rFonts w:ascii="Times New Roman" w:hAnsi="Times New Roman" w:cs="Times New Roman"/>
+          <w:sz w:val="28"/>
+          <w:szCs w:val="28"/>
+        </w:rPr>
+      </w:pPr>
+    </w:p>
+    <w:p>
+      <w:pPr>
+        <w:jc w:val="both"/>
+        <w:rPr>
+          <w:rFonts w:ascii="Times New Roman" w:hAnsi="Times New Roman" w:cs="Times New Roman"/>
+          <w:sz w:val="28"/>
+          <w:szCs w:val="28"/>
+        </w:rPr>
+      </w:pPr>
+    </w:p>
+    <w:p>
+      <w:pPr>
+        <w:jc w:val="both"/>
+        <w:rPr>
+          <w:rFonts w:ascii="Times New Roman" w:hAnsi="Times New Roman" w:cs="Times New Roman"/>
+          <w:sz w:val="28"/>
+          <w:szCs w:val="28"/>
+        </w:rPr>
+      </w:pPr>
+    </w:p>
+    <w:p>
+      <w:pPr>
+        <w:jc w:val="both"/>
+        <w:rPr>
+          <w:rFonts w:ascii="Times New Roman" w:hAnsi="Times New Roman" w:cs="Times New Roman"/>
+          <w:sz w:val="28"/>
+          <w:szCs w:val="28"/>
+        </w:rPr>
+      </w:pPr>
+      <w:r>
+        <w:rPr>
+          <w:rFonts w:ascii="Times New Roman" w:hAnsi="Times New Roman" w:cs="Times New Roman"/>
+          <w:sz w:val="28"/>
+          <w:szCs w:val="28"/>
+        </w:rPr>
+        <w:t>Opis przypadku użycia „Kupno towarów”:</w:t>
+      </w:r>
+    </w:p>
+    <w:p>
+      <w:pPr>
+        <w:jc w:val="both"/>
+        <w:rPr>
+          <w:rFonts w:ascii="Times New Roman" w:hAnsi="Times New Roman" w:cs="Times New Roman"/>
+          <w:sz w:val="28"/>
+          <w:szCs w:val="28"/>
+        </w:rPr>
+      </w:pPr>
+      <w:r>
+        <w:rPr>
+          <w:rFonts w:ascii="Times New Roman" w:hAnsi="Times New Roman" w:cs="Times New Roman"/>
+          <w:sz w:val="28"/>
+          <w:szCs w:val="28"/>
+        </w:rPr>
+        <w:t>1. Uczestniczący aktorzy</w:t>
+      </w:r>
+    </w:p>
+    <w:p>
+      <w:pPr>
+        <w:numPr>
+          <w:ilvl w:val="0"/>
+          <w:numId w:val="5"/>
+        </w:numPr>
+        <w:jc w:val="both"/>
+        <w:rPr>
+          <w:rFonts w:ascii="Times New Roman" w:hAnsi="Times New Roman" w:cs="Times New Roman"/>
+          <w:sz w:val="28"/>
+          <w:szCs w:val="28"/>
+        </w:rPr>
+      </w:pPr>
+      <w:r>
+        <w:rPr>
+          <w:rFonts w:ascii="Times New Roman" w:hAnsi="Times New Roman" w:cs="Times New Roman"/>
+          <w:sz w:val="28"/>
+          <w:szCs w:val="28"/>
+        </w:rPr>
+        <w:t>Użytkownik</w:t>
+      </w:r>
+    </w:p>
+    <w:p>
+      <w:pPr>
+        <w:jc w:val="both"/>
+        <w:rPr>
+          <w:rFonts w:ascii="Times New Roman" w:hAnsi="Times New Roman" w:cs="Times New Roman"/>
+          <w:sz w:val="28"/>
+          <w:szCs w:val="28"/>
+        </w:rPr>
+      </w:pPr>
+      <w:r>
+        <w:rPr>
+          <w:rFonts w:ascii="Times New Roman" w:hAnsi="Times New Roman" w:cs="Times New Roman"/>
+          <w:sz w:val="28"/>
+          <w:szCs w:val="28"/>
+        </w:rPr>
+        <w:t>2. Podstawowy ciąg zdarzeń</w:t>
+      </w:r>
+    </w:p>
+    <w:p>
+      <w:pPr>
+        <w:pStyle w:val="Akapitzlist"/>
+        <w:numPr>
+          <w:ilvl w:val="0"/>
+          <w:numId w:val="11"/>
+        </w:numPr>
+        <w:jc w:val="both"/>
+        <w:rPr>
+          <w:rFonts w:ascii="Times New Roman" w:hAnsi="Times New Roman" w:cs="Times New Roman"/>
+          <w:sz w:val="28"/>
+          <w:szCs w:val="28"/>
+        </w:rPr>
+      </w:pPr>
+      <w:r>
+        <w:rPr>
+          <w:rFonts w:ascii="Times New Roman" w:hAnsi="Times New Roman" w:cs="Times New Roman"/>
+          <w:sz w:val="28"/>
+          <w:szCs w:val="28"/>
+        </w:rPr>
+        <w:t>System wyświetla podsumowanie koszyka z wybranymi przez Użytkownika towarami oraz formularz danych do wysyłki i wyboru metody dostawy.</w:t>
+      </w:r>
+    </w:p>
+    <w:p>
+      <w:pPr>
+        <w:pStyle w:val="Akapitzlist"/>
+        <w:numPr>
+          <w:ilvl w:val="0"/>
+          <w:numId w:val="11"/>
+        </w:numPr>
+        <w:jc w:val="both"/>
+        <w:rPr>
+          <w:rFonts w:ascii="Times New Roman" w:hAnsi="Times New Roman" w:cs="Times New Roman"/>
+          <w:sz w:val="28"/>
+          <w:szCs w:val="28"/>
+        </w:rPr>
+      </w:pPr>
+      <w:r>
+        <w:rPr>
+          <w:rFonts w:ascii="Times New Roman" w:hAnsi="Times New Roman" w:cs="Times New Roman"/>
+          <w:sz w:val="28"/>
+          <w:szCs w:val="28"/>
+        </w:rPr>
+        <w:t>Użytkownik wprowadza dane adresowe, wybiera preferowany sposób dostawy i klika przycisk zatwierdzający zakup.</w:t>
+      </w:r>
+    </w:p>
+    <w:p>
+      <w:pPr>
+        <w:pStyle w:val="Akapitzlist"/>
+        <w:numPr>
+          <w:ilvl w:val="0"/>
+          <w:numId w:val="11"/>
+        </w:numPr>
+        <w:jc w:val="both"/>
+        <w:rPr>
+          <w:rFonts w:ascii="Times New Roman" w:hAnsi="Times New Roman" w:cs="Times New Roman"/>
+          <w:sz w:val="28"/>
+          <w:szCs w:val="28"/>
+        </w:rPr>
+      </w:pPr>
+      <w:r>
+        <w:rPr>
+          <w:rFonts w:ascii="Times New Roman" w:hAnsi="Times New Roman" w:cs="Times New Roman"/>
+          <w:sz w:val="28"/>
+          <w:szCs w:val="28"/>
+        </w:rPr>
+        <w:t>System tworzy nowe zlecenie w bazie danych i automatycznie uruchamia opcje płatności (przypadek użycia Opłacenie zlecenia)</w:t>
+      </w:r>
+    </w:p>
+    <w:p>
+      <w:pPr>
+        <w:pStyle w:val="Akapitzlist"/>
+        <w:numPr>
+          <w:ilvl w:val="0"/>
+          <w:numId w:val="11"/>
+        </w:numPr>
+        <w:jc w:val="both"/>
+        <w:rPr>
+          <w:rFonts w:ascii="Times New Roman" w:hAnsi="Times New Roman" w:cs="Times New Roman"/>
+          <w:sz w:val="28"/>
+          <w:szCs w:val="28"/>
+        </w:rPr>
+      </w:pPr>
+      <w:r>
+        <w:rPr>
+          <w:rFonts w:ascii="Times New Roman" w:hAnsi="Times New Roman" w:cs="Times New Roman"/>
+          <w:sz w:val="28"/>
+          <w:szCs w:val="28"/>
+        </w:rPr>
+        <w:t>Użytkownik przechodzi do bramki płatności i pomyślnie opłaca zamówienie.</w:t>
+      </w:r>
+    </w:p>
+    <w:p>
+      <w:pPr>
+        <w:pStyle w:val="Akapitzlist"/>
+        <w:numPr>
+          <w:ilvl w:val="0"/>
+          <w:numId w:val="11"/>
+        </w:numPr>
+        <w:jc w:val="both"/>
+        <w:rPr>
+          <w:rFonts w:ascii="Times New Roman" w:hAnsi="Times New Roman" w:cs="Times New Roman"/>
+          <w:sz w:val="28"/>
+          <w:szCs w:val="28"/>
+        </w:rPr>
+      </w:pPr>
+      <w:r>
+        <w:rPr>
+          <w:rFonts w:ascii="Times New Roman" w:hAnsi="Times New Roman" w:cs="Times New Roman"/>
+          <w:sz w:val="28"/>
+          <w:szCs w:val="28"/>
+        </w:rPr>
+        <w:t>System rejestruje wpłatę, zmienia status zlecenia na „Opłacone / Do realizacji” i rezerwuje towary w magazynie.</w:t>
+      </w:r>
+    </w:p>
+    <w:p>
+      <w:pPr>
+        <w:pStyle w:val="Akapitzlist"/>
+        <w:numPr>
+          <w:ilvl w:val="0"/>
+          <w:numId w:val="11"/>
+        </w:numPr>
+        <w:jc w:val="both"/>
+        <w:rPr>
+          <w:rFonts w:ascii="Times New Roman" w:hAnsi="Times New Roman" w:cs="Times New Roman"/>
+          <w:sz w:val="28"/>
+          <w:szCs w:val="28"/>
+        </w:rPr>
+      </w:pPr>
+      <w:r>
+        <w:rPr>
+          <w:rFonts w:ascii="Times New Roman" w:hAnsi="Times New Roman" w:cs="Times New Roman"/>
+          <w:sz w:val="28"/>
+          <w:szCs w:val="28"/>
+        </w:rPr>
+        <w:t>System informuje o dokonaniu pomyślnego zakupu, wyświetlając odpowiedni komunikat na ekranie oraz wysyła potwierdzenie na adres e-mail Użytkownika.</w:t>
+      </w:r>
+    </w:p>
+    <w:p>
+      <w:pPr>
+        <w:jc w:val="both"/>
+        <w:rPr>
+          <w:rFonts w:ascii="Times New Roman" w:hAnsi="Times New Roman" w:cs="Times New Roman"/>
+          <w:sz w:val="28"/>
+          <w:szCs w:val="28"/>
+        </w:rPr>
+      </w:pPr>
+      <w:r>
+        <w:rPr>
+          <w:rFonts w:ascii="Times New Roman" w:hAnsi="Times New Roman" w:cs="Times New Roman"/>
+          <w:sz w:val="28"/>
+          <w:szCs w:val="28"/>
+        </w:rPr>
+        <w:t>3. Alternatywne ciągi zdarzeń</w:t>
+      </w:r>
+    </w:p>
+    <w:p>
+      <w:pPr>
+        <w:pStyle w:val="Akapitzlist"/>
+        <w:numPr>
+          <w:ilvl w:val="1"/>
+          <w:numId w:val="12"/>
+        </w:numPr>
+        <w:jc w:val="both"/>
+        <w:rPr>
+          <w:rFonts w:ascii="Times New Roman" w:hAnsi="Times New Roman" w:cs="Times New Roman"/>
+          <w:sz w:val="28"/>
+          <w:szCs w:val="28"/>
+        </w:rPr>
+      </w:pPr>
+      <w:r>
+        <w:rPr>
+          <w:rFonts w:ascii="Times New Roman" w:hAnsi="Times New Roman" w:cs="Times New Roman"/>
+          <w:sz w:val="28"/>
+          <w:szCs w:val="28"/>
+        </w:rPr>
+        <w:t>System stwierdza niekompletność danych lub brak towaru w magazynie</w:t>
+      </w:r>
+    </w:p>
+    <w:p>
+      <w:pPr>
+        <w:pStyle w:val="Akapitzlist"/>
+        <w:numPr>
+          <w:ilvl w:val="1"/>
+          <w:numId w:val="12"/>
+        </w:numPr>
+        <w:jc w:val="both"/>
+        <w:rPr>
+          <w:rFonts w:ascii="Times New Roman" w:hAnsi="Times New Roman" w:cs="Times New Roman"/>
+          <w:sz w:val="28"/>
+          <w:szCs w:val="28"/>
+        </w:rPr>
+      </w:pPr>
+      <w:r>
+        <w:rPr>
+          <w:rFonts w:ascii="Times New Roman" w:hAnsi="Times New Roman" w:cs="Times New Roman"/>
+          <w:sz w:val="28"/>
+          <w:szCs w:val="28"/>
+        </w:rPr>
+        <w:t>System przerywa proces i wyświetla formularz z zaznaczonymi polami, w których stwierdzono błędy (lub wyświetla informację o wyprzedaniu towaru w międzyczasie).</w:t>
+      </w:r>
+    </w:p>
+    <w:p>
+      <w:pPr>
+        <w:pStyle w:val="Akapitzlist"/>
+        <w:numPr>
+          <w:ilvl w:val="1"/>
+          <w:numId w:val="12"/>
+        </w:numPr>
+        <w:jc w:val="both"/>
+        <w:rPr>
+          <w:rFonts w:ascii="Times New Roman" w:hAnsi="Times New Roman" w:cs="Times New Roman"/>
+          <w:sz w:val="28"/>
+          <w:szCs w:val="28"/>
+        </w:rPr>
+      </w:pPr>
+      <w:r>
+        <w:rPr>
+          <w:rFonts w:ascii="Times New Roman" w:hAnsi="Times New Roman" w:cs="Times New Roman"/>
+          <w:sz w:val="28"/>
+          <w:szCs w:val="28"/>
+        </w:rPr>
+        <w:t>Użytkownik ma możliwość</w:t>
+      </w:r>
+      <w:r>
+        <w:rPr>
+          <w:rFonts w:ascii="Times New Roman" w:hAnsi="Times New Roman" w:cs="Times New Roman"/>
+          <w:sz w:val="28"/>
+          <w:szCs w:val="28"/>
+        </w:rPr>
+        <w:t xml:space="preserve"> poprawienia danych lub modyfikacji zawartości koszyka.</w:t>
+      </w:r>
+    </w:p>
+    <w:p>
+      <w:pPr>
+        <w:jc w:val="both"/>
+        <w:rPr>
+          <w:rFonts w:ascii="Times New Roman" w:hAnsi="Times New Roman" w:cs="Times New Roman"/>
+          <w:sz w:val="28"/>
+          <w:szCs w:val="28"/>
+        </w:rPr>
+      </w:pPr>
+      <w:r>
+        <w:rPr>
+          <w:rFonts w:ascii="Times New Roman" w:hAnsi="Times New Roman" w:cs="Times New Roman"/>
+          <w:sz w:val="28"/>
+          <w:szCs w:val="28"/>
+        </w:rPr>
+        <w:t>4. Zależności czasowe</w:t>
+      </w:r>
+    </w:p>
+    <w:p>
+      <w:pPr>
+        <w:numPr>
+          <w:ilvl w:val="0"/>
+          <w:numId w:val="16"/>
+        </w:numPr>
+        <w:jc w:val="both"/>
+        <w:rPr>
+          <w:rFonts w:ascii="Times New Roman" w:hAnsi="Times New Roman" w:cs="Times New Roman"/>
+          <w:sz w:val="28"/>
+          <w:szCs w:val="28"/>
+        </w:rPr>
+      </w:pPr>
+      <w:r>
+        <w:rPr>
+          <w:rFonts w:ascii="Times New Roman" w:hAnsi="Times New Roman" w:cs="Times New Roman"/>
+          <w:sz w:val="28"/>
+          <w:szCs w:val="28"/>
+        </w:rPr>
+        <w:t>a) częstotliwość wykonania: ~15–40 razy dziennie (w zależności od ruchu na platformie)</w:t>
+      </w:r>
+    </w:p>
+    <w:p>
+      <w:pPr>
+        <w:numPr>
+          <w:ilvl w:val="0"/>
+          <w:numId w:val="16"/>
+        </w:numPr>
+        <w:jc w:val="both"/>
+        <w:rPr>
+          <w:rFonts w:ascii="Times New Roman" w:hAnsi="Times New Roman" w:cs="Times New Roman"/>
+          <w:sz w:val="28"/>
+          <w:szCs w:val="28"/>
+        </w:rPr>
+      </w:pPr>
+      <w:r>
+        <w:rPr>
+          <w:rFonts w:ascii="Times New Roman" w:hAnsi="Times New Roman" w:cs="Times New Roman"/>
+          <w:sz w:val="28"/>
+          <w:szCs w:val="28"/>
+        </w:rPr>
+        <w:t xml:space="preserve">b) przewidywane spiętrzenia: okres przedświąteczny, godziny wieczorne (18:00–22:00), akcje promocyjne (np. Black </w:t>
+      </w:r>
+      <w:proofErr w:type="spellStart"/>
+      <w:r>
+        <w:rPr>
+          <w:rFonts w:ascii="Times New Roman" w:hAnsi="Times New Roman" w:cs="Times New Roman"/>
+          <w:sz w:val="28"/>
+          <w:szCs w:val="28"/>
+        </w:rPr>
+        <w:t>Friday</w:t>
+      </w:r>
+      <w:proofErr w:type="spellEnd"/>
+      <w:r>
+        <w:rPr>
+          <w:rFonts w:ascii="Times New Roman" w:hAnsi="Times New Roman" w:cs="Times New Roman"/>
+          <w:sz w:val="28"/>
+          <w:szCs w:val="28"/>
+        </w:rPr>
+        <w:t>)</w:t>
+      </w:r>
+    </w:p>
+    <w:p>
+      <w:pPr>
+        <w:numPr>
+          <w:ilvl w:val="0"/>
+          <w:numId w:val="16"/>
+        </w:numPr>
+        <w:jc w:val="both"/>
+        <w:rPr>
+          <w:rFonts w:ascii="Times New Roman" w:hAnsi="Times New Roman" w:cs="Times New Roman"/>
+          <w:sz w:val="28"/>
+          <w:szCs w:val="28"/>
+        </w:rPr>
+      </w:pPr>
+      <w:r>
+        <w:rPr>
+          <w:rFonts w:ascii="Times New Roman" w:hAnsi="Times New Roman" w:cs="Times New Roman"/>
+          <w:sz w:val="28"/>
+          <w:szCs w:val="28"/>
+        </w:rPr>
+        <w:lastRenderedPageBreak/>
+        <w:t>c) typowy czas realizacji: ~2–3 minuty</w:t>
+      </w:r>
+    </w:p>
+    <w:p>
+      <w:pPr>
+        <w:numPr>
+          <w:ilvl w:val="0"/>
+          <w:numId w:val="16"/>
+        </w:numPr>
+        <w:jc w:val="both"/>
+        <w:rPr>
+          <w:rFonts w:ascii="Times New Roman" w:hAnsi="Times New Roman" w:cs="Times New Roman"/>
+          <w:sz w:val="28"/>
+          <w:szCs w:val="28"/>
+        </w:rPr>
+      </w:pPr>
+      <w:r>
+        <w:rPr>
+          <w:rFonts w:ascii="Times New Roman" w:hAnsi="Times New Roman" w:cs="Times New Roman"/>
+          <w:sz w:val="28"/>
+          <w:szCs w:val="28"/>
+        </w:rPr>
+        <w:t>d) maksymalny czas realizacji: 15 minut (</w:t>
+      </w:r>
+      <w:r>
+        <w:rPr>
+          <w:rFonts w:ascii="Times New Roman" w:hAnsi="Times New Roman" w:cs="Times New Roman"/>
+          <w:sz w:val="28"/>
+          <w:szCs w:val="28"/>
+        </w:rPr>
+        <w:t>odgórny limit przy bramce płatności</w:t>
+      </w:r>
+      <w:r>
+        <w:rPr>
+          <w:rFonts w:ascii="Times New Roman" w:hAnsi="Times New Roman" w:cs="Times New Roman"/>
+          <w:sz w:val="28"/>
+          <w:szCs w:val="28"/>
+        </w:rPr>
+        <w:t>)</w:t>
+      </w:r>
+    </w:p>
+    <w:p>
+      <w:pPr>
+        <w:spacing w:before="100" w:beforeAutospacing="1" w:after="100" w:afterAutospacing="1" w:line="240" w:lineRule="auto"/>
+        <w:outlineLvl w:val="3"/>
+        <w:rPr>
+          <w:rFonts w:ascii="Times New Roman" w:eastAsia="Times New Roman" w:hAnsi="Times New Roman" w:cs="Times New Roman"/>
+          <w:kern w:val="0"/>
+          <w:sz w:val="28"/>
+          <w:szCs w:val="28"/>
+          <w:lang w:eastAsia="pl-PL"/>
+          <w14:ligatures w14:val="none"/>
+        </w:rPr>
+      </w:pPr>
+      <w:r>
+        <w:rPr>
+          <w:rFonts w:ascii="Times New Roman" w:eastAsia="Times New Roman" w:hAnsi="Times New Roman" w:cs="Times New Roman"/>
+          <w:kern w:val="0"/>
+          <w:sz w:val="28"/>
+          <w:szCs w:val="28"/>
+          <w:lang w:eastAsia="pl-PL"/>
+          <w14:ligatures w14:val="none"/>
+        </w:rPr>
+        <w:t>5. Wartości uzyskiwane przez aktorów po zakończeniu przypadku użycia</w:t>
+      </w:r>
+    </w:p>
+    <w:p>
+      <w:pPr>
+        <w:numPr>
+          <w:ilvl w:val="0"/>
+          <w:numId w:val="17"/>
+        </w:numPr>
+        <w:spacing w:before="100" w:beforeAutospacing="1" w:after="100" w:afterAutospacing="1" w:line="240" w:lineRule="auto"/>
+        <w:rPr>
+          <w:rFonts w:ascii="Times New Roman" w:eastAsia="Times New Roman" w:hAnsi="Times New Roman" w:cs="Times New Roman"/>
+          <w:kern w:val="0"/>
+          <w:sz w:val="28"/>
+          <w:szCs w:val="28"/>
+          <w:lang w:eastAsia="pl-PL"/>
+          <w14:ligatures w14:val="none"/>
+        </w:rPr>
+      </w:pPr>
+      <w:r>
+        <w:rPr>
+          <w:rFonts w:ascii="Times New Roman" w:eastAsia="Times New Roman" w:hAnsi="Times New Roman" w:cs="Times New Roman"/>
+          <w:kern w:val="0"/>
+          <w:sz w:val="28"/>
+          <w:szCs w:val="28"/>
+          <w:lang w:eastAsia="pl-PL"/>
+          <w14:ligatures w14:val="none"/>
+        </w:rPr>
+        <w:t>Komunikat na ekranie oraz e-mailowe potwierdzenie zakupu wraz z numerem zamówienia.</w:t>
+      </w:r>
+    </w:p>
+    <w:p>
+      <w:pPr>
+        <w:numPr>
+          <w:ilvl w:val="0"/>
+          <w:numId w:val="17"/>
+        </w:numPr>
+        <w:spacing w:before="100" w:beforeAutospacing="1" w:after="100" w:afterAutospacing="1" w:line="240" w:lineRule="auto"/>
+        <w:rPr>
+          <w:rFonts w:ascii="Times New Roman" w:eastAsia="Times New Roman" w:hAnsi="Times New Roman" w:cs="Times New Roman"/>
+          <w:kern w:val="0"/>
+          <w:sz w:val="28"/>
+          <w:szCs w:val="28"/>
+          <w:lang w:eastAsia="pl-PL"/>
+          <w14:ligatures w14:val="none"/>
+        </w:rPr>
+      </w:pPr>
+      <w:r>
+        <w:rPr>
+          <w:rFonts w:ascii="Times New Roman" w:eastAsia="Times New Roman" w:hAnsi="Times New Roman" w:cs="Times New Roman"/>
+          <w:kern w:val="0"/>
+          <w:sz w:val="28"/>
+          <w:szCs w:val="28"/>
+          <w:lang w:eastAsia="pl-PL"/>
+          <w14:ligatures w14:val="none"/>
+        </w:rPr>
+        <w:t>Nowy wpis w rejestrze zleceń ze statusem „Opłacone”, który staje się widoczny dla Admina oraz Wynajętego pracownika w celu dalszej realizacji.</w:t>
+      </w:r>
+    </w:p>
+    <w:p>
+      <w:pPr>
+        <w:spacing w:before="100" w:beforeAutospacing="1" w:after="100" w:afterAutospacing="1" w:line="240" w:lineRule="auto"/>
+        <w:rPr>
+          <w:rFonts w:ascii="Times New Roman" w:eastAsia="Times New Roman" w:hAnsi="Times New Roman" w:cs="Times New Roman"/>
+          <w:kern w:val="0"/>
+          <w:sz w:val="28"/>
+          <w:szCs w:val="28"/>
+          <w:lang w:eastAsia="pl-PL"/>
+          <w14:ligatures w14:val="none"/>
+        </w:rPr>
+      </w:pPr>
+    </w:p>
+    <w:p>
+      <w:pPr>
+        <w:jc w:val="both"/>
+        <w:rPr>
+          <w:rFonts w:ascii="Times New Roman" w:hAnsi="Times New Roman" w:cs="Times New Roman"/>
+          <w:sz w:val="36"/>
+          <w:szCs w:val="36"/>
+        </w:rPr>
+      </w:pPr>
+      <w:r>
+        <w:rPr>
+          <w:rFonts w:ascii="Times New Roman" w:hAnsi="Times New Roman" w:cs="Times New Roman"/>
+          <w:b/>
+          <w:bCs/>
+          <w:sz w:val="36"/>
+          <w:szCs w:val="36"/>
+        </w:rPr>
+        <w:t>Piotr Poletyło</w:t>
+      </w:r>
+    </w:p>
+    <w:p>
+      <w:pPr>
+        <w:spacing w:before="100" w:beforeAutospacing="1" w:after="100" w:afterAutospacing="1" w:line="240" w:lineRule="auto"/>
+        <w:rPr>
+          <w:rFonts w:ascii="Times New Roman" w:hAnsi="Times New Roman" w:cs="Times New Roman"/>
+          <w:sz w:val="28"/>
+          <w:szCs w:val="28"/>
+        </w:rPr>
+      </w:pPr>
+      <w:r>
+        <w:rPr>
+          <w:rFonts w:ascii="Times New Roman" w:hAnsi="Times New Roman" w:cs="Times New Roman"/>
+          <w:sz w:val="28"/>
+          <w:szCs w:val="28"/>
+        </w:rPr>
+        <w:t>Opis przypadku użycia “Rezerwacja usługi”</w:t>
+      </w:r>
+      <w:r>
+        <w:rPr>
+          <w:rFonts w:ascii="Times New Roman" w:hAnsi="Times New Roman" w:cs="Times New Roman"/>
+          <w:sz w:val="28"/>
+          <w:szCs w:val="28"/>
+        </w:rPr>
+        <w:t>:</w:t>
+      </w:r>
+    </w:p>
+    <w:p>
+      <w:pPr>
+        <w:spacing w:after="240"/>
+        <w:ind w:left="708"/>
+        <w:rPr>
+          <w:rFonts w:ascii="Times New Roman" w:eastAsia="Aptos" w:hAnsi="Times New Roman" w:cs="Times New Roman"/>
+          <w:sz w:val="28"/>
+          <w:szCs w:val="28"/>
+        </w:rPr>
+      </w:pPr>
+      <w:r>
+        <w:rPr>
+          <w:rFonts w:ascii="Times New Roman" w:hAnsi="Times New Roman" w:cs="Times New Roman"/>
+          <w:sz w:val="28"/>
+          <w:szCs w:val="28"/>
+        </w:rPr>
+        <w:t>1.</w:t>
+      </w:r>
+      <w:r>
+        <w:rPr>
+          <w:rFonts w:ascii="Times New Roman" w:eastAsia="Aptos" w:hAnsi="Times New Roman" w:cs="Times New Roman"/>
+          <w:sz w:val="28"/>
+          <w:szCs w:val="28"/>
+        </w:rPr>
+        <w:t xml:space="preserve"> Uczestniczący aktorzy: </w:t>
+      </w:r>
+    </w:p>
+    <w:p>
+      <w:pPr>
+        <w:pStyle w:val="Akapitzlist"/>
+        <w:numPr>
+          <w:ilvl w:val="0"/>
+          <w:numId w:val="19"/>
+        </w:numPr>
+        <w:spacing w:before="240" w:after="240"/>
+        <w:rPr>
+          <w:rFonts w:ascii="Times New Roman" w:eastAsia="Aptos" w:hAnsi="Times New Roman" w:cs="Times New Roman"/>
+          <w:sz w:val="28"/>
+          <w:szCs w:val="28"/>
+        </w:rPr>
+      </w:pPr>
+      <w:r>
+        <w:rPr>
+          <w:rFonts w:ascii="Times New Roman" w:eastAsia="Aptos" w:hAnsi="Times New Roman" w:cs="Times New Roman"/>
+          <w:sz w:val="28"/>
+          <w:szCs w:val="28"/>
+        </w:rPr>
+        <w:t>Użytkownik</w:t>
+      </w:r>
+    </w:p>
+    <w:p>
+      <w:pPr>
+        <w:spacing w:after="240"/>
+        <w:ind w:left="708"/>
+        <w:rPr>
+          <w:rFonts w:ascii="Times New Roman" w:eastAsia="Aptos" w:hAnsi="Times New Roman" w:cs="Times New Roman"/>
+          <w:sz w:val="28"/>
+          <w:szCs w:val="28"/>
+        </w:rPr>
+      </w:pPr>
+      <w:r>
+        <w:rPr>
+          <w:rFonts w:ascii="Times New Roman" w:eastAsia="Aptos" w:hAnsi="Times New Roman" w:cs="Times New Roman"/>
+          <w:sz w:val="28"/>
+          <w:szCs w:val="28"/>
+        </w:rPr>
+        <w:t xml:space="preserve">2. Podstawowy ciąg zdarzeń: </w:t>
+      </w:r>
+    </w:p>
+    <w:p>
+      <w:pPr>
+        <w:pStyle w:val="Akapitzlist"/>
+        <w:numPr>
+          <w:ilvl w:val="0"/>
+          <w:numId w:val="20"/>
+        </w:numPr>
+        <w:spacing w:before="240" w:after="240"/>
+        <w:rPr>
+          <w:rFonts w:ascii="Times New Roman" w:eastAsia="Aptos" w:hAnsi="Times New Roman" w:cs="Times New Roman"/>
+          <w:sz w:val="28"/>
+          <w:szCs w:val="28"/>
+        </w:rPr>
+      </w:pPr>
+      <w:r>
+        <w:rPr>
+          <w:rFonts w:ascii="Times New Roman" w:eastAsia="Aptos" w:hAnsi="Times New Roman" w:cs="Times New Roman"/>
+          <w:sz w:val="28"/>
+          <w:szCs w:val="28"/>
+        </w:rPr>
+        <w:t>System wyświetla panel umożliwiający rozpoczęcie procesu rezerwacji.</w:t>
+      </w:r>
+    </w:p>
+    <w:p>
+      <w:pPr>
+        <w:pStyle w:val="Akapitzlist"/>
+        <w:numPr>
+          <w:ilvl w:val="0"/>
+          <w:numId w:val="20"/>
+        </w:numPr>
+        <w:spacing w:before="240" w:after="240"/>
+        <w:rPr>
+          <w:rFonts w:ascii="Times New Roman" w:eastAsia="Aptos" w:hAnsi="Times New Roman" w:cs="Times New Roman"/>
+          <w:sz w:val="28"/>
+          <w:szCs w:val="28"/>
+        </w:rPr>
+      </w:pPr>
+      <w:r>
+        <w:rPr>
+          <w:rFonts w:ascii="Times New Roman" w:eastAsia="Aptos" w:hAnsi="Times New Roman" w:cs="Times New Roman"/>
+          <w:sz w:val="28"/>
+          <w:szCs w:val="28"/>
+        </w:rPr>
+        <w:t xml:space="preserve">Użytkownik wyszukuje i wybiera interesującą go pozycję z oferty </w:t>
+      </w:r>
+    </w:p>
+    <w:p>
+      <w:pPr>
+        <w:pStyle w:val="Akapitzlist"/>
+        <w:numPr>
+          <w:ilvl w:val="0"/>
+          <w:numId w:val="20"/>
+        </w:numPr>
+        <w:spacing w:before="240" w:after="240"/>
+        <w:rPr>
+          <w:rFonts w:ascii="Times New Roman" w:eastAsia="Aptos" w:hAnsi="Times New Roman" w:cs="Times New Roman"/>
+          <w:sz w:val="28"/>
+          <w:szCs w:val="28"/>
+        </w:rPr>
+      </w:pPr>
+      <w:r>
+        <w:rPr>
+          <w:rFonts w:ascii="Times New Roman" w:eastAsia="Aptos" w:hAnsi="Times New Roman" w:cs="Times New Roman"/>
+          <w:sz w:val="28"/>
+          <w:szCs w:val="28"/>
+        </w:rPr>
+        <w:t>Użytkownik wypełnia formularz rezerwacyjny, podając niezbędne szczegóły (np. preferowany termin realizacji, adres, uwagi dodatkowe).</w:t>
+      </w:r>
+    </w:p>
+    <w:p>
+      <w:pPr>
+        <w:pStyle w:val="Akapitzlist"/>
+        <w:numPr>
+          <w:ilvl w:val="0"/>
+          <w:numId w:val="20"/>
+        </w:numPr>
+        <w:spacing w:before="240" w:after="240"/>
+        <w:rPr>
+          <w:rFonts w:ascii="Times New Roman" w:eastAsia="Aptos" w:hAnsi="Times New Roman" w:cs="Times New Roman"/>
+          <w:sz w:val="28"/>
+          <w:szCs w:val="28"/>
+        </w:rPr>
+      </w:pPr>
+      <w:r>
+        <w:rPr>
+          <w:rFonts w:ascii="Times New Roman" w:eastAsia="Aptos" w:hAnsi="Times New Roman" w:cs="Times New Roman"/>
+          <w:sz w:val="28"/>
+          <w:szCs w:val="28"/>
+        </w:rPr>
+        <w:t>System przechodzi do etapu uregulowania należności (przypad</w:t>
+      </w:r>
+      <w:r>
+        <w:rPr>
+          <w:rFonts w:ascii="Times New Roman" w:eastAsia="Aptos" w:hAnsi="Times New Roman" w:cs="Times New Roman"/>
+          <w:sz w:val="28"/>
+          <w:szCs w:val="28"/>
+        </w:rPr>
+        <w:t>ek</w:t>
+      </w:r>
+      <w:r>
+        <w:rPr>
+          <w:rFonts w:ascii="Times New Roman" w:eastAsia="Aptos" w:hAnsi="Times New Roman" w:cs="Times New Roman"/>
+          <w:sz w:val="28"/>
+          <w:szCs w:val="28"/>
+        </w:rPr>
+        <w:t xml:space="preserve"> użycia </w:t>
+      </w:r>
+      <w:r>
+        <w:rPr>
+          <w:rFonts w:ascii="Times New Roman" w:eastAsia="Aptos" w:hAnsi="Times New Roman" w:cs="Times New Roman"/>
+          <w:b/>
+          <w:bCs/>
+          <w:sz w:val="28"/>
+          <w:szCs w:val="28"/>
+        </w:rPr>
+        <w:t>Opłacenie zlecenia</w:t>
+      </w:r>
+      <w:r>
+        <w:rPr>
+          <w:rFonts w:ascii="Times New Roman" w:eastAsia="Aptos" w:hAnsi="Times New Roman" w:cs="Times New Roman"/>
+          <w:sz w:val="28"/>
+          <w:szCs w:val="28"/>
+        </w:rPr>
+        <w:t>).</w:t>
+      </w:r>
+    </w:p>
+    <w:p>
+      <w:pPr>
+        <w:pStyle w:val="Akapitzlist"/>
+        <w:numPr>
+          <w:ilvl w:val="0"/>
+          <w:numId w:val="20"/>
+        </w:numPr>
+        <w:spacing w:before="240" w:after="240"/>
+        <w:rPr>
+          <w:rFonts w:ascii="Times New Roman" w:eastAsia="Aptos" w:hAnsi="Times New Roman" w:cs="Times New Roman"/>
+          <w:sz w:val="28"/>
+          <w:szCs w:val="28"/>
+        </w:rPr>
+      </w:pPr>
+      <w:r>
+        <w:rPr>
+          <w:rFonts w:ascii="Times New Roman" w:eastAsia="Aptos" w:hAnsi="Times New Roman" w:cs="Times New Roman"/>
+          <w:sz w:val="28"/>
+          <w:szCs w:val="28"/>
+        </w:rPr>
+        <w:t>Użytkownik zatwierdza ostateczne dane i dokonuje opłaty za pośrednictwem systemu.</w:t>
+      </w:r>
+    </w:p>
+    <w:p>
+      <w:pPr>
+        <w:pStyle w:val="Akapitzlist"/>
+        <w:numPr>
+          <w:ilvl w:val="0"/>
+          <w:numId w:val="20"/>
+        </w:numPr>
+        <w:spacing w:before="240" w:after="240"/>
+        <w:rPr>
+          <w:rFonts w:ascii="Times New Roman" w:eastAsia="Aptos" w:hAnsi="Times New Roman" w:cs="Times New Roman"/>
+          <w:sz w:val="28"/>
+          <w:szCs w:val="28"/>
+        </w:rPr>
+      </w:pPr>
+      <w:r>
+        <w:rPr>
+          <w:rFonts w:ascii="Times New Roman" w:eastAsia="Aptos" w:hAnsi="Times New Roman" w:cs="Times New Roman"/>
+          <w:sz w:val="28"/>
+          <w:szCs w:val="28"/>
+        </w:rPr>
+        <w:t>System weryfikuje poprawność wprowadzonych informacji formularza oraz pozytywny status płatności.</w:t>
+      </w:r>
+    </w:p>
+    <w:p>
+      <w:pPr>
+        <w:pStyle w:val="Akapitzlist"/>
+        <w:numPr>
+          <w:ilvl w:val="0"/>
+          <w:numId w:val="20"/>
+        </w:numPr>
+        <w:spacing w:before="240" w:after="240"/>
+        <w:rPr>
+          <w:rFonts w:ascii="Times New Roman" w:eastAsia="Aptos" w:hAnsi="Times New Roman" w:cs="Times New Roman"/>
+          <w:sz w:val="28"/>
+          <w:szCs w:val="28"/>
+        </w:rPr>
+      </w:pPr>
+      <w:r>
+        <w:rPr>
+          <w:rFonts w:ascii="Times New Roman" w:eastAsia="Aptos" w:hAnsi="Times New Roman" w:cs="Times New Roman"/>
+          <w:sz w:val="28"/>
+          <w:szCs w:val="28"/>
+        </w:rPr>
+        <w:t>System zapisuje nową rezerwację w bazie danych.</w:t>
+      </w:r>
+    </w:p>
+    <w:p>
+      <w:pPr>
+        <w:pStyle w:val="Akapitzlist"/>
+        <w:numPr>
+          <w:ilvl w:val="0"/>
+          <w:numId w:val="20"/>
+        </w:numPr>
+        <w:spacing w:before="240" w:after="240"/>
+        <w:rPr>
+          <w:rFonts w:ascii="Times New Roman" w:eastAsia="Aptos" w:hAnsi="Times New Roman" w:cs="Times New Roman"/>
+          <w:sz w:val="28"/>
+          <w:szCs w:val="28"/>
+        </w:rPr>
+      </w:pPr>
+      <w:r>
+        <w:rPr>
+          <w:rFonts w:ascii="Times New Roman" w:eastAsia="Aptos" w:hAnsi="Times New Roman" w:cs="Times New Roman"/>
+          <w:sz w:val="28"/>
+          <w:szCs w:val="28"/>
+        </w:rPr>
+        <w:t>System informuje Użytkownika o pomyślnym zakończeniu operacji, wyświetlając komunikat z potwierdzeniem oraz numerem zlecenia.</w:t>
+      </w:r>
+    </w:p>
+    <w:p>
+      <w:pPr>
+        <w:spacing w:after="240"/>
+        <w:ind w:left="708"/>
+        <w:rPr>
+          <w:rFonts w:ascii="Times New Roman" w:eastAsia="Aptos" w:hAnsi="Times New Roman" w:cs="Times New Roman"/>
+          <w:sz w:val="28"/>
+          <w:szCs w:val="28"/>
+        </w:rPr>
+      </w:pPr>
+      <w:r>
+        <w:rPr>
+          <w:rFonts w:ascii="Times New Roman" w:eastAsia="Aptos" w:hAnsi="Times New Roman" w:cs="Times New Roman"/>
+          <w:sz w:val="28"/>
+          <w:szCs w:val="28"/>
+        </w:rPr>
+        <w:lastRenderedPageBreak/>
+        <w:t>3. Alternatywne ciągi zdarzeń:</w:t>
+      </w:r>
+    </w:p>
+    <w:p>
+      <w:pPr>
+        <w:spacing w:before="240" w:after="240"/>
+        <w:ind w:left="1416"/>
+        <w:rPr>
+          <w:rFonts w:ascii="Times New Roman" w:eastAsia="Aptos" w:hAnsi="Times New Roman" w:cs="Times New Roman"/>
+          <w:sz w:val="28"/>
+          <w:szCs w:val="28"/>
+        </w:rPr>
+      </w:pPr>
+      <w:r>
+        <w:rPr>
+          <w:rFonts w:ascii="Times New Roman" w:eastAsia="Aptos" w:hAnsi="Times New Roman" w:cs="Times New Roman"/>
+          <w:sz w:val="28"/>
+          <w:szCs w:val="28"/>
+        </w:rPr>
+        <w:t xml:space="preserve">a) </w:t>
+      </w:r>
+      <w:r>
+        <w:rPr>
+          <w:rFonts w:ascii="Times New Roman" w:eastAsia="Aptos" w:hAnsi="Times New Roman" w:cs="Times New Roman"/>
+          <w:b/>
+          <w:bCs/>
+          <w:sz w:val="28"/>
+          <w:szCs w:val="28"/>
+        </w:rPr>
+        <w:t>Rezygnacja z rezerwacji:</w:t>
+      </w:r>
+      <w:r>
+        <w:rPr>
+          <w:rFonts w:ascii="Times New Roman" w:eastAsia="Aptos" w:hAnsi="Times New Roman" w:cs="Times New Roman"/>
+          <w:sz w:val="28"/>
+          <w:szCs w:val="28"/>
+        </w:rPr>
+        <w:t xml:space="preserve"> Użytkownik w dowolnym momencie (przed sfinalizowaniem płatności) przerywa proces, wybierając opcję anulowania. System wraca do stanu sprzed wywołania funkcji, nie dokonując żadnych zapisów.</w:t>
+      </w:r>
+    </w:p>
+    <w:p>
+      <w:pPr>
+        <w:spacing w:before="240" w:after="240"/>
+        <w:ind w:left="1416"/>
+        <w:rPr>
+          <w:rFonts w:ascii="Times New Roman" w:eastAsia="Aptos" w:hAnsi="Times New Roman" w:cs="Times New Roman"/>
+          <w:sz w:val="28"/>
+          <w:szCs w:val="28"/>
+        </w:rPr>
+      </w:pPr>
+      <w:r>
+        <w:rPr>
+          <w:rFonts w:ascii="Times New Roman" w:eastAsia="Aptos" w:hAnsi="Times New Roman" w:cs="Times New Roman"/>
+          <w:sz w:val="28"/>
+          <w:szCs w:val="28"/>
+        </w:rPr>
+        <w:t xml:space="preserve">b) </w:t>
+      </w:r>
+      <w:r>
+        <w:rPr>
+          <w:rFonts w:ascii="Times New Roman" w:eastAsia="Aptos" w:hAnsi="Times New Roman" w:cs="Times New Roman"/>
+          <w:b/>
+          <w:bCs/>
+          <w:sz w:val="28"/>
+          <w:szCs w:val="28"/>
+        </w:rPr>
+        <w:t>Późniejsza zmiana zlecenia:</w:t>
+      </w:r>
+      <w:r>
+        <w:rPr>
+          <w:rFonts w:ascii="Times New Roman" w:eastAsia="Aptos" w:hAnsi="Times New Roman" w:cs="Times New Roman"/>
+          <w:sz w:val="28"/>
+          <w:szCs w:val="28"/>
+        </w:rPr>
+        <w:t xml:space="preserve"> W sytuacji, gdy Użytkownik zechce zmienić szczegóły zapisanej już rezerwacji, uruchamiany jest opcjonalny scenariusz (przypadek użycia </w:t>
+      </w:r>
+      <w:r>
+        <w:rPr>
+          <w:rFonts w:ascii="Times New Roman" w:eastAsia="Aptos" w:hAnsi="Times New Roman" w:cs="Times New Roman"/>
+          <w:b/>
+          <w:bCs/>
+          <w:sz w:val="28"/>
+          <w:szCs w:val="28"/>
+        </w:rPr>
+        <w:t>Edycja zlecenia</w:t>
+      </w:r>
+      <w:r>
+        <w:rPr>
+          <w:rFonts w:ascii="Times New Roman" w:eastAsia="Aptos" w:hAnsi="Times New Roman" w:cs="Times New Roman"/>
+          <w:sz w:val="28"/>
+          <w:szCs w:val="28"/>
+        </w:rPr>
+        <w:t xml:space="preserve">, który rozszerza rezerwację poprzez relację </w:t>
+      </w:r>
+      <w:r>
+        <w:rPr>
+          <w:rFonts w:ascii="Times New Roman" w:eastAsiaTheme="minorEastAsia" w:hAnsi="Times New Roman" w:cs="Times New Roman"/>
+          <w:sz w:val="28"/>
+          <w:szCs w:val="28"/>
+        </w:rPr>
+        <w:t>&lt;&lt;</w:t>
+      </w:r>
+      <w:proofErr w:type="spellStart"/>
+      <w:r>
+        <w:rPr>
+          <w:rFonts w:ascii="Times New Roman" w:eastAsiaTheme="minorEastAsia" w:hAnsi="Times New Roman" w:cs="Times New Roman"/>
+          <w:sz w:val="28"/>
+          <w:szCs w:val="28"/>
+        </w:rPr>
+        <w:t>extend</w:t>
+      </w:r>
+      <w:proofErr w:type="spellEnd"/>
+      <w:r>
+        <w:rPr>
+          <w:rFonts w:ascii="Times New Roman" w:eastAsiaTheme="minorEastAsia" w:hAnsi="Times New Roman" w:cs="Times New Roman"/>
+          <w:sz w:val="28"/>
+          <w:szCs w:val="28"/>
+        </w:rPr>
+        <w:t>&gt;&gt;</w:t>
+      </w:r>
+      <w:r>
+        <w:rPr>
+          <w:rFonts w:ascii="Times New Roman" w:eastAsia="Aptos" w:hAnsi="Times New Roman" w:cs="Times New Roman"/>
+          <w:sz w:val="28"/>
+          <w:szCs w:val="28"/>
+        </w:rPr>
+        <w:t>).</w:t>
+      </w:r>
+    </w:p>
+    <w:p>
+      <w:pPr>
+        <w:spacing w:after="240"/>
+        <w:ind w:left="708"/>
+        <w:rPr>
+          <w:rFonts w:ascii="Times New Roman" w:eastAsia="Aptos" w:hAnsi="Times New Roman" w:cs="Times New Roman"/>
+          <w:sz w:val="28"/>
+          <w:szCs w:val="28"/>
+        </w:rPr>
+      </w:pPr>
+      <w:r>
+        <w:rPr>
+          <w:rFonts w:ascii="Times New Roman" w:eastAsia="Aptos" w:hAnsi="Times New Roman" w:cs="Times New Roman"/>
+          <w:sz w:val="28"/>
+          <w:szCs w:val="28"/>
+        </w:rPr>
+        <w:t>4. Zależności czasowe:</w:t>
+      </w:r>
+    </w:p>
+    <w:p>
+      <w:pPr>
+        <w:spacing w:before="240" w:after="240"/>
+        <w:ind w:left="1416"/>
+        <w:rPr>
+          <w:rFonts w:ascii="Times New Roman" w:eastAsia="Aptos" w:hAnsi="Times New Roman" w:cs="Times New Roman"/>
+          <w:sz w:val="28"/>
+          <w:szCs w:val="28"/>
+        </w:rPr>
+      </w:pPr>
+      <w:r>
+        <w:rPr>
+          <w:rFonts w:ascii="Times New Roman" w:eastAsia="Aptos" w:hAnsi="Times New Roman" w:cs="Times New Roman"/>
+          <w:sz w:val="28"/>
+          <w:szCs w:val="28"/>
+        </w:rPr>
+        <w:t xml:space="preserve">a) </w:t>
+      </w:r>
+      <w:r>
+        <w:rPr>
+          <w:rFonts w:ascii="Times New Roman" w:eastAsia="Aptos" w:hAnsi="Times New Roman" w:cs="Times New Roman"/>
+          <w:b/>
+          <w:bCs/>
+          <w:sz w:val="28"/>
+          <w:szCs w:val="28"/>
+        </w:rPr>
+        <w:t>częstotliwość wykonania:</w:t>
+      </w:r>
+      <w:r>
+        <w:rPr>
+          <w:rFonts w:ascii="Times New Roman" w:eastAsia="Aptos" w:hAnsi="Times New Roman" w:cs="Times New Roman"/>
+          <w:sz w:val="28"/>
+          <w:szCs w:val="28"/>
+        </w:rPr>
+        <w:t xml:space="preserve"> Zależna od popularności platformy, średnio kilkanaście razy dziennie.</w:t>
+      </w:r>
+    </w:p>
+    <w:p>
+      <w:pPr>
+        <w:spacing w:before="240" w:after="240"/>
+        <w:ind w:left="1416"/>
+        <w:rPr>
+          <w:rFonts w:ascii="Times New Roman" w:eastAsia="Aptos" w:hAnsi="Times New Roman" w:cs="Times New Roman"/>
+          <w:sz w:val="28"/>
+          <w:szCs w:val="28"/>
+        </w:rPr>
+      </w:pPr>
+      <w:r>
+        <w:rPr>
+          <w:rFonts w:ascii="Times New Roman" w:eastAsia="Aptos" w:hAnsi="Times New Roman" w:cs="Times New Roman"/>
+          <w:sz w:val="28"/>
+          <w:szCs w:val="28"/>
+        </w:rPr>
+        <w:t xml:space="preserve">b) </w:t>
+      </w:r>
+      <w:r>
+        <w:rPr>
+          <w:rFonts w:ascii="Times New Roman" w:eastAsia="Aptos" w:hAnsi="Times New Roman" w:cs="Times New Roman"/>
+          <w:b/>
+          <w:bCs/>
+          <w:sz w:val="28"/>
+          <w:szCs w:val="28"/>
+        </w:rPr>
+        <w:t>przewidywane spiętrzenia:</w:t>
+      </w:r>
+      <w:r>
+        <w:rPr>
+          <w:rFonts w:ascii="Times New Roman" w:eastAsia="Aptos" w:hAnsi="Times New Roman" w:cs="Times New Roman"/>
+          <w:sz w:val="28"/>
+          <w:szCs w:val="28"/>
+        </w:rPr>
+        <w:t xml:space="preserve"> W godzinach szczytu aktywności użytkowników lub w sezonach wzmożonego zapotrzebowania.</w:t>
+      </w:r>
+    </w:p>
+    <w:p>
+      <w:pPr>
+        <w:spacing w:before="240" w:after="240"/>
+        <w:ind w:left="1416"/>
+        <w:rPr>
+          <w:rFonts w:ascii="Times New Roman" w:eastAsia="Aptos" w:hAnsi="Times New Roman" w:cs="Times New Roman"/>
+          <w:sz w:val="28"/>
+          <w:szCs w:val="28"/>
+        </w:rPr>
+      </w:pPr>
+      <w:r>
+        <w:rPr>
+          <w:rFonts w:ascii="Times New Roman" w:eastAsia="Aptos" w:hAnsi="Times New Roman" w:cs="Times New Roman"/>
+          <w:sz w:val="28"/>
+          <w:szCs w:val="28"/>
+        </w:rPr>
+        <w:t xml:space="preserve">c) </w:t>
+      </w:r>
+      <w:r>
+        <w:rPr>
+          <w:rFonts w:ascii="Times New Roman" w:eastAsia="Aptos" w:hAnsi="Times New Roman" w:cs="Times New Roman"/>
+          <w:b/>
+          <w:bCs/>
+          <w:sz w:val="28"/>
+          <w:szCs w:val="28"/>
+        </w:rPr>
+        <w:t>typowy czas realizacji:</w:t>
+      </w:r>
+      <w:r>
+        <w:rPr>
+          <w:rFonts w:ascii="Times New Roman" w:eastAsia="Aptos" w:hAnsi="Times New Roman" w:cs="Times New Roman"/>
+          <w:sz w:val="28"/>
+          <w:szCs w:val="28"/>
+        </w:rPr>
+        <w:t xml:space="preserve"> ~2-5 minut. </w:t>
+      </w:r>
+    </w:p>
+    <w:p>
+      <w:pPr>
+        <w:spacing w:before="240" w:after="240"/>
+        <w:ind w:left="1416"/>
+        <w:rPr>
+          <w:rFonts w:ascii="Times New Roman" w:eastAsia="Aptos" w:hAnsi="Times New Roman" w:cs="Times New Roman"/>
+          <w:sz w:val="28"/>
+          <w:szCs w:val="28"/>
+        </w:rPr>
+      </w:pPr>
+      <w:r>
+        <w:rPr>
+          <w:rFonts w:ascii="Times New Roman" w:eastAsia="Aptos" w:hAnsi="Times New Roman" w:cs="Times New Roman"/>
+          <w:sz w:val="28"/>
+          <w:szCs w:val="28"/>
+        </w:rPr>
+        <w:t xml:space="preserve">d) </w:t>
+      </w:r>
+      <w:r>
+        <w:rPr>
+          <w:rFonts w:ascii="Times New Roman" w:eastAsia="Aptos" w:hAnsi="Times New Roman" w:cs="Times New Roman"/>
+          <w:b/>
+          <w:bCs/>
+          <w:sz w:val="28"/>
+          <w:szCs w:val="28"/>
+        </w:rPr>
+        <w:t>maksymalny czas realizacji:</w:t>
+      </w:r>
+      <w:r>
+        <w:rPr>
+          <w:rFonts w:ascii="Times New Roman" w:eastAsia="Aptos" w:hAnsi="Times New Roman" w:cs="Times New Roman"/>
+          <w:sz w:val="28"/>
+          <w:szCs w:val="28"/>
+        </w:rPr>
+        <w:t xml:space="preserve"> nieokreślony. </w:t>
+      </w:r>
+    </w:p>
+    <w:p>
+      <w:pPr>
+        <w:spacing w:after="240"/>
+        <w:ind w:left="708"/>
+        <w:rPr>
+          <w:rFonts w:ascii="Times New Roman" w:eastAsia="Aptos" w:hAnsi="Times New Roman" w:cs="Times New Roman"/>
+          <w:sz w:val="28"/>
+          <w:szCs w:val="28"/>
+        </w:rPr>
+      </w:pPr>
+      <w:r>
+        <w:rPr>
+          <w:rFonts w:ascii="Times New Roman" w:eastAsia="Aptos" w:hAnsi="Times New Roman" w:cs="Times New Roman"/>
+          <w:sz w:val="28"/>
+          <w:szCs w:val="28"/>
+        </w:rPr>
+        <w:t>5. Wartości uzyskiwane przez aktora po zakończeniu przypadku użycia:</w:t>
+      </w:r>
+    </w:p>
+    <w:p>
+      <w:pPr>
+        <w:pStyle w:val="Akapitzlist"/>
+        <w:numPr>
+          <w:ilvl w:val="0"/>
+          <w:numId w:val="18"/>
+        </w:numPr>
+        <w:spacing w:before="240" w:after="240"/>
+        <w:rPr>
+          <w:rFonts w:ascii="Times New Roman" w:eastAsia="Aptos" w:hAnsi="Times New Roman" w:cs="Times New Roman"/>
+          <w:sz w:val="28"/>
+          <w:szCs w:val="28"/>
+        </w:rPr>
+      </w:pPr>
+      <w:r>
+        <w:rPr>
+          <w:rFonts w:ascii="Times New Roman" w:eastAsia="Aptos" w:hAnsi="Times New Roman" w:cs="Times New Roman"/>
+          <w:sz w:val="28"/>
+          <w:szCs w:val="28"/>
+        </w:rPr>
+        <w:t xml:space="preserve">Otrzymanie czytelnego komunikatu z potwierdzeniem pomyślnej rezerwacji i płatności. </w:t>
+      </w:r>
+    </w:p>
+    <w:p>
+      <w:pPr>
+        <w:pStyle w:val="Akapitzlist"/>
+        <w:numPr>
+          <w:ilvl w:val="0"/>
+          <w:numId w:val="18"/>
+        </w:numPr>
+        <w:spacing w:before="240" w:after="240"/>
+        <w:rPr>
+          <w:rFonts w:ascii="Times New Roman" w:eastAsia="Aptos" w:hAnsi="Times New Roman" w:cs="Times New Roman"/>
+          <w:sz w:val="28"/>
+          <w:szCs w:val="28"/>
+        </w:rPr>
+      </w:pPr>
+      <w:r>
+        <w:rPr>
+          <w:rFonts w:ascii="Times New Roman" w:eastAsia="Aptos" w:hAnsi="Times New Roman" w:cs="Times New Roman"/>
+          <w:sz w:val="28"/>
+          <w:szCs w:val="28"/>
+        </w:rPr>
+        <w:t xml:space="preserve">Wpis w systemie generujący nowe, opłacone zlecenie. </w:t>
+      </w:r>
+    </w:p>
+    <w:p>
+      <w:pPr>
+        <w:spacing w:before="240" w:after="240"/>
+        <w:rPr>
+          <w:rFonts w:ascii="Times New Roman" w:hAnsi="Times New Roman" w:cs="Times New Roman"/>
+          <w:sz w:val="28"/>
+          <w:szCs w:val="28"/>
+        </w:rPr>
+      </w:pPr>
+    </w:p>
+    <w:p>
+      <w:pPr>
+        <w:spacing w:before="240" w:after="240"/>
+        <w:jc w:val="center"/>
+        <w:rPr>
+          <w:i/>
+          <w:iCs/>
+          <w:sz w:val="16"/>
+          <w:szCs w:val="16"/>
+        </w:rPr>
+      </w:pPr>
+      <w:r>
+        <w:rPr>
+          <w:noProof/>
+        </w:rPr>
+        <w:lastRenderedPageBreak/>
+        <w:drawing>
+          <wp:inline distT="0" distB="0" distL="0" distR="0" wp14:anchorId="18738745" wp14:editId="23190F66">
+            <wp:extent cx="5762625" cy="3419475"/>
+            <wp:effectExtent l="0" t="0" r="0" b="0"/>
+            <wp:docPr id="1594230289" name="drawing"/>
+            <wp:cNvGraphicFramePr>
+              <a:graphicFrameLocks xmlns:a="http://schemas.openxmlformats.org/drawingml/2006/main" noChangeAspect="1"/>
+            </wp:cNvGraphicFramePr>
+            <a:graphic xmlns:a="http://schemas.openxmlformats.org/drawingml/2006/main">
+              <a:graphicData uri="http://schemas.openxmlformats.org/drawingml/2006/picture">
+                <pic:pic xmlns:pic="http://schemas.openxmlformats.org/drawingml/2006/picture">
+                  <pic:nvPicPr>
+                    <pic:cNvPr id="1594230289" name="Picture 1594230289"/>
+                    <pic:cNvPicPr/>
+                  </pic:nvPicPr>
+                  <pic:blipFill>
+                    <a:blip r:embed="rId12">
+                      <a:extLst>
+                        <a:ext uri="{28A0092B-C50C-407E-A947-70E740481C1C}">
+                          <a14:useLocalDpi xmlns:a14="http://schemas.microsoft.com/office/drawing/2010/main"/>
                         </a:ext>
                       </a:extLst>
                     </a:blip>
@@ -1474,7 +2962,7 @@
                   <pic:spPr>
                     <a:xfrm>
                       <a:off x="0" y="0"/>
-                      <a:ext cx="5760720" cy="3930015"/>
+                      <a:ext cx="5762625" cy="3419475"/>
                     </a:xfrm>
                     <a:prstGeom prst="rect">
                       <a:avLst/>
@@ -1486,648 +2974,19 @@
           </wp:inline>
         </w:drawing>
       </w:r>
-    </w:p>
-    <w:p>
-      <w:pPr>
-        <w:jc w:val="both"/>
-        <w:rPr>
-          <w:rFonts w:ascii="Times New Roman" w:hAnsi="Times New Roman" w:cs="Times New Roman"/>
-          <w:sz w:val="28"/>
-          <w:szCs w:val="28"/>
-        </w:rPr>
-      </w:pPr>
-      <w:r>
-        <w:rPr>
-          <w:rFonts w:ascii="Times New Roman" w:hAnsi="Times New Roman" w:cs="Times New Roman"/>
-          <w:b/>
-          <w:bCs/>
-          <w:sz w:val="36"/>
-          <w:szCs w:val="36"/>
-        </w:rPr>
-        <w:t>Jeremi Miroń</w:t>
-      </w:r>
-    </w:p>
-    <w:p>
-      <w:pPr>
-        <w:jc w:val="both"/>
-        <w:rPr>
-          <w:rFonts w:ascii="Times New Roman" w:hAnsi="Times New Roman" w:cs="Times New Roman"/>
-          <w:sz w:val="28"/>
-          <w:szCs w:val="28"/>
-        </w:rPr>
-      </w:pPr>
-      <w:r>
-        <w:rPr>
-          <w:rFonts w:ascii="Times New Roman" w:hAnsi="Times New Roman" w:cs="Times New Roman"/>
-          <w:sz w:val="28"/>
-          <w:szCs w:val="28"/>
-        </w:rPr>
-        <w:t>Użytkownik - J</w:t>
-      </w:r>
-      <w:r>
-        <w:rPr>
-          <w:rFonts w:ascii="Times New Roman" w:hAnsi="Times New Roman" w:cs="Times New Roman"/>
-          <w:sz w:val="28"/>
-          <w:szCs w:val="28"/>
-        </w:rPr>
-        <w:t>est to główny aktor biznesowy</w:t>
-      </w:r>
-      <w:r>
-        <w:rPr>
-          <w:rFonts w:ascii="Times New Roman" w:hAnsi="Times New Roman" w:cs="Times New Roman"/>
-          <w:sz w:val="28"/>
-          <w:szCs w:val="28"/>
-        </w:rPr>
-        <w:t xml:space="preserve">, </w:t>
-      </w:r>
-      <w:r>
-        <w:rPr>
-          <w:rFonts w:ascii="Times New Roman" w:hAnsi="Times New Roman" w:cs="Times New Roman"/>
-          <w:sz w:val="28"/>
-          <w:szCs w:val="28"/>
-        </w:rPr>
-        <w:t>dla którego system został stworzony. Reprezentuje klienta (osobę fizyczną lub firmę) korzystającego z oferty platformy w celu zakupu towarów, rezerwacji maszyn lub zamawiania usług.</w:t>
-      </w:r>
-    </w:p>
-    <w:p>
-      <w:pPr>
-        <w:jc w:val="both"/>
-        <w:rPr>
-          <w:rFonts w:ascii="Times New Roman" w:hAnsi="Times New Roman" w:cs="Times New Roman"/>
-          <w:sz w:val="28"/>
-          <w:szCs w:val="28"/>
-        </w:rPr>
-      </w:pPr>
-      <w:r>
-        <w:rPr>
-          <w:rFonts w:ascii="Times New Roman" w:hAnsi="Times New Roman" w:cs="Times New Roman"/>
-          <w:sz w:val="28"/>
-          <w:szCs w:val="28"/>
-        </w:rPr>
-        <w:t xml:space="preserve">Wynajęty pracownik  - </w:t>
-      </w:r>
-      <w:r>
-        <w:rPr>
-          <w:rFonts w:ascii="Times New Roman" w:hAnsi="Times New Roman" w:cs="Times New Roman"/>
-          <w:sz w:val="28"/>
-          <w:szCs w:val="28"/>
-        </w:rPr>
-        <w:t>Aktor biznesowy (wewnętrzny lub zewnętrzny podwykonawca),</w:t>
-      </w:r>
-      <w:r>
-        <w:rPr>
-          <w:rFonts w:ascii="Times New Roman" w:hAnsi="Times New Roman" w:cs="Times New Roman"/>
-          <w:sz w:val="28"/>
-          <w:szCs w:val="28"/>
-        </w:rPr>
-        <w:t xml:space="preserve"> </w:t>
-      </w:r>
-      <w:r>
-        <w:rPr>
-          <w:rFonts w:ascii="Times New Roman" w:hAnsi="Times New Roman" w:cs="Times New Roman"/>
-          <w:sz w:val="28"/>
-          <w:szCs w:val="28"/>
-        </w:rPr>
-        <w:t xml:space="preserve">który odpowiada za fizyczną realizację zleceń opłaconych przez Użytkownika. Może to być zarówno kurier dostarczający towary, jak i </w:t>
-      </w:r>
-      <w:proofErr w:type="spellStart"/>
-      <w:r>
-        <w:rPr>
-          <w:rFonts w:ascii="Times New Roman" w:hAnsi="Times New Roman" w:cs="Times New Roman"/>
-          <w:sz w:val="28"/>
-          <w:szCs w:val="28"/>
-        </w:rPr>
-        <w:t>serwisant</w:t>
-      </w:r>
-      <w:proofErr w:type="spellEnd"/>
-      <w:r>
-        <w:rPr>
-          <w:rFonts w:ascii="Times New Roman" w:hAnsi="Times New Roman" w:cs="Times New Roman"/>
-          <w:sz w:val="28"/>
-          <w:szCs w:val="28"/>
-        </w:rPr>
-        <w:t>/operator realizujący dedykowaną usługę.</w:t>
-      </w:r>
-    </w:p>
-    <w:p>
-      <w:pPr>
-        <w:jc w:val="both"/>
-        <w:rPr>
-          <w:rFonts w:ascii="Times New Roman" w:hAnsi="Times New Roman" w:cs="Times New Roman"/>
-          <w:sz w:val="28"/>
-          <w:szCs w:val="28"/>
-        </w:rPr>
-      </w:pPr>
-      <w:r>
-        <w:rPr>
-          <w:rFonts w:ascii="Times New Roman" w:hAnsi="Times New Roman" w:cs="Times New Roman"/>
-          <w:sz w:val="28"/>
-          <w:szCs w:val="28"/>
-        </w:rPr>
-        <w:t xml:space="preserve">Admin - </w:t>
-      </w:r>
-      <w:r>
-        <w:rPr>
-          <w:rFonts w:ascii="Times New Roman" w:hAnsi="Times New Roman" w:cs="Times New Roman"/>
-          <w:sz w:val="28"/>
-          <w:szCs w:val="28"/>
-        </w:rPr>
-        <w:t>Aktor systemowy (wewnętrzny) o podwyższonych uprawnieniach. Odpowiada za nadzór nad prawidłowym działaniem procesów biznesowych, weryfikację danych oraz zarządzanie zasobami ludzkimi w systemie.</w:t>
-      </w:r>
-    </w:p>
-    <w:p>
-      <w:pPr>
-        <w:jc w:val="both"/>
-        <w:rPr>
-          <w:rFonts w:ascii="Times New Roman" w:hAnsi="Times New Roman" w:cs="Times New Roman"/>
-          <w:sz w:val="28"/>
-          <w:szCs w:val="28"/>
-        </w:rPr>
-      </w:pPr>
-    </w:p>
-    <w:p>
-      <w:pPr>
-        <w:jc w:val="both"/>
-        <w:rPr>
-          <w:rFonts w:ascii="Times New Roman" w:hAnsi="Times New Roman" w:cs="Times New Roman"/>
-          <w:sz w:val="28"/>
-          <w:szCs w:val="28"/>
-        </w:rPr>
-      </w:pPr>
-    </w:p>
-    <w:p>
-      <w:pPr>
-        <w:jc w:val="both"/>
-        <w:rPr>
-          <w:rFonts w:ascii="Times New Roman" w:hAnsi="Times New Roman" w:cs="Times New Roman"/>
-          <w:sz w:val="28"/>
-          <w:szCs w:val="28"/>
-        </w:rPr>
-      </w:pPr>
-    </w:p>
-    <w:p>
-      <w:pPr>
-        <w:jc w:val="both"/>
-        <w:rPr>
-          <w:rFonts w:ascii="Times New Roman" w:hAnsi="Times New Roman" w:cs="Times New Roman"/>
-          <w:sz w:val="28"/>
-          <w:szCs w:val="28"/>
-        </w:rPr>
-      </w:pPr>
-      <w:r>
-        <w:rPr>
-          <w:rFonts w:ascii="Times New Roman" w:hAnsi="Times New Roman" w:cs="Times New Roman"/>
-          <w:sz w:val="28"/>
-          <w:szCs w:val="28"/>
-        </w:rPr>
-        <w:lastRenderedPageBreak/>
-        <w:t>Opis przypadku użycia „Kupno towarów”:</w:t>
-      </w:r>
-    </w:p>
-    <w:p>
-      <w:pPr>
-        <w:jc w:val="both"/>
-        <w:rPr>
-          <w:rFonts w:ascii="Times New Roman" w:hAnsi="Times New Roman" w:cs="Times New Roman"/>
-          <w:sz w:val="28"/>
-          <w:szCs w:val="28"/>
-        </w:rPr>
-      </w:pPr>
-      <w:r>
-        <w:rPr>
-          <w:rFonts w:ascii="Times New Roman" w:hAnsi="Times New Roman" w:cs="Times New Roman"/>
-          <w:sz w:val="28"/>
-          <w:szCs w:val="28"/>
-        </w:rPr>
-        <w:t>1. Uczestniczący aktorzy</w:t>
-      </w:r>
-    </w:p>
-    <w:p>
-      <w:pPr>
-        <w:numPr>
-          <w:ilvl w:val="0"/>
-          <w:numId w:val="5"/>
-        </w:numPr>
-        <w:jc w:val="both"/>
-        <w:rPr>
-          <w:rFonts w:ascii="Times New Roman" w:hAnsi="Times New Roman" w:cs="Times New Roman"/>
-          <w:sz w:val="28"/>
-          <w:szCs w:val="28"/>
-        </w:rPr>
-      </w:pPr>
-      <w:r>
-        <w:rPr>
-          <w:rFonts w:ascii="Times New Roman" w:hAnsi="Times New Roman" w:cs="Times New Roman"/>
-          <w:sz w:val="28"/>
-          <w:szCs w:val="28"/>
-        </w:rPr>
-        <w:t>Użytkownik</w:t>
-      </w:r>
-    </w:p>
-    <w:p>
-      <w:pPr>
-        <w:jc w:val="both"/>
-        <w:rPr>
-          <w:rFonts w:ascii="Times New Roman" w:hAnsi="Times New Roman" w:cs="Times New Roman"/>
-          <w:sz w:val="28"/>
-          <w:szCs w:val="28"/>
-        </w:rPr>
-      </w:pPr>
-      <w:r>
-        <w:rPr>
-          <w:rFonts w:ascii="Times New Roman" w:hAnsi="Times New Roman" w:cs="Times New Roman"/>
-          <w:sz w:val="28"/>
-          <w:szCs w:val="28"/>
-        </w:rPr>
-        <w:t>2. Podstawowy ciąg zdarzeń</w:t>
-      </w:r>
-    </w:p>
-    <w:p>
-      <w:pPr>
-        <w:pStyle w:val="Akapitzlist"/>
-        <w:numPr>
-          <w:ilvl w:val="0"/>
-          <w:numId w:val="11"/>
-        </w:numPr>
-        <w:jc w:val="both"/>
-        <w:rPr>
-          <w:rFonts w:ascii="Times New Roman" w:hAnsi="Times New Roman" w:cs="Times New Roman"/>
-          <w:sz w:val="28"/>
-          <w:szCs w:val="28"/>
-        </w:rPr>
-      </w:pPr>
-      <w:r>
-        <w:rPr>
-          <w:rFonts w:ascii="Times New Roman" w:hAnsi="Times New Roman" w:cs="Times New Roman"/>
-          <w:sz w:val="28"/>
-          <w:szCs w:val="28"/>
-        </w:rPr>
-        <w:t>System wyświetla podsumowanie koszyka z wybranymi przez Użytkownika towarami oraz formularz danych do wysyłki i wyboru metody dostawy.</w:t>
-      </w:r>
-    </w:p>
-    <w:p>
-      <w:pPr>
-        <w:pStyle w:val="Akapitzlist"/>
-        <w:numPr>
-          <w:ilvl w:val="0"/>
-          <w:numId w:val="11"/>
-        </w:numPr>
-        <w:jc w:val="both"/>
-        <w:rPr>
-          <w:rFonts w:ascii="Times New Roman" w:hAnsi="Times New Roman" w:cs="Times New Roman"/>
-          <w:sz w:val="28"/>
-          <w:szCs w:val="28"/>
-        </w:rPr>
-      </w:pPr>
-      <w:r>
-        <w:rPr>
-          <w:rFonts w:ascii="Times New Roman" w:hAnsi="Times New Roman" w:cs="Times New Roman"/>
-          <w:sz w:val="28"/>
-          <w:szCs w:val="28"/>
-        </w:rPr>
-        <w:t>Użytkownik wprowadza dane adresowe, wybiera preferowany sposób dostawy i klika przycisk zatwierdzający zakup.</w:t>
-      </w:r>
-    </w:p>
-    <w:p>
-      <w:pPr>
-        <w:pStyle w:val="Akapitzlist"/>
-        <w:numPr>
-          <w:ilvl w:val="0"/>
-          <w:numId w:val="11"/>
-        </w:numPr>
-        <w:jc w:val="both"/>
-        <w:rPr>
-          <w:rFonts w:ascii="Times New Roman" w:hAnsi="Times New Roman" w:cs="Times New Roman"/>
-          <w:sz w:val="28"/>
-          <w:szCs w:val="28"/>
-        </w:rPr>
-      </w:pPr>
-      <w:r>
-        <w:rPr>
-          <w:rFonts w:ascii="Times New Roman" w:hAnsi="Times New Roman" w:cs="Times New Roman"/>
-          <w:sz w:val="28"/>
-          <w:szCs w:val="28"/>
-        </w:rPr>
-        <w:t xml:space="preserve">System tworzy nowe zlecenie w bazie danych i automatycznie uruchamia </w:t>
-      </w:r>
-      <w:r>
-        <w:rPr>
-          <w:rFonts w:ascii="Times New Roman" w:hAnsi="Times New Roman" w:cs="Times New Roman"/>
-          <w:sz w:val="28"/>
-          <w:szCs w:val="28"/>
-        </w:rPr>
-        <w:t>opcje płatności (przypadek użycia Opłacenie zlecenia)</w:t>
-      </w:r>
-    </w:p>
-    <w:p>
-      <w:pPr>
-        <w:pStyle w:val="Akapitzlist"/>
-        <w:numPr>
-          <w:ilvl w:val="0"/>
-          <w:numId w:val="11"/>
-        </w:numPr>
-        <w:jc w:val="both"/>
-        <w:rPr>
-          <w:rFonts w:ascii="Times New Roman" w:hAnsi="Times New Roman" w:cs="Times New Roman"/>
-          <w:sz w:val="28"/>
-          <w:szCs w:val="28"/>
-        </w:rPr>
-      </w:pPr>
-      <w:r>
-        <w:rPr>
-          <w:rFonts w:ascii="Times New Roman" w:hAnsi="Times New Roman" w:cs="Times New Roman"/>
-          <w:sz w:val="28"/>
-          <w:szCs w:val="28"/>
-        </w:rPr>
-        <w:t>Użytkownik przechodzi do bramki płatności i pomyślnie opłaca zamówienie.</w:t>
-      </w:r>
-    </w:p>
-    <w:p>
-      <w:pPr>
-        <w:pStyle w:val="Akapitzlist"/>
-        <w:numPr>
-          <w:ilvl w:val="0"/>
-          <w:numId w:val="11"/>
-        </w:numPr>
-        <w:jc w:val="both"/>
-        <w:rPr>
-          <w:rFonts w:ascii="Times New Roman" w:hAnsi="Times New Roman" w:cs="Times New Roman"/>
-          <w:sz w:val="28"/>
-          <w:szCs w:val="28"/>
-        </w:rPr>
-      </w:pPr>
-      <w:r>
-        <w:rPr>
-          <w:rFonts w:ascii="Times New Roman" w:hAnsi="Times New Roman" w:cs="Times New Roman"/>
-          <w:sz w:val="28"/>
-          <w:szCs w:val="28"/>
-        </w:rPr>
-        <w:t>System rejestruje wpłatę, zmienia status zlecenia na „Opłacone / Do realizacji” i rezerwuje towary w magazynie.</w:t>
-      </w:r>
-    </w:p>
-    <w:p>
-      <w:pPr>
-        <w:pStyle w:val="Akapitzlist"/>
-        <w:numPr>
-          <w:ilvl w:val="0"/>
-          <w:numId w:val="11"/>
-        </w:numPr>
-        <w:jc w:val="both"/>
-        <w:rPr>
-          <w:rFonts w:ascii="Times New Roman" w:hAnsi="Times New Roman" w:cs="Times New Roman"/>
-          <w:sz w:val="28"/>
-          <w:szCs w:val="28"/>
-        </w:rPr>
-      </w:pPr>
-      <w:r>
-        <w:rPr>
-          <w:rFonts w:ascii="Times New Roman" w:hAnsi="Times New Roman" w:cs="Times New Roman"/>
-          <w:sz w:val="28"/>
-          <w:szCs w:val="28"/>
-        </w:rPr>
-        <w:t>System informuje o dokonaniu pomyślnego zakupu, wyświetlając odpowiedni komunikat na ekranie oraz wysyła potwierdzenie na adres e-mail Użytkownika.</w:t>
-      </w:r>
-    </w:p>
-    <w:p>
-      <w:pPr>
-        <w:jc w:val="both"/>
-        <w:rPr>
-          <w:rFonts w:ascii="Times New Roman" w:hAnsi="Times New Roman" w:cs="Times New Roman"/>
-          <w:sz w:val="28"/>
-          <w:szCs w:val="28"/>
-        </w:rPr>
-      </w:pPr>
-      <w:r>
-        <w:rPr>
-          <w:rFonts w:ascii="Times New Roman" w:hAnsi="Times New Roman" w:cs="Times New Roman"/>
-          <w:sz w:val="28"/>
-          <w:szCs w:val="28"/>
-        </w:rPr>
-        <w:t>3. Alternatywne ciągi zdarzeń</w:t>
-      </w:r>
-    </w:p>
-    <w:p>
-      <w:pPr>
-        <w:pStyle w:val="Akapitzlist"/>
-        <w:numPr>
-          <w:ilvl w:val="1"/>
-          <w:numId w:val="12"/>
-        </w:numPr>
-        <w:jc w:val="both"/>
-        <w:rPr>
-          <w:rFonts w:ascii="Times New Roman" w:hAnsi="Times New Roman" w:cs="Times New Roman"/>
-          <w:sz w:val="28"/>
-          <w:szCs w:val="28"/>
-        </w:rPr>
-      </w:pPr>
-      <w:r>
-        <w:rPr>
-          <w:rFonts w:ascii="Times New Roman" w:hAnsi="Times New Roman" w:cs="Times New Roman"/>
-          <w:sz w:val="28"/>
-          <w:szCs w:val="28"/>
-        </w:rPr>
-        <w:t>System stwierdza niekompletność danych lub brak towaru w magazynie</w:t>
-      </w:r>
-    </w:p>
-    <w:p>
-      <w:pPr>
-        <w:pStyle w:val="Akapitzlist"/>
-        <w:numPr>
-          <w:ilvl w:val="1"/>
-          <w:numId w:val="12"/>
-        </w:numPr>
-        <w:jc w:val="both"/>
-        <w:rPr>
-          <w:rFonts w:ascii="Times New Roman" w:hAnsi="Times New Roman" w:cs="Times New Roman"/>
-          <w:sz w:val="28"/>
-          <w:szCs w:val="28"/>
-        </w:rPr>
-      </w:pPr>
-      <w:r>
-        <w:rPr>
-          <w:rFonts w:ascii="Times New Roman" w:hAnsi="Times New Roman" w:cs="Times New Roman"/>
-          <w:sz w:val="28"/>
-          <w:szCs w:val="28"/>
-        </w:rPr>
-        <w:t>System przerywa proces i wyświetla formularz z zaznaczonymi polami, w których stwierdzono błędy (lub wyświetla informację o wyprzedaniu towaru w międzyczasie).</w:t>
-      </w:r>
-    </w:p>
-    <w:p>
-      <w:pPr>
-        <w:pStyle w:val="Akapitzlist"/>
-        <w:numPr>
-          <w:ilvl w:val="1"/>
-          <w:numId w:val="12"/>
-        </w:numPr>
-        <w:jc w:val="both"/>
-        <w:rPr>
-          <w:rFonts w:ascii="Times New Roman" w:hAnsi="Times New Roman" w:cs="Times New Roman"/>
-          <w:sz w:val="28"/>
-          <w:szCs w:val="28"/>
-        </w:rPr>
-      </w:pPr>
-      <w:r>
-        <w:rPr>
-          <w:rFonts w:ascii="Times New Roman" w:hAnsi="Times New Roman" w:cs="Times New Roman"/>
-          <w:sz w:val="28"/>
-          <w:szCs w:val="28"/>
-        </w:rPr>
-        <w:t>Użytkownik ma możliwość</w:t>
-      </w:r>
-      <w:r>
-        <w:rPr>
-          <w:rFonts w:ascii="Times New Roman" w:hAnsi="Times New Roman" w:cs="Times New Roman"/>
-          <w:sz w:val="28"/>
-          <w:szCs w:val="28"/>
-        </w:rPr>
-        <w:t xml:space="preserve"> poprawienia danych lub modyfikacji zawartości koszyka.</w:t>
-      </w:r>
-    </w:p>
-    <w:p>
-      <w:pPr>
-        <w:jc w:val="both"/>
-        <w:rPr>
-          <w:rFonts w:ascii="Times New Roman" w:hAnsi="Times New Roman" w:cs="Times New Roman"/>
-          <w:sz w:val="28"/>
-          <w:szCs w:val="28"/>
-        </w:rPr>
-      </w:pPr>
-      <w:r>
-        <w:rPr>
-          <w:rFonts w:ascii="Times New Roman" w:hAnsi="Times New Roman" w:cs="Times New Roman"/>
-          <w:sz w:val="28"/>
-          <w:szCs w:val="28"/>
-        </w:rPr>
-        <w:t>4. Zależności czasowe</w:t>
-      </w:r>
-    </w:p>
-    <w:p>
-      <w:pPr>
-        <w:numPr>
-          <w:ilvl w:val="0"/>
-          <w:numId w:val="16"/>
-        </w:numPr>
-        <w:jc w:val="both"/>
-        <w:rPr>
-          <w:rFonts w:ascii="Times New Roman" w:hAnsi="Times New Roman" w:cs="Times New Roman"/>
-          <w:sz w:val="28"/>
-          <w:szCs w:val="28"/>
-        </w:rPr>
-      </w:pPr>
-      <w:r>
-        <w:rPr>
-          <w:rFonts w:ascii="Times New Roman" w:hAnsi="Times New Roman" w:cs="Times New Roman"/>
-          <w:sz w:val="28"/>
-          <w:szCs w:val="28"/>
-        </w:rPr>
-        <w:t>a) częstotliwość wykonania: ~15–40 razy dziennie (w zależności od ruchu na platformie)</w:t>
-      </w:r>
-    </w:p>
-    <w:p>
-      <w:pPr>
-        <w:numPr>
-          <w:ilvl w:val="0"/>
-          <w:numId w:val="16"/>
-        </w:numPr>
-        <w:jc w:val="both"/>
-        <w:rPr>
-          <w:rFonts w:ascii="Times New Roman" w:hAnsi="Times New Roman" w:cs="Times New Roman"/>
-          <w:sz w:val="28"/>
-          <w:szCs w:val="28"/>
-        </w:rPr>
-      </w:pPr>
-      <w:r>
-        <w:rPr>
-          <w:rFonts w:ascii="Times New Roman" w:hAnsi="Times New Roman" w:cs="Times New Roman"/>
-          <w:sz w:val="28"/>
-          <w:szCs w:val="28"/>
-        </w:rPr>
-        <w:t xml:space="preserve">b) przewidywane spiętrzenia: okres przedświąteczny, godziny wieczorne (18:00–22:00), akcje promocyjne (np. Black </w:t>
-      </w:r>
-      <w:proofErr w:type="spellStart"/>
-      <w:r>
-        <w:rPr>
-          <w:rFonts w:ascii="Times New Roman" w:hAnsi="Times New Roman" w:cs="Times New Roman"/>
-          <w:sz w:val="28"/>
-          <w:szCs w:val="28"/>
-        </w:rPr>
-        <w:t>Friday</w:t>
-      </w:r>
-      <w:proofErr w:type="spellEnd"/>
-      <w:r>
-        <w:rPr>
-          <w:rFonts w:ascii="Times New Roman" w:hAnsi="Times New Roman" w:cs="Times New Roman"/>
-          <w:sz w:val="28"/>
-          <w:szCs w:val="28"/>
-        </w:rPr>
-        <w:t>)</w:t>
-      </w:r>
-    </w:p>
-    <w:p>
-      <w:pPr>
-        <w:numPr>
-          <w:ilvl w:val="0"/>
-          <w:numId w:val="16"/>
-        </w:numPr>
-        <w:jc w:val="both"/>
-        <w:rPr>
-          <w:rFonts w:ascii="Times New Roman" w:hAnsi="Times New Roman" w:cs="Times New Roman"/>
-          <w:sz w:val="28"/>
-          <w:szCs w:val="28"/>
-        </w:rPr>
-      </w:pPr>
-      <w:r>
-        <w:rPr>
-          <w:rFonts w:ascii="Times New Roman" w:hAnsi="Times New Roman" w:cs="Times New Roman"/>
-          <w:sz w:val="28"/>
-          <w:szCs w:val="28"/>
-        </w:rPr>
-        <w:t>c) typowy czas realizacji: ~2–3 minuty</w:t>
-      </w:r>
-    </w:p>
-    <w:p>
-      <w:pPr>
-        <w:numPr>
-          <w:ilvl w:val="0"/>
-          <w:numId w:val="16"/>
-        </w:numPr>
-        <w:jc w:val="both"/>
-        <w:rPr>
-          <w:rFonts w:ascii="Times New Roman" w:hAnsi="Times New Roman" w:cs="Times New Roman"/>
-          <w:sz w:val="28"/>
-          <w:szCs w:val="28"/>
-        </w:rPr>
-      </w:pPr>
-      <w:r>
-        <w:rPr>
-          <w:rFonts w:ascii="Times New Roman" w:hAnsi="Times New Roman" w:cs="Times New Roman"/>
-          <w:sz w:val="28"/>
-          <w:szCs w:val="28"/>
-        </w:rPr>
-        <w:lastRenderedPageBreak/>
-        <w:t>d) maksymalny czas realizacji: 15 minut (</w:t>
-      </w:r>
-      <w:r>
-        <w:rPr>
-          <w:rFonts w:ascii="Times New Roman" w:hAnsi="Times New Roman" w:cs="Times New Roman"/>
-          <w:sz w:val="28"/>
-          <w:szCs w:val="28"/>
-        </w:rPr>
-        <w:t>odgórny limit przy bramce płatności</w:t>
-      </w:r>
-      <w:r>
-        <w:rPr>
-          <w:rFonts w:ascii="Times New Roman" w:hAnsi="Times New Roman" w:cs="Times New Roman"/>
-          <w:sz w:val="28"/>
-          <w:szCs w:val="28"/>
-        </w:rPr>
-        <w:t>)</w:t>
+      <w:r>
+        <w:rPr>
+          <w:i/>
+          <w:iCs/>
+          <w:sz w:val="16"/>
+          <w:szCs w:val="16"/>
+        </w:rPr>
+        <w:t>Rys.2: Interfejs graficzny rezerwacji usługi</w:t>
       </w:r>
     </w:p>
     <w:p>
       <w:pPr>
         <w:spacing w:before="100" w:beforeAutospacing="1" w:after="100" w:afterAutospacing="1" w:line="240" w:lineRule="auto"/>
-        <w:outlineLvl w:val="3"/>
         <w:rPr>
           <w:rFonts w:ascii="Times New Roman" w:eastAsia="Times New Roman" w:hAnsi="Times New Roman" w:cs="Times New Roman"/>
           <w:kern w:val="0"/>
@@ -2137,73 +2996,6 @@
           <w14:ligatures w14:val="none"/>
         </w:rPr>
       </w:pPr>
-      <w:r>
-        <w:rPr>
-          <w:rFonts w:ascii="Times New Roman" w:eastAsia="Times New Roman" w:hAnsi="Times New Roman" w:cs="Times New Roman"/>
-          <w:kern w:val="0"/>
-          <w:sz w:val="28"/>
-          <w:szCs w:val="28"/>
-          <w:lang w:eastAsia="pl-PL"/>
-          <w14:ligatures w14:val="none"/>
-        </w:rPr>
-        <w:t>5. Wartości uzyskiwane przez aktorów po zakończeniu przypadku użycia</w:t>
-      </w:r>
-    </w:p>
-    <w:p>
-      <w:pPr>
-        <w:numPr>
-          <w:ilvl w:val="0"/>
-          <w:numId w:val="17"/>
-        </w:numPr>
-        <w:spacing w:before="100" w:beforeAutospacing="1" w:after="100" w:afterAutospacing="1" w:line="240" w:lineRule="auto"/>
-        <w:rPr>
-          <w:rFonts w:ascii="Times New Roman" w:eastAsia="Times New Roman" w:hAnsi="Times New Roman" w:cs="Times New Roman"/>
-          <w:kern w:val="0"/>
-          <w:sz w:val="28"/>
-          <w:szCs w:val="28"/>
-          <w:lang w:eastAsia="pl-PL"/>
-          <w14:ligatures w14:val="none"/>
-        </w:rPr>
-      </w:pPr>
-      <w:r>
-        <w:rPr>
-          <w:rFonts w:ascii="Times New Roman" w:eastAsia="Times New Roman" w:hAnsi="Times New Roman" w:cs="Times New Roman"/>
-          <w:kern w:val="0"/>
-          <w:sz w:val="28"/>
-          <w:szCs w:val="28"/>
-          <w:lang w:eastAsia="pl-PL"/>
-          <w14:ligatures w14:val="none"/>
-        </w:rPr>
-        <w:t>Komunikat na ekranie oraz e-mailowe potwierdzenie zakupu wraz z numerem zamówienia.</w:t>
-      </w:r>
-    </w:p>
-    <w:p>
-      <w:pPr>
-        <w:numPr>
-          <w:ilvl w:val="0"/>
-          <w:numId w:val="17"/>
-        </w:numPr>
-        <w:spacing w:before="100" w:beforeAutospacing="1" w:after="100" w:afterAutospacing="1" w:line="240" w:lineRule="auto"/>
-        <w:rPr>
-          <w:rFonts w:ascii="Times New Roman" w:eastAsia="Times New Roman" w:hAnsi="Times New Roman" w:cs="Times New Roman"/>
-          <w:kern w:val="0"/>
-          <w:sz w:val="28"/>
-          <w:szCs w:val="28"/>
-          <w:lang w:eastAsia="pl-PL"/>
-          <w14:ligatures w14:val="none"/>
-        </w:rPr>
-      </w:pPr>
-      <w:r>
-        <w:rPr>
-          <w:rFonts w:ascii="Times New Roman" w:eastAsia="Times New Roman" w:hAnsi="Times New Roman" w:cs="Times New Roman"/>
-          <w:kern w:val="0"/>
-          <w:sz w:val="28"/>
-          <w:szCs w:val="28"/>
-          <w:lang w:eastAsia="pl-PL"/>
-          <w14:ligatures w14:val="none"/>
-        </w:rPr>
-        <w:t>Nowy wpis w rejestrze zleceń ze statusem „Opłacone”, który staje się widoczny dla Admina oraz Wynajętego pracownika w celu dalszej realizacji.</w:t>
-      </w:r>
     </w:p>
     <w:p>
       <w:pPr>
@@ -2407,6 +3199,7 @@
           <w:sz w:val="28"/>
           <w:szCs w:val="28"/>
         </w:rPr>
+        <w:lastRenderedPageBreak/>
         <w:t xml:space="preserve">        5.4. Propozycje interfejsu użytkownika (okno główne, menu główne i podręczne, kluczowe formatki dialogowe, itp...)</w:t>
       </w:r>
     </w:p>
@@ -2497,295 +3290,295 @@
           <w:sz w:val="28"/>
           <w:szCs w:val="28"/>
         </w:rPr>
+        <w:t xml:space="preserve">    7. Propozycja technologii informatycznych, które mogą zostać wykorzystane do realizacji systemu (sprzęt, oprogramowanie)</w:t>
+      </w:r>
+    </w:p>
+    <w:p>
+      <w:pPr>
+        <w:jc w:val="both"/>
+        <w:rPr>
+          <w:rFonts w:ascii="Times New Roman" w:hAnsi="Times New Roman" w:cs="Times New Roman"/>
+          <w:sz w:val="28"/>
+          <w:szCs w:val="28"/>
+        </w:rPr>
+      </w:pPr>
+      <w:r>
+        <w:rPr>
+          <w:rFonts w:ascii="Times New Roman" w:hAnsi="Times New Roman" w:cs="Times New Roman"/>
+          <w:sz w:val="28"/>
+          <w:szCs w:val="28"/>
+        </w:rPr>
+        <w:t xml:space="preserve">        - diagram(-y) wdrożenia</w:t>
+      </w:r>
+    </w:p>
+    <w:p>
+      <w:pPr>
+        <w:jc w:val="both"/>
+        <w:rPr>
+          <w:rFonts w:ascii="Times New Roman" w:hAnsi="Times New Roman" w:cs="Times New Roman"/>
+          <w:sz w:val="28"/>
+          <w:szCs w:val="28"/>
+        </w:rPr>
+      </w:pPr>
+      <w:r>
+        <w:rPr>
+          <w:rFonts w:ascii="Times New Roman" w:hAnsi="Times New Roman" w:cs="Times New Roman"/>
+          <w:sz w:val="28"/>
+          <w:szCs w:val="28"/>
+        </w:rPr>
+        <w:t xml:space="preserve">    8. Propozycja planu pracy zawierająca, przynajmniej:</w:t>
+      </w:r>
+    </w:p>
+    <w:p>
+      <w:pPr>
+        <w:jc w:val="both"/>
+        <w:rPr>
+          <w:rFonts w:ascii="Times New Roman" w:hAnsi="Times New Roman" w:cs="Times New Roman"/>
+          <w:sz w:val="28"/>
+          <w:szCs w:val="28"/>
+        </w:rPr>
+      </w:pPr>
+      <w:r>
+        <w:rPr>
+          <w:rFonts w:ascii="Times New Roman" w:hAnsi="Times New Roman" w:cs="Times New Roman"/>
+          <w:sz w:val="28"/>
+          <w:szCs w:val="28"/>
+        </w:rPr>
+        <w:t xml:space="preserve">        - wyróżnione etapy (powiązane z konkretnymi częściami systemu, realizowanymi komponentami, ...)</w:t>
+      </w:r>
+    </w:p>
+    <w:p>
+      <w:pPr>
+        <w:jc w:val="both"/>
+        <w:rPr>
+          <w:rFonts w:ascii="Times New Roman" w:hAnsi="Times New Roman" w:cs="Times New Roman"/>
+          <w:sz w:val="28"/>
+          <w:szCs w:val="28"/>
+        </w:rPr>
+      </w:pPr>
+      <w:r>
+        <w:rPr>
+          <w:rFonts w:ascii="Times New Roman" w:hAnsi="Times New Roman" w:cs="Times New Roman"/>
+          <w:sz w:val="28"/>
+          <w:szCs w:val="28"/>
+        </w:rPr>
+        <w:t xml:space="preserve">          z podanym czasem trwania każdego etapu (dni robocze)</w:t>
+      </w:r>
+    </w:p>
+    <w:p>
+      <w:pPr>
+        <w:jc w:val="both"/>
+        <w:rPr>
+          <w:rFonts w:ascii="Times New Roman" w:hAnsi="Times New Roman" w:cs="Times New Roman"/>
+          <w:sz w:val="28"/>
+          <w:szCs w:val="28"/>
+        </w:rPr>
+      </w:pPr>
+      <w:r>
+        <w:rPr>
+          <w:rFonts w:ascii="Times New Roman" w:hAnsi="Times New Roman" w:cs="Times New Roman"/>
+          <w:sz w:val="28"/>
+          <w:szCs w:val="28"/>
+        </w:rPr>
+        <w:t xml:space="preserve">        - zależności pomiędzy etapami (np. co musi być zakończone przed rozpoczęciem kolejnego etapu)</w:t>
+      </w:r>
+    </w:p>
+    <w:p>
+      <w:pPr>
+        <w:jc w:val="both"/>
+        <w:rPr>
+          <w:rFonts w:ascii="Times New Roman" w:hAnsi="Times New Roman" w:cs="Times New Roman"/>
+          <w:sz w:val="28"/>
+          <w:szCs w:val="28"/>
+        </w:rPr>
+      </w:pPr>
+      <w:r>
+        <w:rPr>
+          <w:rFonts w:ascii="Times New Roman" w:hAnsi="Times New Roman" w:cs="Times New Roman"/>
+          <w:sz w:val="28"/>
+          <w:szCs w:val="28"/>
+        </w:rPr>
+        <w:t xml:space="preserve">        - alokacja zasobów ludzkich do realizacji poszczególnych etapów</w:t>
+      </w:r>
+    </w:p>
+    <w:p>
+      <w:pPr>
+        <w:jc w:val="both"/>
+        <w:rPr>
+          <w:rFonts w:ascii="Times New Roman" w:hAnsi="Times New Roman" w:cs="Times New Roman"/>
+          <w:sz w:val="28"/>
+          <w:szCs w:val="28"/>
+        </w:rPr>
+      </w:pPr>
+      <w:r>
+        <w:rPr>
+          <w:rFonts w:ascii="Times New Roman" w:hAnsi="Times New Roman" w:cs="Times New Roman"/>
+          <w:sz w:val="28"/>
+          <w:szCs w:val="28"/>
+        </w:rPr>
+        <w:t xml:space="preserve">    9. Analiza ryzyka projektu zawierająca wykaz przewidywanych zagrożeń (tylko zagrożenia specyficzne dla projektu):</w:t>
+      </w:r>
+    </w:p>
+    <w:p>
+      <w:pPr>
+        <w:jc w:val="both"/>
+        <w:rPr>
+          <w:rFonts w:ascii="Times New Roman" w:hAnsi="Times New Roman" w:cs="Times New Roman"/>
+          <w:sz w:val="28"/>
+          <w:szCs w:val="28"/>
+        </w:rPr>
+      </w:pPr>
+      <w:r>
+        <w:rPr>
+          <w:rFonts w:ascii="Times New Roman" w:hAnsi="Times New Roman" w:cs="Times New Roman"/>
+          <w:sz w:val="28"/>
+          <w:szCs w:val="28"/>
+        </w:rPr>
+        <w:t xml:space="preserve">        - prawdopodobieństwo/szansa wystąpienia (np.: znikome, średnie, duże, bardzo duże)</w:t>
+      </w:r>
+    </w:p>
+    <w:p>
+      <w:pPr>
+        <w:jc w:val="both"/>
+        <w:rPr>
+          <w:rFonts w:ascii="Times New Roman" w:hAnsi="Times New Roman" w:cs="Times New Roman"/>
+          <w:sz w:val="28"/>
+          <w:szCs w:val="28"/>
+        </w:rPr>
+      </w:pPr>
+      <w:r>
+        <w:rPr>
+          <w:rFonts w:ascii="Times New Roman" w:hAnsi="Times New Roman" w:cs="Times New Roman"/>
+          <w:sz w:val="28"/>
+          <w:szCs w:val="28"/>
+        </w:rPr>
+        <w:t xml:space="preserve">        - stopień szkodliwości w przypadku wystąpienia (np.: duży, średni, mały)</w:t>
+      </w:r>
+    </w:p>
+    <w:p>
+      <w:pPr>
+        <w:jc w:val="both"/>
+        <w:rPr>
+          <w:rFonts w:ascii="Times New Roman" w:hAnsi="Times New Roman" w:cs="Times New Roman"/>
+          <w:sz w:val="28"/>
+          <w:szCs w:val="28"/>
+        </w:rPr>
+      </w:pPr>
+      <w:r>
+        <w:rPr>
+          <w:rFonts w:ascii="Times New Roman" w:hAnsi="Times New Roman" w:cs="Times New Roman"/>
+          <w:sz w:val="28"/>
+          <w:szCs w:val="28"/>
+        </w:rPr>
+        <w:t xml:space="preserve">        - propozycje metod zapobiegania danemu zagrożeniu</w:t>
+      </w:r>
+    </w:p>
+    <w:p>
+      <w:pPr>
+        <w:jc w:val="both"/>
+        <w:rPr>
+          <w:rFonts w:ascii="Times New Roman" w:hAnsi="Times New Roman" w:cs="Times New Roman"/>
+          <w:sz w:val="28"/>
+          <w:szCs w:val="28"/>
+        </w:rPr>
+      </w:pPr>
+      <w:r>
+        <w:rPr>
+          <w:rFonts w:ascii="Times New Roman" w:hAnsi="Times New Roman" w:cs="Times New Roman"/>
+          <w:sz w:val="28"/>
+          <w:szCs w:val="28"/>
+        </w:rPr>
+        <w:t xml:space="preserve">        - plan awaryjny (sposób postępowania) w przypadku wystąpienia zagrożenia</w:t>
+      </w:r>
+    </w:p>
+    <w:p>
+      <w:pPr>
+        <w:jc w:val="both"/>
+        <w:rPr>
+          <w:rFonts w:ascii="Times New Roman" w:hAnsi="Times New Roman" w:cs="Times New Roman"/>
+          <w:sz w:val="28"/>
+          <w:szCs w:val="28"/>
+        </w:rPr>
+      </w:pPr>
+      <w:r>
+        <w:rPr>
+          <w:rFonts w:ascii="Times New Roman" w:hAnsi="Times New Roman" w:cs="Times New Roman"/>
+          <w:sz w:val="28"/>
+          <w:szCs w:val="28"/>
+        </w:rPr>
+        <w:t xml:space="preserve">  10. Kosztorys realizacji przedsięwzięcia (koszty projektu, oprogramowania, systemu, szkoleń, wdrożenia oraz konsultacji)</w:t>
+      </w:r>
+    </w:p>
+    <w:p>
+      <w:pPr>
+        <w:jc w:val="both"/>
+        <w:rPr>
+          <w:rFonts w:ascii="Times New Roman" w:hAnsi="Times New Roman" w:cs="Times New Roman"/>
+          <w:sz w:val="28"/>
+          <w:szCs w:val="28"/>
+        </w:rPr>
+      </w:pPr>
+      <w:r>
+        <w:rPr>
+          <w:rFonts w:ascii="Times New Roman" w:hAnsi="Times New Roman" w:cs="Times New Roman"/>
+          <w:sz w:val="28"/>
+          <w:szCs w:val="28"/>
+        </w:rPr>
+        <w:t xml:space="preserve">        - w rozbiciu na mniejsze jednostki (etapy, podsystemy, moduły,...)</w:t>
+      </w:r>
+    </w:p>
+    <w:p>
+      <w:pPr>
+        <w:jc w:val="both"/>
+        <w:rPr>
+          <w:rFonts w:ascii="Times New Roman" w:hAnsi="Times New Roman" w:cs="Times New Roman"/>
+          <w:sz w:val="28"/>
+          <w:szCs w:val="28"/>
+        </w:rPr>
+      </w:pPr>
+      <w:r>
+        <w:rPr>
+          <w:rFonts w:ascii="Times New Roman" w:hAnsi="Times New Roman" w:cs="Times New Roman"/>
+          <w:sz w:val="28"/>
+          <w:szCs w:val="28"/>
+        </w:rPr>
+        <w:t xml:space="preserve">        - warunki płatności, sposób odbioru</w:t>
+      </w:r>
+    </w:p>
+    <w:p>
+      <w:pPr>
+        <w:jc w:val="both"/>
+        <w:rPr>
+          <w:rFonts w:ascii="Times New Roman" w:hAnsi="Times New Roman" w:cs="Times New Roman"/>
+          <w:sz w:val="28"/>
+          <w:szCs w:val="28"/>
+        </w:rPr>
+      </w:pPr>
+      <w:r>
+        <w:rPr>
+          <w:rFonts w:ascii="Times New Roman" w:hAnsi="Times New Roman" w:cs="Times New Roman"/>
+          <w:sz w:val="28"/>
+          <w:szCs w:val="28"/>
+        </w:rPr>
+        <w:t xml:space="preserve">        - może być wariantowy </w:t>
+      </w:r>
+    </w:p>
+    <w:p>
+      <w:pPr>
+        <w:jc w:val="both"/>
+        <w:rPr>
+          <w:rFonts w:ascii="Times New Roman" w:hAnsi="Times New Roman" w:cs="Times New Roman"/>
+          <w:sz w:val="28"/>
+          <w:szCs w:val="28"/>
+        </w:rPr>
+      </w:pPr>
+      <w:r>
+        <w:rPr>
+          <w:rFonts w:ascii="Times New Roman" w:hAnsi="Times New Roman" w:cs="Times New Roman"/>
+          <w:sz w:val="28"/>
+          <w:szCs w:val="28"/>
+        </w:rPr>
         <w:lastRenderedPageBreak/>
-        <w:t xml:space="preserve">    7. Propozycja technologii informatycznych, które mogą zostać wykorzystane do realizacji systemu (sprzęt, oprogramowanie)</w:t>
-      </w:r>
-    </w:p>
-    <w:p>
-      <w:pPr>
-        <w:jc w:val="both"/>
-        <w:rPr>
-          <w:rFonts w:ascii="Times New Roman" w:hAnsi="Times New Roman" w:cs="Times New Roman"/>
-          <w:sz w:val="28"/>
-          <w:szCs w:val="28"/>
-        </w:rPr>
-      </w:pPr>
-      <w:r>
-        <w:rPr>
-          <w:rFonts w:ascii="Times New Roman" w:hAnsi="Times New Roman" w:cs="Times New Roman"/>
-          <w:sz w:val="28"/>
-          <w:szCs w:val="28"/>
-        </w:rPr>
-        <w:t xml:space="preserve">        - diagram(-y) wdrożenia</w:t>
-      </w:r>
-    </w:p>
-    <w:p>
-      <w:pPr>
-        <w:jc w:val="both"/>
-        <w:rPr>
-          <w:rFonts w:ascii="Times New Roman" w:hAnsi="Times New Roman" w:cs="Times New Roman"/>
-          <w:sz w:val="28"/>
-          <w:szCs w:val="28"/>
-        </w:rPr>
-      </w:pPr>
-      <w:r>
-        <w:rPr>
-          <w:rFonts w:ascii="Times New Roman" w:hAnsi="Times New Roman" w:cs="Times New Roman"/>
-          <w:sz w:val="28"/>
-          <w:szCs w:val="28"/>
-        </w:rPr>
-        <w:t xml:space="preserve">    8. Propozycja planu pracy zawierająca, przynajmniej:</w:t>
-      </w:r>
-    </w:p>
-    <w:p>
-      <w:pPr>
-        <w:jc w:val="both"/>
-        <w:rPr>
-          <w:rFonts w:ascii="Times New Roman" w:hAnsi="Times New Roman" w:cs="Times New Roman"/>
-          <w:sz w:val="28"/>
-          <w:szCs w:val="28"/>
-        </w:rPr>
-      </w:pPr>
-      <w:r>
-        <w:rPr>
-          <w:rFonts w:ascii="Times New Roman" w:hAnsi="Times New Roman" w:cs="Times New Roman"/>
-          <w:sz w:val="28"/>
-          <w:szCs w:val="28"/>
-        </w:rPr>
-        <w:t xml:space="preserve">        - wyróżnione etapy (powiązane z konkretnymi częściami systemu, realizowanymi komponentami, ...)</w:t>
-      </w:r>
-    </w:p>
-    <w:p>
-      <w:pPr>
-        <w:jc w:val="both"/>
-        <w:rPr>
-          <w:rFonts w:ascii="Times New Roman" w:hAnsi="Times New Roman" w:cs="Times New Roman"/>
-          <w:sz w:val="28"/>
-          <w:szCs w:val="28"/>
-        </w:rPr>
-      </w:pPr>
-      <w:r>
-        <w:rPr>
-          <w:rFonts w:ascii="Times New Roman" w:hAnsi="Times New Roman" w:cs="Times New Roman"/>
-          <w:sz w:val="28"/>
-          <w:szCs w:val="28"/>
-        </w:rPr>
-        <w:t xml:space="preserve">          z podanym czasem trwania każdego etapu (dni robocze)</w:t>
-      </w:r>
-    </w:p>
-    <w:p>
-      <w:pPr>
-        <w:jc w:val="both"/>
-        <w:rPr>
-          <w:rFonts w:ascii="Times New Roman" w:hAnsi="Times New Roman" w:cs="Times New Roman"/>
-          <w:sz w:val="28"/>
-          <w:szCs w:val="28"/>
-        </w:rPr>
-      </w:pPr>
-      <w:r>
-        <w:rPr>
-          <w:rFonts w:ascii="Times New Roman" w:hAnsi="Times New Roman" w:cs="Times New Roman"/>
-          <w:sz w:val="28"/>
-          <w:szCs w:val="28"/>
-        </w:rPr>
-        <w:t xml:space="preserve">        - zależności pomiędzy etapami (np. co musi być zakończone przed rozpoczęciem kolejnego etapu)</w:t>
-      </w:r>
-    </w:p>
-    <w:p>
-      <w:pPr>
-        <w:jc w:val="both"/>
-        <w:rPr>
-          <w:rFonts w:ascii="Times New Roman" w:hAnsi="Times New Roman" w:cs="Times New Roman"/>
-          <w:sz w:val="28"/>
-          <w:szCs w:val="28"/>
-        </w:rPr>
-      </w:pPr>
-      <w:r>
-        <w:rPr>
-          <w:rFonts w:ascii="Times New Roman" w:hAnsi="Times New Roman" w:cs="Times New Roman"/>
-          <w:sz w:val="28"/>
-          <w:szCs w:val="28"/>
-        </w:rPr>
-        <w:t xml:space="preserve">        - alokacja zasobów ludzkich do realizacji poszczególnych etapów</w:t>
-      </w:r>
-    </w:p>
-    <w:p>
-      <w:pPr>
-        <w:jc w:val="both"/>
-        <w:rPr>
-          <w:rFonts w:ascii="Times New Roman" w:hAnsi="Times New Roman" w:cs="Times New Roman"/>
-          <w:sz w:val="28"/>
-          <w:szCs w:val="28"/>
-        </w:rPr>
-      </w:pPr>
-      <w:r>
-        <w:rPr>
-          <w:rFonts w:ascii="Times New Roman" w:hAnsi="Times New Roman" w:cs="Times New Roman"/>
-          <w:sz w:val="28"/>
-          <w:szCs w:val="28"/>
-        </w:rPr>
-        <w:t xml:space="preserve">    9. Analiza ryzyka projektu zawierająca wykaz przewidywanych zagrożeń (tylko zagrożenia specyficzne dla projektu):</w:t>
-      </w:r>
-    </w:p>
-    <w:p>
-      <w:pPr>
-        <w:jc w:val="both"/>
-        <w:rPr>
-          <w:rFonts w:ascii="Times New Roman" w:hAnsi="Times New Roman" w:cs="Times New Roman"/>
-          <w:sz w:val="28"/>
-          <w:szCs w:val="28"/>
-        </w:rPr>
-      </w:pPr>
-      <w:r>
-        <w:rPr>
-          <w:rFonts w:ascii="Times New Roman" w:hAnsi="Times New Roman" w:cs="Times New Roman"/>
-          <w:sz w:val="28"/>
-          <w:szCs w:val="28"/>
-        </w:rPr>
-        <w:t xml:space="preserve">        - prawdopodobieństwo/szansa wystąpienia (np.: znikome, średnie, duże, bardzo duże)</w:t>
-      </w:r>
-    </w:p>
-    <w:p>
-      <w:pPr>
-        <w:jc w:val="both"/>
-        <w:rPr>
-          <w:rFonts w:ascii="Times New Roman" w:hAnsi="Times New Roman" w:cs="Times New Roman"/>
-          <w:sz w:val="28"/>
-          <w:szCs w:val="28"/>
-        </w:rPr>
-      </w:pPr>
-      <w:r>
-        <w:rPr>
-          <w:rFonts w:ascii="Times New Roman" w:hAnsi="Times New Roman" w:cs="Times New Roman"/>
-          <w:sz w:val="28"/>
-          <w:szCs w:val="28"/>
-        </w:rPr>
-        <w:t xml:space="preserve">        - stopień szkodliwości w przypadku wystąpienia (np.: duży, średni, mały)</w:t>
-      </w:r>
-    </w:p>
-    <w:p>
-      <w:pPr>
-        <w:jc w:val="both"/>
-        <w:rPr>
-          <w:rFonts w:ascii="Times New Roman" w:hAnsi="Times New Roman" w:cs="Times New Roman"/>
-          <w:sz w:val="28"/>
-          <w:szCs w:val="28"/>
-        </w:rPr>
-      </w:pPr>
-      <w:r>
-        <w:rPr>
-          <w:rFonts w:ascii="Times New Roman" w:hAnsi="Times New Roman" w:cs="Times New Roman"/>
-          <w:sz w:val="28"/>
-          <w:szCs w:val="28"/>
-        </w:rPr>
-        <w:t xml:space="preserve">        - propozycje metod zapobiegania danemu zagrożeniu</w:t>
-      </w:r>
-    </w:p>
-    <w:p>
-      <w:pPr>
-        <w:jc w:val="both"/>
-        <w:rPr>
-          <w:rFonts w:ascii="Times New Roman" w:hAnsi="Times New Roman" w:cs="Times New Roman"/>
-          <w:sz w:val="28"/>
-          <w:szCs w:val="28"/>
-        </w:rPr>
-      </w:pPr>
-      <w:r>
-        <w:rPr>
-          <w:rFonts w:ascii="Times New Roman" w:hAnsi="Times New Roman" w:cs="Times New Roman"/>
-          <w:sz w:val="28"/>
-          <w:szCs w:val="28"/>
-        </w:rPr>
-        <w:t xml:space="preserve">        - plan awaryjny (sposób postępowania) w przypadku wystąpienia zagrożenia</w:t>
-      </w:r>
-    </w:p>
-    <w:p>
-      <w:pPr>
-        <w:jc w:val="both"/>
-        <w:rPr>
-          <w:rFonts w:ascii="Times New Roman" w:hAnsi="Times New Roman" w:cs="Times New Roman"/>
-          <w:sz w:val="28"/>
-          <w:szCs w:val="28"/>
-        </w:rPr>
-      </w:pPr>
-      <w:r>
-        <w:rPr>
-          <w:rFonts w:ascii="Times New Roman" w:hAnsi="Times New Roman" w:cs="Times New Roman"/>
-          <w:sz w:val="28"/>
-          <w:szCs w:val="28"/>
-        </w:rPr>
-        <w:t xml:space="preserve">  10. Kosztorys realizacji przedsięwzięcia (koszty projektu, oprogramowania, systemu, szkoleń, wdrożenia oraz konsultacji)</w:t>
-      </w:r>
-    </w:p>
-    <w:p>
-      <w:pPr>
-        <w:jc w:val="both"/>
-        <w:rPr>
-          <w:rFonts w:ascii="Times New Roman" w:hAnsi="Times New Roman" w:cs="Times New Roman"/>
-          <w:sz w:val="28"/>
-          <w:szCs w:val="28"/>
-        </w:rPr>
-      </w:pPr>
-      <w:r>
-        <w:rPr>
-          <w:rFonts w:ascii="Times New Roman" w:hAnsi="Times New Roman" w:cs="Times New Roman"/>
-          <w:sz w:val="28"/>
-          <w:szCs w:val="28"/>
-        </w:rPr>
-        <w:t xml:space="preserve">        - w rozbiciu na mniejsze jednostki (etapy, podsystemy, moduły,...)</w:t>
-      </w:r>
-    </w:p>
-    <w:p>
-      <w:pPr>
-        <w:jc w:val="both"/>
-        <w:rPr>
-          <w:rFonts w:ascii="Times New Roman" w:hAnsi="Times New Roman" w:cs="Times New Roman"/>
-          <w:sz w:val="28"/>
-          <w:szCs w:val="28"/>
-        </w:rPr>
-      </w:pPr>
-      <w:r>
-        <w:rPr>
-          <w:rFonts w:ascii="Times New Roman" w:hAnsi="Times New Roman" w:cs="Times New Roman"/>
-          <w:sz w:val="28"/>
-          <w:szCs w:val="28"/>
-        </w:rPr>
-        <w:t xml:space="preserve">        - warunki płatności, sposób odbioru</w:t>
-      </w:r>
-    </w:p>
-    <w:p>
-      <w:pPr>
-        <w:jc w:val="both"/>
-        <w:rPr>
-          <w:rFonts w:ascii="Times New Roman" w:hAnsi="Times New Roman" w:cs="Times New Roman"/>
-          <w:sz w:val="28"/>
-          <w:szCs w:val="28"/>
-        </w:rPr>
-      </w:pPr>
-      <w:r>
-        <w:rPr>
-          <w:rFonts w:ascii="Times New Roman" w:hAnsi="Times New Roman" w:cs="Times New Roman"/>
-          <w:sz w:val="28"/>
-          <w:szCs w:val="28"/>
-        </w:rPr>
-        <w:t xml:space="preserve">        - może być wariantowy </w:t>
-      </w:r>
-    </w:p>
-    <w:p>
-      <w:pPr>
-        <w:jc w:val="both"/>
-        <w:rPr>
-          <w:rFonts w:ascii="Times New Roman" w:hAnsi="Times New Roman" w:cs="Times New Roman"/>
-          <w:sz w:val="28"/>
-          <w:szCs w:val="28"/>
-        </w:rPr>
-      </w:pPr>
-      <w:r>
-        <w:rPr>
-          <w:rFonts w:ascii="Times New Roman" w:hAnsi="Times New Roman" w:cs="Times New Roman"/>
-          <w:sz w:val="28"/>
-          <w:szCs w:val="28"/>
-        </w:rPr>
         <w:t xml:space="preserve">  Dodatek A. Przebieg (terminowość) prac zespołu</w:t>
       </w:r>
     </w:p>
@@ -2844,7 +3637,7 @@
       </w:r>
     </w:p>
     <w:sectPr>
-      <w:footerReference w:type="default" r:id="rId12"/>
+      <w:footerReference w:type="default" r:id="rId13"/>
       <w:pgSz w:w="11906" w:h="16838"/>
       <w:pgMar w:top="1417" w:right="1417" w:bottom="1417" w:left="1417" w:header="708" w:footer="708" w:gutter="0"/>
       <w:cols w:space="708"/>
@@ -3066,6 +3859,119 @@
     </w:lvl>
   </w:abstractNum>
   <w:abstractNum w:abstractNumId="1" w15:restartNumberingAfterBreak="0">
+    <w:nsid w:val="109AADE7"/>
+    <w:multiLevelType w:val="hybridMultilevel"/>
+    <w:tmpl w:val="10168B50"/>
+    <w:lvl w:ilvl="0" w:tplc="273EE82E">
+      <w:start w:val="1"/>
+      <w:numFmt w:val="bullet"/>
+      <w:lvlText w:val=""/>
+      <w:lvlJc w:val="left"/>
+      <w:pPr>
+        <w:ind w:left="1428" w:hanging="360"/>
+      </w:pPr>
+      <w:rPr>
+        <w:rFonts w:ascii="Symbol" w:hAnsi="Symbol" w:hint="default"/>
+      </w:rPr>
+    </w:lvl>
+    <w:lvl w:ilvl="1" w:tplc="B7F25586">
+      <w:start w:val="1"/>
+      <w:numFmt w:val="bullet"/>
+      <w:lvlText w:val="o"/>
+      <w:lvlJc w:val="left"/>
+      <w:pPr>
+        <w:ind w:left="2148" w:hanging="360"/>
+      </w:pPr>
+      <w:rPr>
+        <w:rFonts w:ascii="Courier New" w:hAnsi="Courier New" w:hint="default"/>
+      </w:rPr>
+    </w:lvl>
+    <w:lvl w:ilvl="2" w:tplc="5D54D14E">
+      <w:start w:val="1"/>
+      <w:numFmt w:val="bullet"/>
+      <w:lvlText w:val=""/>
+      <w:lvlJc w:val="left"/>
+      <w:pPr>
+        <w:ind w:left="2868" w:hanging="360"/>
+      </w:pPr>
+      <w:rPr>
+        <w:rFonts w:ascii="Wingdings" w:hAnsi="Wingdings" w:hint="default"/>
+      </w:rPr>
+    </w:lvl>
+    <w:lvl w:ilvl="3" w:tplc="2A58BF5C">
+      <w:start w:val="1"/>
+      <w:numFmt w:val="bullet"/>
+      <w:lvlText w:val=""/>
+      <w:lvlJc w:val="left"/>
+      <w:pPr>
+        <w:ind w:left="3588" w:hanging="360"/>
+      </w:pPr>
+      <w:rPr>
+        <w:rFonts w:ascii="Symbol" w:hAnsi="Symbol" w:hint="default"/>
+      </w:rPr>
+    </w:lvl>
+    <w:lvl w:ilvl="4" w:tplc="AEA09C9A">
+      <w:start w:val="1"/>
+      <w:numFmt w:val="bullet"/>
+      <w:lvlText w:val="o"/>
+      <w:lvlJc w:val="left"/>
+      <w:pPr>
+        <w:ind w:left="4308" w:hanging="360"/>
+      </w:pPr>
+      <w:rPr>
+        <w:rFonts w:ascii="Courier New" w:hAnsi="Courier New" w:hint="default"/>
+      </w:rPr>
+    </w:lvl>
+    <w:lvl w:ilvl="5" w:tplc="49FEF556">
+      <w:start w:val="1"/>
+      <w:numFmt w:val="bullet"/>
+      <w:lvlText w:val=""/>
+      <w:lvlJc w:val="left"/>
+      <w:pPr>
+        <w:ind w:left="5028" w:hanging="360"/>
+      </w:pPr>
+      <w:rPr>
+        <w:rFonts w:ascii="Wingdings" w:hAnsi="Wingdings" w:hint="default"/>
+      </w:rPr>
+    </w:lvl>
+    <w:lvl w:ilvl="6" w:tplc="7842E630">
+      <w:start w:val="1"/>
+      <w:numFmt w:val="bullet"/>
+      <w:lvlText w:val=""/>
+      <w:lvlJc w:val="left"/>
+      <w:pPr>
+        <w:ind w:left="5748" w:hanging="360"/>
+      </w:pPr>
+      <w:rPr>
+        <w:rFonts w:ascii="Symbol" w:hAnsi="Symbol" w:hint="default"/>
+      </w:rPr>
+    </w:lvl>
+    <w:lvl w:ilvl="7" w:tplc="5F221290">
+      <w:start w:val="1"/>
+      <w:numFmt w:val="bullet"/>
+      <w:lvlText w:val="o"/>
+      <w:lvlJc w:val="left"/>
+      <w:pPr>
+        <w:ind w:left="6468" w:hanging="360"/>
+      </w:pPr>
+      <w:rPr>
+        <w:rFonts w:ascii="Courier New" w:hAnsi="Courier New" w:hint="default"/>
+      </w:rPr>
+    </w:lvl>
+    <w:lvl w:ilvl="8" w:tplc="655E5FF0">
+      <w:start w:val="1"/>
+      <w:numFmt w:val="bullet"/>
+      <w:lvlText w:val=""/>
+      <w:lvlJc w:val="left"/>
+      <w:pPr>
+        <w:ind w:left="7188" w:hanging="360"/>
+      </w:pPr>
+      <w:rPr>
+        <w:rFonts w:ascii="Wingdings" w:hAnsi="Wingdings" w:hint="default"/>
+      </w:rPr>
+    </w:lvl>
+  </w:abstractNum>
+  <w:abstractNum w:abstractNumId="2" w15:restartNumberingAfterBreak="0">
     <w:nsid w:val="2A071785"/>
     <w:multiLevelType w:val="multilevel"/>
     <w:tmpl w:val="E9B8F1CE"/>
@@ -3214,7 +4120,7 @@
       </w:rPr>
     </w:lvl>
   </w:abstractNum>
-  <w:abstractNum w:abstractNumId="2" w15:restartNumberingAfterBreak="0">
+  <w:abstractNum w:abstractNumId="3" w15:restartNumberingAfterBreak="0">
     <w:nsid w:val="2F353AA2"/>
     <w:multiLevelType w:val="multilevel"/>
     <w:tmpl w:val="3954DEE0"/>
@@ -3363,7 +4269,7 @@
       </w:rPr>
     </w:lvl>
   </w:abstractNum>
-  <w:abstractNum w:abstractNumId="3" w15:restartNumberingAfterBreak="0">
+  <w:abstractNum w:abstractNumId="4" w15:restartNumberingAfterBreak="0">
     <w:nsid w:val="33F45946"/>
     <w:multiLevelType w:val="multilevel"/>
     <w:tmpl w:val="3968B026"/>
@@ -3512,7 +4418,7 @@
       </w:rPr>
     </w:lvl>
   </w:abstractNum>
-  <w:abstractNum w:abstractNumId="4" w15:restartNumberingAfterBreak="0">
+  <w:abstractNum w:abstractNumId="5" w15:restartNumberingAfterBreak="0">
     <w:nsid w:val="3BE92347"/>
     <w:multiLevelType w:val="hybridMultilevel"/>
     <w:tmpl w:val="04A68ECA"/>
@@ -3625,7 +4531,7 @@
       </w:rPr>
     </w:lvl>
   </w:abstractNum>
-  <w:abstractNum w:abstractNumId="5" w15:restartNumberingAfterBreak="0">
+  <w:abstractNum w:abstractNumId="6" w15:restartNumberingAfterBreak="0">
     <w:nsid w:val="3C0A78F2"/>
     <w:multiLevelType w:val="hybridMultilevel"/>
     <w:tmpl w:val="37F871C2"/>
@@ -3738,7 +4644,7 @@
       </w:rPr>
     </w:lvl>
   </w:abstractNum>
-  <w:abstractNum w:abstractNumId="6" w15:restartNumberingAfterBreak="0">
+  <w:abstractNum w:abstractNumId="7" w15:restartNumberingAfterBreak="0">
     <w:nsid w:val="41837E30"/>
     <w:multiLevelType w:val="hybridMultilevel"/>
     <w:tmpl w:val="929A8C66"/>
@@ -3851,7 +4757,120 @@
       </w:rPr>
     </w:lvl>
   </w:abstractNum>
-  <w:abstractNum w:abstractNumId="7" w15:restartNumberingAfterBreak="0">
+  <w:abstractNum w:abstractNumId="8" w15:restartNumberingAfterBreak="0">
+    <w:nsid w:val="48C9AFCB"/>
+    <w:multiLevelType w:val="hybridMultilevel"/>
+    <w:tmpl w:val="55761E38"/>
+    <w:lvl w:ilvl="0" w:tplc="A766A83A">
+      <w:start w:val="1"/>
+      <w:numFmt w:val="bullet"/>
+      <w:lvlText w:val=""/>
+      <w:lvlJc w:val="left"/>
+      <w:pPr>
+        <w:ind w:left="1428" w:hanging="360"/>
+      </w:pPr>
+      <w:rPr>
+        <w:rFonts w:ascii="Symbol" w:hAnsi="Symbol" w:hint="default"/>
+      </w:rPr>
+    </w:lvl>
+    <w:lvl w:ilvl="1" w:tplc="55E8FB3E">
+      <w:start w:val="1"/>
+      <w:numFmt w:val="bullet"/>
+      <w:lvlText w:val="o"/>
+      <w:lvlJc w:val="left"/>
+      <w:pPr>
+        <w:ind w:left="2148" w:hanging="360"/>
+      </w:pPr>
+      <w:rPr>
+        <w:rFonts w:ascii="Courier New" w:hAnsi="Courier New" w:hint="default"/>
+      </w:rPr>
+    </w:lvl>
+    <w:lvl w:ilvl="2" w:tplc="0A5CB1D8">
+      <w:start w:val="1"/>
+      <w:numFmt w:val="bullet"/>
+      <w:lvlText w:val=""/>
+      <w:lvlJc w:val="left"/>
+      <w:pPr>
+        <w:ind w:left="2868" w:hanging="360"/>
+      </w:pPr>
+      <w:rPr>
+        <w:rFonts w:ascii="Wingdings" w:hAnsi="Wingdings" w:hint="default"/>
+      </w:rPr>
+    </w:lvl>
+    <w:lvl w:ilvl="3" w:tplc="4DD2D362">
+      <w:start w:val="1"/>
+      <w:numFmt w:val="bullet"/>
+      <w:lvlText w:val=""/>
+      <w:lvlJc w:val="left"/>
+      <w:pPr>
+        <w:ind w:left="3588" w:hanging="360"/>
+      </w:pPr>
+      <w:rPr>
+        <w:rFonts w:ascii="Symbol" w:hAnsi="Symbol" w:hint="default"/>
+      </w:rPr>
+    </w:lvl>
+    <w:lvl w:ilvl="4" w:tplc="CE72ABEC">
+      <w:start w:val="1"/>
+      <w:numFmt w:val="bullet"/>
+      <w:lvlText w:val="o"/>
+      <w:lvlJc w:val="left"/>
+      <w:pPr>
+        <w:ind w:left="4308" w:hanging="360"/>
+      </w:pPr>
+      <w:rPr>
+        <w:rFonts w:ascii="Courier New" w:hAnsi="Courier New" w:hint="default"/>
+      </w:rPr>
+    </w:lvl>
+    <w:lvl w:ilvl="5" w:tplc="2F66BE78">
+      <w:start w:val="1"/>
+      <w:numFmt w:val="bullet"/>
+      <w:lvlText w:val=""/>
+      <w:lvlJc w:val="left"/>
+      <w:pPr>
+        <w:ind w:left="5028" w:hanging="360"/>
+      </w:pPr>
+      <w:rPr>
+        <w:rFonts w:ascii="Wingdings" w:hAnsi="Wingdings" w:hint="default"/>
+      </w:rPr>
+    </w:lvl>
+    <w:lvl w:ilvl="6" w:tplc="A89629F8">
+      <w:start w:val="1"/>
+      <w:numFmt w:val="bullet"/>
+      <w:lvlText w:val=""/>
+      <w:lvlJc w:val="left"/>
+      <w:pPr>
+        <w:ind w:left="5748" w:hanging="360"/>
+      </w:pPr>
+      <w:rPr>
+        <w:rFonts w:ascii="Symbol" w:hAnsi="Symbol" w:hint="default"/>
+      </w:rPr>
+    </w:lvl>
+    <w:lvl w:ilvl="7" w:tplc="5C9AD7F8">
+      <w:start w:val="1"/>
+      <w:numFmt w:val="bullet"/>
+      <w:lvlText w:val="o"/>
+      <w:lvlJc w:val="left"/>
+      <w:pPr>
+        <w:ind w:left="6468" w:hanging="360"/>
+      </w:pPr>
+      <w:rPr>
+        <w:rFonts w:ascii="Courier New" w:hAnsi="Courier New" w:hint="default"/>
+      </w:rPr>
+    </w:lvl>
+    <w:lvl w:ilvl="8" w:tplc="E608787C">
+      <w:start w:val="1"/>
+      <w:numFmt w:val="bullet"/>
+      <w:lvlText w:val=""/>
+      <w:lvlJc w:val="left"/>
+      <w:pPr>
+        <w:ind w:left="7188" w:hanging="360"/>
+      </w:pPr>
+      <w:rPr>
+        <w:rFonts w:ascii="Wingdings" w:hAnsi="Wingdings" w:hint="default"/>
+      </w:rPr>
+    </w:lvl>
+  </w:abstractNum>
+  <w:abstractNum w:abstractNumId="9" w15:restartNumberingAfterBreak="0">
     <w:nsid w:val="4D474FB2"/>
     <w:multiLevelType w:val="multilevel"/>
     <w:tmpl w:val="4D400FFC"/>
@@ -4000,7 +5019,7 @@
       </w:rPr>
     </w:lvl>
   </w:abstractNum>
-  <w:abstractNum w:abstractNumId="8" w15:restartNumberingAfterBreak="0">
+  <w:abstractNum w:abstractNumId="10" w15:restartNumberingAfterBreak="0">
     <w:nsid w:val="4EF56365"/>
     <w:multiLevelType w:val="multilevel"/>
     <w:tmpl w:val="C922D908"/>
@@ -4149,7 +5168,7 @@
       </w:rPr>
     </w:lvl>
   </w:abstractNum>
-  <w:abstractNum w:abstractNumId="9" w15:restartNumberingAfterBreak="0">
+  <w:abstractNum w:abstractNumId="11" w15:restartNumberingAfterBreak="0">
     <w:nsid w:val="5B2E3146"/>
     <w:multiLevelType w:val="multilevel"/>
     <w:tmpl w:val="34DA0D30"/>
@@ -4298,7 +5317,7 @@
       </w:rPr>
     </w:lvl>
   </w:abstractNum>
-  <w:abstractNum w:abstractNumId="10" w15:restartNumberingAfterBreak="0">
+  <w:abstractNum w:abstractNumId="12" w15:restartNumberingAfterBreak="0">
     <w:nsid w:val="5BF47262"/>
     <w:multiLevelType w:val="hybridMultilevel"/>
     <w:tmpl w:val="B7CC8306"/>
@@ -4411,7 +5430,120 @@
       </w:rPr>
     </w:lvl>
   </w:abstractNum>
-  <w:abstractNum w:abstractNumId="11" w15:restartNumberingAfterBreak="0">
+  <w:abstractNum w:abstractNumId="13" w15:restartNumberingAfterBreak="0">
+    <w:nsid w:val="63B39FAA"/>
+    <w:multiLevelType w:val="hybridMultilevel"/>
+    <w:tmpl w:val="15524186"/>
+    <w:lvl w:ilvl="0" w:tplc="3E14F03A">
+      <w:start w:val="1"/>
+      <w:numFmt w:val="bullet"/>
+      <w:lvlText w:val=""/>
+      <w:lvlJc w:val="left"/>
+      <w:pPr>
+        <w:ind w:left="1428" w:hanging="360"/>
+      </w:pPr>
+      <w:rPr>
+        <w:rFonts w:ascii="Symbol" w:hAnsi="Symbol" w:hint="default"/>
+      </w:rPr>
+    </w:lvl>
+    <w:lvl w:ilvl="1" w:tplc="739213D6">
+      <w:start w:val="1"/>
+      <w:numFmt w:val="bullet"/>
+      <w:lvlText w:val="o"/>
+      <w:lvlJc w:val="left"/>
+      <w:pPr>
+        <w:ind w:left="2148" w:hanging="360"/>
+      </w:pPr>
+      <w:rPr>
+        <w:rFonts w:ascii="Courier New" w:hAnsi="Courier New" w:hint="default"/>
+      </w:rPr>
+    </w:lvl>
+    <w:lvl w:ilvl="2" w:tplc="76703BA4">
+      <w:start w:val="1"/>
+      <w:numFmt w:val="bullet"/>
+      <w:lvlText w:val=""/>
+      <w:lvlJc w:val="left"/>
+      <w:pPr>
+        <w:ind w:left="2868" w:hanging="360"/>
+      </w:pPr>
+      <w:rPr>
+        <w:rFonts w:ascii="Wingdings" w:hAnsi="Wingdings" w:hint="default"/>
+      </w:rPr>
+    </w:lvl>
+    <w:lvl w:ilvl="3" w:tplc="8BC22278">
+      <w:start w:val="1"/>
+      <w:numFmt w:val="bullet"/>
+      <w:lvlText w:val=""/>
+      <w:lvlJc w:val="left"/>
+      <w:pPr>
+        <w:ind w:left="3588" w:hanging="360"/>
+      </w:pPr>
+      <w:rPr>
+        <w:rFonts w:ascii="Symbol" w:hAnsi="Symbol" w:hint="default"/>
+      </w:rPr>
+    </w:lvl>
+    <w:lvl w:ilvl="4" w:tplc="C2142EB6">
+      <w:start w:val="1"/>
+      <w:numFmt w:val="bullet"/>
+      <w:lvlText w:val="o"/>
+      <w:lvlJc w:val="left"/>
+      <w:pPr>
+        <w:ind w:left="4308" w:hanging="360"/>
+      </w:pPr>
+      <w:rPr>
+        <w:rFonts w:ascii="Courier New" w:hAnsi="Courier New" w:hint="default"/>
+      </w:rPr>
+    </w:lvl>
+    <w:lvl w:ilvl="5" w:tplc="4314C6A8">
+      <w:start w:val="1"/>
+      <w:numFmt w:val="bullet"/>
+      <w:lvlText w:val=""/>
+      <w:lvlJc w:val="left"/>
+      <w:pPr>
+        <w:ind w:left="5028" w:hanging="360"/>
+      </w:pPr>
+      <w:rPr>
+        <w:rFonts w:ascii="Wingdings" w:hAnsi="Wingdings" w:hint="default"/>
+      </w:rPr>
+    </w:lvl>
+    <w:lvl w:ilvl="6" w:tplc="C290B096">
+      <w:start w:val="1"/>
+      <w:numFmt w:val="bullet"/>
+      <w:lvlText w:val=""/>
+      <w:lvlJc w:val="left"/>
+      <w:pPr>
+        <w:ind w:left="5748" w:hanging="360"/>
+      </w:pPr>
+      <w:rPr>
+        <w:rFonts w:ascii="Symbol" w:hAnsi="Symbol" w:hint="default"/>
+      </w:rPr>
+    </w:lvl>
+    <w:lvl w:ilvl="7" w:tplc="F352300A">
+      <w:start w:val="1"/>
+      <w:numFmt w:val="bullet"/>
+      <w:lvlText w:val="o"/>
+      <w:lvlJc w:val="left"/>
+      <w:pPr>
+        <w:ind w:left="6468" w:hanging="360"/>
+      </w:pPr>
+      <w:rPr>
+        <w:rFonts w:ascii="Courier New" w:hAnsi="Courier New" w:hint="default"/>
+      </w:rPr>
+    </w:lvl>
+    <w:lvl w:ilvl="8" w:tplc="76E6E14A">
+      <w:start w:val="1"/>
+      <w:numFmt w:val="bullet"/>
+      <w:lvlText w:val=""/>
+      <w:lvlJc w:val="left"/>
+      <w:pPr>
+        <w:ind w:left="7188" w:hanging="360"/>
+      </w:pPr>
+      <w:rPr>
+        <w:rFonts w:ascii="Wingdings" w:hAnsi="Wingdings" w:hint="default"/>
+      </w:rPr>
+    </w:lvl>
+  </w:abstractNum>
+  <w:abstractNum w:abstractNumId="14" w15:restartNumberingAfterBreak="0">
     <w:nsid w:val="65B6487A"/>
     <w:multiLevelType w:val="multilevel"/>
     <w:tmpl w:val="DED4018A"/>
@@ -4557,7 +5689,7 @@
       </w:rPr>
     </w:lvl>
   </w:abstractNum>
-  <w:abstractNum w:abstractNumId="12" w15:restartNumberingAfterBreak="0">
+  <w:abstractNum w:abstractNumId="15" w15:restartNumberingAfterBreak="0">
     <w:nsid w:val="65D26B1C"/>
     <w:multiLevelType w:val="multilevel"/>
     <w:tmpl w:val="CB5881F4"/>
@@ -4706,7 +5838,7 @@
       </w:rPr>
     </w:lvl>
   </w:abstractNum>
-  <w:abstractNum w:abstractNumId="13" w15:restartNumberingAfterBreak="0">
+  <w:abstractNum w:abstractNumId="16" w15:restartNumberingAfterBreak="0">
     <w:nsid w:val="665A449D"/>
     <w:multiLevelType w:val="multilevel"/>
     <w:tmpl w:val="FBDA96F4"/>
@@ -4855,7 +5987,7 @@
       </w:rPr>
     </w:lvl>
   </w:abstractNum>
-  <w:abstractNum w:abstractNumId="14" w15:restartNumberingAfterBreak="0">
+  <w:abstractNum w:abstractNumId="17" w15:restartNumberingAfterBreak="0">
     <w:nsid w:val="6A0643F4"/>
     <w:multiLevelType w:val="multilevel"/>
     <w:tmpl w:val="C71E8472"/>
@@ -5004,7 +6136,7 @@
       </w:rPr>
     </w:lvl>
   </w:abstractNum>
-  <w:abstractNum w:abstractNumId="15" w15:restartNumberingAfterBreak="0">
+  <w:abstractNum w:abstractNumId="18" w15:restartNumberingAfterBreak="0">
     <w:nsid w:val="79335EBC"/>
     <w:multiLevelType w:val="multilevel"/>
     <w:tmpl w:val="42E82A3E"/>
@@ -5153,7 +6285,7 @@
       </w:rPr>
     </w:lvl>
   </w:abstractNum>
-  <w:abstractNum w:abstractNumId="16" w15:restartNumberingAfterBreak="0">
+  <w:abstractNum w:abstractNumId="19" w15:restartNumberingAfterBreak="0">
     <w:nsid w:val="7AA429A4"/>
     <w:multiLevelType w:val="hybridMultilevel"/>
     <w:tmpl w:val="D96C8F36"/>
@@ -5267,55 +6399,64 @@
     </w:lvl>
   </w:abstractNum>
   <w:num w:numId="1" w16cid:durableId="1483887667">
+    <w:abstractNumId w:val="3"/>
+  </w:num>
+  <w:num w:numId="2" w16cid:durableId="1502163515">
+    <w:abstractNumId w:val="9"/>
+  </w:num>
+  <w:num w:numId="3" w16cid:durableId="1562788965">
+    <w:abstractNumId w:val="16"/>
+  </w:num>
+  <w:num w:numId="4" w16cid:durableId="1998266894">
     <w:abstractNumId w:val="2"/>
   </w:num>
-  <w:num w:numId="2" w16cid:durableId="1502163515">
+  <w:num w:numId="5" w16cid:durableId="1322808972">
+    <w:abstractNumId w:val="10"/>
+  </w:num>
+  <w:num w:numId="6" w16cid:durableId="837694082">
+    <w:abstractNumId w:val="14"/>
+  </w:num>
+  <w:num w:numId="7" w16cid:durableId="823206007">
+    <w:abstractNumId w:val="11"/>
+  </w:num>
+  <w:num w:numId="8" w16cid:durableId="1363743005">
     <w:abstractNumId w:val="7"/>
   </w:num>
-  <w:num w:numId="3" w16cid:durableId="1562788965">
-    <w:abstractNumId w:val="13"/>
-  </w:num>
-  <w:num w:numId="4" w16cid:durableId="1998266894">
-    <w:abstractNumId w:val="1"/>
-  </w:num>
-  <w:num w:numId="5" w16cid:durableId="1322808972">
-    <w:abstractNumId w:val="8"/>
-  </w:num>
-  <w:num w:numId="6" w16cid:durableId="837694082">
-    <w:abstractNumId w:val="11"/>
-  </w:num>
-  <w:num w:numId="7" w16cid:durableId="823206007">
-    <w:abstractNumId w:val="9"/>
-  </w:num>
-  <w:num w:numId="8" w16cid:durableId="1363743005">
+  <w:num w:numId="9" w16cid:durableId="588124785">
     <w:abstractNumId w:val="6"/>
   </w:num>
-  <w:num w:numId="9" w16cid:durableId="588124785">
+  <w:num w:numId="10" w16cid:durableId="1078095313">
     <w:abstractNumId w:val="5"/>
   </w:num>
-  <w:num w:numId="10" w16cid:durableId="1078095313">
-    <w:abstractNumId w:val="4"/>
-  </w:num>
   <w:num w:numId="11" w16cid:durableId="1849127762">
-    <w:abstractNumId w:val="10"/>
+    <w:abstractNumId w:val="12"/>
   </w:num>
   <w:num w:numId="12" w16cid:durableId="1148668001">
-    <w:abstractNumId w:val="16"/>
+    <w:abstractNumId w:val="19"/>
   </w:num>
   <w:num w:numId="13" w16cid:durableId="31999563">
-    <w:abstractNumId w:val="15"/>
+    <w:abstractNumId w:val="18"/>
   </w:num>
   <w:num w:numId="14" w16cid:durableId="304706171">
-    <w:abstractNumId w:val="3"/>
+    <w:abstractNumId w:val="4"/>
   </w:num>
   <w:num w:numId="15" w16cid:durableId="745686882">
     <w:abstractNumId w:val="0"/>
   </w:num>
   <w:num w:numId="16" w16cid:durableId="1583219076">
-    <w:abstractNumId w:val="12"/>
+    <w:abstractNumId w:val="15"/>
   </w:num>
   <w:num w:numId="17" w16cid:durableId="585498789">
-    <w:abstractNumId w:val="14"/>
+    <w:abstractNumId w:val="17"/>
+  </w:num>
+  <w:num w:numId="18" w16cid:durableId="562373586">
+    <w:abstractNumId w:val="13"/>
+  </w:num>
+  <w:num w:numId="19" w16cid:durableId="386295564">
+    <w:abstractNumId w:val="1"/>
+  </w:num>
+  <w:num w:numId="20" w16cid:durableId="2132288226">
+    <w:abstractNumId w:val="8"/>
   </w:num>
 </w:numbering>
 </file>
@@ -5913,6 +7054,7 @@
   <w:style w:type="character" w:default="1" w:styleId="Domylnaczcionkaakapitu">
     <w:name w:val="Default Paragraph Font"/>
     <w:uiPriority w:val="1"/>
+    <w:semiHidden/>
     <w:unhideWhenUsed/>
   </w:style>
   <w:style w:type="table" w:default="1" w:styleId="Standardowy">
@@ -6544,6 +7686,15 @@
 </file>
 
 <file path=customXml/item1.xml><?xml version="1.0" encoding="utf-8"?>
+<?mso-contentType ?>
+<FormTemplates xmlns="http://schemas.microsoft.com/sharepoint/v3/contenttype/forms">
+  <Display>DocumentLibraryForm</Display>
+  <Edit>DocumentLibraryForm</Edit>
+  <New>DocumentLibraryForm</New>
+</FormTemplates>
+</file>
+
+<file path=customXml/item2.xml><?xml version="1.0" encoding="utf-8"?>
 <ct:contentTypeSchema xmlns:ct="http://schemas.microsoft.com/office/2006/metadata/contentType" xmlns:ma="http://schemas.microsoft.com/office/2006/metadata/properties/metaAttributes" ct:_="" ma:_="" ma:contentTypeName="Dokument" ma:contentTypeID="0x010100CCB42EE1A2101A46A529E33B73FA5B9E" ma:contentTypeVersion="10" ma:contentTypeDescription="Utwórz nowy dokument." ma:contentTypeScope="" ma:versionID="fb28c9b49a9d7ee7992a0068d83f7825">
   <xsd:schema xmlns:xsd="http://www.w3.org/2001/XMLSchema" xmlns:xs="http://www.w3.org/2001/XMLSchema" xmlns:p="http://schemas.microsoft.com/office/2006/metadata/properties" xmlns:ns3="01a094b0-08a8-443b-bd9d-7d2701d1cf8a" targetNamespace="http://schemas.microsoft.com/office/2006/metadata/properties" ma:root="true" ma:fieldsID="4d7bfa7a1f1f07c1257d0e29d16acf8e" ns3:_="">
     <xsd:import namespace="01a094b0-08a8-443b-bd9d-7d2701d1cf8a"/>
@@ -6725,16 +7876,11 @@
 </ct:contentTypeSchema>
 </file>
 
-<file path=customXml/item2.xml><?xml version="1.0" encoding="utf-8"?>
-<?mso-contentType ?>
-<FormTemplates xmlns="http://schemas.microsoft.com/sharepoint/v3/contenttype/forms">
-  <Display>DocumentLibraryForm</Display>
-  <Edit>DocumentLibraryForm</Edit>
-  <New>DocumentLibraryForm</New>
-</FormTemplates>
+<file path=customXml/item3.xml><?xml version="1.0" encoding="utf-8"?>
+<b:Sources xmlns:b="http://schemas.openxmlformats.org/officeDocument/2006/bibliography" xmlns="http://schemas.openxmlformats.org/officeDocument/2006/bibliography" SelectedStyle="\APASixthEditionOfficeOnline.xsl" StyleName="APA" Version="6"/>
 </file>
 
-<file path=customXml/item3.xml><?xml version="1.0" encoding="utf-8"?>
+<file path=customXml/item4.xml><?xml version="1.0" encoding="utf-8"?>
 <p:properties xmlns:p="http://schemas.microsoft.com/office/2006/metadata/properties" xmlns:xsi="http://www.w3.org/2001/XMLSchema-instance" xmlns:pc="http://schemas.microsoft.com/office/infopath/2007/PartnerControls">
   <documentManagement>
     <_activity xmlns="01a094b0-08a8-443b-bd9d-7d2701d1cf8a" xsi:nil="true"/>
@@ -6742,11 +7888,15 @@
 </p:properties>
 </file>
 
-<file path=customXml/item4.xml><?xml version="1.0" encoding="utf-8"?>
-<b:Sources xmlns:b="http://schemas.openxmlformats.org/officeDocument/2006/bibliography" xmlns="http://schemas.openxmlformats.org/officeDocument/2006/bibliography" SelectedStyle="\APASixthEditionOfficeOnline.xsl" StyleName="APA" Version="6"/>
+<file path=customXml/itemProps1.xml><?xml version="1.0" encoding="utf-8"?>
+<ds:datastoreItem xmlns:ds="http://schemas.openxmlformats.org/officeDocument/2006/customXml" ds:itemID="{846F3F10-2E3D-4091-84D7-32B19F5B918C}">
+  <ds:schemaRefs>
+    <ds:schemaRef ds:uri="http://schemas.microsoft.com/sharepoint/v3/contenttype/forms"/>
+  </ds:schemaRefs>
+</ds:datastoreItem>
 </file>
 
-<file path=customXml/itemProps1.xml><?xml version="1.0" encoding="utf-8"?>
+<file path=customXml/itemProps2.xml><?xml version="1.0" encoding="utf-8"?>
 <ds:datastoreItem xmlns:ds="http://schemas.openxmlformats.org/officeDocument/2006/customXml" ds:itemID="{7456FE10-DABE-41A2-B0AD-3BA76596A10A}">
   <ds:schemaRefs>
     <ds:schemaRef ds:uri="http://schemas.microsoft.com/office/2006/metadata/contentType"/>
@@ -6764,15 +7914,15 @@
 </ds:datastoreItem>
 </file>
 
-<file path=customXml/itemProps2.xml><?xml version="1.0" encoding="utf-8"?>
-<ds:datastoreItem xmlns:ds="http://schemas.openxmlformats.org/officeDocument/2006/customXml" ds:itemID="{846F3F10-2E3D-4091-84D7-32B19F5B918C}">
+<file path=customXml/itemProps3.xml><?xml version="1.0" encoding="utf-8"?>
+<ds:datastoreItem xmlns:ds="http://schemas.openxmlformats.org/officeDocument/2006/customXml" ds:itemID="{211C353F-6200-4B5E-8492-7D72958BB88A}">
   <ds:schemaRefs>
-    <ds:schemaRef ds:uri="http://schemas.microsoft.com/sharepoint/v3/contenttype/forms"/>
+    <ds:schemaRef ds:uri="http://schemas.openxmlformats.org/officeDocument/2006/bibliography"/>
   </ds:schemaRefs>
 </ds:datastoreItem>
 </file>
 
-<file path=customXml/itemProps3.xml><?xml version="1.0" encoding="utf-8"?>
+<file path=customXml/itemProps4.xml><?xml version="1.0" encoding="utf-8"?>
 <ds:datastoreItem xmlns:ds="http://schemas.openxmlformats.org/officeDocument/2006/customXml" ds:itemID="{11275EE7-436D-44BB-874B-06A9C0948B83}">
   <ds:schemaRefs>
     <ds:schemaRef ds:uri="http://schemas.microsoft.com/office/2006/metadata/properties"/>
@@ -6780,12 +7930,4 @@
     <ds:schemaRef ds:uri="01a094b0-08a8-443b-bd9d-7d2701d1cf8a"/>
   </ds:schemaRefs>
 </ds:datastoreItem>
-</file>
-
-<file path=customXml/itemProps4.xml><?xml version="1.0" encoding="utf-8"?>
-<ds:datastoreItem xmlns:ds="http://schemas.openxmlformats.org/officeDocument/2006/customXml" ds:itemID="{211C353F-6200-4B5E-8492-7D72958BB88A}">
-  <ds:schemaRefs>
-    <ds:schemaRef ds:uri="http://schemas.openxmlformats.org/officeDocument/2006/bibliography"/>
-  </ds:schemaRefs>
-</ds:datastoreItem>
 </file>
--- a/projektFirmaRolnicza.docx
+++ b/projektFirmaRolnicza.docx
@@ -2967,6 +2967,760 @@
         </w:rPr>
         <w:t xml:space="preserve">        4.3. Diagramy interakcji (przebiegu) z opisem tekstowym komunikatów (3 przykładowe diagramy)</w:t>
       </w:r>
+    </w:p>
+    <w:p>
+      <w:pPr>
+        <w:spacing w:line="276" w:lineRule="auto"/>
+        <w:jc w:val="both"/>
+      </w:pPr>
+      <w:r>
+        <w:rPr>
+          <w:rFonts w:ascii="Times New Roman" w:hAnsi="Times New Roman" w:eastAsia="Times New Roman" w:cs="Times New Roman"/>
+          <w:b w:val="1"/>
+          <w:bCs w:val="1"/>
+          <w:sz w:val="36"/>
+          <w:szCs w:val="36"/>
+        </w:rPr>
+        <w:t>Piotr Poletyło</w:t>
+      </w:r>
+    </w:p>
+    <w:p>
+      <w:pPr>
+        <w:spacing w:line="276" w:lineRule="auto"/>
+        <w:jc w:val="both"/>
+        <w:rPr>
+          <w:rFonts w:ascii="Times New Roman" w:hAnsi="Times New Roman" w:eastAsia="Times New Roman" w:cs="Times New Roman"/>
+          <w:sz w:val="28"/>
+          <w:szCs w:val="28"/>
+        </w:rPr>
+      </w:pPr>
+    </w:p>
+    <w:p>
+      <w:pPr>
+        <w:pStyle w:val="Normalny"/>
+        <w:spacing w:line="276" w:lineRule="auto"/>
+        <w:jc w:val="both"/>
+      </w:pPr>
+      <w:r>
+        <w:drawing>
+          <wp:inline wp14:editId="2F3D65CB" wp14:anchorId="00D14BD4">
+            <wp:extent cx="5762625" cy="4714875"/>
+            <wp:effectExtent l="0" t="0" r="0" b="0"/>
+            <wp:docPr id="717948725" name="drawing"/>
+            <wp:cNvGraphicFramePr>
+              <a:graphicFrameLocks noChangeAspect="1"/>
+            </wp:cNvGraphicFramePr>
+            <a:graphic>
+              <a:graphicData xmlns:a="http://schemas.openxmlformats.org/drawingml/2006/main" uri="http://schemas.openxmlformats.org/drawingml/2006/picture">
+                <pic:pic xmlns:pic="http://schemas.openxmlformats.org/drawingml/2006/picture">
+                  <pic:nvPicPr>
+                    <pic:cNvPr id="717948725" name="Picture 717948725"/>
+                    <pic:cNvPicPr/>
+                  </pic:nvPicPr>
+                  <pic:blipFill>
+                    <a:blip xmlns:r="http://schemas.openxmlformats.org/officeDocument/2006/relationships" r:embed="rId1945704700">
+                      <a:extLst>
+                        <a:ext uri="{28A0092B-C50C-407E-A947-70E740481C1C}">
+                          <a14:useLocalDpi xmlns:a14="http://schemas.microsoft.com/office/drawing/2010/main"/>
+                        </a:ext>
+                      </a:extLst>
+                    </a:blip>
+                    <a:stretch>
+                      <a:fillRect/>
+                    </a:stretch>
+                  </pic:blipFill>
+                  <pic:spPr>
+                    <a:xfrm>
+                      <a:off x="0" y="0"/>
+                      <a:ext cx="5762625" cy="4714875"/>
+                    </a:xfrm>
+                    <a:prstGeom prst="rect">
+                      <a:avLst/>
+                    </a:prstGeom>
+                  </pic:spPr>
+                </pic:pic>
+              </a:graphicData>
+            </a:graphic>
+          </wp:inline>
+        </w:drawing>
+      </w:r>
+    </w:p>
+    <w:p>
+      <w:pPr>
+        <w:pStyle w:val="Normalny"/>
+        <w:spacing w:line="276" w:lineRule="auto"/>
+        <w:jc w:val="both"/>
+      </w:pPr>
+      <w:r>
+        <w:rPr/>
+        <w:t xml:space="preserve">Tabela: </w:t>
+      </w:r>
+      <w:r>
+        <w:rPr>
+          <w:rFonts w:ascii="Aptos" w:hAnsi="Aptos" w:eastAsia="Aptos" w:cs="Aptos"/>
+          <w:noProof w:val="0"/>
+          <w:sz w:val="24"/>
+          <w:szCs w:val="24"/>
+          <w:lang w:val="pl-PL"/>
+        </w:rPr>
+        <w:t>Składanie i obsługa zlecenia (Zamówienie Towaru)</w:t>
+      </w:r>
+    </w:p>
+    <w:tbl>
+      <w:tblPr>
+        <w:tblStyle w:val="Tabela-Siatka"/>
+        <w:tblW w:w="0" w:type="auto"/>
+        <w:tblLook w:val="06A0" w:firstRow="1" w:lastRow="0" w:firstColumn="1" w:lastColumn="0" w:noHBand="1" w:noVBand="1"/>
+      </w:tblPr>
+      <w:tblGrid>
+        <w:gridCol w:w="585"/>
+        <w:gridCol w:w="3165"/>
+        <w:gridCol w:w="1675"/>
+        <w:gridCol w:w="1425"/>
+        <w:gridCol w:w="2336"/>
+      </w:tblGrid>
+      <w:tr>
+        <w:trPr>
+          <w:trHeight w:val="300"/>
+        </w:trPr>
+        <w:tc>
+          <w:tcPr>
+            <w:tcW w:w="585" w:type="dxa"/>
+            <w:tcMar/>
+          </w:tcPr>
+          <w:p>
+            <w:pPr>
+              <w:pStyle w:val="Normalny"/>
+            </w:pPr>
+            <w:r>
+              <w:rPr/>
+              <w:t>Lp.</w:t>
+            </w:r>
+          </w:p>
+        </w:tc>
+        <w:tc>
+          <w:tcPr>
+            <w:tcW w:w="3165" w:type="dxa"/>
+            <w:tcMar/>
+          </w:tcPr>
+          <w:p>
+            <w:pPr>
+              <w:pStyle w:val="Normalny"/>
+            </w:pPr>
+            <w:r>
+              <w:rPr/>
+              <w:t>Komunikat</w:t>
+            </w:r>
+          </w:p>
+        </w:tc>
+        <w:tc>
+          <w:tcPr>
+            <w:tcW w:w="1675" w:type="dxa"/>
+            <w:tcMar/>
+          </w:tcPr>
+          <w:p>
+            <w:pPr>
+              <w:pStyle w:val="Normalny"/>
+            </w:pPr>
+            <w:r>
+              <w:rPr/>
+              <w:t>Nadawca -&gt; Odbiorca</w:t>
+            </w:r>
+          </w:p>
+        </w:tc>
+        <w:tc>
+          <w:tcPr>
+            <w:tcW w:w="1425" w:type="dxa"/>
+            <w:tcMar/>
+          </w:tcPr>
+          <w:p>
+            <w:pPr>
+              <w:pStyle w:val="Normalny"/>
+            </w:pPr>
+            <w:r>
+              <w:rPr/>
+              <w:t>Rodzaj komunikatu (UML)</w:t>
+            </w:r>
+          </w:p>
+        </w:tc>
+        <w:tc>
+          <w:tcPr>
+            <w:tcW w:w="2336" w:type="dxa"/>
+            <w:tcMar/>
+          </w:tcPr>
+          <w:p>
+            <w:pPr>
+              <w:pStyle w:val="Normalny"/>
+            </w:pPr>
+            <w:r>
+              <w:rPr/>
+              <w:t>Opis / Znaczenie w systemie</w:t>
+            </w:r>
+          </w:p>
+        </w:tc>
+      </w:tr>
+      <w:tr>
+        <w:trPr>
+          <w:trHeight w:val="300"/>
+        </w:trPr>
+        <w:tc>
+          <w:tcPr>
+            <w:tcW w:w="585" w:type="dxa"/>
+            <w:tcMar/>
+          </w:tcPr>
+          <w:p>
+            <w:pPr>
+              <w:pStyle w:val="Normalny"/>
+            </w:pPr>
+            <w:r>
+              <w:rPr/>
+              <w:t>1</w:t>
+            </w:r>
+          </w:p>
+        </w:tc>
+        <w:tc>
+          <w:tcPr>
+            <w:tcW w:w="3165" w:type="dxa"/>
+            <w:tcMar/>
+          </w:tcPr>
+          <w:p>
+            <w:pPr>
+              <w:pStyle w:val="Normalny"/>
+            </w:pPr>
+            <w:r>
+              <w:rPr/>
+              <w:t>&lt;&lt;create&gt;&gt;</w:t>
+            </w:r>
+          </w:p>
+        </w:tc>
+        <w:tc>
+          <w:tcPr>
+            <w:tcW w:w="1675" w:type="dxa"/>
+            <w:tcMar/>
+          </w:tcPr>
+          <w:p>
+            <w:pPr>
+              <w:pStyle w:val="Normalny"/>
+            </w:pPr>
+            <w:r>
+              <w:rPr/>
+              <w:t>Klient -&gt; Zlecenie</w:t>
+            </w:r>
+          </w:p>
+        </w:tc>
+        <w:tc>
+          <w:tcPr>
+            <w:tcW w:w="1425" w:type="dxa"/>
+            <w:tcMar/>
+          </w:tcPr>
+          <w:p>
+            <w:pPr>
+              <w:pStyle w:val="Normalny"/>
+            </w:pPr>
+            <w:r>
+              <w:rPr/>
+              <w:t>Synchroniczny</w:t>
+            </w:r>
+          </w:p>
+        </w:tc>
+        <w:tc>
+          <w:tcPr>
+            <w:tcW w:w="2336" w:type="dxa"/>
+            <w:tcMar/>
+          </w:tcPr>
+          <w:p>
+            <w:pPr>
+              <w:pStyle w:val="Normalny"/>
+            </w:pPr>
+            <w:r>
+              <w:rPr/>
+              <w:t>Tworzenie nowego obiektu zlecenia w pamięci podczas rozpoczynania procesu zakupowego.</w:t>
+            </w:r>
+          </w:p>
+        </w:tc>
+      </w:tr>
+      <w:tr>
+        <w:trPr>
+          <w:trHeight w:val="300"/>
+        </w:trPr>
+        <w:tc>
+          <w:tcPr>
+            <w:tcW w:w="585" w:type="dxa"/>
+            <w:tcMar/>
+          </w:tcPr>
+          <w:p>
+            <w:pPr>
+              <w:pStyle w:val="Normalny"/>
+            </w:pPr>
+            <w:r>
+              <w:rPr/>
+              <w:t>2</w:t>
+            </w:r>
+          </w:p>
+        </w:tc>
+        <w:tc>
+          <w:tcPr>
+            <w:tcW w:w="3165" w:type="dxa"/>
+            <w:tcMar/>
+          </w:tcPr>
+          <w:p>
+            <w:pPr>
+              <w:pStyle w:val="Normalny"/>
+            </w:pPr>
+            <w:r>
+              <w:rPr/>
+              <w:t>return</w:t>
+            </w:r>
+          </w:p>
+        </w:tc>
+        <w:tc>
+          <w:tcPr>
+            <w:tcW w:w="1675" w:type="dxa"/>
+            <w:tcMar/>
+          </w:tcPr>
+          <w:p>
+            <w:pPr>
+              <w:pStyle w:val="Normalny"/>
+            </w:pPr>
+            <w:r>
+              <w:rPr/>
+              <w:t>Zlecenie -&gt; Klient</w:t>
+            </w:r>
+          </w:p>
+        </w:tc>
+        <w:tc>
+          <w:tcPr>
+            <w:tcW w:w="1425" w:type="dxa"/>
+            <w:tcMar/>
+          </w:tcPr>
+          <w:p>
+            <w:pPr>
+              <w:pStyle w:val="Normalny"/>
+            </w:pPr>
+            <w:r>
+              <w:rPr/>
+              <w:t>Powrót</w:t>
+            </w:r>
+          </w:p>
+        </w:tc>
+        <w:tc>
+          <w:tcPr>
+            <w:tcW w:w="2336" w:type="dxa"/>
+            <w:tcMar/>
+          </w:tcPr>
+          <w:p>
+            <w:pPr>
+              <w:pStyle w:val="Normalny"/>
+            </w:pPr>
+            <w:r>
+              <w:rPr/>
+              <w:t>Potwierdzenie poprawnego utworzenia zlecenia</w:t>
+            </w:r>
+          </w:p>
+        </w:tc>
+      </w:tr>
+      <w:tr>
+        <w:trPr>
+          <w:trHeight w:val="300"/>
+        </w:trPr>
+        <w:tc>
+          <w:tcPr>
+            <w:tcW w:w="585" w:type="dxa"/>
+            <w:tcMar/>
+          </w:tcPr>
+          <w:p>
+            <w:pPr>
+              <w:pStyle w:val="Normalny"/>
+            </w:pPr>
+            <w:r>
+              <w:rPr/>
+              <w:t>3</w:t>
+            </w:r>
+          </w:p>
+        </w:tc>
+        <w:tc>
+          <w:tcPr>
+            <w:tcW w:w="3165" w:type="dxa"/>
+            <w:tcMar/>
+          </w:tcPr>
+          <w:p>
+            <w:pPr>
+              <w:pStyle w:val="Normalny"/>
+            </w:pPr>
+            <w:r>
+              <w:rPr/>
+              <w:t>zlozZlecenie</w:t>
+            </w:r>
+            <w:r>
+              <w:rPr/>
+              <w:t>(Zlecenie)</w:t>
+            </w:r>
+          </w:p>
+        </w:tc>
+        <w:tc>
+          <w:tcPr>
+            <w:tcW w:w="1675" w:type="dxa"/>
+            <w:tcMar/>
+          </w:tcPr>
+          <w:p>
+            <w:pPr>
+              <w:pStyle w:val="Normalny"/>
+            </w:pPr>
+            <w:r>
+              <w:rPr/>
+              <w:t>Klient -&gt; Klient</w:t>
+            </w:r>
+          </w:p>
+        </w:tc>
+        <w:tc>
+          <w:tcPr>
+            <w:tcW w:w="1425" w:type="dxa"/>
+            <w:tcMar/>
+          </w:tcPr>
+          <w:p>
+            <w:pPr>
+              <w:pStyle w:val="Normalny"/>
+            </w:pPr>
+            <w:r>
+              <w:rPr/>
+              <w:t>Prosty</w:t>
+            </w:r>
+          </w:p>
+        </w:tc>
+        <w:tc>
+          <w:tcPr>
+            <w:tcW w:w="2336" w:type="dxa"/>
+            <w:tcMar/>
+          </w:tcPr>
+          <w:p>
+            <w:pPr>
+              <w:pStyle w:val="Normalny"/>
+            </w:pPr>
+            <w:r>
+              <w:rPr/>
+              <w:t>Wywołanie na własnym obiekcie. klient zatwierdza uzupełniony formularz i formalnie składa zlecenie w systemie.</w:t>
+            </w:r>
+          </w:p>
+        </w:tc>
+      </w:tr>
+      <w:tr>
+        <w:trPr>
+          <w:trHeight w:val="300"/>
+        </w:trPr>
+        <w:tc>
+          <w:tcPr>
+            <w:tcW w:w="585" w:type="dxa"/>
+            <w:tcMar/>
+          </w:tcPr>
+          <w:p>
+            <w:pPr>
+              <w:pStyle w:val="Normalny"/>
+            </w:pPr>
+            <w:r>
+              <w:rPr/>
+              <w:t>4</w:t>
+            </w:r>
+          </w:p>
+        </w:tc>
+        <w:tc>
+          <w:tcPr>
+            <w:tcW w:w="3165" w:type="dxa"/>
+            <w:tcMar/>
+          </w:tcPr>
+          <w:p>
+            <w:pPr>
+              <w:pStyle w:val="Normalny"/>
+            </w:pPr>
+            <w:r>
+              <w:rPr/>
+              <w:t>ZmienStatus</w:t>
+            </w:r>
+            <w:r>
+              <w:rPr/>
+              <w:t>()</w:t>
+            </w:r>
+          </w:p>
+        </w:tc>
+        <w:tc>
+          <w:tcPr>
+            <w:tcW w:w="1675" w:type="dxa"/>
+            <w:tcMar/>
+          </w:tcPr>
+          <w:p>
+            <w:pPr>
+              <w:pStyle w:val="Normalny"/>
+            </w:pPr>
+            <w:r>
+              <w:rPr/>
+              <w:t>Pracownik -&gt; Zlecenie</w:t>
+            </w:r>
+          </w:p>
+        </w:tc>
+        <w:tc>
+          <w:tcPr>
+            <w:tcW w:w="1425" w:type="dxa"/>
+            <w:tcMar/>
+          </w:tcPr>
+          <w:p>
+            <w:pPr>
+              <w:pStyle w:val="Normalny"/>
+            </w:pPr>
+            <w:r>
+              <w:rPr/>
+              <w:t>Synchroniczny</w:t>
+            </w:r>
+          </w:p>
+        </w:tc>
+        <w:tc>
+          <w:tcPr>
+            <w:tcW w:w="2336" w:type="dxa"/>
+            <w:tcMar/>
+          </w:tcPr>
+          <w:p>
+            <w:pPr>
+              <w:pStyle w:val="Normalny"/>
+            </w:pPr>
+            <w:r>
+              <w:rPr/>
+              <w:t xml:space="preserve">Pracownik po podjęciu zadania nadpisuje status w konkretnym obiekcie Zlecenia (np. na "W realizacji"). </w:t>
+            </w:r>
+          </w:p>
+        </w:tc>
+      </w:tr>
+      <w:tr>
+        <w:trPr>
+          <w:trHeight w:val="300"/>
+        </w:trPr>
+        <w:tc>
+          <w:tcPr>
+            <w:tcW w:w="585" w:type="dxa"/>
+            <w:tcMar/>
+          </w:tcPr>
+          <w:p>
+            <w:pPr>
+              <w:pStyle w:val="Normalny"/>
+            </w:pPr>
+            <w:r>
+              <w:rPr/>
+              <w:t>5</w:t>
+            </w:r>
+          </w:p>
+        </w:tc>
+        <w:tc>
+          <w:tcPr>
+            <w:tcW w:w="3165" w:type="dxa"/>
+            <w:tcMar/>
+          </w:tcPr>
+          <w:p>
+            <w:pPr>
+              <w:pStyle w:val="Normalny"/>
+            </w:pPr>
+            <w:r>
+              <w:rPr/>
+              <w:t>return</w:t>
+            </w:r>
+          </w:p>
+        </w:tc>
+        <w:tc>
+          <w:tcPr>
+            <w:tcW w:w="1675" w:type="dxa"/>
+            <w:tcMar/>
+          </w:tcPr>
+          <w:p>
+            <w:pPr>
+              <w:pStyle w:val="Normalny"/>
+            </w:pPr>
+            <w:r>
+              <w:rPr/>
+              <w:t>Zlecenie -&gt; Pracownik</w:t>
+            </w:r>
+          </w:p>
+        </w:tc>
+        <w:tc>
+          <w:tcPr>
+            <w:tcW w:w="1425" w:type="dxa"/>
+            <w:tcMar/>
+          </w:tcPr>
+          <w:p>
+            <w:pPr>
+              <w:pStyle w:val="Normalny"/>
+            </w:pPr>
+            <w:r>
+              <w:rPr/>
+              <w:t>Powrót</w:t>
+            </w:r>
+          </w:p>
+        </w:tc>
+        <w:tc>
+          <w:tcPr>
+            <w:tcW w:w="2336" w:type="dxa"/>
+            <w:tcMar/>
+          </w:tcPr>
+          <w:p>
+            <w:pPr>
+              <w:pStyle w:val="Normalny"/>
+            </w:pPr>
+            <w:r>
+              <w:rPr/>
+              <w:t>Potwierdzenie zapisu nowego statusu w obiekcie.</w:t>
+            </w:r>
+          </w:p>
+        </w:tc>
+      </w:tr>
+    </w:tbl>
+    <w:p>
+      <w:pPr>
+        <w:pStyle w:val="Normalny"/>
+        <w:suppressLineNumbers w:val="0"/>
+        <w:bidi w:val="0"/>
+        <w:spacing w:before="0" w:beforeAutospacing="off" w:after="160" w:afterAutospacing="off" w:line="276" w:lineRule="auto"/>
+        <w:ind w:left="0" w:right="0"/>
+        <w:jc w:val="both"/>
+      </w:pPr>
+    </w:p>
+    <w:p>
+      <w:pPr>
+        <w:pStyle w:val="Normalny"/>
+        <w:spacing w:line="276" w:lineRule="auto"/>
+        <w:ind w:left="0"/>
+        <w:jc w:val="both"/>
+      </w:pPr>
+      <w:r>
+        <w:rPr/>
+        <w:t>, ,</w:t>
+      </w:r>
+      <w:r>
+        <w:rPr/>
+        <w:t xml:space="preserve"> </w:t>
+      </w:r>
+      <w:r>
+        <w:rPr/>
+        <w:t>, ,</w:t>
+      </w:r>
+      <w:r>
+        <w:rPr/>
+        <w:t xml:space="preserve"> </w:t>
+      </w:r>
+    </w:p>
+    <w:p>
+      <w:pPr>
+        <w:pStyle w:val="Normalny"/>
+        <w:spacing w:line="276" w:lineRule="auto"/>
+        <w:jc w:val="both"/>
+      </w:pPr>
+      <w:r>
+        <w:rPr/>
+        <w:t>1</w:t>
+      </w:r>
+      <w:r>
+        <w:rPr/>
+        <w:t>, ,</w:t>
+      </w:r>
+      <w:r>
+        <w:rPr/>
+        <w:t xml:space="preserve"> , (tworzący), Inicjalizacja nowego obiektu zlecenia w pamięci podczas rozpoczynania procesu zakupowego.</w:t>
+      </w:r>
+    </w:p>
+    <w:p>
+      <w:pPr>
+        <w:pStyle w:val="Normalny"/>
+        <w:spacing w:line="276" w:lineRule="auto"/>
+        <w:jc w:val="both"/>
+      </w:pPr>
+      <w:r>
+        <w:rPr/>
+        <w:t>2</w:t>
+      </w:r>
+      <w:r>
+        <w:rPr/>
+        <w:t>, ,</w:t>
+      </w:r>
+      <w:r>
+        <w:rPr/>
+        <w:t xml:space="preserve"> </w:t>
+      </w:r>
+      <w:r>
+        <w:rPr/>
+        <w:t>, ,</w:t>
+      </w:r>
+      <w:r>
+        <w:rPr/>
+        <w:t xml:space="preserve"> Zwrot sterowania; .</w:t>
+      </w:r>
+    </w:p>
+    <w:p>
+      <w:pPr>
+        <w:pStyle w:val="Normalny"/>
+        <w:spacing w:line="276" w:lineRule="auto"/>
+        <w:jc w:val="both"/>
+      </w:pPr>
+      <w:r>
+        <w:rPr/>
+        <w:t>3</w:t>
+      </w:r>
+      <w:r>
+        <w:rPr/>
+        <w:t>, ,</w:t>
+      </w:r>
+      <w:r>
+        <w:rPr/>
+        <w:t xml:space="preserve"> , (własny), </w:t>
+      </w:r>
+    </w:p>
+    <w:p>
+      <w:pPr>
+        <w:pStyle w:val="Normalny"/>
+        <w:spacing w:line="276" w:lineRule="auto"/>
+        <w:jc w:val="both"/>
+      </w:pPr>
+      <w:r>
+        <w:rPr/>
+        <w:t>4,  ,</w:t>
+      </w:r>
+      <w:r>
+        <w:rPr/>
+        <w:t xml:space="preserve"> , </w:t>
+      </w:r>
+    </w:p>
+    <w:p>
+      <w:pPr>
+        <w:pStyle w:val="Normalny"/>
+        <w:spacing w:line="276" w:lineRule="auto"/>
+        <w:jc w:val="both"/>
+      </w:pPr>
+      <w:r>
+        <w:rPr/>
+        <w:t>5, return</w:t>
+      </w:r>
+      <w:r>
+        <w:rPr/>
+        <w:t>, ,</w:t>
+      </w:r>
+      <w:r>
+        <w:rPr/>
+        <w:t xml:space="preserve"> , Potwierdzenie zapisu nowego statusu w bazie/obiekcie. Sterowanie wraca do pracownika.</w:t>
+      </w:r>
+    </w:p>
+    <w:p>
+      <w:pPr>
+        <w:pStyle w:val="Normalny"/>
+        <w:spacing w:line="276" w:lineRule="auto"/>
+        <w:jc w:val="both"/>
+      </w:pPr>
+    </w:p>
+    <w:p>
+      <w:pPr>
+        <w:pStyle w:val="Normalny"/>
+        <w:spacing w:line="276" w:lineRule="auto"/>
+        <w:jc w:val="both"/>
+      </w:pPr>
+    </w:p>
+    <w:p>
+      <w:pPr>
+        <w:pStyle w:val="Normalny"/>
+        <w:spacing w:line="276" w:lineRule="auto"/>
+        <w:jc w:val="both"/>
+      </w:pPr>
     </w:p>
     <w:p>
       <w:pPr>

--- a/projektFirmaRolnicza.docx
+++ b/projektFirmaRolnicza.docx
@@ -3003,7 +3003,7 @@
       </w:pPr>
       <w:r>
         <w:drawing>
-          <wp:inline wp14:editId="2F3D65CB" wp14:anchorId="00D14BD4">
+          <wp:inline wp14:editId="1B324825" wp14:anchorId="00D14BD4">
             <wp:extent cx="5762625" cy="4714875"/>
             <wp:effectExtent l="0" t="0" r="0" b="0"/>
             <wp:docPr id="717948725" name="drawing"/>
@@ -3433,6 +3433,207 @@
             </w:pPr>
             <w:r>
               <w:rPr/>
+              <w:t>PrzegladajZlecenia()</w:t>
+            </w:r>
+          </w:p>
+        </w:tc>
+        <w:tc>
+          <w:tcPr>
+            <w:tcW w:w="1675" w:type="dxa"/>
+            <w:tcMar/>
+          </w:tcPr>
+          <w:p>
+            <w:pPr>
+              <w:pStyle w:val="Normalny"/>
+              <w:suppressLineNumbers w:val="0"/>
+              <w:bidi w:val="0"/>
+              <w:spacing w:before="0" w:beforeAutospacing="off" w:after="0" w:afterAutospacing="off" w:line="240" w:lineRule="auto"/>
+              <w:ind w:left="0" w:right="0"/>
+              <w:jc w:val="left"/>
+            </w:pPr>
+            <w:r>
+              <w:rPr/>
+              <w:t>Pracownik -&gt; Pracownik</w:t>
+            </w:r>
+          </w:p>
+          <w:p>
+            <w:pPr>
+              <w:pStyle w:val="Normalny"/>
+            </w:pPr>
+          </w:p>
+        </w:tc>
+        <w:tc>
+          <w:tcPr>
+            <w:tcW w:w="1425" w:type="dxa"/>
+            <w:tcMar/>
+          </w:tcPr>
+          <w:p>
+            <w:pPr>
+              <w:pStyle w:val="Normalny"/>
+            </w:pPr>
+            <w:r>
+              <w:rPr/>
+              <w:t>Prosty</w:t>
+            </w:r>
+          </w:p>
+        </w:tc>
+        <w:tc>
+          <w:tcPr>
+            <w:tcW w:w="2336" w:type="dxa"/>
+            <w:tcMar/>
+          </w:tcPr>
+          <w:p>
+            <w:pPr>
+              <w:pStyle w:val="Normalny"/>
+            </w:pPr>
+            <w:r>
+              <w:rPr/>
+              <w:t xml:space="preserve">Wywołanie na własnym obiekcie. </w:t>
+            </w:r>
+            <w:r>
+              <w:rPr/>
+              <w:t xml:space="preserve">Przeglądanie </w:t>
+            </w:r>
+            <w:r>
+              <w:rPr/>
+              <w:t>utworzonych zleceń</w:t>
+            </w:r>
+          </w:p>
+        </w:tc>
+      </w:tr>
+      <w:tr>
+        <w:trPr>
+          <w:trHeight w:val="300"/>
+        </w:trPr>
+        <w:tc>
+          <w:tcPr>
+            <w:tcW w:w="585" w:type="dxa"/>
+            <w:tcMar/>
+          </w:tcPr>
+          <w:p>
+            <w:pPr>
+              <w:pStyle w:val="Normalny"/>
+            </w:pPr>
+            <w:r>
+              <w:rPr/>
+              <w:t>5</w:t>
+            </w:r>
+          </w:p>
+        </w:tc>
+        <w:tc>
+          <w:tcPr>
+            <w:tcW w:w="3165" w:type="dxa"/>
+            <w:tcMar/>
+          </w:tcPr>
+          <w:p>
+            <w:pPr>
+              <w:pStyle w:val="Normalny"/>
+            </w:pPr>
+            <w:r>
+              <w:rPr/>
+              <w:t>AktualizujUsluge</w:t>
+            </w:r>
+            <w:r>
+              <w:rPr/>
+              <w:t>(Zlecenie)</w:t>
+            </w:r>
+          </w:p>
+        </w:tc>
+        <w:tc>
+          <w:tcPr>
+            <w:tcW w:w="1675" w:type="dxa"/>
+            <w:tcMar/>
+          </w:tcPr>
+          <w:p>
+            <w:pPr>
+              <w:pStyle w:val="Normalny"/>
+              <w:suppressLineNumbers w:val="0"/>
+              <w:bidi w:val="0"/>
+              <w:spacing w:before="0" w:beforeAutospacing="off" w:after="0" w:afterAutospacing="off" w:line="240" w:lineRule="auto"/>
+              <w:ind w:left="0" w:right="0"/>
+              <w:jc w:val="left"/>
+            </w:pPr>
+            <w:r>
+              <w:rPr/>
+              <w:t>Pracownik -&gt; Pracownik</w:t>
+            </w:r>
+          </w:p>
+          <w:p>
+            <w:pPr>
+              <w:pStyle w:val="Normalny"/>
+              <w:spacing w:line="240" w:lineRule="auto"/>
+              <w:jc w:val="left"/>
+            </w:pPr>
+          </w:p>
+        </w:tc>
+        <w:tc>
+          <w:tcPr>
+            <w:tcW w:w="1425" w:type="dxa"/>
+            <w:tcMar/>
+          </w:tcPr>
+          <w:p>
+            <w:pPr>
+              <w:pStyle w:val="Normalny"/>
+            </w:pPr>
+            <w:r>
+              <w:rPr/>
+              <w:t>Prosty</w:t>
+            </w:r>
+          </w:p>
+        </w:tc>
+        <w:tc>
+          <w:tcPr>
+            <w:tcW w:w="2336" w:type="dxa"/>
+            <w:tcMar/>
+          </w:tcPr>
+          <w:p>
+            <w:pPr>
+              <w:pStyle w:val="Normalny"/>
+            </w:pPr>
+            <w:r>
+              <w:rPr/>
+              <w:t>Wywołanie na własnym obiekcie.</w:t>
+            </w:r>
+            <w:r>
+              <w:br/>
+            </w:r>
+            <w:r>
+              <w:rPr/>
+              <w:t>Pozwala na zmianę statusu zlecenia</w:t>
+            </w:r>
+          </w:p>
+        </w:tc>
+      </w:tr>
+      <w:tr>
+        <w:trPr>
+          <w:trHeight w:val="300"/>
+        </w:trPr>
+        <w:tc>
+          <w:tcPr>
+            <w:tcW w:w="585" w:type="dxa"/>
+            <w:tcMar/>
+          </w:tcPr>
+          <w:p>
+            <w:pPr>
+              <w:pStyle w:val="Normalny"/>
+            </w:pPr>
+            <w:r>
+              <w:rPr/>
+              <w:t>6</w:t>
+            </w:r>
+          </w:p>
+        </w:tc>
+        <w:tc>
+          <w:tcPr>
+            <w:tcW w:w="3165" w:type="dxa"/>
+            <w:tcMar/>
+          </w:tcPr>
+          <w:p>
+            <w:pPr>
+              <w:pStyle w:val="Normalny"/>
+            </w:pPr>
+            <w:r>
+              <w:rPr/>
               <w:t>ZmienStatus</w:t>
             </w:r>
             <w:r>
@@ -3502,7 +3703,7 @@
             </w:pPr>
             <w:r>
               <w:rPr/>
-              <w:t>5</w:t>
+              <w:t>7</w:t>
             </w:r>
           </w:p>
         </w:tc>
@@ -3575,143 +3776,6 @@
         <w:bidi w:val="0"/>
         <w:spacing w:before="0" w:beforeAutospacing="off" w:after="160" w:afterAutospacing="off" w:line="276" w:lineRule="auto"/>
         <w:ind w:left="0" w:right="0"/>
-        <w:jc w:val="both"/>
-      </w:pPr>
-    </w:p>
-    <w:p>
-      <w:pPr>
-        <w:pStyle w:val="Normalny"/>
-        <w:spacing w:line="276" w:lineRule="auto"/>
-        <w:ind w:left="0"/>
-        <w:jc w:val="both"/>
-      </w:pPr>
-      <w:r>
-        <w:rPr/>
-        <w:t>, ,</w:t>
-      </w:r>
-      <w:r>
-        <w:rPr/>
-        <w:t xml:space="preserve"> </w:t>
-      </w:r>
-      <w:r>
-        <w:rPr/>
-        <w:t>, ,</w:t>
-      </w:r>
-      <w:r>
-        <w:rPr/>
-        <w:t xml:space="preserve"> </w:t>
-      </w:r>
-    </w:p>
-    <w:p>
-      <w:pPr>
-        <w:pStyle w:val="Normalny"/>
-        <w:spacing w:line="276" w:lineRule="auto"/>
-        <w:jc w:val="both"/>
-      </w:pPr>
-      <w:r>
-        <w:rPr/>
-        <w:t>1</w:t>
-      </w:r>
-      <w:r>
-        <w:rPr/>
-        <w:t>, ,</w:t>
-      </w:r>
-      <w:r>
-        <w:rPr/>
-        <w:t xml:space="preserve"> , (tworzący), Inicjalizacja nowego obiektu zlecenia w pamięci podczas rozpoczynania procesu zakupowego.</w:t>
-      </w:r>
-    </w:p>
-    <w:p>
-      <w:pPr>
-        <w:pStyle w:val="Normalny"/>
-        <w:spacing w:line="276" w:lineRule="auto"/>
-        <w:jc w:val="both"/>
-      </w:pPr>
-      <w:r>
-        <w:rPr/>
-        <w:t>2</w:t>
-      </w:r>
-      <w:r>
-        <w:rPr/>
-        <w:t>, ,</w:t>
-      </w:r>
-      <w:r>
-        <w:rPr/>
-        <w:t xml:space="preserve"> </w:t>
-      </w:r>
-      <w:r>
-        <w:rPr/>
-        <w:t>, ,</w:t>
-      </w:r>
-      <w:r>
-        <w:rPr/>
-        <w:t xml:space="preserve"> Zwrot sterowania; .</w:t>
-      </w:r>
-    </w:p>
-    <w:p>
-      <w:pPr>
-        <w:pStyle w:val="Normalny"/>
-        <w:spacing w:line="276" w:lineRule="auto"/>
-        <w:jc w:val="both"/>
-      </w:pPr>
-      <w:r>
-        <w:rPr/>
-        <w:t>3</w:t>
-      </w:r>
-      <w:r>
-        <w:rPr/>
-        <w:t>, ,</w:t>
-      </w:r>
-      <w:r>
-        <w:rPr/>
-        <w:t xml:space="preserve"> , (własny), </w:t>
-      </w:r>
-    </w:p>
-    <w:p>
-      <w:pPr>
-        <w:pStyle w:val="Normalny"/>
-        <w:spacing w:line="276" w:lineRule="auto"/>
-        <w:jc w:val="both"/>
-      </w:pPr>
-      <w:r>
-        <w:rPr/>
-        <w:t>4,  ,</w:t>
-      </w:r>
-      <w:r>
-        <w:rPr/>
-        <w:t xml:space="preserve"> , </w:t>
-      </w:r>
-    </w:p>
-    <w:p>
-      <w:pPr>
-        <w:pStyle w:val="Normalny"/>
-        <w:spacing w:line="276" w:lineRule="auto"/>
-        <w:jc w:val="both"/>
-      </w:pPr>
-      <w:r>
-        <w:rPr/>
-        <w:t>5, return</w:t>
-      </w:r>
-      <w:r>
-        <w:rPr/>
-        <w:t>, ,</w:t>
-      </w:r>
-      <w:r>
-        <w:rPr/>
-        <w:t xml:space="preserve"> , Potwierdzenie zapisu nowego statusu w bazie/obiekcie. Sterowanie wraca do pracownika.</w:t>
-      </w:r>
-    </w:p>
-    <w:p>
-      <w:pPr>
-        <w:pStyle w:val="Normalny"/>
-        <w:spacing w:line="276" w:lineRule="auto"/>
-        <w:jc w:val="both"/>
-      </w:pPr>
-    </w:p>
-    <w:p>
-      <w:pPr>
-        <w:pStyle w:val="Normalny"/>
-        <w:spacing w:line="276" w:lineRule="auto"/>
         <w:jc w:val="both"/>
       </w:pPr>
     </w:p>

--- a/projektFirmaRolnicza.docx
+++ b/projektFirmaRolnicza.docx
@@ -3003,10 +3003,10 @@
       </w:pPr>
       <w:r>
         <w:drawing>
-          <wp:inline wp14:editId="1B324825" wp14:anchorId="00D14BD4">
-            <wp:extent cx="5762625" cy="4714875"/>
+          <wp:inline wp14:editId="0F708079" wp14:anchorId="6118AE8D">
+            <wp:extent cx="5762625" cy="4886325"/>
             <wp:effectExtent l="0" t="0" r="0" b="0"/>
-            <wp:docPr id="717948725" name="drawing"/>
+            <wp:docPr id="438197880" name="drawing"/>
             <wp:cNvGraphicFramePr>
               <a:graphicFrameLocks noChangeAspect="1"/>
             </wp:cNvGraphicFramePr>
@@ -3014,11 +3014,11 @@
               <a:graphicData xmlns:a="http://schemas.openxmlformats.org/drawingml/2006/main" uri="http://schemas.openxmlformats.org/drawingml/2006/picture">
                 <pic:pic xmlns:pic="http://schemas.openxmlformats.org/drawingml/2006/picture">
                   <pic:nvPicPr>
-                    <pic:cNvPr id="717948725" name="Picture 717948725"/>
+                    <pic:cNvPr id="438197880" name="Picture 438197880"/>
                     <pic:cNvPicPr/>
                   </pic:nvPicPr>
                   <pic:blipFill>
-                    <a:blip xmlns:r="http://schemas.openxmlformats.org/officeDocument/2006/relationships" r:embed="rId1945704700">
+                    <a:blip xmlns:r="http://schemas.openxmlformats.org/officeDocument/2006/relationships" r:embed="rId452828184">
                       <a:extLst>
                         <a:ext uri="{28A0092B-C50C-407E-A947-70E740481C1C}">
                           <a14:useLocalDpi xmlns:a14="http://schemas.microsoft.com/office/drawing/2010/main"/>
@@ -3032,7 +3032,7 @@
                   <pic:spPr>
                     <a:xfrm>
                       <a:off x="0" y="0"/>
-                      <a:ext cx="5762625" cy="4714875"/>
+                      <a:ext cx="5762625" cy="4886325"/>
                     </a:xfrm>
                     <a:prstGeom prst="rect">
                       <a:avLst/>
@@ -3433,7 +3433,15 @@
             </w:pPr>
             <w:r>
               <w:rPr/>
-              <w:t>PrzegladajZlecenia()</w:t>
+              <w:t>PrzegladajZ</w:t>
+            </w:r>
+            <w:r>
+              <w:rPr/>
+              <w:t>adania</w:t>
+            </w:r>
+            <w:r>
+              <w:rPr/>
+              <w:t>()</w:t>
             </w:r>
           </w:p>
         </w:tc>
@@ -4602,6 +4610,11 @@
       <w:pPr>
         <w:spacing w:line="276" w:lineRule="auto"/>
         <w:jc w:val="both"/>
+        <w:rPr>
+          <w:rFonts w:ascii="Times New Roman" w:hAnsi="Times New Roman" w:eastAsia="Times New Roman" w:cs="Times New Roman"/>
+          <w:sz w:val="28"/>
+          <w:szCs w:val="28"/>
+        </w:rPr>
       </w:pPr>
       <w:r>
         <w:rPr>
@@ -4611,6 +4624,1732 @@
         </w:rPr>
         <w:t xml:space="preserve">        5.3. Diagramy stanów (3 diagramy dla wybranych klas) wraz z opisem tekstowym występującym na nich elementów</w:t>
       </w:r>
+      <w:r>
+        <w:br/>
+      </w:r>
+    </w:p>
+    <w:p>
+      <w:pPr>
+        <w:pStyle w:val="Normalny"/>
+        <w:spacing w:line="276" w:lineRule="auto"/>
+        <w:jc w:val="both"/>
+      </w:pPr>
+      <w:r>
+        <w:rPr>
+          <w:rFonts w:ascii="Times New Roman" w:hAnsi="Times New Roman" w:eastAsia="Times New Roman" w:cs="Times New Roman"/>
+          <w:noProof w:val="0"/>
+          <w:sz w:val="36"/>
+          <w:szCs w:val="36"/>
+          <w:lang w:val="pl-PL"/>
+        </w:rPr>
+        <w:t xml:space="preserve">Diagram stanów dla klasy Pracownik - </w:t>
+      </w:r>
+      <w:r>
+        <w:rPr>
+          <w:rFonts w:ascii="Times New Roman" w:hAnsi="Times New Roman" w:eastAsia="Times New Roman" w:cs="Times New Roman"/>
+          <w:b w:val="1"/>
+          <w:bCs w:val="1"/>
+          <w:sz w:val="36"/>
+          <w:szCs w:val="36"/>
+        </w:rPr>
+        <w:t>Piotr Poletyło</w:t>
+      </w:r>
+    </w:p>
+    <w:p>
+      <w:pPr>
+        <w:spacing w:line="276" w:lineRule="auto"/>
+        <w:jc w:val="both"/>
+        <w:rPr>
+          <w:rFonts w:ascii="Times New Roman" w:hAnsi="Times New Roman" w:eastAsia="Times New Roman" w:cs="Times New Roman"/>
+          <w:sz w:val="28"/>
+          <w:szCs w:val="28"/>
+        </w:rPr>
+      </w:pPr>
+    </w:p>
+    <w:p>
+      <w:pPr>
+        <w:pStyle w:val="Normalny"/>
+        <w:spacing w:before="0" w:beforeAutospacing="off"/>
+        <w:jc w:val="both"/>
+      </w:pPr>
+      <w:r>
+        <w:drawing>
+          <wp:inline wp14:editId="20DDE649" wp14:anchorId="1A92BA5F">
+            <wp:extent cx="5762625" cy="3581400"/>
+            <wp:effectExtent l="0" t="0" r="0" b="0"/>
+            <wp:docPr id="1279036422" name="drawing"/>
+            <wp:cNvGraphicFramePr>
+              <a:graphicFrameLocks noChangeAspect="1"/>
+            </wp:cNvGraphicFramePr>
+            <a:graphic>
+              <a:graphicData xmlns:a="http://schemas.openxmlformats.org/drawingml/2006/main" uri="http://schemas.openxmlformats.org/drawingml/2006/picture">
+                <pic:pic xmlns:pic="http://schemas.openxmlformats.org/drawingml/2006/picture">
+                  <pic:nvPicPr>
+                    <pic:cNvPr id="1279036422" name="Picture 1279036422"/>
+                    <pic:cNvPicPr/>
+                  </pic:nvPicPr>
+                  <pic:blipFill>
+                    <a:blip xmlns:r="http://schemas.openxmlformats.org/officeDocument/2006/relationships" r:embed="rId452979755">
+                      <a:extLst>
+                        <a:ext uri="{28A0092B-C50C-407E-A947-70E740481C1C}">
+                          <a14:useLocalDpi xmlns:a14="http://schemas.microsoft.com/office/drawing/2010/main"/>
+                        </a:ext>
+                      </a:extLst>
+                    </a:blip>
+                    <a:stretch>
+                      <a:fillRect/>
+                    </a:stretch>
+                  </pic:blipFill>
+                  <pic:spPr>
+                    <a:xfrm>
+                      <a:off x="0" y="0"/>
+                      <a:ext cx="5762625" cy="3581400"/>
+                    </a:xfrm>
+                    <a:prstGeom prst="rect">
+                      <a:avLst/>
+                    </a:prstGeom>
+                  </pic:spPr>
+                </pic:pic>
+              </a:graphicData>
+            </a:graphic>
+          </wp:inline>
+        </w:drawing>
+      </w:r>
+      <w:r>
+        <w:rPr>
+          <w:rFonts w:ascii="Aptos" w:hAnsi="Aptos" w:eastAsia="Aptos" w:cs="Aptos"/>
+          <w:b w:val="1"/>
+          <w:bCs w:val="1"/>
+          <w:noProof w:val="0"/>
+          <w:sz w:val="24"/>
+          <w:szCs w:val="24"/>
+          <w:lang w:val="pl-PL"/>
+        </w:rPr>
+        <w:t>Opis elementów:</w:t>
+      </w:r>
+    </w:p>
+    <w:p>
+      <w:pPr>
+        <w:pStyle w:val="Normalny"/>
+        <w:spacing w:before="0" w:beforeAutospacing="off"/>
+        <w:jc w:val="both"/>
+      </w:pPr>
+      <w:r>
+        <w:rPr>
+          <w:rFonts w:ascii="Aptos" w:hAnsi="Aptos" w:eastAsia="Aptos" w:cs="Aptos"/>
+          <w:b w:val="1"/>
+          <w:bCs w:val="1"/>
+          <w:noProof w:val="0"/>
+          <w:sz w:val="24"/>
+          <w:szCs w:val="24"/>
+          <w:lang w:val="pl-PL"/>
+        </w:rPr>
+        <w:t>1. Stany :</w:t>
+      </w:r>
+    </w:p>
+    <w:p>
+      <w:pPr>
+        <w:pStyle w:val="Akapitzlist"/>
+        <w:numPr>
+          <w:ilvl w:val="0"/>
+          <w:numId w:val="36"/>
+        </w:numPr>
+        <w:spacing w:before="0" w:beforeAutospacing="off"/>
+        <w:jc w:val="both"/>
+        <w:rPr>
+          <w:rFonts w:ascii="Aptos" w:hAnsi="Aptos" w:eastAsia="Aptos" w:cs="Aptos"/>
+          <w:noProof w:val="0"/>
+          <w:sz w:val="24"/>
+          <w:szCs w:val="24"/>
+          <w:lang w:val="pl-PL"/>
+        </w:rPr>
+      </w:pPr>
+      <w:r>
+        <w:rPr>
+          <w:rFonts w:ascii="Aptos" w:hAnsi="Aptos" w:eastAsia="Aptos" w:cs="Aptos"/>
+          <w:b w:val="1"/>
+          <w:bCs w:val="1"/>
+          <w:noProof w:val="0"/>
+          <w:sz w:val="24"/>
+          <w:szCs w:val="24"/>
+          <w:lang w:val="pl-PL"/>
+        </w:rPr>
+        <w:t>Zatrudniony:</w:t>
+      </w:r>
+      <w:r>
+        <w:rPr>
+          <w:rFonts w:ascii="Aptos" w:hAnsi="Aptos" w:eastAsia="Aptos" w:cs="Aptos"/>
+          <w:b w:val="1"/>
+          <w:bCs w:val="1"/>
+          <w:noProof w:val="0"/>
+          <w:sz w:val="24"/>
+          <w:szCs w:val="24"/>
+          <w:lang w:val="pl-PL"/>
+        </w:rPr>
+        <w:t xml:space="preserve"> </w:t>
+      </w:r>
+      <w:r>
+        <w:rPr>
+          <w:rFonts w:ascii="Aptos" w:hAnsi="Aptos" w:eastAsia="Aptos" w:cs="Aptos"/>
+          <w:noProof w:val="0"/>
+          <w:sz w:val="24"/>
+          <w:szCs w:val="24"/>
+          <w:lang w:val="pl-PL"/>
+        </w:rPr>
+        <w:t>Obiekt</w:t>
+      </w:r>
+      <w:r>
+        <w:rPr>
+          <w:rFonts w:ascii="Aptos" w:hAnsi="Aptos" w:eastAsia="Aptos" w:cs="Aptos"/>
+          <w:noProof w:val="0"/>
+          <w:sz w:val="24"/>
+          <w:szCs w:val="24"/>
+          <w:lang w:val="pl-PL"/>
+        </w:rPr>
+        <w:t xml:space="preserve"> pracownika istnieje w systemie, ale pracownik nie rozpoczął jeszcze zmiany roboczej.</w:t>
+      </w:r>
+    </w:p>
+    <w:p>
+      <w:pPr>
+        <w:pStyle w:val="Akapitzlist"/>
+        <w:numPr>
+          <w:ilvl w:val="0"/>
+          <w:numId w:val="36"/>
+        </w:numPr>
+        <w:spacing w:before="0" w:beforeAutospacing="off"/>
+        <w:jc w:val="both"/>
+        <w:rPr>
+          <w:rFonts w:ascii="Aptos" w:hAnsi="Aptos" w:eastAsia="Aptos" w:cs="Aptos"/>
+          <w:noProof w:val="0"/>
+          <w:sz w:val="24"/>
+          <w:szCs w:val="24"/>
+          <w:lang w:val="pl-PL"/>
+        </w:rPr>
+      </w:pPr>
+      <w:r>
+        <w:rPr>
+          <w:rFonts w:ascii="Aptos" w:hAnsi="Aptos" w:eastAsia="Aptos" w:cs="Aptos"/>
+          <w:b w:val="1"/>
+          <w:bCs w:val="1"/>
+          <w:noProof w:val="0"/>
+          <w:sz w:val="24"/>
+          <w:szCs w:val="24"/>
+          <w:lang w:val="pl-PL"/>
+        </w:rPr>
+        <w:t>Dostępny:</w:t>
+      </w:r>
+      <w:r>
+        <w:rPr>
+          <w:rFonts w:ascii="Aptos" w:hAnsi="Aptos" w:eastAsia="Aptos" w:cs="Aptos"/>
+          <w:b w:val="1"/>
+          <w:bCs w:val="1"/>
+          <w:noProof w:val="0"/>
+          <w:sz w:val="24"/>
+          <w:szCs w:val="24"/>
+          <w:lang w:val="pl-PL"/>
+        </w:rPr>
+        <w:t xml:space="preserve"> </w:t>
+      </w:r>
+      <w:r>
+        <w:rPr>
+          <w:rFonts w:ascii="Aptos" w:hAnsi="Aptos" w:eastAsia="Aptos" w:cs="Aptos"/>
+          <w:noProof w:val="0"/>
+          <w:sz w:val="24"/>
+          <w:szCs w:val="24"/>
+          <w:lang w:val="pl-PL"/>
+        </w:rPr>
+        <w:t>P</w:t>
+      </w:r>
+      <w:r>
+        <w:rPr>
+          <w:rFonts w:ascii="Aptos" w:hAnsi="Aptos" w:eastAsia="Aptos" w:cs="Aptos"/>
+          <w:noProof w:val="0"/>
+          <w:sz w:val="24"/>
+          <w:szCs w:val="24"/>
+          <w:lang w:val="pl-PL"/>
+        </w:rPr>
+        <w:t>racownik</w:t>
+      </w:r>
+      <w:r>
+        <w:rPr>
+          <w:rFonts w:ascii="Aptos" w:hAnsi="Aptos" w:eastAsia="Aptos" w:cs="Aptos"/>
+          <w:noProof w:val="0"/>
+          <w:sz w:val="24"/>
+          <w:szCs w:val="24"/>
+          <w:lang w:val="pl-PL"/>
+        </w:rPr>
+        <w:t xml:space="preserve"> jest zalogowany do systemu, ma włączony status dostępności i oczekuje na przydzielenie nowego zadania.</w:t>
+      </w:r>
+    </w:p>
+    <w:p>
+      <w:pPr>
+        <w:pStyle w:val="Akapitzlist"/>
+        <w:numPr>
+          <w:ilvl w:val="0"/>
+          <w:numId w:val="36"/>
+        </w:numPr>
+        <w:spacing w:before="0" w:beforeAutospacing="off"/>
+        <w:jc w:val="both"/>
+        <w:rPr>
+          <w:rFonts w:ascii="Aptos" w:hAnsi="Aptos" w:eastAsia="Aptos" w:cs="Aptos"/>
+          <w:noProof w:val="0"/>
+          <w:sz w:val="24"/>
+          <w:szCs w:val="24"/>
+          <w:lang w:val="pl-PL"/>
+        </w:rPr>
+      </w:pPr>
+      <w:r>
+        <w:rPr>
+          <w:rFonts w:ascii="Aptos" w:hAnsi="Aptos" w:eastAsia="Aptos" w:cs="Aptos"/>
+          <w:b w:val="1"/>
+          <w:bCs w:val="1"/>
+          <w:noProof w:val="0"/>
+          <w:sz w:val="24"/>
+          <w:szCs w:val="24"/>
+          <w:lang w:val="pl-PL"/>
+        </w:rPr>
+        <w:t>Wykonujący</w:t>
+      </w:r>
+      <w:r>
+        <w:rPr>
+          <w:rFonts w:ascii="Aptos" w:hAnsi="Aptos" w:eastAsia="Aptos" w:cs="Aptos"/>
+          <w:b w:val="1"/>
+          <w:bCs w:val="1"/>
+          <w:noProof w:val="0"/>
+          <w:sz w:val="24"/>
+          <w:szCs w:val="24"/>
+          <w:lang w:val="pl-PL"/>
+        </w:rPr>
+        <w:t xml:space="preserve"> </w:t>
+      </w:r>
+      <w:r>
+        <w:rPr>
+          <w:rFonts w:ascii="Aptos" w:hAnsi="Aptos" w:eastAsia="Aptos" w:cs="Aptos"/>
+          <w:b w:val="1"/>
+          <w:bCs w:val="1"/>
+          <w:noProof w:val="0"/>
+          <w:sz w:val="24"/>
+          <w:szCs w:val="24"/>
+          <w:lang w:val="pl-PL"/>
+        </w:rPr>
+        <w:t>zlecenie:</w:t>
+      </w:r>
+      <w:r>
+        <w:rPr>
+          <w:rFonts w:ascii="Aptos" w:hAnsi="Aptos" w:eastAsia="Aptos" w:cs="Aptos"/>
+          <w:b w:val="1"/>
+          <w:bCs w:val="1"/>
+          <w:noProof w:val="0"/>
+          <w:sz w:val="24"/>
+          <w:szCs w:val="24"/>
+          <w:lang w:val="pl-PL"/>
+        </w:rPr>
+        <w:t xml:space="preserve"> </w:t>
+      </w:r>
+      <w:r>
+        <w:rPr>
+          <w:rFonts w:ascii="Aptos" w:hAnsi="Aptos" w:eastAsia="Aptos" w:cs="Aptos"/>
+          <w:noProof w:val="0"/>
+          <w:sz w:val="24"/>
+          <w:szCs w:val="24"/>
+          <w:lang w:val="pl-PL"/>
+        </w:rPr>
+        <w:t>P</w:t>
+      </w:r>
+      <w:r>
+        <w:rPr>
+          <w:rFonts w:ascii="Aptos" w:hAnsi="Aptos" w:eastAsia="Aptos" w:cs="Aptos"/>
+          <w:noProof w:val="0"/>
+          <w:sz w:val="24"/>
+          <w:szCs w:val="24"/>
+          <w:lang w:val="pl-PL"/>
+        </w:rPr>
+        <w:t>racownik jest w trakcie fizycznej realizacji przydzielonego mu zadania polowego lub dostawy. W tym stanie nie może przyjmować nowych zleceń.</w:t>
+      </w:r>
+    </w:p>
+    <w:p>
+      <w:pPr>
+        <w:pStyle w:val="Akapitzlist"/>
+        <w:numPr>
+          <w:ilvl w:val="0"/>
+          <w:numId w:val="36"/>
+        </w:numPr>
+        <w:spacing w:before="0" w:beforeAutospacing="off"/>
+        <w:jc w:val="both"/>
+        <w:rPr>
+          <w:rFonts w:ascii="Aptos" w:hAnsi="Aptos" w:eastAsia="Aptos" w:cs="Aptos"/>
+          <w:noProof w:val="0"/>
+          <w:sz w:val="24"/>
+          <w:szCs w:val="24"/>
+          <w:lang w:val="pl-PL"/>
+        </w:rPr>
+      </w:pPr>
+      <w:r>
+        <w:rPr>
+          <w:rFonts w:ascii="Aptos" w:hAnsi="Aptos" w:eastAsia="Aptos" w:cs="Aptos"/>
+          <w:b w:val="1"/>
+          <w:bCs w:val="1"/>
+          <w:noProof w:val="0"/>
+          <w:sz w:val="24"/>
+          <w:szCs w:val="24"/>
+          <w:lang w:val="pl-PL"/>
+        </w:rPr>
+        <w:t>Zwolniony:</w:t>
+      </w:r>
+      <w:r>
+        <w:rPr>
+          <w:rFonts w:ascii="Aptos" w:hAnsi="Aptos" w:eastAsia="Aptos" w:cs="Aptos"/>
+          <w:b w:val="1"/>
+          <w:bCs w:val="1"/>
+          <w:noProof w:val="0"/>
+          <w:sz w:val="24"/>
+          <w:szCs w:val="24"/>
+          <w:lang w:val="pl-PL"/>
+        </w:rPr>
+        <w:t xml:space="preserve"> </w:t>
+      </w:r>
+      <w:r>
+        <w:rPr>
+          <w:rFonts w:ascii="Aptos" w:hAnsi="Aptos" w:eastAsia="Aptos" w:cs="Aptos"/>
+          <w:noProof w:val="0"/>
+          <w:sz w:val="24"/>
+          <w:szCs w:val="24"/>
+          <w:lang w:val="pl-PL"/>
+        </w:rPr>
+        <w:t>Następuje trwała dezaktywacja konta pracownika w systemie i usunięcie jego dostępów.</w:t>
+      </w:r>
+    </w:p>
+    <w:p>
+      <w:pPr>
+        <w:spacing w:before="0" w:beforeAutospacing="off"/>
+        <w:jc w:val="both"/>
+      </w:pPr>
+      <w:r>
+        <w:rPr>
+          <w:rFonts w:ascii="Aptos" w:hAnsi="Aptos" w:eastAsia="Aptos" w:cs="Aptos"/>
+          <w:b w:val="1"/>
+          <w:bCs w:val="1"/>
+          <w:noProof w:val="0"/>
+          <w:sz w:val="24"/>
+          <w:szCs w:val="24"/>
+          <w:lang w:val="pl-PL"/>
+        </w:rPr>
+        <w:t>2. Przejścia między stanami (Zdarzenia, Warunki i Akcje):</w:t>
+      </w:r>
+    </w:p>
+    <w:p>
+      <w:pPr>
+        <w:pStyle w:val="Akapitzlist"/>
+        <w:numPr>
+          <w:ilvl w:val="0"/>
+          <w:numId w:val="37"/>
+        </w:numPr>
+        <w:spacing w:before="0" w:beforeAutospacing="off"/>
+        <w:jc w:val="both"/>
+        <w:rPr>
+          <w:rFonts w:ascii="Aptos" w:hAnsi="Aptos" w:eastAsia="Aptos" w:cs="Aptos"/>
+          <w:b w:val="1"/>
+          <w:bCs w:val="1"/>
+          <w:noProof w:val="0"/>
+          <w:sz w:val="24"/>
+          <w:szCs w:val="24"/>
+          <w:lang w:val="pl-PL"/>
+        </w:rPr>
+      </w:pPr>
+      <w:r>
+        <w:rPr>
+          <w:rFonts w:ascii="Aptos" w:hAnsi="Aptos" w:eastAsia="Aptos" w:cs="Aptos"/>
+          <w:b w:val="1"/>
+          <w:bCs w:val="1"/>
+          <w:noProof w:val="0"/>
+          <w:sz w:val="24"/>
+          <w:szCs w:val="24"/>
+          <w:lang w:val="pl-PL"/>
+        </w:rPr>
+        <w:t xml:space="preserve">Zatrudniony </w:t>
+      </w:r>
+      <w:r>
+        <w:rPr>
+          <w:rFonts w:ascii="Aptos" w:hAnsi="Aptos" w:eastAsia="Aptos" w:cs="Aptos"/>
+          <w:b w:val="1"/>
+          <w:bCs w:val="1"/>
+          <w:noProof w:val="0"/>
+          <w:sz w:val="24"/>
+          <w:szCs w:val="24"/>
+          <w:lang w:val="pl-PL"/>
+        </w:rPr>
+        <w:t xml:space="preserve">-&gt; </w:t>
+      </w:r>
+      <w:r>
+        <w:rPr>
+          <w:rFonts w:ascii="Aptos" w:hAnsi="Aptos" w:eastAsia="Aptos" w:cs="Aptos"/>
+          <w:b w:val="1"/>
+          <w:bCs w:val="1"/>
+          <w:noProof w:val="0"/>
+          <w:sz w:val="24"/>
+          <w:szCs w:val="24"/>
+          <w:lang w:val="pl-PL"/>
+        </w:rPr>
+        <w:t>Dostępny</w:t>
+      </w:r>
+    </w:p>
+    <w:p>
+      <w:pPr>
+        <w:pStyle w:val="Akapitzlist"/>
+        <w:numPr>
+          <w:ilvl w:val="1"/>
+          <w:numId w:val="37"/>
+        </w:numPr>
+        <w:spacing w:before="0" w:beforeAutospacing="off"/>
+        <w:jc w:val="both"/>
+        <w:rPr>
+          <w:rFonts w:ascii="Aptos" w:hAnsi="Aptos" w:eastAsia="Aptos" w:cs="Aptos"/>
+          <w:noProof w:val="0"/>
+          <w:sz w:val="24"/>
+          <w:szCs w:val="24"/>
+          <w:lang w:val="pl-PL"/>
+        </w:rPr>
+      </w:pPr>
+      <w:r>
+        <w:rPr>
+          <w:rFonts w:ascii="Aptos" w:hAnsi="Aptos" w:eastAsia="Aptos" w:cs="Aptos"/>
+          <w:b w:val="1"/>
+          <w:bCs w:val="1"/>
+          <w:noProof w:val="0"/>
+          <w:sz w:val="24"/>
+          <w:szCs w:val="24"/>
+          <w:lang w:val="pl-PL"/>
+        </w:rPr>
+        <w:t>Zdarzenie:</w:t>
+      </w:r>
+      <w:r>
+        <w:rPr>
+          <w:rFonts w:ascii="Aptos" w:hAnsi="Aptos" w:eastAsia="Aptos" w:cs="Aptos"/>
+          <w:noProof w:val="0"/>
+          <w:sz w:val="24"/>
+          <w:szCs w:val="24"/>
+          <w:lang w:val="pl-PL"/>
+        </w:rPr>
+        <w:t xml:space="preserve"> Pracownik zaczyna dzień pracy (loguje się do systemu).</w:t>
+      </w:r>
+    </w:p>
+    <w:p>
+      <w:pPr>
+        <w:pStyle w:val="Akapitzlist"/>
+        <w:numPr>
+          <w:ilvl w:val="1"/>
+          <w:numId w:val="37"/>
+        </w:numPr>
+        <w:spacing w:before="0" w:beforeAutospacing="off"/>
+        <w:jc w:val="both"/>
+        <w:rPr>
+          <w:rFonts w:ascii="Aptos" w:hAnsi="Aptos" w:eastAsia="Aptos" w:cs="Aptos"/>
+          <w:noProof w:val="0"/>
+          <w:sz w:val="24"/>
+          <w:szCs w:val="24"/>
+          <w:lang w:val="pl-PL"/>
+        </w:rPr>
+      </w:pPr>
+      <w:r>
+        <w:rPr>
+          <w:rFonts w:ascii="Aptos" w:hAnsi="Aptos" w:eastAsia="Aptos" w:cs="Aptos"/>
+          <w:b w:val="1"/>
+          <w:bCs w:val="1"/>
+          <w:noProof w:val="0"/>
+          <w:sz w:val="24"/>
+          <w:szCs w:val="24"/>
+          <w:lang w:val="pl-PL"/>
+        </w:rPr>
+        <w:t>Akcja:</w:t>
+      </w:r>
+      <w:r>
+        <w:rPr>
+          <w:rFonts w:ascii="Aptos" w:hAnsi="Aptos" w:eastAsia="Aptos" w:cs="Aptos"/>
+          <w:noProof w:val="0"/>
+          <w:sz w:val="24"/>
+          <w:szCs w:val="24"/>
+          <w:lang w:val="pl-PL"/>
+        </w:rPr>
+        <w:t xml:space="preserve"> </w:t>
+      </w:r>
+      <w:r>
+        <w:rPr>
+          <w:rFonts w:ascii="Aptos Display" w:hAnsi="Aptos Display" w:eastAsia="Aptos Display" w:cs="Aptos Display" w:asciiTheme="majorAscii" w:hAnsiTheme="majorAscii" w:eastAsiaTheme="majorAscii" w:cstheme="majorAscii"/>
+          <w:noProof w:val="0"/>
+          <w:sz w:val="24"/>
+          <w:szCs w:val="24"/>
+          <w:lang w:val="pl-PL"/>
+        </w:rPr>
+        <w:t>PrzegladajZadania</w:t>
+      </w:r>
+      <w:r>
+        <w:rPr>
+          <w:rFonts w:ascii="Aptos Display" w:hAnsi="Aptos Display" w:eastAsia="Aptos Display" w:cs="Aptos Display" w:asciiTheme="majorAscii" w:hAnsiTheme="majorAscii" w:eastAsiaTheme="majorAscii" w:cstheme="majorAscii"/>
+          <w:noProof w:val="0"/>
+          <w:sz w:val="24"/>
+          <w:szCs w:val="24"/>
+          <w:lang w:val="pl-PL"/>
+        </w:rPr>
+        <w:t>()</w:t>
+      </w:r>
+      <w:r>
+        <w:rPr>
+          <w:rFonts w:ascii="Aptos Display" w:hAnsi="Aptos Display" w:eastAsia="Aptos Display" w:cs="Aptos Display" w:asciiTheme="majorAscii" w:hAnsiTheme="majorAscii" w:eastAsiaTheme="majorAscii" w:cstheme="majorAscii"/>
+          <w:noProof w:val="0"/>
+          <w:sz w:val="24"/>
+          <w:szCs w:val="24"/>
+          <w:lang w:val="pl-PL"/>
+        </w:rPr>
+        <w:t xml:space="preserve"> -</w:t>
+      </w:r>
+      <w:r>
+        <w:rPr>
+          <w:rFonts w:ascii="Aptos" w:hAnsi="Aptos" w:eastAsia="Aptos" w:cs="Aptos"/>
+          <w:noProof w:val="0"/>
+          <w:sz w:val="24"/>
+          <w:szCs w:val="24"/>
+          <w:lang w:val="pl-PL"/>
+        </w:rPr>
+        <w:t xml:space="preserve"> wywołanie metody przypisanej do klasy Pracownik, która pozwala użytkownikowi zapoznać się z pulą bieżących zleceń. </w:t>
+      </w:r>
+    </w:p>
+    <w:p>
+      <w:pPr>
+        <w:pStyle w:val="Akapitzlist"/>
+        <w:numPr>
+          <w:ilvl w:val="0"/>
+          <w:numId w:val="37"/>
+        </w:numPr>
+        <w:spacing w:before="0" w:beforeAutospacing="off"/>
+        <w:jc w:val="both"/>
+        <w:rPr>
+          <w:rFonts w:ascii="Aptos" w:hAnsi="Aptos" w:eastAsia="Aptos" w:cs="Aptos"/>
+          <w:noProof w:val="0"/>
+          <w:sz w:val="24"/>
+          <w:szCs w:val="24"/>
+          <w:lang w:val="pl-PL"/>
+        </w:rPr>
+      </w:pPr>
+      <w:r>
+        <w:rPr>
+          <w:rFonts w:ascii="Aptos" w:hAnsi="Aptos" w:eastAsia="Aptos" w:cs="Aptos"/>
+          <w:b w:val="1"/>
+          <w:bCs w:val="1"/>
+          <w:noProof w:val="0"/>
+          <w:sz w:val="24"/>
+          <w:szCs w:val="24"/>
+          <w:lang w:val="pl-PL"/>
+        </w:rPr>
+        <w:t xml:space="preserve">Dostępny </w:t>
+      </w:r>
+      <w:r>
+        <w:rPr>
+          <w:rFonts w:ascii="Aptos" w:hAnsi="Aptos" w:eastAsia="Aptos" w:cs="Aptos"/>
+          <w:b w:val="1"/>
+          <w:bCs w:val="1"/>
+          <w:noProof w:val="0"/>
+          <w:sz w:val="24"/>
+          <w:szCs w:val="24"/>
+          <w:lang w:val="pl-PL"/>
+        </w:rPr>
+        <w:t xml:space="preserve">-&gt; </w:t>
+      </w:r>
+      <w:r>
+        <w:rPr>
+          <w:rFonts w:ascii="Aptos" w:hAnsi="Aptos" w:eastAsia="Aptos" w:cs="Aptos"/>
+          <w:b w:val="1"/>
+          <w:bCs w:val="1"/>
+          <w:noProof w:val="0"/>
+          <w:sz w:val="24"/>
+          <w:szCs w:val="24"/>
+          <w:lang w:val="pl-PL"/>
+        </w:rPr>
+        <w:t>Wykonujący zlecenie</w:t>
+      </w:r>
+      <w:r>
+        <w:rPr>
+          <w:rFonts w:ascii="Aptos" w:hAnsi="Aptos" w:eastAsia="Aptos" w:cs="Aptos"/>
+          <w:noProof w:val="0"/>
+          <w:sz w:val="24"/>
+          <w:szCs w:val="24"/>
+          <w:lang w:val="pl-PL"/>
+        </w:rPr>
+        <w:t xml:space="preserve"> (Przejście może nastąpić na dwa sposoby):</w:t>
+      </w:r>
+    </w:p>
+    <w:p>
+      <w:pPr>
+        <w:pStyle w:val="Akapitzlist"/>
+        <w:numPr>
+          <w:ilvl w:val="1"/>
+          <w:numId w:val="37"/>
+        </w:numPr>
+        <w:spacing w:before="0" w:beforeAutospacing="off"/>
+        <w:jc w:val="both"/>
+        <w:rPr>
+          <w:rFonts w:ascii="Aptos" w:hAnsi="Aptos" w:eastAsia="Aptos" w:cs="Aptos"/>
+          <w:i w:val="1"/>
+          <w:iCs w:val="1"/>
+          <w:noProof w:val="0"/>
+          <w:sz w:val="24"/>
+          <w:szCs w:val="24"/>
+          <w:lang w:val="pl-PL"/>
+        </w:rPr>
+      </w:pPr>
+      <w:r>
+        <w:rPr>
+          <w:rFonts w:ascii="Aptos" w:hAnsi="Aptos" w:eastAsia="Aptos" w:cs="Aptos"/>
+          <w:i w:val="1"/>
+          <w:iCs w:val="1"/>
+          <w:noProof w:val="0"/>
+          <w:sz w:val="24"/>
+          <w:szCs w:val="24"/>
+          <w:lang w:val="pl-PL"/>
+        </w:rPr>
+        <w:t>Sposób 1 (Odgórny przydział):</w:t>
+      </w:r>
+    </w:p>
+    <w:p>
+      <w:pPr>
+        <w:pStyle w:val="Akapitzlist"/>
+        <w:numPr>
+          <w:ilvl w:val="2"/>
+          <w:numId w:val="37"/>
+        </w:numPr>
+        <w:spacing w:before="0" w:beforeAutospacing="off"/>
+        <w:jc w:val="both"/>
+        <w:rPr>
+          <w:rFonts w:ascii="Aptos" w:hAnsi="Aptos" w:eastAsia="Aptos" w:cs="Aptos"/>
+          <w:noProof w:val="0"/>
+          <w:sz w:val="24"/>
+          <w:szCs w:val="24"/>
+          <w:lang w:val="pl-PL"/>
+        </w:rPr>
+      </w:pPr>
+      <w:r>
+        <w:rPr>
+          <w:rFonts w:ascii="Aptos" w:hAnsi="Aptos" w:eastAsia="Aptos" w:cs="Aptos"/>
+          <w:b w:val="1"/>
+          <w:bCs w:val="1"/>
+          <w:noProof w:val="0"/>
+          <w:sz w:val="24"/>
+          <w:szCs w:val="24"/>
+          <w:lang w:val="pl-PL"/>
+        </w:rPr>
+        <w:t>Zdarzenie:</w:t>
+      </w:r>
+      <w:r>
+        <w:rPr>
+          <w:rFonts w:ascii="Aptos" w:hAnsi="Aptos" w:eastAsia="Aptos" w:cs="Aptos"/>
+          <w:noProof w:val="0"/>
+          <w:sz w:val="24"/>
+          <w:szCs w:val="24"/>
+          <w:lang w:val="pl-PL"/>
+        </w:rPr>
+        <w:t xml:space="preserve"> Admin osobiście przypisuje zlecenie.</w:t>
+      </w:r>
+    </w:p>
+    <w:p>
+      <w:pPr>
+        <w:pStyle w:val="Akapitzlist"/>
+        <w:numPr>
+          <w:ilvl w:val="2"/>
+          <w:numId w:val="37"/>
+        </w:numPr>
+        <w:spacing w:before="0" w:beforeAutospacing="off"/>
+        <w:jc w:val="both"/>
+        <w:rPr>
+          <w:rFonts w:ascii="Aptos" w:hAnsi="Aptos" w:eastAsia="Aptos" w:cs="Aptos"/>
+          <w:noProof w:val="0"/>
+          <w:sz w:val="24"/>
+          <w:szCs w:val="24"/>
+          <w:lang w:val="pl-PL"/>
+        </w:rPr>
+      </w:pPr>
+      <w:r>
+        <w:rPr>
+          <w:rFonts w:ascii="Aptos" w:hAnsi="Aptos" w:eastAsia="Aptos" w:cs="Aptos"/>
+          <w:b w:val="1"/>
+          <w:bCs w:val="1"/>
+          <w:noProof w:val="0"/>
+          <w:sz w:val="24"/>
+          <w:szCs w:val="24"/>
+          <w:lang w:val="pl-PL"/>
+        </w:rPr>
+        <w:t>Warunek:</w:t>
+      </w:r>
+      <w:r>
+        <w:rPr>
+          <w:rFonts w:ascii="Aptos" w:hAnsi="Aptos" w:eastAsia="Aptos" w:cs="Aptos"/>
+          <w:noProof w:val="0"/>
+          <w:sz w:val="24"/>
+          <w:szCs w:val="24"/>
+          <w:lang w:val="pl-PL"/>
+        </w:rPr>
+        <w:t xml:space="preserve"> </w:t>
+      </w:r>
+      <w:r>
+        <w:rPr>
+          <w:rFonts w:ascii="Aptos Display" w:hAnsi="Aptos Display" w:eastAsia="Aptos Display" w:cs="Aptos Display" w:asciiTheme="majorAscii" w:hAnsiTheme="majorAscii" w:eastAsiaTheme="majorAscii" w:cstheme="majorAscii"/>
+          <w:noProof w:val="0"/>
+          <w:sz w:val="24"/>
+          <w:szCs w:val="24"/>
+          <w:lang w:val="pl-PL"/>
+        </w:rPr>
+        <w:t>[</w:t>
+      </w:r>
+      <w:r>
+        <w:rPr>
+          <w:rFonts w:ascii="Aptos Display" w:hAnsi="Aptos Display" w:eastAsia="Aptos Display" w:cs="Aptos Display" w:asciiTheme="majorAscii" w:hAnsiTheme="majorAscii" w:eastAsiaTheme="majorAscii" w:cstheme="majorAscii"/>
+          <w:noProof w:val="0"/>
+          <w:sz w:val="24"/>
+          <w:szCs w:val="24"/>
+          <w:lang w:val="pl-PL"/>
+        </w:rPr>
+        <w:t>StatusDostepnosci</w:t>
+      </w:r>
+      <w:r>
+        <w:rPr>
+          <w:rFonts w:ascii="Aptos Display" w:hAnsi="Aptos Display" w:eastAsia="Aptos Display" w:cs="Aptos Display" w:asciiTheme="majorAscii" w:hAnsiTheme="majorAscii" w:eastAsiaTheme="majorAscii" w:cstheme="majorAscii"/>
+          <w:noProof w:val="0"/>
+          <w:sz w:val="24"/>
+          <w:szCs w:val="24"/>
+          <w:lang w:val="pl-PL"/>
+        </w:rPr>
+        <w:t xml:space="preserve"> = </w:t>
+      </w:r>
+      <w:r>
+        <w:rPr>
+          <w:rFonts w:ascii="Aptos Display" w:hAnsi="Aptos Display" w:eastAsia="Aptos Display" w:cs="Aptos Display" w:asciiTheme="majorAscii" w:hAnsiTheme="majorAscii" w:eastAsiaTheme="majorAscii" w:cstheme="majorAscii"/>
+          <w:noProof w:val="0"/>
+          <w:sz w:val="24"/>
+          <w:szCs w:val="24"/>
+          <w:lang w:val="pl-PL"/>
+        </w:rPr>
+        <w:t>true</w:t>
+      </w:r>
+      <w:r>
+        <w:rPr>
+          <w:rFonts w:ascii="Aptos Display" w:hAnsi="Aptos Display" w:eastAsia="Aptos Display" w:cs="Aptos Display" w:asciiTheme="majorAscii" w:hAnsiTheme="majorAscii" w:eastAsiaTheme="majorAscii" w:cstheme="majorAscii"/>
+          <w:noProof w:val="0"/>
+          <w:sz w:val="24"/>
+          <w:szCs w:val="24"/>
+          <w:lang w:val="pl-PL"/>
+        </w:rPr>
+        <w:t>]</w:t>
+      </w:r>
+      <w:r>
+        <w:rPr>
+          <w:rFonts w:ascii="Aptos" w:hAnsi="Aptos" w:eastAsia="Aptos" w:cs="Aptos"/>
+          <w:noProof w:val="0"/>
+          <w:sz w:val="24"/>
+          <w:szCs w:val="24"/>
+          <w:lang w:val="pl-PL"/>
+        </w:rPr>
+        <w:t xml:space="preserve"> </w:t>
+      </w:r>
+      <w:r>
+        <w:rPr>
+          <w:rFonts w:ascii="Aptos" w:hAnsi="Aptos" w:eastAsia="Aptos" w:cs="Aptos"/>
+          <w:noProof w:val="0"/>
+          <w:sz w:val="24"/>
+          <w:szCs w:val="24"/>
+          <w:lang w:val="pl-PL"/>
+        </w:rPr>
+        <w:t xml:space="preserve">- </w:t>
+      </w:r>
+      <w:r>
+        <w:rPr>
+          <w:rFonts w:ascii="Aptos" w:hAnsi="Aptos" w:eastAsia="Aptos" w:cs="Aptos"/>
+          <w:noProof w:val="0"/>
+          <w:sz w:val="24"/>
+          <w:szCs w:val="24"/>
+          <w:lang w:val="pl-PL"/>
+        </w:rPr>
+        <w:t xml:space="preserve">system weryfikuje, czy atrybut dostępności pracownika jest aktywny. </w:t>
+      </w:r>
+    </w:p>
+    <w:p>
+      <w:pPr>
+        <w:pStyle w:val="Akapitzlist"/>
+        <w:numPr>
+          <w:ilvl w:val="2"/>
+          <w:numId w:val="37"/>
+        </w:numPr>
+        <w:spacing w:before="0" w:beforeAutospacing="off"/>
+        <w:jc w:val="both"/>
+        <w:rPr>
+          <w:rFonts w:ascii="Aptos" w:hAnsi="Aptos" w:eastAsia="Aptos" w:cs="Aptos"/>
+          <w:noProof w:val="0"/>
+          <w:sz w:val="24"/>
+          <w:szCs w:val="24"/>
+          <w:lang w:val="pl-PL"/>
+        </w:rPr>
+      </w:pPr>
+      <w:r>
+        <w:rPr>
+          <w:rFonts w:ascii="Aptos" w:hAnsi="Aptos" w:eastAsia="Aptos" w:cs="Aptos"/>
+          <w:b w:val="1"/>
+          <w:bCs w:val="1"/>
+          <w:noProof w:val="0"/>
+          <w:sz w:val="24"/>
+          <w:szCs w:val="24"/>
+          <w:lang w:val="pl-PL"/>
+        </w:rPr>
+        <w:t>Akcja:</w:t>
+      </w:r>
+      <w:r>
+        <w:rPr>
+          <w:rFonts w:ascii="Aptos" w:hAnsi="Aptos" w:eastAsia="Aptos" w:cs="Aptos"/>
+          <w:noProof w:val="0"/>
+          <w:sz w:val="24"/>
+          <w:szCs w:val="24"/>
+          <w:lang w:val="pl-PL"/>
+        </w:rPr>
+        <w:t xml:space="preserve"> </w:t>
+      </w:r>
+      <w:r>
+        <w:rPr>
+          <w:rFonts w:ascii="Aptos Display" w:hAnsi="Aptos Display" w:eastAsia="Aptos Display" w:cs="Aptos Display" w:asciiTheme="majorAscii" w:hAnsiTheme="majorAscii" w:eastAsiaTheme="majorAscii" w:cstheme="majorAscii"/>
+          <w:noProof w:val="0"/>
+          <w:sz w:val="24"/>
+          <w:szCs w:val="24"/>
+          <w:lang w:val="pl-PL"/>
+        </w:rPr>
+        <w:t>PrzydzielZlecenie</w:t>
+      </w:r>
+      <w:r>
+        <w:rPr>
+          <w:rFonts w:ascii="Aptos Display" w:hAnsi="Aptos Display" w:eastAsia="Aptos Display" w:cs="Aptos Display" w:asciiTheme="majorAscii" w:hAnsiTheme="majorAscii" w:eastAsiaTheme="majorAscii" w:cstheme="majorAscii"/>
+          <w:noProof w:val="0"/>
+          <w:sz w:val="24"/>
+          <w:szCs w:val="24"/>
+          <w:lang w:val="pl-PL"/>
+        </w:rPr>
+        <w:t xml:space="preserve">(Pracownik, Zlecenie) </w:t>
+      </w:r>
+      <w:r>
+        <w:rPr>
+          <w:rFonts w:ascii="Aptos" w:hAnsi="Aptos" w:eastAsia="Aptos" w:cs="Aptos"/>
+          <w:noProof w:val="0"/>
+          <w:sz w:val="24"/>
+          <w:szCs w:val="24"/>
+          <w:lang w:val="pl-PL"/>
+        </w:rPr>
+        <w:t xml:space="preserve">- </w:t>
+      </w:r>
+      <w:r>
+        <w:rPr>
+          <w:rFonts w:ascii="Aptos" w:hAnsi="Aptos" w:eastAsia="Aptos" w:cs="Aptos"/>
+          <w:noProof w:val="0"/>
+          <w:sz w:val="24"/>
+          <w:szCs w:val="24"/>
+          <w:lang w:val="pl-PL"/>
+        </w:rPr>
+        <w:t xml:space="preserve">wywołanie akcji wiążącej dany obiekt pracownika z konkretnym zleceniem. </w:t>
+      </w:r>
+    </w:p>
+    <w:p>
+      <w:pPr>
+        <w:pStyle w:val="Akapitzlist"/>
+        <w:numPr>
+          <w:ilvl w:val="1"/>
+          <w:numId w:val="37"/>
+        </w:numPr>
+        <w:spacing w:before="0" w:beforeAutospacing="off"/>
+        <w:jc w:val="both"/>
+        <w:rPr>
+          <w:rFonts w:ascii="Aptos" w:hAnsi="Aptos" w:eastAsia="Aptos" w:cs="Aptos"/>
+          <w:i w:val="1"/>
+          <w:iCs w:val="1"/>
+          <w:noProof w:val="0"/>
+          <w:sz w:val="24"/>
+          <w:szCs w:val="24"/>
+          <w:lang w:val="pl-PL"/>
+        </w:rPr>
+      </w:pPr>
+      <w:r>
+        <w:rPr>
+          <w:rFonts w:ascii="Aptos" w:hAnsi="Aptos" w:eastAsia="Aptos" w:cs="Aptos"/>
+          <w:i w:val="1"/>
+          <w:iCs w:val="1"/>
+          <w:noProof w:val="0"/>
+          <w:sz w:val="24"/>
+          <w:szCs w:val="24"/>
+          <w:lang w:val="pl-PL"/>
+        </w:rPr>
+        <w:t>Sposób 2 (Inicjatywa pracownika):</w:t>
+      </w:r>
+    </w:p>
+    <w:p>
+      <w:pPr>
+        <w:pStyle w:val="Akapitzlist"/>
+        <w:numPr>
+          <w:ilvl w:val="2"/>
+          <w:numId w:val="37"/>
+        </w:numPr>
+        <w:spacing w:before="0" w:beforeAutospacing="off"/>
+        <w:jc w:val="both"/>
+        <w:rPr>
+          <w:rFonts w:ascii="Aptos" w:hAnsi="Aptos" w:eastAsia="Aptos" w:cs="Aptos"/>
+          <w:noProof w:val="0"/>
+          <w:sz w:val="24"/>
+          <w:szCs w:val="24"/>
+          <w:lang w:val="pl-PL"/>
+        </w:rPr>
+      </w:pPr>
+      <w:r>
+        <w:rPr>
+          <w:rFonts w:ascii="Aptos" w:hAnsi="Aptos" w:eastAsia="Aptos" w:cs="Aptos"/>
+          <w:b w:val="1"/>
+          <w:bCs w:val="1"/>
+          <w:noProof w:val="0"/>
+          <w:sz w:val="24"/>
+          <w:szCs w:val="24"/>
+          <w:lang w:val="pl-PL"/>
+        </w:rPr>
+        <w:t>Zdarzenie:</w:t>
+      </w:r>
+      <w:r>
+        <w:rPr>
+          <w:rFonts w:ascii="Aptos" w:hAnsi="Aptos" w:eastAsia="Aptos" w:cs="Aptos"/>
+          <w:noProof w:val="0"/>
+          <w:sz w:val="24"/>
+          <w:szCs w:val="24"/>
+          <w:lang w:val="pl-PL"/>
+        </w:rPr>
+        <w:t xml:space="preserve"> Wybranie zlecenia.</w:t>
+      </w:r>
+    </w:p>
+    <w:p>
+      <w:pPr>
+        <w:pStyle w:val="Akapitzlist"/>
+        <w:numPr>
+          <w:ilvl w:val="2"/>
+          <w:numId w:val="37"/>
+        </w:numPr>
+        <w:spacing w:before="0" w:beforeAutospacing="off"/>
+        <w:jc w:val="both"/>
+        <w:rPr>
+          <w:rFonts w:ascii="Aptos" w:hAnsi="Aptos" w:eastAsia="Aptos" w:cs="Aptos"/>
+          <w:noProof w:val="0"/>
+          <w:sz w:val="24"/>
+          <w:szCs w:val="24"/>
+          <w:lang w:val="pl-PL"/>
+        </w:rPr>
+      </w:pPr>
+      <w:r>
+        <w:rPr>
+          <w:rFonts w:ascii="Aptos" w:hAnsi="Aptos" w:eastAsia="Aptos" w:cs="Aptos"/>
+          <w:b w:val="1"/>
+          <w:bCs w:val="1"/>
+          <w:noProof w:val="0"/>
+          <w:sz w:val="24"/>
+          <w:szCs w:val="24"/>
+          <w:lang w:val="pl-PL"/>
+        </w:rPr>
+        <w:t>Warunek</w:t>
+      </w:r>
+      <w:r>
+        <w:rPr>
+          <w:rFonts w:ascii="Aptos" w:hAnsi="Aptos" w:eastAsia="Aptos" w:cs="Aptos"/>
+          <w:b w:val="1"/>
+          <w:bCs w:val="1"/>
+          <w:noProof w:val="0"/>
+          <w:sz w:val="24"/>
+          <w:szCs w:val="24"/>
+          <w:lang w:val="pl-PL"/>
+        </w:rPr>
+        <w:t>:</w:t>
+      </w:r>
+      <w:r>
+        <w:rPr>
+          <w:rFonts w:ascii="Aptos Display" w:hAnsi="Aptos Display" w:eastAsia="Aptos Display" w:cs="Aptos Display" w:asciiTheme="majorAscii" w:hAnsiTheme="majorAscii" w:eastAsiaTheme="majorAscii" w:cstheme="majorAscii"/>
+          <w:b w:val="1"/>
+          <w:bCs w:val="1"/>
+          <w:noProof w:val="0"/>
+          <w:sz w:val="24"/>
+          <w:szCs w:val="24"/>
+          <w:lang w:val="pl-PL"/>
+        </w:rPr>
+        <w:t xml:space="preserve"> </w:t>
+      </w:r>
+      <w:r>
+        <w:rPr>
+          <w:rFonts w:ascii="Aptos Display" w:hAnsi="Aptos Display" w:eastAsia="Aptos Display" w:cs="Aptos Display" w:asciiTheme="majorAscii" w:hAnsiTheme="majorAscii" w:eastAsiaTheme="majorAscii" w:cstheme="majorAscii"/>
+          <w:noProof w:val="0"/>
+          <w:sz w:val="24"/>
+          <w:szCs w:val="24"/>
+          <w:lang w:val="pl-PL"/>
+        </w:rPr>
+        <w:t>[</w:t>
+      </w:r>
+      <w:r>
+        <w:rPr>
+          <w:rFonts w:ascii="Aptos Display" w:hAnsi="Aptos Display" w:eastAsia="Aptos Display" w:cs="Aptos Display" w:asciiTheme="majorAscii" w:hAnsiTheme="majorAscii" w:eastAsiaTheme="majorAscii" w:cstheme="majorAscii"/>
+          <w:noProof w:val="0"/>
+          <w:sz w:val="24"/>
+          <w:szCs w:val="24"/>
+          <w:lang w:val="pl-PL"/>
+        </w:rPr>
+        <w:t>statusZlecenia</w:t>
+      </w:r>
+      <w:r>
+        <w:rPr>
+          <w:rFonts w:ascii="Aptos Display" w:hAnsi="Aptos Display" w:eastAsia="Aptos Display" w:cs="Aptos Display" w:asciiTheme="majorAscii" w:hAnsiTheme="majorAscii" w:eastAsiaTheme="majorAscii" w:cstheme="majorAscii"/>
+          <w:noProof w:val="0"/>
+          <w:sz w:val="24"/>
+          <w:szCs w:val="24"/>
+          <w:lang w:val="pl-PL"/>
+        </w:rPr>
+        <w:t xml:space="preserve"> == Do wykonania] </w:t>
+      </w:r>
+      <w:r>
+        <w:rPr>
+          <w:rFonts w:ascii="Aptos Display" w:hAnsi="Aptos Display" w:eastAsia="Aptos Display" w:cs="Aptos Display" w:asciiTheme="majorAscii" w:hAnsiTheme="majorAscii" w:eastAsiaTheme="majorAscii" w:cstheme="majorAscii"/>
+          <w:noProof w:val="0"/>
+          <w:sz w:val="24"/>
+          <w:szCs w:val="24"/>
+          <w:lang w:val="pl-PL"/>
+        </w:rPr>
+        <w:t xml:space="preserve">- </w:t>
+      </w:r>
+      <w:r>
+        <w:rPr>
+          <w:rFonts w:ascii="Aptos" w:hAnsi="Aptos" w:eastAsia="Aptos" w:cs="Aptos"/>
+          <w:noProof w:val="0"/>
+          <w:sz w:val="24"/>
+          <w:szCs w:val="24"/>
+          <w:lang w:val="pl-PL"/>
+        </w:rPr>
+        <w:t>weryfikacja, czy wybrane zlecenie nie zostało już podjęte przez kogoś innego.</w:t>
+      </w:r>
+    </w:p>
+    <w:p>
+      <w:pPr>
+        <w:pStyle w:val="Akapitzlist"/>
+        <w:numPr>
+          <w:ilvl w:val="2"/>
+          <w:numId w:val="37"/>
+        </w:numPr>
+        <w:spacing w:before="0" w:beforeAutospacing="off"/>
+        <w:jc w:val="both"/>
+        <w:rPr>
+          <w:rFonts w:ascii="Aptos" w:hAnsi="Aptos" w:eastAsia="Aptos" w:cs="Aptos"/>
+          <w:noProof w:val="0"/>
+          <w:sz w:val="24"/>
+          <w:szCs w:val="24"/>
+          <w:lang w:val="pl-PL"/>
+        </w:rPr>
+      </w:pPr>
+      <w:r>
+        <w:rPr>
+          <w:rFonts w:ascii="Aptos" w:hAnsi="Aptos" w:eastAsia="Aptos" w:cs="Aptos"/>
+          <w:b w:val="1"/>
+          <w:bCs w:val="1"/>
+          <w:noProof w:val="0"/>
+          <w:sz w:val="24"/>
+          <w:szCs w:val="24"/>
+          <w:lang w:val="pl-PL"/>
+        </w:rPr>
+        <w:t>Akcja:</w:t>
+      </w:r>
+      <w:r>
+        <w:rPr>
+          <w:rFonts w:ascii="Aptos" w:hAnsi="Aptos" w:eastAsia="Aptos" w:cs="Aptos"/>
+          <w:noProof w:val="0"/>
+          <w:sz w:val="24"/>
+          <w:szCs w:val="24"/>
+          <w:lang w:val="pl-PL"/>
+        </w:rPr>
+        <w:t xml:space="preserve"> </w:t>
+      </w:r>
+      <w:r>
+        <w:rPr>
+          <w:rFonts w:ascii="Aptos Display" w:hAnsi="Aptos Display" w:eastAsia="Aptos Display" w:cs="Aptos Display" w:asciiTheme="majorAscii" w:hAnsiTheme="majorAscii" w:eastAsiaTheme="majorAscii" w:cstheme="majorAscii"/>
+          <w:noProof w:val="0"/>
+          <w:sz w:val="24"/>
+          <w:szCs w:val="24"/>
+          <w:lang w:val="pl-PL"/>
+        </w:rPr>
+        <w:t>AktualizujUsluge</w:t>
+      </w:r>
+      <w:r>
+        <w:rPr>
+          <w:rFonts w:ascii="Aptos Display" w:hAnsi="Aptos Display" w:eastAsia="Aptos Display" w:cs="Aptos Display" w:asciiTheme="majorAscii" w:hAnsiTheme="majorAscii" w:eastAsiaTheme="majorAscii" w:cstheme="majorAscii"/>
+          <w:noProof w:val="0"/>
+          <w:sz w:val="24"/>
+          <w:szCs w:val="24"/>
+          <w:lang w:val="pl-PL"/>
+        </w:rPr>
+        <w:t xml:space="preserve">(Zlecenie) </w:t>
+      </w:r>
+      <w:r>
+        <w:rPr>
+          <w:rFonts w:ascii="Aptos" w:hAnsi="Aptos" w:eastAsia="Aptos" w:cs="Aptos"/>
+          <w:noProof w:val="0"/>
+          <w:sz w:val="24"/>
+          <w:szCs w:val="24"/>
+          <w:lang w:val="pl-PL"/>
+        </w:rPr>
+        <w:t xml:space="preserve">- </w:t>
+      </w:r>
+      <w:r>
+        <w:rPr>
+          <w:rFonts w:ascii="Aptos" w:hAnsi="Aptos" w:eastAsia="Aptos" w:cs="Aptos"/>
+          <w:noProof w:val="0"/>
+          <w:sz w:val="24"/>
+          <w:szCs w:val="24"/>
+          <w:lang w:val="pl-PL"/>
+        </w:rPr>
+        <w:t xml:space="preserve">wywołanie metody z klasy Pracownik w celu zmiany statusu zadania. </w:t>
+      </w:r>
+    </w:p>
+    <w:p>
+      <w:pPr>
+        <w:pStyle w:val="Akapitzlist"/>
+        <w:numPr>
+          <w:ilvl w:val="0"/>
+          <w:numId w:val="37"/>
+        </w:numPr>
+        <w:spacing w:before="0" w:beforeAutospacing="off"/>
+        <w:jc w:val="both"/>
+        <w:rPr>
+          <w:rFonts w:ascii="Aptos" w:hAnsi="Aptos" w:eastAsia="Aptos" w:cs="Aptos"/>
+          <w:b w:val="1"/>
+          <w:bCs w:val="1"/>
+          <w:noProof w:val="0"/>
+          <w:sz w:val="24"/>
+          <w:szCs w:val="24"/>
+          <w:lang w:val="pl-PL"/>
+        </w:rPr>
+      </w:pPr>
+      <w:r>
+        <w:rPr>
+          <w:rFonts w:ascii="Aptos" w:hAnsi="Aptos" w:eastAsia="Aptos" w:cs="Aptos"/>
+          <w:b w:val="1"/>
+          <w:bCs w:val="1"/>
+          <w:noProof w:val="0"/>
+          <w:sz w:val="24"/>
+          <w:szCs w:val="24"/>
+          <w:lang w:val="pl-PL"/>
+        </w:rPr>
+        <w:t xml:space="preserve">Wykonujący zlecenie </w:t>
+      </w:r>
+      <w:r>
+        <w:rPr>
+          <w:rFonts w:ascii="Aptos" w:hAnsi="Aptos" w:eastAsia="Aptos" w:cs="Aptos"/>
+          <w:b w:val="1"/>
+          <w:bCs w:val="1"/>
+          <w:noProof w:val="0"/>
+          <w:sz w:val="24"/>
+          <w:szCs w:val="24"/>
+          <w:lang w:val="pl-PL"/>
+        </w:rPr>
+        <w:t>-&gt;</w:t>
+      </w:r>
+      <w:r>
+        <w:rPr>
+          <w:rFonts w:ascii="Aptos" w:hAnsi="Aptos" w:eastAsia="Aptos" w:cs="Aptos"/>
+          <w:b w:val="1"/>
+          <w:bCs w:val="1"/>
+          <w:noProof w:val="0"/>
+          <w:sz w:val="24"/>
+          <w:szCs w:val="24"/>
+          <w:lang w:val="pl-PL"/>
+        </w:rPr>
+        <w:t xml:space="preserve"> Dostępny</w:t>
+      </w:r>
+    </w:p>
+    <w:p>
+      <w:pPr>
+        <w:pStyle w:val="Akapitzlist"/>
+        <w:numPr>
+          <w:ilvl w:val="1"/>
+          <w:numId w:val="37"/>
+        </w:numPr>
+        <w:spacing w:before="0" w:beforeAutospacing="off"/>
+        <w:jc w:val="both"/>
+        <w:rPr>
+          <w:rFonts w:ascii="Aptos" w:hAnsi="Aptos" w:eastAsia="Aptos" w:cs="Aptos"/>
+          <w:noProof w:val="0"/>
+          <w:sz w:val="24"/>
+          <w:szCs w:val="24"/>
+          <w:lang w:val="pl-PL"/>
+        </w:rPr>
+      </w:pPr>
+      <w:r>
+        <w:rPr>
+          <w:rFonts w:ascii="Aptos" w:hAnsi="Aptos" w:eastAsia="Aptos" w:cs="Aptos"/>
+          <w:b w:val="1"/>
+          <w:bCs w:val="1"/>
+          <w:noProof w:val="0"/>
+          <w:sz w:val="24"/>
+          <w:szCs w:val="24"/>
+          <w:lang w:val="pl-PL"/>
+        </w:rPr>
+        <w:t>Zdarzenie:</w:t>
+      </w:r>
+      <w:r>
+        <w:rPr>
+          <w:rFonts w:ascii="Aptos" w:hAnsi="Aptos" w:eastAsia="Aptos" w:cs="Aptos"/>
+          <w:noProof w:val="0"/>
+          <w:sz w:val="24"/>
+          <w:szCs w:val="24"/>
+          <w:lang w:val="pl-PL"/>
+        </w:rPr>
+        <w:t xml:space="preserve"> Wykonanie zlecenia.</w:t>
+      </w:r>
+    </w:p>
+    <w:p>
+      <w:pPr>
+        <w:pStyle w:val="Akapitzlist"/>
+        <w:numPr>
+          <w:ilvl w:val="1"/>
+          <w:numId w:val="37"/>
+        </w:numPr>
+        <w:spacing w:before="0" w:beforeAutospacing="off"/>
+        <w:jc w:val="both"/>
+        <w:rPr>
+          <w:rFonts w:ascii="Aptos" w:hAnsi="Aptos" w:eastAsia="Aptos" w:cs="Aptos"/>
+          <w:noProof w:val="0"/>
+          <w:sz w:val="24"/>
+          <w:szCs w:val="24"/>
+          <w:lang w:val="pl-PL"/>
+        </w:rPr>
+      </w:pPr>
+      <w:r>
+        <w:rPr>
+          <w:rFonts w:ascii="Aptos" w:hAnsi="Aptos" w:eastAsia="Aptos" w:cs="Aptos"/>
+          <w:b w:val="1"/>
+          <w:bCs w:val="1"/>
+          <w:noProof w:val="0"/>
+          <w:sz w:val="24"/>
+          <w:szCs w:val="24"/>
+          <w:lang w:val="pl-PL"/>
+        </w:rPr>
+        <w:t>Warunek:</w:t>
+      </w:r>
+      <w:r>
+        <w:rPr>
+          <w:rFonts w:ascii="Aptos" w:hAnsi="Aptos" w:eastAsia="Aptos" w:cs="Aptos"/>
+          <w:noProof w:val="0"/>
+          <w:sz w:val="24"/>
+          <w:szCs w:val="24"/>
+          <w:lang w:val="pl-PL"/>
+        </w:rPr>
+        <w:t xml:space="preserve"> </w:t>
+      </w:r>
+      <w:r>
+        <w:rPr>
+          <w:rFonts w:ascii="Aptos Display" w:hAnsi="Aptos Display" w:eastAsia="Aptos Display" w:cs="Aptos Display" w:asciiTheme="majorAscii" w:hAnsiTheme="majorAscii" w:eastAsiaTheme="majorAscii" w:cstheme="majorAscii"/>
+          <w:noProof w:val="0"/>
+          <w:sz w:val="24"/>
+          <w:szCs w:val="24"/>
+          <w:lang w:val="pl-PL"/>
+        </w:rPr>
+        <w:t>[</w:t>
+      </w:r>
+      <w:r>
+        <w:rPr>
+          <w:rFonts w:ascii="Aptos Display" w:hAnsi="Aptos Display" w:eastAsia="Aptos Display" w:cs="Aptos Display" w:asciiTheme="majorAscii" w:hAnsiTheme="majorAscii" w:eastAsiaTheme="majorAscii" w:cstheme="majorAscii"/>
+          <w:noProof w:val="0"/>
+          <w:sz w:val="24"/>
+          <w:szCs w:val="24"/>
+          <w:lang w:val="pl-PL"/>
+        </w:rPr>
+        <w:t>statusZlecenia</w:t>
+      </w:r>
+      <w:r>
+        <w:rPr>
+          <w:rFonts w:ascii="Aptos Display" w:hAnsi="Aptos Display" w:eastAsia="Aptos Display" w:cs="Aptos Display" w:asciiTheme="majorAscii" w:hAnsiTheme="majorAscii" w:eastAsiaTheme="majorAscii" w:cstheme="majorAscii"/>
+          <w:noProof w:val="0"/>
+          <w:sz w:val="24"/>
+          <w:szCs w:val="24"/>
+          <w:lang w:val="pl-PL"/>
+        </w:rPr>
+        <w:t xml:space="preserve"> == </w:t>
+      </w:r>
+      <w:r>
+        <w:rPr>
+          <w:rFonts w:ascii="Aptos Display" w:hAnsi="Aptos Display" w:eastAsia="Aptos Display" w:cs="Aptos Display" w:asciiTheme="majorAscii" w:hAnsiTheme="majorAscii" w:eastAsiaTheme="majorAscii" w:cstheme="majorAscii"/>
+          <w:noProof w:val="0"/>
+          <w:sz w:val="24"/>
+          <w:szCs w:val="24"/>
+          <w:lang w:val="pl-PL"/>
+        </w:rPr>
+        <w:t>Zakonczone</w:t>
+      </w:r>
+      <w:r>
+        <w:rPr>
+          <w:rFonts w:ascii="Aptos Display" w:hAnsi="Aptos Display" w:eastAsia="Aptos Display" w:cs="Aptos Display" w:asciiTheme="majorAscii" w:hAnsiTheme="majorAscii" w:eastAsiaTheme="majorAscii" w:cstheme="majorAscii"/>
+          <w:noProof w:val="0"/>
+          <w:sz w:val="24"/>
+          <w:szCs w:val="24"/>
+          <w:lang w:val="pl-PL"/>
+        </w:rPr>
+        <w:t xml:space="preserve">] </w:t>
+      </w:r>
+      <w:r>
+        <w:rPr>
+          <w:rFonts w:ascii="Aptos Display" w:hAnsi="Aptos Display" w:eastAsia="Aptos Display" w:cs="Aptos Display" w:asciiTheme="majorAscii" w:hAnsiTheme="majorAscii" w:eastAsiaTheme="majorAscii" w:cstheme="majorAscii"/>
+          <w:noProof w:val="0"/>
+          <w:sz w:val="24"/>
+          <w:szCs w:val="24"/>
+          <w:lang w:val="pl-PL"/>
+        </w:rPr>
+        <w:t xml:space="preserve">- </w:t>
+      </w:r>
+      <w:r>
+        <w:rPr>
+          <w:rFonts w:ascii="Aptos" w:hAnsi="Aptos" w:eastAsia="Aptos" w:cs="Aptos"/>
+          <w:noProof w:val="0"/>
+          <w:sz w:val="24"/>
+          <w:szCs w:val="24"/>
+          <w:lang w:val="pl-PL"/>
+        </w:rPr>
+        <w:t>potwierdzenie w aplikacji, że praca została fizycznie sfinalizowana.</w:t>
+      </w:r>
+    </w:p>
+    <w:p>
+      <w:pPr>
+        <w:pStyle w:val="Akapitzlist"/>
+        <w:numPr>
+          <w:ilvl w:val="1"/>
+          <w:numId w:val="37"/>
+        </w:numPr>
+        <w:spacing w:before="0" w:beforeAutospacing="off"/>
+        <w:jc w:val="both"/>
+        <w:rPr>
+          <w:rFonts w:ascii="Aptos" w:hAnsi="Aptos" w:eastAsia="Aptos" w:cs="Aptos"/>
+          <w:noProof w:val="0"/>
+          <w:sz w:val="24"/>
+          <w:szCs w:val="24"/>
+          <w:lang w:val="pl-PL"/>
+        </w:rPr>
+      </w:pPr>
+      <w:r>
+        <w:rPr>
+          <w:rFonts w:ascii="Aptos" w:hAnsi="Aptos" w:eastAsia="Aptos" w:cs="Aptos"/>
+          <w:b w:val="1"/>
+          <w:bCs w:val="1"/>
+          <w:noProof w:val="0"/>
+          <w:sz w:val="24"/>
+          <w:szCs w:val="24"/>
+          <w:lang w:val="pl-PL"/>
+        </w:rPr>
+        <w:t>Akcja:</w:t>
+      </w:r>
+      <w:r>
+        <w:rPr>
+          <w:rFonts w:ascii="Aptos" w:hAnsi="Aptos" w:eastAsia="Aptos" w:cs="Aptos"/>
+          <w:noProof w:val="0"/>
+          <w:sz w:val="24"/>
+          <w:szCs w:val="24"/>
+          <w:lang w:val="pl-PL"/>
+        </w:rPr>
+        <w:t xml:space="preserve"> </w:t>
+      </w:r>
+      <w:r>
+        <w:rPr>
+          <w:rFonts w:ascii="Aptos Display" w:hAnsi="Aptos Display" w:eastAsia="Aptos Display" w:cs="Aptos Display" w:asciiTheme="majorAscii" w:hAnsiTheme="majorAscii" w:eastAsiaTheme="majorAscii" w:cstheme="majorAscii"/>
+          <w:noProof w:val="0"/>
+          <w:sz w:val="24"/>
+          <w:szCs w:val="24"/>
+          <w:lang w:val="pl-PL"/>
+        </w:rPr>
+        <w:t>AktualizujUsluge</w:t>
+      </w:r>
+      <w:r>
+        <w:rPr>
+          <w:rFonts w:ascii="Aptos Display" w:hAnsi="Aptos Display" w:eastAsia="Aptos Display" w:cs="Aptos Display" w:asciiTheme="majorAscii" w:hAnsiTheme="majorAscii" w:eastAsiaTheme="majorAscii" w:cstheme="majorAscii"/>
+          <w:noProof w:val="0"/>
+          <w:sz w:val="24"/>
+          <w:szCs w:val="24"/>
+          <w:lang w:val="pl-PL"/>
+        </w:rPr>
+        <w:t xml:space="preserve">(Zlecenie) </w:t>
+      </w:r>
+      <w:r>
+        <w:rPr>
+          <w:rFonts w:ascii="Aptos Display" w:hAnsi="Aptos Display" w:eastAsia="Aptos Display" w:cs="Aptos Display" w:asciiTheme="majorAscii" w:hAnsiTheme="majorAscii" w:eastAsiaTheme="majorAscii" w:cstheme="majorAscii"/>
+          <w:noProof w:val="0"/>
+          <w:sz w:val="24"/>
+          <w:szCs w:val="24"/>
+          <w:lang w:val="pl-PL"/>
+        </w:rPr>
+        <w:t xml:space="preserve">- </w:t>
+      </w:r>
+      <w:r>
+        <w:rPr>
+          <w:rFonts w:ascii="Aptos" w:hAnsi="Aptos" w:eastAsia="Aptos" w:cs="Aptos"/>
+          <w:noProof w:val="0"/>
+          <w:sz w:val="24"/>
+          <w:szCs w:val="24"/>
+          <w:lang w:val="pl-PL"/>
+        </w:rPr>
+        <w:t xml:space="preserve">ponowne wywołanie metody z klasy Pracownik, która raportuje wykonanie pracy do systemu i automatycznie przywraca pracownika do puli zasobów wolnych (stan Dostępny). </w:t>
+      </w:r>
+    </w:p>
+    <w:p>
+      <w:pPr>
+        <w:pStyle w:val="Akapitzlist"/>
+        <w:numPr>
+          <w:ilvl w:val="0"/>
+          <w:numId w:val="37"/>
+        </w:numPr>
+        <w:spacing w:before="0" w:beforeAutospacing="off"/>
+        <w:jc w:val="both"/>
+        <w:rPr>
+          <w:rFonts w:ascii="Aptos" w:hAnsi="Aptos" w:eastAsia="Aptos" w:cs="Aptos"/>
+          <w:b w:val="1"/>
+          <w:bCs w:val="1"/>
+          <w:noProof w:val="0"/>
+          <w:sz w:val="24"/>
+          <w:szCs w:val="24"/>
+          <w:lang w:val="pl-PL"/>
+        </w:rPr>
+      </w:pPr>
+      <w:r>
+        <w:rPr>
+          <w:rFonts w:ascii="Aptos" w:hAnsi="Aptos" w:eastAsia="Aptos" w:cs="Aptos"/>
+          <w:b w:val="1"/>
+          <w:bCs w:val="1"/>
+          <w:noProof w:val="0"/>
+          <w:sz w:val="24"/>
+          <w:szCs w:val="24"/>
+          <w:lang w:val="pl-PL"/>
+        </w:rPr>
+        <w:t xml:space="preserve">Zatrudniony </w:t>
+      </w:r>
+      <w:r>
+        <w:rPr>
+          <w:rFonts w:ascii="Aptos" w:hAnsi="Aptos" w:eastAsia="Aptos" w:cs="Aptos"/>
+          <w:b w:val="1"/>
+          <w:bCs w:val="1"/>
+          <w:noProof w:val="0"/>
+          <w:sz w:val="24"/>
+          <w:szCs w:val="24"/>
+          <w:lang w:val="pl-PL"/>
+        </w:rPr>
+        <w:t xml:space="preserve">-&gt; </w:t>
+      </w:r>
+      <w:r>
+        <w:rPr>
+          <w:rFonts w:ascii="Aptos" w:hAnsi="Aptos" w:eastAsia="Aptos" w:cs="Aptos"/>
+          <w:b w:val="1"/>
+          <w:bCs w:val="1"/>
+          <w:noProof w:val="0"/>
+          <w:sz w:val="24"/>
+          <w:szCs w:val="24"/>
+          <w:lang w:val="pl-PL"/>
+        </w:rPr>
+        <w:t>Zwolniony</w:t>
+      </w:r>
+    </w:p>
+    <w:p>
+      <w:pPr>
+        <w:pStyle w:val="Akapitzlist"/>
+        <w:numPr>
+          <w:ilvl w:val="1"/>
+          <w:numId w:val="37"/>
+        </w:numPr>
+        <w:spacing w:before="0" w:beforeAutospacing="off"/>
+        <w:jc w:val="both"/>
+        <w:rPr>
+          <w:rFonts w:ascii="Aptos" w:hAnsi="Aptos" w:eastAsia="Aptos" w:cs="Aptos"/>
+          <w:noProof w:val="0"/>
+          <w:sz w:val="24"/>
+          <w:szCs w:val="24"/>
+          <w:lang w:val="pl-PL"/>
+        </w:rPr>
+      </w:pPr>
+      <w:r>
+        <w:rPr>
+          <w:rFonts w:ascii="Aptos" w:hAnsi="Aptos" w:eastAsia="Aptos" w:cs="Aptos"/>
+          <w:b w:val="1"/>
+          <w:bCs w:val="1"/>
+          <w:noProof w:val="0"/>
+          <w:sz w:val="24"/>
+          <w:szCs w:val="24"/>
+          <w:lang w:val="pl-PL"/>
+        </w:rPr>
+        <w:t>Zdarzenie:</w:t>
+      </w:r>
+      <w:r>
+        <w:rPr>
+          <w:rFonts w:ascii="Aptos" w:hAnsi="Aptos" w:eastAsia="Aptos" w:cs="Aptos"/>
+          <w:noProof w:val="0"/>
+          <w:sz w:val="24"/>
+          <w:szCs w:val="24"/>
+          <w:lang w:val="pl-PL"/>
+        </w:rPr>
+        <w:t xml:space="preserve"> Wystąpienie zdarzenia czasowego </w:t>
+      </w:r>
+      <w:r>
+        <w:rPr>
+          <w:rFonts w:ascii="Consolas" w:hAnsi="Consolas" w:eastAsia="Consolas" w:cs="Consolas"/>
+          <w:noProof w:val="0"/>
+          <w:sz w:val="24"/>
+          <w:szCs w:val="24"/>
+          <w:lang w:val="pl-PL"/>
+        </w:rPr>
+        <w:t>when</w:t>
+      </w:r>
+      <w:r>
+        <w:rPr>
+          <w:rFonts w:ascii="Consolas" w:hAnsi="Consolas" w:eastAsia="Consolas" w:cs="Consolas"/>
+          <w:noProof w:val="0"/>
+          <w:sz w:val="24"/>
+          <w:szCs w:val="24"/>
+          <w:lang w:val="pl-PL"/>
+        </w:rPr>
+        <w:t>(koniec sezonu)</w:t>
+      </w:r>
+      <w:r>
+        <w:rPr>
+          <w:rFonts w:ascii="Aptos" w:hAnsi="Aptos" w:eastAsia="Aptos" w:cs="Aptos"/>
+          <w:noProof w:val="0"/>
+          <w:sz w:val="24"/>
+          <w:szCs w:val="24"/>
+          <w:lang w:val="pl-PL"/>
+        </w:rPr>
+        <w:t xml:space="preserve"> (</w:t>
+      </w:r>
+      <w:r>
+        <w:rPr>
+          <w:rFonts w:ascii="Aptos" w:hAnsi="Aptos" w:eastAsia="Aptos" w:cs="Aptos"/>
+          <w:noProof w:val="0"/>
+          <w:sz w:val="24"/>
+          <w:szCs w:val="24"/>
+          <w:lang w:val="pl-PL"/>
+        </w:rPr>
+        <w:t>ż</w:t>
+      </w:r>
+      <w:r>
+        <w:rPr>
+          <w:rFonts w:ascii="Aptos" w:hAnsi="Aptos" w:eastAsia="Aptos" w:cs="Aptos"/>
+          <w:noProof w:val="0"/>
+          <w:sz w:val="24"/>
+          <w:szCs w:val="24"/>
+          <w:lang w:val="pl-PL"/>
+        </w:rPr>
+        <w:t>niwa</w:t>
+      </w:r>
+      <w:r>
+        <w:rPr>
+          <w:rFonts w:ascii="Aptos" w:hAnsi="Aptos" w:eastAsia="Aptos" w:cs="Aptos"/>
+          <w:noProof w:val="0"/>
+          <w:sz w:val="24"/>
+          <w:szCs w:val="24"/>
+          <w:lang w:val="pl-PL"/>
+        </w:rPr>
+        <w:t xml:space="preserve"> lub duże spiętrzenie )</w:t>
+      </w:r>
+      <w:r>
+        <w:rPr>
+          <w:rFonts w:ascii="Aptos" w:hAnsi="Aptos" w:eastAsia="Aptos" w:cs="Aptos"/>
+          <w:noProof w:val="0"/>
+          <w:sz w:val="24"/>
+          <w:szCs w:val="24"/>
+          <w:lang w:val="pl-PL"/>
+        </w:rPr>
+        <w:t xml:space="preserve"> lub bezpośrednie zdarzenie "Admin osobiście usuwa pracownika".</w:t>
+      </w:r>
+    </w:p>
+    <w:p>
+      <w:pPr>
+        <w:pStyle w:val="Akapitzlist"/>
+        <w:numPr>
+          <w:ilvl w:val="1"/>
+          <w:numId w:val="37"/>
+        </w:numPr>
+        <w:spacing w:before="0" w:beforeAutospacing="off"/>
+        <w:jc w:val="both"/>
+        <w:rPr>
+          <w:rFonts w:ascii="Aptos" w:hAnsi="Aptos" w:eastAsia="Aptos" w:cs="Aptos"/>
+          <w:noProof w:val="0"/>
+          <w:sz w:val="24"/>
+          <w:szCs w:val="24"/>
+          <w:lang w:val="pl-PL"/>
+        </w:rPr>
+      </w:pPr>
+      <w:r>
+        <w:rPr>
+          <w:rFonts w:ascii="Aptos" w:hAnsi="Aptos" w:eastAsia="Aptos" w:cs="Aptos"/>
+          <w:b w:val="1"/>
+          <w:bCs w:val="1"/>
+          <w:noProof w:val="0"/>
+          <w:sz w:val="24"/>
+          <w:szCs w:val="24"/>
+          <w:lang w:val="pl-PL"/>
+        </w:rPr>
+        <w:t>Akcja:</w:t>
+      </w:r>
+      <w:r>
+        <w:rPr>
+          <w:rFonts w:ascii="Aptos" w:hAnsi="Aptos" w:eastAsia="Aptos" w:cs="Aptos"/>
+          <w:noProof w:val="0"/>
+          <w:sz w:val="24"/>
+          <w:szCs w:val="24"/>
+          <w:lang w:val="pl-PL"/>
+        </w:rPr>
+        <w:t xml:space="preserve"> </w:t>
+      </w:r>
+      <w:r>
+        <w:rPr>
+          <w:rFonts w:ascii="Aptos Display" w:hAnsi="Aptos Display" w:eastAsia="Aptos Display" w:cs="Aptos Display" w:asciiTheme="majorAscii" w:hAnsiTheme="majorAscii" w:eastAsiaTheme="majorAscii" w:cstheme="majorAscii"/>
+          <w:noProof w:val="0"/>
+          <w:sz w:val="24"/>
+          <w:szCs w:val="24"/>
+          <w:lang w:val="pl-PL"/>
+        </w:rPr>
+        <w:t>usunPracownika</w:t>
+      </w:r>
+      <w:r>
+        <w:rPr>
+          <w:rFonts w:ascii="Aptos Display" w:hAnsi="Aptos Display" w:eastAsia="Aptos Display" w:cs="Aptos Display" w:asciiTheme="majorAscii" w:hAnsiTheme="majorAscii" w:eastAsiaTheme="majorAscii" w:cstheme="majorAscii"/>
+          <w:noProof w:val="0"/>
+          <w:sz w:val="24"/>
+          <w:szCs w:val="24"/>
+          <w:lang w:val="pl-PL"/>
+        </w:rPr>
+        <w:t xml:space="preserve">() </w:t>
+      </w:r>
+      <w:r>
+        <w:rPr>
+          <w:rFonts w:ascii="Aptos Display" w:hAnsi="Aptos Display" w:eastAsia="Aptos Display" w:cs="Aptos Display" w:asciiTheme="majorAscii" w:hAnsiTheme="majorAscii" w:eastAsiaTheme="majorAscii" w:cstheme="majorAscii"/>
+          <w:noProof w:val="0"/>
+          <w:sz w:val="24"/>
+          <w:szCs w:val="24"/>
+          <w:lang w:val="pl-PL"/>
+        </w:rPr>
+        <w:t xml:space="preserve">- </w:t>
+      </w:r>
+      <w:r>
+        <w:rPr>
+          <w:rFonts w:ascii="Aptos" w:hAnsi="Aptos" w:eastAsia="Aptos" w:cs="Aptos"/>
+          <w:noProof w:val="0"/>
+          <w:sz w:val="24"/>
+          <w:szCs w:val="24"/>
+          <w:lang w:val="pl-PL"/>
+        </w:rPr>
+        <w:t>wywołanie metody z klasy Admin, realizującej usunięcie rekordu z bazy.</w:t>
+      </w:r>
+    </w:p>
+    <w:p>
+      <w:pPr>
+        <w:pStyle w:val="Normalny"/>
+        <w:spacing w:line="276" w:lineRule="auto"/>
+        <w:jc w:val="both"/>
+      </w:pPr>
+    </w:p>
+    <w:p>
+      <w:pPr>
+        <w:pStyle w:val="Normalny"/>
+        <w:spacing w:line="276" w:lineRule="auto"/>
+        <w:jc w:val="both"/>
+      </w:pPr>
     </w:p>
     <w:p>
       <w:pPr>
@@ -5024,6 +6763,230 @@
 
 <file path=word/numbering.xml><?xml version="1.0" encoding="utf-8"?>
 <w:numbering xmlns:wpc="http://schemas.microsoft.com/office/word/2010/wordprocessingCanvas" xmlns:cx="http://schemas.microsoft.com/office/drawing/2014/chartex" xmlns:cx1="http://schemas.microsoft.com/office/drawing/2015/9/8/chartex" xmlns:cx2="http://schemas.microsoft.com/office/drawing/2015/10/21/chartex" xmlns:cx3="http://schemas.microsoft.com/office/drawing/2016/5/9/chartex" xmlns:cx4="http://schemas.microsoft.com/office/drawing/2016/5/10/chartex" xmlns:cx5="http://schemas.microsoft.com/office/drawing/2016/5/11/chartex" xmlns:cx6="http://schemas.microsoft.com/office/drawing/2016/5/12/chartex" xmlns:cx7="http://schemas.microsoft.com/office/drawing/2016/5/13/chartex" xmlns:cx8="http://schemas.microsoft.com/office/drawing/2016/5/14/chartex" xmlns:mc="http://schemas.openxmlformats.org/markup-compatibility/2006" xmlns:aink="http://schemas.microsoft.com/office/drawing/2016/ink" xmlns:am3d="http://schemas.microsoft.com/office/drawing/2017/model3d" xmlns:o="urn:schemas-microsoft-com:office:office" xmlns:oel="http://schemas.microsoft.com/office/2019/extlst" xmlns:r="http://schemas.openxmlformats.org/officeDocument/2006/relationships" xmlns:m="http://schemas.openxmlformats.org/officeDocument/2006/math" xmlns:v="urn:schemas-microsoft-com:vml" xmlns:wp14="http://schemas.microsoft.com/office/word/2010/wordprocessingDrawing" xmlns:wp="http://schemas.openxmlformats.org/drawingml/2006/wordprocessingDrawing" xmlns:w10="urn:schemas-microsoft-com:office:word" xmlns:w="http://schemas.openxmlformats.org/wordprocessingml/2006/main" xmlns:w14="http://schemas.microsoft.com/office/word/2010/wordml" xmlns:w15="http://schemas.microsoft.com/office/word/2012/wordml" xmlns:w16cex="http://schemas.microsoft.com/office/word/2018/wordml/cex" xmlns:w16cid="http://schemas.microsoft.com/office/word/2016/wordml/cid" xmlns:w16="http://schemas.microsoft.com/office/word/2018/wordml" xmlns:w16du="http://schemas.microsoft.com/office/word/2023/wordml/word16du" xmlns:w16sdtdh="http://schemas.microsoft.com/office/word/2020/wordml/sdtdatahash" xmlns:w16sdtfl="http://schemas.microsoft.com/office/word/2024/wordml/sdtformatlock" xmlns:w16se="http://schemas.microsoft.com/office/word/2015/wordml/symex" xmlns:wpg="http://schemas.microsoft.com/office/word/2010/wordprocessingGroup" xmlns:wpi="http://schemas.microsoft.com/office/word/2010/wordprocessingInk" xmlns:wne="http://schemas.microsoft.com/office/word/2006/wordml" xmlns:wps="http://schemas.microsoft.com/office/word/2010/wordprocessingShape" mc:Ignorable="w14 w15 w16se w16cid w16 w16cex w16sdtdh w16sdtfl w16du wp14">
+  <w:abstractNum xmlns:w="http://schemas.openxmlformats.org/wordprocessingml/2006/main" w:abstractNumId="36">
+    <w:nsid w:val="438e5e70"/>
+    <w:multiLevelType xmlns:w="http://schemas.openxmlformats.org/wordprocessingml/2006/main" w:val="hybridMultilevel"/>
+    <w:lvl xmlns:w="http://schemas.openxmlformats.org/wordprocessingml/2006/main" w:ilvl="0">
+      <w:start w:val="1"/>
+      <w:numFmt w:val="bullet"/>
+      <w:lvlText w:val=""/>
+      <w:lvlJc w:val="left"/>
+      <w:pPr>
+        <w:ind w:left="720" w:hanging="360"/>
+      </w:pPr>
+      <w:rPr>
+        <w:rFonts w:hint="default" w:ascii="Symbol" w:hAnsi="Symbol"/>
+      </w:rPr>
+    </w:lvl>
+    <w:lvl xmlns:w="http://schemas.openxmlformats.org/wordprocessingml/2006/main" w:ilvl="1">
+      <w:start w:val="1"/>
+      <w:numFmt w:val="bullet"/>
+      <w:lvlText w:val="o"/>
+      <w:lvlJc w:val="left"/>
+      <w:pPr>
+        <w:ind w:left="1440" w:hanging="360"/>
+      </w:pPr>
+      <w:rPr>
+        <w:rFonts w:hint="default" w:ascii="Courier New" w:hAnsi="Courier New"/>
+      </w:rPr>
+    </w:lvl>
+    <w:lvl xmlns:w="http://schemas.openxmlformats.org/wordprocessingml/2006/main" w:ilvl="2">
+      <w:start w:val="1"/>
+      <w:numFmt w:val="bullet"/>
+      <w:lvlText w:val=""/>
+      <w:lvlJc w:val="left"/>
+      <w:pPr>
+        <w:ind w:left="2160" w:hanging="360"/>
+      </w:pPr>
+      <w:rPr>
+        <w:rFonts w:hint="default" w:ascii="Wingdings" w:hAnsi="Wingdings"/>
+      </w:rPr>
+    </w:lvl>
+    <w:lvl xmlns:w="http://schemas.openxmlformats.org/wordprocessingml/2006/main" w:ilvl="3">
+      <w:start w:val="1"/>
+      <w:numFmt w:val="bullet"/>
+      <w:lvlText w:val=""/>
+      <w:lvlJc w:val="left"/>
+      <w:pPr>
+        <w:ind w:left="2880" w:hanging="360"/>
+      </w:pPr>
+      <w:rPr>
+        <w:rFonts w:hint="default" w:ascii="Symbol" w:hAnsi="Symbol"/>
+      </w:rPr>
+    </w:lvl>
+    <w:lvl xmlns:w="http://schemas.openxmlformats.org/wordprocessingml/2006/main" w:ilvl="4">
+      <w:start w:val="1"/>
+      <w:numFmt w:val="bullet"/>
+      <w:lvlText w:val="o"/>
+      <w:lvlJc w:val="left"/>
+      <w:pPr>
+        <w:ind w:left="3600" w:hanging="360"/>
+      </w:pPr>
+      <w:rPr>
+        <w:rFonts w:hint="default" w:ascii="Courier New" w:hAnsi="Courier New"/>
+      </w:rPr>
+    </w:lvl>
+    <w:lvl xmlns:w="http://schemas.openxmlformats.org/wordprocessingml/2006/main" w:ilvl="5">
+      <w:start w:val="1"/>
+      <w:numFmt w:val="bullet"/>
+      <w:lvlText w:val=""/>
+      <w:lvlJc w:val="left"/>
+      <w:pPr>
+        <w:ind w:left="4320" w:hanging="360"/>
+      </w:pPr>
+      <w:rPr>
+        <w:rFonts w:hint="default" w:ascii="Wingdings" w:hAnsi="Wingdings"/>
+      </w:rPr>
+    </w:lvl>
+    <w:lvl xmlns:w="http://schemas.openxmlformats.org/wordprocessingml/2006/main" w:ilvl="6">
+      <w:start w:val="1"/>
+      <w:numFmt w:val="bullet"/>
+      <w:lvlText w:val=""/>
+      <w:lvlJc w:val="left"/>
+      <w:pPr>
+        <w:ind w:left="5040" w:hanging="360"/>
+      </w:pPr>
+      <w:rPr>
+        <w:rFonts w:hint="default" w:ascii="Symbol" w:hAnsi="Symbol"/>
+      </w:rPr>
+    </w:lvl>
+    <w:lvl xmlns:w="http://schemas.openxmlformats.org/wordprocessingml/2006/main" w:ilvl="7">
+      <w:start w:val="1"/>
+      <w:numFmt w:val="bullet"/>
+      <w:lvlText w:val="o"/>
+      <w:lvlJc w:val="left"/>
+      <w:pPr>
+        <w:ind w:left="5760" w:hanging="360"/>
+      </w:pPr>
+      <w:rPr>
+        <w:rFonts w:hint="default" w:ascii="Courier New" w:hAnsi="Courier New"/>
+      </w:rPr>
+    </w:lvl>
+    <w:lvl xmlns:w="http://schemas.openxmlformats.org/wordprocessingml/2006/main" w:ilvl="8">
+      <w:start w:val="1"/>
+      <w:numFmt w:val="bullet"/>
+      <w:lvlText w:val=""/>
+      <w:lvlJc w:val="left"/>
+      <w:pPr>
+        <w:ind w:left="6480" w:hanging="360"/>
+      </w:pPr>
+      <w:rPr>
+        <w:rFonts w:hint="default" w:ascii="Wingdings" w:hAnsi="Wingdings"/>
+      </w:rPr>
+    </w:lvl>
+  </w:abstractNum>
+  <w:abstractNum xmlns:w="http://schemas.openxmlformats.org/wordprocessingml/2006/main" w:abstractNumId="35">
+    <w:nsid w:val="396291f1"/>
+    <w:multiLevelType xmlns:w="http://schemas.openxmlformats.org/wordprocessingml/2006/main" w:val="hybridMultilevel"/>
+    <w:lvl xmlns:w="http://schemas.openxmlformats.org/wordprocessingml/2006/main" w:ilvl="0">
+      <w:start w:val="1"/>
+      <w:numFmt w:val="bullet"/>
+      <w:lvlText w:val=""/>
+      <w:lvlJc w:val="left"/>
+      <w:pPr>
+        <w:ind w:left="720" w:hanging="360"/>
+      </w:pPr>
+      <w:rPr>
+        <w:rFonts w:hint="default" w:ascii="Symbol" w:hAnsi="Symbol"/>
+      </w:rPr>
+    </w:lvl>
+    <w:lvl xmlns:w="http://schemas.openxmlformats.org/wordprocessingml/2006/main" w:ilvl="1">
+      <w:start w:val="1"/>
+      <w:numFmt w:val="bullet"/>
+      <w:lvlText w:val="o"/>
+      <w:lvlJc w:val="left"/>
+      <w:pPr>
+        <w:ind w:left="1440" w:hanging="360"/>
+      </w:pPr>
+      <w:rPr>
+        <w:rFonts w:hint="default" w:ascii="Courier New" w:hAnsi="Courier New"/>
+      </w:rPr>
+    </w:lvl>
+    <w:lvl xmlns:w="http://schemas.openxmlformats.org/wordprocessingml/2006/main" w:ilvl="2">
+      <w:start w:val="1"/>
+      <w:numFmt w:val="bullet"/>
+      <w:lvlText w:val=""/>
+      <w:lvlJc w:val="left"/>
+      <w:pPr>
+        <w:ind w:left="2160" w:hanging="360"/>
+      </w:pPr>
+      <w:rPr>
+        <w:rFonts w:hint="default" w:ascii="Wingdings" w:hAnsi="Wingdings"/>
+      </w:rPr>
+    </w:lvl>
+    <w:lvl xmlns:w="http://schemas.openxmlformats.org/wordprocessingml/2006/main" w:ilvl="3">
+      <w:start w:val="1"/>
+      <w:numFmt w:val="bullet"/>
+      <w:lvlText w:val=""/>
+      <w:lvlJc w:val="left"/>
+      <w:pPr>
+        <w:ind w:left="2880" w:hanging="360"/>
+      </w:pPr>
+      <w:rPr>
+        <w:rFonts w:hint="default" w:ascii="Symbol" w:hAnsi="Symbol"/>
+      </w:rPr>
+    </w:lvl>
+    <w:lvl xmlns:w="http://schemas.openxmlformats.org/wordprocessingml/2006/main" w:ilvl="4">
+      <w:start w:val="1"/>
+      <w:numFmt w:val="bullet"/>
+      <w:lvlText w:val="o"/>
+      <w:lvlJc w:val="left"/>
+      <w:pPr>
+        <w:ind w:left="3600" w:hanging="360"/>
+      </w:pPr>
+      <w:rPr>
+        <w:rFonts w:hint="default" w:ascii="Courier New" w:hAnsi="Courier New"/>
+      </w:rPr>
+    </w:lvl>
+    <w:lvl xmlns:w="http://schemas.openxmlformats.org/wordprocessingml/2006/main" w:ilvl="5">
+      <w:start w:val="1"/>
+      <w:numFmt w:val="bullet"/>
+      <w:lvlText w:val=""/>
+      <w:lvlJc w:val="left"/>
+      <w:pPr>
+        <w:ind w:left="4320" w:hanging="360"/>
+      </w:pPr>
+      <w:rPr>
+        <w:rFonts w:hint="default" w:ascii="Wingdings" w:hAnsi="Wingdings"/>
+      </w:rPr>
+    </w:lvl>
+    <w:lvl xmlns:w="http://schemas.openxmlformats.org/wordprocessingml/2006/main" w:ilvl="6">
+      <w:start w:val="1"/>
+      <w:numFmt w:val="bullet"/>
+      <w:lvlText w:val=""/>
+      <w:lvlJc w:val="left"/>
+      <w:pPr>
+        <w:ind w:left="5040" w:hanging="360"/>
+      </w:pPr>
+      <w:rPr>
+        <w:rFonts w:hint="default" w:ascii="Symbol" w:hAnsi="Symbol"/>
+      </w:rPr>
+    </w:lvl>
+    <w:lvl xmlns:w="http://schemas.openxmlformats.org/wordprocessingml/2006/main" w:ilvl="7">
+      <w:start w:val="1"/>
+      <w:numFmt w:val="bullet"/>
+      <w:lvlText w:val="o"/>
+      <w:lvlJc w:val="left"/>
+      <w:pPr>
+        <w:ind w:left="5760" w:hanging="360"/>
+      </w:pPr>
+      <w:rPr>
+        <w:rFonts w:hint="default" w:ascii="Courier New" w:hAnsi="Courier New"/>
+      </w:rPr>
+    </w:lvl>
+    <w:lvl xmlns:w="http://schemas.openxmlformats.org/wordprocessingml/2006/main" w:ilvl="8">
+      <w:start w:val="1"/>
+      <w:numFmt w:val="bullet"/>
+      <w:lvlText w:val=""/>
+      <w:lvlJc w:val="left"/>
+      <w:pPr>
+        <w:ind w:left="6480" w:hanging="360"/>
+      </w:pPr>
+      <w:rPr>
+        <w:rFonts w:hint="default" w:ascii="Wingdings" w:hAnsi="Wingdings"/>
+      </w:rPr>
+    </w:lvl>
+  </w:abstractNum>
   <w:abstractNum w:abstractNumId="0" w15:restartNumberingAfterBreak="0">
     <w:nsid w:val="0031FDCE"/>
     <w:multiLevelType w:val="hybridMultilevel"/>
@@ -9096,6 +11059,12 @@
       </w:rPr>
     </w:lvl>
   </w:abstractNum>
+  <w:num w:numId="37">
+    <w:abstractNumId w:val="36"/>
+  </w:num>
+  <w:num w:numId="36">
+    <w:abstractNumId w:val="35"/>
+  </w:num>
   <w:num w:numId="1" w16cid:durableId="1015159214">
     <w:abstractNumId w:val="32"/>
   </w:num>

--- a/projektFirmaRolnicza.docx
+++ b/projektFirmaRolnicza.docx
@@ -736,7 +736,16 @@
           <w:sz w:val="28"/>
           <w:szCs w:val="28"/>
         </w:rPr>
-        <w:t xml:space="preserve">    2. Cel budowania systemu, jego zakres oraz kontekst, przewidywalne mierzalne (z podaniem konkretnych wartości i sposobów ich wyliczenia) i niemierzalne korzyści z jego wdrożenia</w:t>
+        <w:t xml:space="preserve">    </w:t>
+      </w:r>
+      <w:r>
+        <w:rPr>
+          <w:rFonts w:ascii="Times New Roman" w:hAnsi="Times New Roman" w:eastAsia="Times New Roman" w:cs="Times New Roman"/>
+          <w:sz w:val="28"/>
+          <w:szCs w:val="28"/>
+          <w:highlight w:val="green"/>
+        </w:rPr>
+        <w:t>2. Cel budowania systemu, jego zakres oraz kontekst, przewidywalne mierzalne (z podaniem konkretnych wartości i sposobów ich wyliczenia) i niemierzalne korzyści z jego wdrożenia</w:t>
       </w:r>
     </w:p>
     <w:p>
@@ -2965,7 +2974,25 @@
           <w:sz w:val="28"/>
           <w:szCs w:val="28"/>
         </w:rPr>
-        <w:t xml:space="preserve">        4.3. Diagramy interakcji (przebiegu) z opisem tekstowym komunikatów (3 przykładowe diagramy)</w:t>
+        <w:t xml:space="preserve">        </w:t>
+      </w:r>
+      <w:r>
+        <w:rPr>
+          <w:rFonts w:ascii="Times New Roman" w:hAnsi="Times New Roman" w:eastAsia="Times New Roman" w:cs="Times New Roman"/>
+          <w:sz w:val="28"/>
+          <w:szCs w:val="28"/>
+          <w:highlight w:val="yellow"/>
+        </w:rPr>
+        <w:t>4.3. Diagramy interakcji (przebiegu) z opisem tekstowym komunikatów (3 przykładowe diagramy)</w:t>
+      </w:r>
+      <w:r>
+        <w:rPr>
+          <w:rFonts w:ascii="Times New Roman" w:hAnsi="Times New Roman" w:eastAsia="Times New Roman" w:cs="Times New Roman"/>
+          <w:sz w:val="28"/>
+          <w:szCs w:val="28"/>
+          <w:highlight w:val="yellow"/>
+        </w:rPr>
+        <w:t xml:space="preserve"> 1/3</w:t>
       </w:r>
     </w:p>
     <w:p>
@@ -3825,30 +3852,64 @@
     <w:p>
       <w:pPr>
         <w:spacing w:line="276" w:lineRule="auto"/>
-        <w:jc w:val="both"/>
-        <w:rPr>
-          <w:rFonts w:ascii="Times New Roman" w:hAnsi="Times New Roman" w:eastAsia="Times New Roman" w:cs="Times New Roman"/>
-          <w:sz w:val="28"/>
-          <w:szCs w:val="28"/>
-        </w:rPr>
-      </w:pPr>
-      <w:r>
-        <w:rPr>
-          <w:rFonts w:ascii="Times New Roman" w:hAnsi="Times New Roman" w:eastAsia="Times New Roman" w:cs="Times New Roman"/>
-          <w:sz w:val="28"/>
-          <w:szCs w:val="28"/>
-        </w:rPr>
-        <w:lastRenderedPageBreak/>
-        <w:t xml:space="preserve">        </w:t>
-      </w:r>
-      <w:r>
-        <w:rPr>
-          <w:rFonts w:ascii="Times New Roman" w:hAnsi="Times New Roman" w:eastAsia="Times New Roman" w:cs="Times New Roman"/>
-          <w:sz w:val="28"/>
-          <w:szCs w:val="28"/>
+        <w:ind w:firstLine="708"/>
+        <w:jc w:val="both"/>
+        <w:rPr>
+          <w:rFonts w:ascii="Times New Roman" w:hAnsi="Times New Roman" w:eastAsia="Times New Roman" w:cs="Times New Roman"/>
+          <w:sz w:val="28"/>
+          <w:szCs w:val="28"/>
+        </w:rPr>
+      </w:pPr>
+      <w:r>
+        <w:rPr>
+          <w:rFonts w:ascii="Times New Roman" w:hAnsi="Times New Roman" w:eastAsia="Times New Roman" w:cs="Times New Roman"/>
+          <w:sz w:val="28"/>
+          <w:szCs w:val="28"/>
+          <w:highlight w:val="green"/>
         </w:rPr>
         <w:t>5.1. Diagram klas</w:t>
       </w:r>
+      <w:r>
+        <w:rPr>
+          <w:rFonts w:ascii="Times New Roman" w:hAnsi="Times New Roman" w:eastAsia="Times New Roman" w:cs="Times New Roman"/>
+          <w:sz w:val="28"/>
+          <w:szCs w:val="28"/>
+          <w:highlight w:val="green"/>
+        </w:rPr>
+        <w:t xml:space="preserve"> - </w:t>
+      </w:r>
+      <w:r>
+        <w:rPr>
+          <w:rFonts w:ascii="Times New Roman" w:hAnsi="Times New Roman" w:eastAsia="Times New Roman" w:cs="Times New Roman"/>
+          <w:b w:val="1"/>
+          <w:bCs w:val="1"/>
+          <w:sz w:val="36"/>
+          <w:szCs w:val="36"/>
+        </w:rPr>
+        <w:t xml:space="preserve">Piotr Poletyło, Tymoteusz Sosnowski, Jeremi </w:t>
+      </w:r>
+      <w:r>
+        <w:rPr>
+          <w:rFonts w:ascii="Times New Roman" w:hAnsi="Times New Roman" w:eastAsia="Times New Roman" w:cs="Times New Roman"/>
+          <w:b w:val="1"/>
+          <w:bCs w:val="1"/>
+          <w:sz w:val="36"/>
+          <w:szCs w:val="36"/>
+        </w:rPr>
+        <w:t>Miroń</w:t>
+      </w:r>
+    </w:p>
+    <w:p>
+      <w:pPr>
+        <w:spacing w:line="276" w:lineRule="auto"/>
+        <w:jc w:val="both"/>
+        <w:rPr>
+          <w:rFonts w:ascii="Times New Roman" w:hAnsi="Times New Roman" w:eastAsia="Times New Roman" w:cs="Times New Roman"/>
+          <w:sz w:val="28"/>
+          <w:szCs w:val="28"/>
+          <w:highlight w:val="green"/>
+        </w:rPr>
+      </w:pPr>
     </w:p>
     <w:p>
       <w:pPr>
@@ -4622,7 +4683,25 @@
           <w:sz w:val="28"/>
           <w:szCs w:val="28"/>
         </w:rPr>
-        <w:t xml:space="preserve">        5.3. Diagramy stanów (3 diagramy dla wybranych klas) wraz z opisem tekstowym występującym na nich elementów</w:t>
+        <w:t xml:space="preserve">        </w:t>
+      </w:r>
+      <w:r>
+        <w:rPr>
+          <w:rFonts w:ascii="Times New Roman" w:hAnsi="Times New Roman" w:eastAsia="Times New Roman" w:cs="Times New Roman"/>
+          <w:sz w:val="28"/>
+          <w:szCs w:val="28"/>
+          <w:highlight w:val="yellow"/>
+        </w:rPr>
+        <w:t>5.3. Diagramy stanów (3 diagramy dla wybranych klas) wraz z opisem tekstowym występującym na nich elementów</w:t>
+      </w:r>
+      <w:r>
+        <w:rPr>
+          <w:rFonts w:ascii="Times New Roman" w:hAnsi="Times New Roman" w:eastAsia="Times New Roman" w:cs="Times New Roman"/>
+          <w:sz w:val="28"/>
+          <w:szCs w:val="28"/>
+          <w:highlight w:val="yellow"/>
+        </w:rPr>
+        <w:t xml:space="preserve"> 1/3</w:t>
       </w:r>
       <w:r>
         <w:br/>
@@ -4653,6 +4732,16 @@
           <w:szCs w:val="36"/>
         </w:rPr>
         <w:t>Piotr Poletyło</w:t>
+      </w:r>
+      <w:r>
+        <w:rPr>
+          <w:rFonts w:ascii="Times New Roman" w:hAnsi="Times New Roman" w:eastAsia="Times New Roman" w:cs="Times New Roman"/>
+          <w:b w:val="1"/>
+          <w:bCs w:val="1"/>
+          <w:sz w:val="36"/>
+          <w:szCs w:val="36"/>
+        </w:rPr>
+        <w:t xml:space="preserve"> </w:t>
       </w:r>
     </w:p>
     <w:p>
@@ -6424,6 +6513,7 @@
     </w:p>
     <w:p>
       <w:pPr>
+        <w:pStyle w:val="Normalny"/>
         <w:spacing w:line="276" w:lineRule="auto"/>
         <w:jc w:val="both"/>
       </w:pPr>
@@ -6433,21 +6523,1439 @@
           <w:sz w:val="28"/>
           <w:szCs w:val="28"/>
         </w:rPr>
-        <w:t xml:space="preserve">    7. Propozycja technologii informatycznych, które mogą zostać wykorzystane do realizacji systemu (sprzęt, oprogramowanie)</w:t>
-      </w:r>
-    </w:p>
-    <w:p>
-      <w:pPr>
+        <w:t xml:space="preserve">    </w:t>
+      </w:r>
+      <w:r>
+        <w:rPr>
+          <w:rFonts w:ascii="Times New Roman" w:hAnsi="Times New Roman" w:eastAsia="Times New Roman" w:cs="Times New Roman"/>
+          <w:sz w:val="28"/>
+          <w:szCs w:val="28"/>
+          <w:highlight w:val="green"/>
+        </w:rPr>
+        <w:t>7. Propozycja technologii informatycznych, które mogą zostać wykorzystane do realizacji systemu (sprzęt, oprogramowanie)</w:t>
+      </w:r>
+      <w:r>
+        <w:rPr>
+          <w:rFonts w:ascii="Times New Roman" w:hAnsi="Times New Roman" w:eastAsia="Times New Roman" w:cs="Times New Roman"/>
+          <w:sz w:val="28"/>
+          <w:szCs w:val="28"/>
+          <w:highlight w:val="green"/>
+        </w:rPr>
+        <w:t xml:space="preserve"> - </w:t>
+      </w:r>
+      <w:r>
+        <w:rPr>
+          <w:rFonts w:ascii="Times New Roman" w:hAnsi="Times New Roman" w:eastAsia="Times New Roman" w:cs="Times New Roman"/>
+          <w:b w:val="1"/>
+          <w:bCs w:val="1"/>
+          <w:sz w:val="36"/>
+          <w:szCs w:val="36"/>
+          <w:highlight w:val="green"/>
+        </w:rPr>
+        <w:t>Piotr Poletyło</w:t>
+      </w:r>
+    </w:p>
+    <w:p>
+      <w:pPr>
+        <w:pStyle w:val="Normalny"/>
         <w:spacing w:line="276" w:lineRule="auto"/>
         <w:jc w:val="both"/>
-      </w:pPr>
-      <w:r>
-        <w:rPr>
-          <w:rFonts w:ascii="Times New Roman" w:hAnsi="Times New Roman" w:eastAsia="Times New Roman" w:cs="Times New Roman"/>
-          <w:sz w:val="28"/>
-          <w:szCs w:val="28"/>
-        </w:rPr>
-        <w:t xml:space="preserve">        - diagram(-y) wdrożenia</w:t>
+        <w:rPr>
+          <w:rFonts w:ascii="Times New Roman" w:hAnsi="Times New Roman" w:eastAsia="Times New Roman" w:cs="Times New Roman"/>
+          <w:b w:val="1"/>
+          <w:bCs w:val="1"/>
+          <w:sz w:val="28"/>
+          <w:szCs w:val="28"/>
+        </w:rPr>
+      </w:pPr>
+      <w:r>
+        <w:rPr>
+          <w:rFonts w:ascii="Times New Roman" w:hAnsi="Times New Roman" w:eastAsia="Times New Roman" w:cs="Times New Roman"/>
+          <w:b w:val="1"/>
+          <w:bCs w:val="1"/>
+          <w:sz w:val="28"/>
+          <w:szCs w:val="28"/>
+        </w:rPr>
+        <w:t>Propozycja o</w:t>
+      </w:r>
+      <w:r>
+        <w:rPr>
+          <w:rFonts w:ascii="Times New Roman" w:hAnsi="Times New Roman" w:eastAsia="Times New Roman" w:cs="Times New Roman"/>
+          <w:b w:val="1"/>
+          <w:bCs w:val="1"/>
+          <w:sz w:val="28"/>
+          <w:szCs w:val="28"/>
+        </w:rPr>
+        <w:t>programowani</w:t>
+      </w:r>
+      <w:r>
+        <w:rPr>
+          <w:rFonts w:ascii="Times New Roman" w:hAnsi="Times New Roman" w:eastAsia="Times New Roman" w:cs="Times New Roman"/>
+          <w:b w:val="1"/>
+          <w:bCs w:val="1"/>
+          <w:sz w:val="28"/>
+          <w:szCs w:val="28"/>
+        </w:rPr>
+        <w:t>a</w:t>
+      </w:r>
+      <w:r>
+        <w:rPr>
+          <w:rFonts w:ascii="Times New Roman" w:hAnsi="Times New Roman" w:eastAsia="Times New Roman" w:cs="Times New Roman"/>
+          <w:b w:val="1"/>
+          <w:bCs w:val="1"/>
+          <w:sz w:val="28"/>
+          <w:szCs w:val="28"/>
+        </w:rPr>
+        <w:t>:</w:t>
+      </w:r>
+    </w:p>
+    <w:p>
+      <w:pPr>
+        <w:pStyle w:val="Normalny"/>
+        <w:spacing w:line="276" w:lineRule="auto"/>
+        <w:jc w:val="both"/>
+        <w:rPr>
+          <w:rFonts w:ascii="Times New Roman" w:hAnsi="Times New Roman" w:eastAsia="Times New Roman" w:cs="Times New Roman"/>
+          <w:b w:val="1"/>
+          <w:bCs w:val="1"/>
+          <w:sz w:val="28"/>
+          <w:szCs w:val="28"/>
+        </w:rPr>
+      </w:pPr>
+      <w:r>
+        <w:br/>
+      </w:r>
+      <w:r>
+        <w:rPr>
+          <w:rFonts w:ascii="Times New Roman" w:hAnsi="Times New Roman" w:eastAsia="Times New Roman" w:cs="Times New Roman"/>
+          <w:b w:val="1"/>
+          <w:bCs w:val="1"/>
+          <w:sz w:val="28"/>
+          <w:szCs w:val="28"/>
+        </w:rPr>
+        <w:t>Backen</w:t>
+      </w:r>
+      <w:r>
+        <w:rPr>
+          <w:rFonts w:ascii="Times New Roman" w:hAnsi="Times New Roman" w:eastAsia="Times New Roman" w:cs="Times New Roman"/>
+          <w:b w:val="1"/>
+          <w:bCs w:val="1"/>
+          <w:sz w:val="28"/>
+          <w:szCs w:val="28"/>
+        </w:rPr>
+        <w:t>d:</w:t>
+      </w:r>
+    </w:p>
+    <w:p>
+      <w:pPr>
+        <w:pStyle w:val="Akapitzlist"/>
+        <w:numPr>
+          <w:ilvl w:val="0"/>
+          <w:numId w:val="39"/>
+        </w:numPr>
+        <w:spacing w:line="276" w:lineRule="auto"/>
+        <w:jc w:val="both"/>
+        <w:rPr>
+          <w:rFonts w:ascii="Times New Roman" w:hAnsi="Times New Roman" w:eastAsia="Times New Roman" w:cs="Times New Roman"/>
+          <w:noProof w:val="0"/>
+          <w:sz w:val="28"/>
+          <w:szCs w:val="28"/>
+          <w:lang w:val="pl-PL"/>
+        </w:rPr>
+      </w:pPr>
+      <w:r>
+        <w:rPr>
+          <w:rFonts w:ascii="Times New Roman" w:hAnsi="Times New Roman" w:eastAsia="Times New Roman" w:cs="Times New Roman"/>
+          <w:b w:val="1"/>
+          <w:bCs w:val="1"/>
+          <w:sz w:val="28"/>
+          <w:szCs w:val="28"/>
+        </w:rPr>
+        <w:t xml:space="preserve">Java 21 </w:t>
+      </w:r>
+      <w:r>
+        <w:rPr>
+          <w:rFonts w:ascii="Times New Roman" w:hAnsi="Times New Roman" w:eastAsia="Times New Roman" w:cs="Times New Roman"/>
+          <w:noProof w:val="0"/>
+          <w:sz w:val="28"/>
+          <w:szCs w:val="28"/>
+          <w:lang w:val="pl-PL"/>
+        </w:rPr>
+        <w:t xml:space="preserve">(Spring </w:t>
+      </w:r>
+      <w:r>
+        <w:rPr>
+          <w:rFonts w:ascii="Times New Roman" w:hAnsi="Times New Roman" w:eastAsia="Times New Roman" w:cs="Times New Roman"/>
+          <w:noProof w:val="0"/>
+          <w:sz w:val="28"/>
+          <w:szCs w:val="28"/>
+          <w:lang w:val="pl-PL"/>
+        </w:rPr>
+        <w:t>Boot</w:t>
+      </w:r>
+      <w:r>
+        <w:rPr>
+          <w:rFonts w:ascii="Times New Roman" w:hAnsi="Times New Roman" w:eastAsia="Times New Roman" w:cs="Times New Roman"/>
+          <w:noProof w:val="0"/>
+          <w:sz w:val="28"/>
+          <w:szCs w:val="28"/>
+          <w:lang w:val="pl-PL"/>
+        </w:rPr>
+        <w:t>)</w:t>
+      </w:r>
+      <w:r>
+        <w:rPr>
+          <w:rFonts w:ascii="Times New Roman" w:hAnsi="Times New Roman" w:eastAsia="Times New Roman" w:cs="Times New Roman"/>
+          <w:noProof w:val="0"/>
+          <w:sz w:val="28"/>
+          <w:szCs w:val="28"/>
+          <w:lang w:val="pl-PL"/>
+        </w:rPr>
+        <w:t>,</w:t>
+      </w:r>
+      <w:r>
+        <w:rPr>
+          <w:rFonts w:ascii="Times New Roman" w:hAnsi="Times New Roman" w:eastAsia="Times New Roman" w:cs="Times New Roman"/>
+          <w:noProof w:val="0"/>
+          <w:sz w:val="28"/>
+          <w:szCs w:val="28"/>
+          <w:lang w:val="pl-PL"/>
+        </w:rPr>
+        <w:t xml:space="preserve"> </w:t>
+      </w:r>
+    </w:p>
+    <w:p>
+      <w:pPr>
+        <w:pStyle w:val="Akapitzlist"/>
+        <w:numPr>
+          <w:ilvl w:val="0"/>
+          <w:numId w:val="39"/>
+        </w:numPr>
+        <w:spacing w:line="276" w:lineRule="auto"/>
+        <w:jc w:val="both"/>
+        <w:rPr>
+          <w:rFonts w:ascii="Times New Roman" w:hAnsi="Times New Roman" w:eastAsia="Times New Roman" w:cs="Times New Roman"/>
+          <w:b w:val="1"/>
+          <w:bCs w:val="1"/>
+          <w:noProof w:val="0"/>
+          <w:sz w:val="28"/>
+          <w:szCs w:val="28"/>
+          <w:lang w:val="pl-PL"/>
+        </w:rPr>
+      </w:pPr>
+      <w:r>
+        <w:rPr>
+          <w:rFonts w:ascii="Times New Roman" w:hAnsi="Times New Roman" w:eastAsia="Times New Roman" w:cs="Times New Roman"/>
+          <w:b w:val="1"/>
+          <w:bCs w:val="1"/>
+          <w:noProof w:val="0"/>
+          <w:sz w:val="28"/>
+          <w:szCs w:val="28"/>
+          <w:lang w:val="pl-PL"/>
+        </w:rPr>
+        <w:t>PostgreSQL</w:t>
+      </w:r>
+    </w:p>
+    <w:p>
+      <w:pPr>
+        <w:pStyle w:val="Normalny"/>
+        <w:spacing w:line="276" w:lineRule="auto"/>
+        <w:jc w:val="both"/>
+        <w:rPr>
+          <w:rFonts w:ascii="Times New Roman" w:hAnsi="Times New Roman" w:eastAsia="Times New Roman" w:cs="Times New Roman"/>
+          <w:b w:val="1"/>
+          <w:bCs w:val="1"/>
+          <w:noProof w:val="0"/>
+          <w:sz w:val="28"/>
+          <w:szCs w:val="28"/>
+          <w:lang w:val="pl-PL"/>
+        </w:rPr>
+      </w:pPr>
+      <w:r>
+        <w:rPr>
+          <w:rFonts w:ascii="Times New Roman" w:hAnsi="Times New Roman" w:eastAsia="Times New Roman" w:cs="Times New Roman"/>
+          <w:b w:val="1"/>
+          <w:bCs w:val="1"/>
+          <w:noProof w:val="0"/>
+          <w:sz w:val="28"/>
+          <w:szCs w:val="28"/>
+          <w:lang w:val="pl-PL"/>
+        </w:rPr>
+        <w:t>Frontend</w:t>
+      </w:r>
+      <w:r>
+        <w:rPr>
+          <w:rFonts w:ascii="Times New Roman" w:hAnsi="Times New Roman" w:eastAsia="Times New Roman" w:cs="Times New Roman"/>
+          <w:b w:val="1"/>
+          <w:bCs w:val="1"/>
+          <w:noProof w:val="0"/>
+          <w:sz w:val="28"/>
+          <w:szCs w:val="28"/>
+          <w:lang w:val="pl-PL"/>
+        </w:rPr>
+        <w:t xml:space="preserve">: </w:t>
+      </w:r>
+    </w:p>
+    <w:p>
+      <w:pPr>
+        <w:pStyle w:val="Akapitzlist"/>
+        <w:numPr>
+          <w:ilvl w:val="0"/>
+          <w:numId w:val="38"/>
+        </w:numPr>
+        <w:spacing w:line="276" w:lineRule="auto"/>
+        <w:jc w:val="both"/>
+        <w:rPr>
+          <w:rFonts w:ascii="Times New Roman" w:hAnsi="Times New Roman" w:eastAsia="Times New Roman" w:cs="Times New Roman"/>
+          <w:b w:val="1"/>
+          <w:bCs w:val="1"/>
+          <w:noProof w:val="0"/>
+          <w:sz w:val="28"/>
+          <w:szCs w:val="28"/>
+          <w:lang w:val="pl-PL"/>
+        </w:rPr>
+      </w:pPr>
+      <w:r>
+        <w:rPr>
+          <w:rFonts w:ascii="Times New Roman" w:hAnsi="Times New Roman" w:eastAsia="Times New Roman" w:cs="Times New Roman"/>
+          <w:b w:val="1"/>
+          <w:bCs w:val="1"/>
+          <w:noProof w:val="0"/>
+          <w:sz w:val="28"/>
+          <w:szCs w:val="28"/>
+          <w:lang w:val="pl-PL"/>
+        </w:rPr>
+        <w:t>React</w:t>
+      </w:r>
+      <w:r>
+        <w:rPr>
+          <w:rFonts w:ascii="Times New Roman" w:hAnsi="Times New Roman" w:eastAsia="Times New Roman" w:cs="Times New Roman"/>
+          <w:b w:val="1"/>
+          <w:bCs w:val="1"/>
+          <w:noProof w:val="0"/>
+          <w:sz w:val="28"/>
+          <w:szCs w:val="28"/>
+          <w:lang w:val="pl-PL"/>
+        </w:rPr>
+        <w:t>, Bootstrap</w:t>
+      </w:r>
+    </w:p>
+    <w:p>
+      <w:pPr>
+        <w:pStyle w:val="Akapitzlist"/>
+        <w:numPr>
+          <w:ilvl w:val="0"/>
+          <w:numId w:val="38"/>
+        </w:numPr>
+        <w:spacing w:line="276" w:lineRule="auto"/>
+        <w:jc w:val="both"/>
+        <w:rPr>
+          <w:rFonts w:ascii="Times New Roman" w:hAnsi="Times New Roman" w:eastAsia="Times New Roman" w:cs="Times New Roman"/>
+          <w:b w:val="1"/>
+          <w:bCs w:val="1"/>
+          <w:noProof w:val="0"/>
+          <w:sz w:val="28"/>
+          <w:szCs w:val="28"/>
+          <w:lang w:val="pl-PL"/>
+        </w:rPr>
+      </w:pPr>
+      <w:r>
+        <w:rPr>
+          <w:rFonts w:ascii="Times New Roman" w:hAnsi="Times New Roman" w:eastAsia="Times New Roman" w:cs="Times New Roman"/>
+          <w:b w:val="1"/>
+          <w:bCs w:val="1"/>
+          <w:noProof w:val="0"/>
+          <w:sz w:val="28"/>
+          <w:szCs w:val="28"/>
+          <w:lang w:val="pl-PL"/>
+        </w:rPr>
+        <w:t>Aplikacja mobilna: Flutter</w:t>
+      </w:r>
+    </w:p>
+    <w:p>
+      <w:pPr>
+        <w:pStyle w:val="Normalny"/>
+        <w:spacing w:line="276" w:lineRule="auto"/>
+        <w:ind w:left="0"/>
+        <w:jc w:val="both"/>
+        <w:rPr>
+          <w:rFonts w:ascii="Times New Roman" w:hAnsi="Times New Roman" w:eastAsia="Times New Roman" w:cs="Times New Roman"/>
+          <w:b w:val="1"/>
+          <w:bCs w:val="1"/>
+          <w:noProof w:val="0"/>
+          <w:sz w:val="28"/>
+          <w:szCs w:val="28"/>
+          <w:lang w:val="pl-PL"/>
+        </w:rPr>
+      </w:pPr>
+      <w:r>
+        <w:rPr>
+          <w:rFonts w:ascii="Times New Roman" w:hAnsi="Times New Roman" w:eastAsia="Times New Roman" w:cs="Times New Roman"/>
+          <w:b w:val="1"/>
+          <w:bCs w:val="1"/>
+          <w:noProof w:val="0"/>
+          <w:sz w:val="28"/>
+          <w:szCs w:val="28"/>
+          <w:lang w:val="pl-PL"/>
+        </w:rPr>
+        <w:t>Specyfikacja sprzętowa:</w:t>
+      </w:r>
+    </w:p>
+    <w:p>
+      <w:pPr>
+        <w:pStyle w:val="Normalny"/>
+        <w:spacing w:line="276" w:lineRule="auto"/>
+        <w:ind w:left="0"/>
+        <w:jc w:val="both"/>
+        <w:rPr>
+          <w:rFonts w:ascii="Times New Roman" w:hAnsi="Times New Roman" w:eastAsia="Times New Roman" w:cs="Times New Roman"/>
+          <w:b w:val="0"/>
+          <w:bCs w:val="0"/>
+          <w:noProof w:val="0"/>
+          <w:sz w:val="24"/>
+          <w:szCs w:val="24"/>
+          <w:lang w:val="pl-PL"/>
+        </w:rPr>
+      </w:pPr>
+      <w:r>
+        <w:rPr>
+          <w:rFonts w:ascii="Times New Roman" w:hAnsi="Times New Roman" w:eastAsia="Times New Roman" w:cs="Times New Roman"/>
+          <w:b w:val="0"/>
+          <w:bCs w:val="0"/>
+          <w:noProof w:val="0"/>
+          <w:sz w:val="24"/>
+          <w:szCs w:val="24"/>
+          <w:lang w:val="pl-PL"/>
+        </w:rPr>
+        <w:t>Tabela: Propozycja specyfikacji sprzętowej</w:t>
+      </w:r>
+    </w:p>
+    <w:tbl>
+      <w:tblPr>
+        <w:tblStyle w:val="Tabela-Siatka"/>
+        <w:tblW w:w="0" w:type="auto"/>
+        <w:jc w:val="center"/>
+        <w:tblLook w:val="06A0" w:firstRow="1" w:lastRow="0" w:firstColumn="1" w:lastColumn="0" w:noHBand="1" w:noVBand="1"/>
+      </w:tblPr>
+      <w:tblGrid>
+        <w:gridCol w:w="2265"/>
+        <w:gridCol w:w="2265"/>
+        <w:gridCol w:w="2010"/>
+        <w:gridCol w:w="2520"/>
+      </w:tblGrid>
+      <w:tr>
+        <w:trPr>
+          <w:trHeight w:val="300"/>
+        </w:trPr>
+        <w:tc>
+          <w:tcPr>
+            <w:tcW w:w="2265" w:type="dxa"/>
+            <w:tcMar/>
+            <w:vAlign w:val="top"/>
+          </w:tcPr>
+          <w:p>
+            <w:pPr>
+              <w:pStyle w:val="Normalny"/>
+              <w:jc w:val="center"/>
+              <w:rPr>
+                <w:rFonts w:ascii="Times New Roman" w:hAnsi="Times New Roman" w:eastAsia="Times New Roman" w:cs="Times New Roman"/>
+                <w:b w:val="1"/>
+                <w:bCs w:val="1"/>
+                <w:noProof w:val="0"/>
+                <w:sz w:val="28"/>
+                <w:szCs w:val="28"/>
+                <w:lang w:val="pl-PL"/>
+              </w:rPr>
+            </w:pPr>
+            <w:r>
+              <w:rPr>
+                <w:rFonts w:ascii="Times New Roman" w:hAnsi="Times New Roman" w:eastAsia="Times New Roman" w:cs="Times New Roman"/>
+                <w:b w:val="1"/>
+                <w:bCs w:val="1"/>
+                <w:noProof w:val="0"/>
+                <w:sz w:val="28"/>
+                <w:szCs w:val="28"/>
+                <w:lang w:val="pl-PL"/>
+              </w:rPr>
+              <w:t>Przeznaczenie</w:t>
+            </w:r>
+          </w:p>
+        </w:tc>
+        <w:tc>
+          <w:tcPr>
+            <w:tcW w:w="2265" w:type="dxa"/>
+            <w:tcMar/>
+            <w:vAlign w:val="top"/>
+          </w:tcPr>
+          <w:p>
+            <w:pPr>
+              <w:pStyle w:val="Normalny"/>
+              <w:jc w:val="center"/>
+              <w:rPr>
+                <w:rFonts w:ascii="Times New Roman" w:hAnsi="Times New Roman" w:eastAsia="Times New Roman" w:cs="Times New Roman"/>
+                <w:b w:val="1"/>
+                <w:bCs w:val="1"/>
+                <w:noProof w:val="0"/>
+                <w:sz w:val="28"/>
+                <w:szCs w:val="28"/>
+                <w:lang w:val="pl-PL"/>
+              </w:rPr>
+            </w:pPr>
+            <w:r>
+              <w:rPr>
+                <w:rFonts w:ascii="Times New Roman" w:hAnsi="Times New Roman" w:eastAsia="Times New Roman" w:cs="Times New Roman"/>
+                <w:b w:val="1"/>
+                <w:bCs w:val="1"/>
+                <w:noProof w:val="0"/>
+                <w:sz w:val="28"/>
+                <w:szCs w:val="28"/>
+                <w:lang w:val="pl-PL"/>
+              </w:rPr>
+              <w:t>Liczba</w:t>
+            </w:r>
+          </w:p>
+        </w:tc>
+        <w:tc>
+          <w:tcPr>
+            <w:tcW w:w="2010" w:type="dxa"/>
+            <w:tcMar/>
+            <w:vAlign w:val="top"/>
+          </w:tcPr>
+          <w:p>
+            <w:pPr>
+              <w:pStyle w:val="Normalny"/>
+              <w:jc w:val="center"/>
+              <w:rPr>
+                <w:rFonts w:ascii="Times New Roman" w:hAnsi="Times New Roman" w:eastAsia="Times New Roman" w:cs="Times New Roman"/>
+                <w:b w:val="1"/>
+                <w:bCs w:val="1"/>
+                <w:noProof w:val="0"/>
+                <w:sz w:val="28"/>
+                <w:szCs w:val="28"/>
+                <w:lang w:val="pl-PL"/>
+              </w:rPr>
+            </w:pPr>
+            <w:r>
+              <w:rPr>
+                <w:rFonts w:ascii="Times New Roman" w:hAnsi="Times New Roman" w:eastAsia="Times New Roman" w:cs="Times New Roman"/>
+                <w:b w:val="1"/>
+                <w:bCs w:val="1"/>
+                <w:noProof w:val="0"/>
+                <w:sz w:val="28"/>
+                <w:szCs w:val="28"/>
+                <w:lang w:val="pl-PL"/>
+              </w:rPr>
+              <w:t>Urządzenie</w:t>
+            </w:r>
+          </w:p>
+        </w:tc>
+        <w:tc>
+          <w:tcPr>
+            <w:tcW w:w="2520" w:type="dxa"/>
+            <w:tcMar/>
+            <w:vAlign w:val="top"/>
+          </w:tcPr>
+          <w:p>
+            <w:pPr>
+              <w:pStyle w:val="Normalny"/>
+              <w:jc w:val="center"/>
+              <w:rPr>
+                <w:rFonts w:ascii="Times New Roman" w:hAnsi="Times New Roman" w:eastAsia="Times New Roman" w:cs="Times New Roman"/>
+                <w:b w:val="1"/>
+                <w:bCs w:val="1"/>
+                <w:noProof w:val="0"/>
+                <w:sz w:val="28"/>
+                <w:szCs w:val="28"/>
+                <w:lang w:val="pl-PL"/>
+              </w:rPr>
+            </w:pPr>
+            <w:r>
+              <w:rPr>
+                <w:rFonts w:ascii="Times New Roman" w:hAnsi="Times New Roman" w:eastAsia="Times New Roman" w:cs="Times New Roman"/>
+                <w:b w:val="1"/>
+                <w:bCs w:val="1"/>
+                <w:noProof w:val="0"/>
+                <w:sz w:val="28"/>
+                <w:szCs w:val="28"/>
+                <w:lang w:val="pl-PL"/>
+              </w:rPr>
+              <w:t>Parametry</w:t>
+            </w:r>
+          </w:p>
+        </w:tc>
+      </w:tr>
+      <w:tr>
+        <w:trPr>
+          <w:trHeight w:val="300"/>
+        </w:trPr>
+        <w:tc>
+          <w:tcPr>
+            <w:tcW w:w="2265" w:type="dxa"/>
+            <w:tcMar/>
+            <w:vAlign w:val="center"/>
+          </w:tcPr>
+          <w:p>
+            <w:pPr>
+              <w:pStyle w:val="Normalny"/>
+              <w:jc w:val="center"/>
+              <w:rPr>
+                <w:rFonts w:ascii="Times New Roman" w:hAnsi="Times New Roman" w:eastAsia="Times New Roman" w:cs="Times New Roman"/>
+                <w:b w:val="1"/>
+                <w:bCs w:val="1"/>
+                <w:noProof w:val="0"/>
+                <w:sz w:val="28"/>
+                <w:szCs w:val="28"/>
+                <w:lang w:val="pl-PL"/>
+              </w:rPr>
+            </w:pPr>
+            <w:r>
+              <w:rPr>
+                <w:rFonts w:ascii="Times New Roman" w:hAnsi="Times New Roman" w:eastAsia="Times New Roman" w:cs="Times New Roman"/>
+                <w:b w:val="1"/>
+                <w:bCs w:val="1"/>
+                <w:noProof w:val="0"/>
+                <w:sz w:val="28"/>
+                <w:szCs w:val="28"/>
+                <w:lang w:val="pl-PL"/>
+              </w:rPr>
+              <w:t>System centralny</w:t>
+            </w:r>
+          </w:p>
+        </w:tc>
+        <w:tc>
+          <w:tcPr>
+            <w:tcW w:w="2265" w:type="dxa"/>
+            <w:tcMar/>
+            <w:vAlign w:val="center"/>
+          </w:tcPr>
+          <w:p>
+            <w:pPr>
+              <w:pStyle w:val="Normalny"/>
+              <w:jc w:val="center"/>
+              <w:rPr>
+                <w:rFonts w:ascii="Times New Roman" w:hAnsi="Times New Roman" w:eastAsia="Times New Roman" w:cs="Times New Roman"/>
+                <w:b w:val="0"/>
+                <w:bCs w:val="0"/>
+                <w:noProof w:val="0"/>
+                <w:sz w:val="28"/>
+                <w:szCs w:val="28"/>
+                <w:lang w:val="pl-PL"/>
+              </w:rPr>
+            </w:pPr>
+            <w:r>
+              <w:rPr>
+                <w:rFonts w:ascii="Times New Roman" w:hAnsi="Times New Roman" w:eastAsia="Times New Roman" w:cs="Times New Roman"/>
+                <w:b w:val="0"/>
+                <w:bCs w:val="0"/>
+                <w:noProof w:val="0"/>
+                <w:sz w:val="28"/>
+                <w:szCs w:val="28"/>
+                <w:lang w:val="pl-PL"/>
+              </w:rPr>
+              <w:t>1</w:t>
+            </w:r>
+          </w:p>
+        </w:tc>
+        <w:tc>
+          <w:tcPr>
+            <w:tcW w:w="2010" w:type="dxa"/>
+            <w:tcMar/>
+            <w:vAlign w:val="center"/>
+          </w:tcPr>
+          <w:p>
+            <w:pPr>
+              <w:pStyle w:val="Normalny"/>
+              <w:jc w:val="center"/>
+              <w:rPr>
+                <w:rFonts w:ascii="Times New Roman" w:hAnsi="Times New Roman" w:eastAsia="Times New Roman" w:cs="Times New Roman"/>
+                <w:b w:val="0"/>
+                <w:bCs w:val="0"/>
+                <w:noProof w:val="0"/>
+                <w:sz w:val="28"/>
+                <w:szCs w:val="28"/>
+                <w:lang w:val="pl-PL"/>
+              </w:rPr>
+            </w:pPr>
+            <w:r>
+              <w:rPr>
+                <w:rFonts w:ascii="Times New Roman" w:hAnsi="Times New Roman" w:eastAsia="Times New Roman" w:cs="Times New Roman"/>
+                <w:b w:val="0"/>
+                <w:bCs w:val="0"/>
+                <w:noProof w:val="0"/>
+                <w:sz w:val="28"/>
+                <w:szCs w:val="28"/>
+                <w:lang w:val="pl-PL"/>
+              </w:rPr>
+              <w:t>Serwer</w:t>
+            </w:r>
+          </w:p>
+        </w:tc>
+        <w:tc>
+          <w:tcPr>
+            <w:tcW w:w="2520" w:type="dxa"/>
+            <w:tcMar/>
+            <w:vAlign w:val="center"/>
+          </w:tcPr>
+          <w:p>
+            <w:pPr>
+              <w:ind w:left="0"/>
+              <w:jc w:val="center"/>
+              <w:rPr>
+                <w:rFonts w:ascii="Times New Roman" w:hAnsi="Times New Roman" w:eastAsia="Times New Roman" w:cs="Times New Roman"/>
+                <w:b w:val="0"/>
+                <w:bCs w:val="0"/>
+                <w:noProof w:val="0"/>
+                <w:sz w:val="28"/>
+                <w:szCs w:val="28"/>
+                <w:lang w:val="en-US"/>
+              </w:rPr>
+            </w:pPr>
+            <w:r>
+              <w:rPr>
+                <w:rFonts w:ascii="Times New Roman" w:hAnsi="Times New Roman" w:eastAsia="Times New Roman" w:cs="Times New Roman"/>
+                <w:b w:val="0"/>
+                <w:bCs w:val="0"/>
+                <w:noProof w:val="0"/>
+                <w:sz w:val="28"/>
+                <w:szCs w:val="28"/>
+                <w:lang w:val="en-US"/>
+              </w:rPr>
+              <w:t>AMD EPYC 32C, 128 GB RAM ECC, 8TB NVMe RAID10, 10 GbE</w:t>
+            </w:r>
+          </w:p>
+          <w:p>
+            <w:pPr>
+              <w:pStyle w:val="Normalny"/>
+              <w:jc w:val="center"/>
+              <w:rPr>
+                <w:rFonts w:ascii="Times New Roman" w:hAnsi="Times New Roman" w:eastAsia="Times New Roman" w:cs="Times New Roman"/>
+                <w:b w:val="0"/>
+                <w:bCs w:val="0"/>
+                <w:noProof w:val="0"/>
+                <w:sz w:val="28"/>
+                <w:szCs w:val="28"/>
+                <w:lang w:val="pl-PL"/>
+              </w:rPr>
+            </w:pPr>
+          </w:p>
+        </w:tc>
+      </w:tr>
+      <w:tr>
+        <w:trPr>
+          <w:trHeight w:val="300"/>
+        </w:trPr>
+        <w:tc>
+          <w:tcPr>
+            <w:tcW w:w="2265" w:type="dxa"/>
+            <w:tcMar/>
+            <w:vAlign w:val="center"/>
+          </w:tcPr>
+          <w:p>
+            <w:pPr>
+              <w:pStyle w:val="Normalny"/>
+              <w:jc w:val="center"/>
+              <w:rPr>
+                <w:rFonts w:ascii="Times New Roman" w:hAnsi="Times New Roman" w:eastAsia="Times New Roman" w:cs="Times New Roman"/>
+                <w:b w:val="1"/>
+                <w:bCs w:val="1"/>
+                <w:noProof w:val="0"/>
+                <w:sz w:val="28"/>
+                <w:szCs w:val="28"/>
+                <w:lang w:val="pl-PL"/>
+              </w:rPr>
+            </w:pPr>
+            <w:r>
+              <w:rPr>
+                <w:rFonts w:ascii="Times New Roman" w:hAnsi="Times New Roman" w:eastAsia="Times New Roman" w:cs="Times New Roman"/>
+                <w:b w:val="1"/>
+                <w:bCs w:val="1"/>
+                <w:noProof w:val="0"/>
+                <w:sz w:val="28"/>
+                <w:szCs w:val="28"/>
+                <w:lang w:val="pl-PL"/>
+              </w:rPr>
+              <w:t>Admin</w:t>
+            </w:r>
+          </w:p>
+        </w:tc>
+        <w:tc>
+          <w:tcPr>
+            <w:tcW w:w="2265" w:type="dxa"/>
+            <w:tcMar/>
+            <w:vAlign w:val="center"/>
+          </w:tcPr>
+          <w:p>
+            <w:pPr>
+              <w:pStyle w:val="Normalny"/>
+              <w:jc w:val="center"/>
+              <w:rPr>
+                <w:rFonts w:ascii="Times New Roman" w:hAnsi="Times New Roman" w:eastAsia="Times New Roman" w:cs="Times New Roman"/>
+                <w:b w:val="0"/>
+                <w:bCs w:val="0"/>
+                <w:noProof w:val="0"/>
+                <w:sz w:val="28"/>
+                <w:szCs w:val="28"/>
+                <w:lang w:val="pl-PL"/>
+              </w:rPr>
+            </w:pPr>
+            <w:r>
+              <w:rPr>
+                <w:rFonts w:ascii="Times New Roman" w:hAnsi="Times New Roman" w:eastAsia="Times New Roman" w:cs="Times New Roman"/>
+                <w:b w:val="0"/>
+                <w:bCs w:val="0"/>
+                <w:noProof w:val="0"/>
+                <w:sz w:val="28"/>
+                <w:szCs w:val="28"/>
+                <w:lang w:val="pl-PL"/>
+              </w:rPr>
+              <w:t>1</w:t>
+            </w:r>
+          </w:p>
+        </w:tc>
+        <w:tc>
+          <w:tcPr>
+            <w:tcW w:w="2010" w:type="dxa"/>
+            <w:tcMar/>
+            <w:vAlign w:val="center"/>
+          </w:tcPr>
+          <w:p>
+            <w:pPr>
+              <w:pStyle w:val="Normalny"/>
+              <w:jc w:val="center"/>
+              <w:rPr>
+                <w:rFonts w:ascii="Times New Roman" w:hAnsi="Times New Roman" w:eastAsia="Times New Roman" w:cs="Times New Roman"/>
+                <w:b w:val="0"/>
+                <w:bCs w:val="0"/>
+                <w:noProof w:val="0"/>
+                <w:sz w:val="28"/>
+                <w:szCs w:val="28"/>
+                <w:lang w:val="pl-PL"/>
+              </w:rPr>
+            </w:pPr>
+            <w:r>
+              <w:rPr>
+                <w:rFonts w:ascii="Times New Roman" w:hAnsi="Times New Roman" w:eastAsia="Times New Roman" w:cs="Times New Roman"/>
+                <w:b w:val="0"/>
+                <w:bCs w:val="0"/>
+                <w:noProof w:val="0"/>
+                <w:sz w:val="28"/>
+                <w:szCs w:val="28"/>
+                <w:lang w:val="pl-PL"/>
+              </w:rPr>
+              <w:t>Komputer</w:t>
+            </w:r>
+          </w:p>
+        </w:tc>
+        <w:tc>
+          <w:tcPr>
+            <w:tcW w:w="2520" w:type="dxa"/>
+            <w:tcMar/>
+            <w:vAlign w:val="center"/>
+          </w:tcPr>
+          <w:p>
+            <w:pPr>
+              <w:jc w:val="center"/>
+              <w:rPr>
+                <w:rFonts w:ascii="Times New Roman" w:hAnsi="Times New Roman" w:eastAsia="Times New Roman" w:cs="Times New Roman"/>
+                <w:b w:val="0"/>
+                <w:bCs w:val="0"/>
+                <w:noProof w:val="0"/>
+                <w:sz w:val="28"/>
+                <w:szCs w:val="28"/>
+                <w:lang w:val="pl-PL"/>
+              </w:rPr>
+            </w:pPr>
+            <w:r>
+              <w:rPr>
+                <w:rFonts w:ascii="Times New Roman" w:hAnsi="Times New Roman" w:eastAsia="Times New Roman" w:cs="Times New Roman"/>
+                <w:b w:val="0"/>
+                <w:bCs w:val="0"/>
+                <w:noProof w:val="0"/>
+                <w:sz w:val="28"/>
+                <w:szCs w:val="28"/>
+                <w:lang w:val="pl-PL"/>
+              </w:rPr>
+              <w:t>Intel Core i7, 32 GB RAM, 1 TB SSD</w:t>
+            </w:r>
+          </w:p>
+          <w:p>
+            <w:pPr>
+              <w:pStyle w:val="Normalny"/>
+              <w:jc w:val="center"/>
+              <w:rPr>
+                <w:rFonts w:ascii="Times New Roman" w:hAnsi="Times New Roman" w:eastAsia="Times New Roman" w:cs="Times New Roman"/>
+                <w:b w:val="0"/>
+                <w:bCs w:val="0"/>
+                <w:noProof w:val="0"/>
+                <w:sz w:val="28"/>
+                <w:szCs w:val="28"/>
+                <w:lang w:val="pl-PL"/>
+              </w:rPr>
+            </w:pPr>
+          </w:p>
+        </w:tc>
+      </w:tr>
+      <w:tr>
+        <w:trPr>
+          <w:trHeight w:val="300"/>
+        </w:trPr>
+        <w:tc>
+          <w:tcPr>
+            <w:tcW w:w="2265" w:type="dxa"/>
+            <w:tcMar/>
+            <w:vAlign w:val="center"/>
+          </w:tcPr>
+          <w:p>
+            <w:pPr>
+              <w:pStyle w:val="Normalny"/>
+              <w:jc w:val="center"/>
+              <w:rPr>
+                <w:rFonts w:ascii="Times New Roman" w:hAnsi="Times New Roman" w:eastAsia="Times New Roman" w:cs="Times New Roman"/>
+                <w:b w:val="1"/>
+                <w:bCs w:val="1"/>
+                <w:noProof w:val="0"/>
+                <w:sz w:val="28"/>
+                <w:szCs w:val="28"/>
+                <w:lang w:val="pl-PL"/>
+              </w:rPr>
+            </w:pPr>
+            <w:r>
+              <w:rPr>
+                <w:rFonts w:ascii="Times New Roman" w:hAnsi="Times New Roman" w:eastAsia="Times New Roman" w:cs="Times New Roman"/>
+                <w:b w:val="1"/>
+                <w:bCs w:val="1"/>
+                <w:noProof w:val="0"/>
+                <w:sz w:val="28"/>
+                <w:szCs w:val="28"/>
+                <w:lang w:val="pl-PL"/>
+              </w:rPr>
+              <w:t>Wynajęty pracownik</w:t>
+            </w:r>
+          </w:p>
+        </w:tc>
+        <w:tc>
+          <w:tcPr>
+            <w:tcW w:w="2265" w:type="dxa"/>
+            <w:tcMar/>
+            <w:vAlign w:val="center"/>
+          </w:tcPr>
+          <w:p>
+            <w:pPr>
+              <w:pStyle w:val="Normalny"/>
+              <w:jc w:val="center"/>
+              <w:rPr>
+                <w:rFonts w:ascii="Times New Roman" w:hAnsi="Times New Roman" w:eastAsia="Times New Roman" w:cs="Times New Roman"/>
+                <w:b w:val="0"/>
+                <w:bCs w:val="0"/>
+                <w:noProof w:val="0"/>
+                <w:sz w:val="28"/>
+                <w:szCs w:val="28"/>
+                <w:lang w:val="pl-PL"/>
+              </w:rPr>
+            </w:pPr>
+            <w:r>
+              <w:rPr>
+                <w:rFonts w:ascii="Times New Roman" w:hAnsi="Times New Roman" w:eastAsia="Times New Roman" w:cs="Times New Roman"/>
+                <w:b w:val="0"/>
+                <w:bCs w:val="0"/>
+                <w:noProof w:val="0"/>
+                <w:sz w:val="28"/>
+                <w:szCs w:val="28"/>
+                <w:lang w:val="pl-PL"/>
+              </w:rPr>
+              <w:t>30</w:t>
+            </w:r>
+          </w:p>
+        </w:tc>
+        <w:tc>
+          <w:tcPr>
+            <w:tcW w:w="2010" w:type="dxa"/>
+            <w:tcMar/>
+            <w:vAlign w:val="center"/>
+          </w:tcPr>
+          <w:p>
+            <w:pPr>
+              <w:pStyle w:val="Normalny"/>
+              <w:jc w:val="center"/>
+              <w:rPr>
+                <w:rFonts w:ascii="Times New Roman" w:hAnsi="Times New Roman" w:eastAsia="Times New Roman" w:cs="Times New Roman"/>
+                <w:b w:val="0"/>
+                <w:bCs w:val="0"/>
+                <w:noProof w:val="0"/>
+                <w:sz w:val="28"/>
+                <w:szCs w:val="28"/>
+                <w:lang w:val="pl-PL"/>
+              </w:rPr>
+            </w:pPr>
+            <w:r>
+              <w:rPr>
+                <w:rFonts w:ascii="Times New Roman" w:hAnsi="Times New Roman" w:eastAsia="Times New Roman" w:cs="Times New Roman"/>
+                <w:b w:val="0"/>
+                <w:bCs w:val="0"/>
+                <w:noProof w:val="0"/>
+                <w:sz w:val="28"/>
+                <w:szCs w:val="28"/>
+                <w:lang w:val="pl-PL"/>
+              </w:rPr>
+              <w:t>Telefony</w:t>
+            </w:r>
+          </w:p>
+        </w:tc>
+        <w:tc>
+          <w:tcPr>
+            <w:tcW w:w="2520" w:type="dxa"/>
+            <w:tcMar/>
+            <w:vAlign w:val="center"/>
+          </w:tcPr>
+          <w:p>
+            <w:pPr>
+              <w:pStyle w:val="Normalny"/>
+              <w:jc w:val="center"/>
+              <w:rPr>
+                <w:rFonts w:ascii="Times New Roman" w:hAnsi="Times New Roman" w:eastAsia="Times New Roman" w:cs="Times New Roman"/>
+                <w:b w:val="0"/>
+                <w:bCs w:val="0"/>
+                <w:noProof w:val="0"/>
+                <w:sz w:val="28"/>
+                <w:szCs w:val="28"/>
+                <w:lang w:val="pl-PL"/>
+              </w:rPr>
+            </w:pPr>
+            <w:r>
+              <w:rPr>
+                <w:rFonts w:ascii="Times New Roman" w:hAnsi="Times New Roman" w:eastAsia="Times New Roman" w:cs="Times New Roman"/>
+                <w:b w:val="0"/>
+                <w:bCs w:val="0"/>
+                <w:noProof w:val="0"/>
+                <w:sz w:val="28"/>
+                <w:szCs w:val="28"/>
+                <w:lang w:val="pl-PL"/>
+              </w:rPr>
+              <w:t>Snapdragon 8 Gen 2, 8 GB RAM, 256 GB ROM</w:t>
+            </w:r>
+          </w:p>
+        </w:tc>
+      </w:tr>
+      <w:tr>
+        <w:trPr>
+          <w:trHeight w:val="300"/>
+        </w:trPr>
+        <w:tc>
+          <w:tcPr>
+            <w:tcW w:w="2265" w:type="dxa"/>
+            <w:tcMar/>
+            <w:vAlign w:val="center"/>
+          </w:tcPr>
+          <w:p>
+            <w:pPr>
+              <w:pStyle w:val="Normalny"/>
+              <w:jc w:val="center"/>
+              <w:rPr>
+                <w:rFonts w:ascii="Times New Roman" w:hAnsi="Times New Roman" w:eastAsia="Times New Roman" w:cs="Times New Roman"/>
+                <w:b w:val="1"/>
+                <w:bCs w:val="1"/>
+                <w:noProof w:val="0"/>
+                <w:sz w:val="28"/>
+                <w:szCs w:val="28"/>
+                <w:lang w:val="pl-PL"/>
+              </w:rPr>
+            </w:pPr>
+            <w:r>
+              <w:rPr>
+                <w:rFonts w:ascii="Times New Roman" w:hAnsi="Times New Roman" w:eastAsia="Times New Roman" w:cs="Times New Roman"/>
+                <w:b w:val="1"/>
+                <w:bCs w:val="1"/>
+                <w:noProof w:val="0"/>
+                <w:sz w:val="28"/>
+                <w:szCs w:val="28"/>
+                <w:lang w:val="pl-PL"/>
+              </w:rPr>
+              <w:t>Użytkownik</w:t>
+            </w:r>
+          </w:p>
+        </w:tc>
+        <w:tc>
+          <w:tcPr>
+            <w:tcW w:w="2265" w:type="dxa"/>
+            <w:tcMar/>
+            <w:vAlign w:val="center"/>
+          </w:tcPr>
+          <w:p>
+            <w:pPr>
+              <w:pStyle w:val="Normalny"/>
+              <w:jc w:val="center"/>
+              <w:rPr>
+                <w:rFonts w:ascii="Times New Roman" w:hAnsi="Times New Roman" w:eastAsia="Times New Roman" w:cs="Times New Roman"/>
+                <w:b w:val="0"/>
+                <w:bCs w:val="0"/>
+                <w:noProof w:val="0"/>
+                <w:sz w:val="28"/>
+                <w:szCs w:val="28"/>
+                <w:lang w:val="pl-PL"/>
+              </w:rPr>
+            </w:pPr>
+            <w:r>
+              <w:rPr>
+                <w:rFonts w:ascii="Times New Roman" w:hAnsi="Times New Roman" w:eastAsia="Times New Roman" w:cs="Times New Roman"/>
+                <w:b w:val="0"/>
+                <w:bCs w:val="0"/>
+                <w:noProof w:val="0"/>
+                <w:sz w:val="28"/>
+                <w:szCs w:val="28"/>
+                <w:lang w:val="pl-PL"/>
+              </w:rPr>
+              <w:t>1..N</w:t>
+            </w:r>
+          </w:p>
+        </w:tc>
+        <w:tc>
+          <w:tcPr>
+            <w:tcW w:w="2010" w:type="dxa"/>
+            <w:tcMar/>
+            <w:vAlign w:val="center"/>
+          </w:tcPr>
+          <w:p>
+            <w:pPr>
+              <w:pStyle w:val="Normalny"/>
+              <w:jc w:val="center"/>
+              <w:rPr>
+                <w:rFonts w:ascii="Times New Roman" w:hAnsi="Times New Roman" w:eastAsia="Times New Roman" w:cs="Times New Roman"/>
+                <w:b w:val="0"/>
+                <w:bCs w:val="0"/>
+                <w:noProof w:val="0"/>
+                <w:sz w:val="28"/>
+                <w:szCs w:val="28"/>
+                <w:lang w:val="pl-PL"/>
+              </w:rPr>
+            </w:pPr>
+            <w:r>
+              <w:rPr>
+                <w:rFonts w:ascii="Times New Roman" w:hAnsi="Times New Roman" w:eastAsia="Times New Roman" w:cs="Times New Roman"/>
+                <w:b w:val="0"/>
+                <w:bCs w:val="0"/>
+                <w:noProof w:val="0"/>
+                <w:sz w:val="28"/>
+                <w:szCs w:val="28"/>
+                <w:lang w:val="pl-PL"/>
+              </w:rPr>
+              <w:t>Telefon/Komputer/Tablet</w:t>
+            </w:r>
+          </w:p>
+        </w:tc>
+        <w:tc>
+          <w:tcPr>
+            <w:tcW w:w="2520" w:type="dxa"/>
+            <w:tcMar/>
+            <w:vAlign w:val="center"/>
+          </w:tcPr>
+          <w:p>
+            <w:pPr>
+              <w:pStyle w:val="Normalny"/>
+              <w:jc w:val="center"/>
+              <w:rPr>
+                <w:rFonts w:ascii="Times New Roman" w:hAnsi="Times New Roman" w:eastAsia="Times New Roman" w:cs="Times New Roman"/>
+                <w:b w:val="0"/>
+                <w:bCs w:val="0"/>
+                <w:noProof w:val="0"/>
+                <w:sz w:val="28"/>
+                <w:szCs w:val="28"/>
+                <w:lang w:val="en-US"/>
+              </w:rPr>
+            </w:pPr>
+            <w:r>
+              <w:rPr>
+                <w:rFonts w:ascii="Times New Roman" w:hAnsi="Times New Roman" w:eastAsia="Times New Roman" w:cs="Times New Roman"/>
+                <w:b w:val="0"/>
+                <w:bCs w:val="0"/>
+                <w:noProof w:val="0"/>
+                <w:sz w:val="28"/>
+                <w:szCs w:val="28"/>
+                <w:lang w:val="en-US"/>
+              </w:rPr>
+              <w:t>Quad-Core CPU, 4 GB RAM, Wi-Fi/</w:t>
+            </w:r>
+          </w:p>
+        </w:tc>
+      </w:tr>
+      <w:tr>
+        <w:trPr>
+          <w:trHeight w:val="300"/>
+        </w:trPr>
+        <w:tc>
+          <w:tcPr>
+            <w:tcW w:w="2265" w:type="dxa"/>
+            <w:tcMar/>
+            <w:vAlign w:val="center"/>
+          </w:tcPr>
+          <w:p>
+            <w:pPr>
+              <w:pStyle w:val="Normalny"/>
+              <w:jc w:val="center"/>
+              <w:rPr>
+                <w:rFonts w:ascii="Times New Roman" w:hAnsi="Times New Roman" w:eastAsia="Times New Roman" w:cs="Times New Roman"/>
+                <w:b w:val="1"/>
+                <w:bCs w:val="1"/>
+                <w:noProof w:val="0"/>
+                <w:sz w:val="28"/>
+                <w:szCs w:val="28"/>
+                <w:lang w:val="pl-PL"/>
+              </w:rPr>
+            </w:pPr>
+            <w:r>
+              <w:rPr>
+                <w:rFonts w:ascii="Times New Roman" w:hAnsi="Times New Roman" w:eastAsia="Times New Roman" w:cs="Times New Roman"/>
+                <w:b w:val="1"/>
+                <w:bCs w:val="1"/>
+                <w:noProof w:val="0"/>
+                <w:sz w:val="28"/>
+                <w:szCs w:val="28"/>
+                <w:lang w:val="pl-PL"/>
+              </w:rPr>
+              <w:t>Drukowanie</w:t>
+            </w:r>
+          </w:p>
+        </w:tc>
+        <w:tc>
+          <w:tcPr>
+            <w:tcW w:w="2265" w:type="dxa"/>
+            <w:tcMar/>
+            <w:vAlign w:val="center"/>
+          </w:tcPr>
+          <w:p>
+            <w:pPr>
+              <w:pStyle w:val="Normalny"/>
+              <w:jc w:val="center"/>
+              <w:rPr>
+                <w:rFonts w:ascii="Times New Roman" w:hAnsi="Times New Roman" w:eastAsia="Times New Roman" w:cs="Times New Roman"/>
+                <w:b w:val="0"/>
+                <w:bCs w:val="0"/>
+                <w:noProof w:val="0"/>
+                <w:sz w:val="28"/>
+                <w:szCs w:val="28"/>
+                <w:lang w:val="pl-PL"/>
+              </w:rPr>
+            </w:pPr>
+            <w:r>
+              <w:rPr>
+                <w:rFonts w:ascii="Times New Roman" w:hAnsi="Times New Roman" w:eastAsia="Times New Roman" w:cs="Times New Roman"/>
+                <w:b w:val="0"/>
+                <w:bCs w:val="0"/>
+                <w:noProof w:val="0"/>
+                <w:sz w:val="28"/>
+                <w:szCs w:val="28"/>
+                <w:lang w:val="pl-PL"/>
+              </w:rPr>
+              <w:t>1</w:t>
+            </w:r>
+          </w:p>
+        </w:tc>
+        <w:tc>
+          <w:tcPr>
+            <w:tcW w:w="2010" w:type="dxa"/>
+            <w:tcMar/>
+            <w:vAlign w:val="center"/>
+          </w:tcPr>
+          <w:p>
+            <w:pPr>
+              <w:pStyle w:val="Normalny"/>
+              <w:jc w:val="center"/>
+              <w:rPr>
+                <w:rFonts w:ascii="Times New Roman" w:hAnsi="Times New Roman" w:eastAsia="Times New Roman" w:cs="Times New Roman"/>
+                <w:b w:val="0"/>
+                <w:bCs w:val="0"/>
+                <w:noProof w:val="0"/>
+                <w:sz w:val="28"/>
+                <w:szCs w:val="28"/>
+                <w:lang w:val="pl-PL"/>
+              </w:rPr>
+            </w:pPr>
+            <w:r>
+              <w:rPr>
+                <w:rFonts w:ascii="Times New Roman" w:hAnsi="Times New Roman" w:eastAsia="Times New Roman" w:cs="Times New Roman"/>
+                <w:b w:val="0"/>
+                <w:bCs w:val="0"/>
+                <w:noProof w:val="0"/>
+                <w:sz w:val="28"/>
+                <w:szCs w:val="28"/>
+                <w:lang w:val="pl-PL"/>
+              </w:rPr>
+              <w:t>Drukarka</w:t>
+            </w:r>
+          </w:p>
+        </w:tc>
+        <w:tc>
+          <w:tcPr>
+            <w:tcW w:w="2520" w:type="dxa"/>
+            <w:tcMar/>
+            <w:vAlign w:val="center"/>
+          </w:tcPr>
+          <w:p>
+            <w:pPr>
+              <w:pStyle w:val="Normalny"/>
+              <w:spacing w:line="276" w:lineRule="auto"/>
+              <w:ind w:left="0"/>
+              <w:jc w:val="center"/>
+              <w:rPr>
+                <w:rFonts w:ascii="Times New Roman" w:hAnsi="Times New Roman" w:eastAsia="Times New Roman" w:cs="Times New Roman"/>
+                <w:b w:val="0"/>
+                <w:bCs w:val="0"/>
+                <w:noProof w:val="0"/>
+                <w:sz w:val="28"/>
+                <w:szCs w:val="28"/>
+                <w:lang w:val="en-US"/>
+              </w:rPr>
+            </w:pPr>
+            <w:r>
+              <w:rPr>
+                <w:rFonts w:ascii="Times New Roman" w:hAnsi="Times New Roman" w:eastAsia="Times New Roman" w:cs="Times New Roman"/>
+                <w:b w:val="0"/>
+                <w:bCs w:val="0"/>
+                <w:noProof w:val="0"/>
+                <w:sz w:val="28"/>
+                <w:szCs w:val="28"/>
+                <w:lang w:val="en-US"/>
+              </w:rPr>
+              <w:t>Laser MFP, LAN 1 GbE, Duplex</w:t>
+            </w:r>
+          </w:p>
+          <w:p>
+            <w:pPr>
+              <w:pStyle w:val="Normalny"/>
+              <w:jc w:val="center"/>
+              <w:rPr>
+                <w:rFonts w:ascii="Times New Roman" w:hAnsi="Times New Roman" w:eastAsia="Times New Roman" w:cs="Times New Roman"/>
+                <w:b w:val="0"/>
+                <w:bCs w:val="0"/>
+                <w:noProof w:val="0"/>
+                <w:sz w:val="28"/>
+                <w:szCs w:val="28"/>
+                <w:lang w:val="pl-PL"/>
+              </w:rPr>
+            </w:pPr>
+          </w:p>
+        </w:tc>
+      </w:tr>
+    </w:tbl>
+    <w:p>
+      <w:pPr>
+        <w:pStyle w:val="Normalny"/>
+        <w:suppressLineNumbers w:val="0"/>
+        <w:bidi w:val="0"/>
+        <w:spacing w:before="0" w:beforeAutospacing="off" w:after="160" w:afterAutospacing="off" w:line="276" w:lineRule="auto"/>
+        <w:ind w:left="0" w:right="0"/>
+        <w:jc w:val="both"/>
+        <w:rPr>
+          <w:rFonts w:ascii="Times New Roman" w:hAnsi="Times New Roman" w:eastAsia="Times New Roman" w:cs="Times New Roman"/>
+          <w:b w:val="1"/>
+          <w:bCs w:val="1"/>
+          <w:noProof w:val="0"/>
+          <w:sz w:val="28"/>
+          <w:szCs w:val="28"/>
+          <w:lang w:val="pl-PL"/>
+        </w:rPr>
+      </w:pPr>
+    </w:p>
+    <w:p>
+      <w:pPr>
+        <w:pStyle w:val="Normalny"/>
+        <w:spacing w:line="276" w:lineRule="auto"/>
+        <w:ind w:left="0"/>
+        <w:jc w:val="both"/>
+        <w:rPr>
+          <w:rFonts w:ascii="Times New Roman" w:hAnsi="Times New Roman" w:eastAsia="Times New Roman" w:cs="Times New Roman"/>
+          <w:b w:val="1"/>
+          <w:bCs w:val="1"/>
+          <w:noProof w:val="0"/>
+          <w:sz w:val="28"/>
+          <w:szCs w:val="28"/>
+          <w:lang w:val="pl-PL"/>
+        </w:rPr>
+      </w:pPr>
+    </w:p>
+    <w:p>
+      <w:pPr>
+        <w:pStyle w:val="Normalny"/>
+        <w:spacing w:line="276" w:lineRule="auto"/>
+        <w:jc w:val="both"/>
+      </w:pPr>
+      <w:r>
+        <w:drawing>
+          <wp:inline wp14:editId="696F1873" wp14:anchorId="21B1CEE4">
+            <wp:extent cx="5762625" cy="5219700"/>
+            <wp:effectExtent l="0" t="0" r="0" b="0"/>
+            <wp:docPr id="941355727" name="drawing"/>
+            <wp:cNvGraphicFramePr>
+              <a:graphicFrameLocks noChangeAspect="1"/>
+            </wp:cNvGraphicFramePr>
+            <a:graphic>
+              <a:graphicData xmlns:a="http://schemas.openxmlformats.org/drawingml/2006/main" uri="http://schemas.openxmlformats.org/drawingml/2006/picture">
+                <pic:pic xmlns:pic="http://schemas.openxmlformats.org/drawingml/2006/picture">
+                  <pic:nvPicPr>
+                    <pic:cNvPr id="941355727" name="Picture 941355727"/>
+                    <pic:cNvPicPr/>
+                  </pic:nvPicPr>
+                  <pic:blipFill>
+                    <a:blip xmlns:r="http://schemas.openxmlformats.org/officeDocument/2006/relationships" r:embed="rId1809317427">
+                      <a:extLst>
+                        <a:ext uri="{28A0092B-C50C-407E-A947-70E740481C1C}">
+                          <a14:useLocalDpi xmlns:a14="http://schemas.microsoft.com/office/drawing/2010/main"/>
+                        </a:ext>
+                      </a:extLst>
+                    </a:blip>
+                    <a:stretch>
+                      <a:fillRect/>
+                    </a:stretch>
+                  </pic:blipFill>
+                  <pic:spPr>
+                    <a:xfrm>
+                      <a:off x="0" y="0"/>
+                      <a:ext cx="5762625" cy="5219700"/>
+                    </a:xfrm>
+                    <a:prstGeom prst="rect">
+                      <a:avLst/>
+                    </a:prstGeom>
+                  </pic:spPr>
+                </pic:pic>
+              </a:graphicData>
+            </a:graphic>
+          </wp:inline>
+        </w:drawing>
+      </w:r>
+    </w:p>
+    <w:p>
+      <w:pPr>
+        <w:spacing w:line="276" w:lineRule="auto"/>
+        <w:jc w:val="both"/>
+        <w:rPr>
+          <w:rFonts w:ascii="Times New Roman" w:hAnsi="Times New Roman" w:eastAsia="Times New Roman" w:cs="Times New Roman"/>
+          <w:sz w:val="28"/>
+          <w:szCs w:val="28"/>
+        </w:rPr>
+      </w:pPr>
+    </w:p>
+    <w:p>
+      <w:pPr>
+        <w:spacing w:line="276" w:lineRule="auto"/>
+        <w:jc w:val="both"/>
+        <w:rPr>
+          <w:rFonts w:ascii="Times New Roman" w:hAnsi="Times New Roman" w:eastAsia="Times New Roman" w:cs="Times New Roman"/>
+          <w:sz w:val="28"/>
+          <w:szCs w:val="28"/>
+        </w:rPr>
+      </w:pPr>
+    </w:p>
+    <w:p>
+      <w:pPr>
+        <w:spacing w:line="276" w:lineRule="auto"/>
+        <w:jc w:val="both"/>
+      </w:pPr>
+      <w:r>
+        <w:rPr>
+          <w:rFonts w:ascii="Times New Roman" w:hAnsi="Times New Roman" w:eastAsia="Times New Roman" w:cs="Times New Roman"/>
+          <w:sz w:val="28"/>
+          <w:szCs w:val="28"/>
+        </w:rPr>
+        <w:t xml:space="preserve">       </w:t>
       </w:r>
     </w:p>
     <w:p>
@@ -6763,6 +8271,230 @@
 
 <file path=word/numbering.xml><?xml version="1.0" encoding="utf-8"?>
 <w:numbering xmlns:wpc="http://schemas.microsoft.com/office/word/2010/wordprocessingCanvas" xmlns:cx="http://schemas.microsoft.com/office/drawing/2014/chartex" xmlns:cx1="http://schemas.microsoft.com/office/drawing/2015/9/8/chartex" xmlns:cx2="http://schemas.microsoft.com/office/drawing/2015/10/21/chartex" xmlns:cx3="http://schemas.microsoft.com/office/drawing/2016/5/9/chartex" xmlns:cx4="http://schemas.microsoft.com/office/drawing/2016/5/10/chartex" xmlns:cx5="http://schemas.microsoft.com/office/drawing/2016/5/11/chartex" xmlns:cx6="http://schemas.microsoft.com/office/drawing/2016/5/12/chartex" xmlns:cx7="http://schemas.microsoft.com/office/drawing/2016/5/13/chartex" xmlns:cx8="http://schemas.microsoft.com/office/drawing/2016/5/14/chartex" xmlns:mc="http://schemas.openxmlformats.org/markup-compatibility/2006" xmlns:aink="http://schemas.microsoft.com/office/drawing/2016/ink" xmlns:am3d="http://schemas.microsoft.com/office/drawing/2017/model3d" xmlns:o="urn:schemas-microsoft-com:office:office" xmlns:oel="http://schemas.microsoft.com/office/2019/extlst" xmlns:r="http://schemas.openxmlformats.org/officeDocument/2006/relationships" xmlns:m="http://schemas.openxmlformats.org/officeDocument/2006/math" xmlns:v="urn:schemas-microsoft-com:vml" xmlns:wp14="http://schemas.microsoft.com/office/word/2010/wordprocessingDrawing" xmlns:wp="http://schemas.openxmlformats.org/drawingml/2006/wordprocessingDrawing" xmlns:w10="urn:schemas-microsoft-com:office:word" xmlns:w="http://schemas.openxmlformats.org/wordprocessingml/2006/main" xmlns:w14="http://schemas.microsoft.com/office/word/2010/wordml" xmlns:w15="http://schemas.microsoft.com/office/word/2012/wordml" xmlns:w16cex="http://schemas.microsoft.com/office/word/2018/wordml/cex" xmlns:w16cid="http://schemas.microsoft.com/office/word/2016/wordml/cid" xmlns:w16="http://schemas.microsoft.com/office/word/2018/wordml" xmlns:w16du="http://schemas.microsoft.com/office/word/2023/wordml/word16du" xmlns:w16sdtdh="http://schemas.microsoft.com/office/word/2020/wordml/sdtdatahash" xmlns:w16sdtfl="http://schemas.microsoft.com/office/word/2024/wordml/sdtformatlock" xmlns:w16se="http://schemas.microsoft.com/office/word/2015/wordml/symex" xmlns:wpg="http://schemas.microsoft.com/office/word/2010/wordprocessingGroup" xmlns:wpi="http://schemas.microsoft.com/office/word/2010/wordprocessingInk" xmlns:wne="http://schemas.microsoft.com/office/word/2006/wordml" xmlns:wps="http://schemas.microsoft.com/office/word/2010/wordprocessingShape" mc:Ignorable="w14 w15 w16se w16cid w16 w16cex w16sdtdh w16sdtfl w16du wp14">
+  <w:abstractNum xmlns:w="http://schemas.openxmlformats.org/wordprocessingml/2006/main" w:abstractNumId="38">
+    <w:nsid w:val="6521f365"/>
+    <w:multiLevelType xmlns:w="http://schemas.openxmlformats.org/wordprocessingml/2006/main" w:val="hybridMultilevel"/>
+    <w:lvl xmlns:w="http://schemas.openxmlformats.org/wordprocessingml/2006/main" w:ilvl="0">
+      <w:start w:val="1"/>
+      <w:numFmt w:val="bullet"/>
+      <w:lvlText w:val=""/>
+      <w:lvlJc w:val="left"/>
+      <w:pPr>
+        <w:ind w:left="720" w:hanging="360"/>
+      </w:pPr>
+      <w:rPr>
+        <w:rFonts w:hint="default" w:ascii="Symbol" w:hAnsi="Symbol"/>
+      </w:rPr>
+    </w:lvl>
+    <w:lvl xmlns:w="http://schemas.openxmlformats.org/wordprocessingml/2006/main" w:ilvl="1">
+      <w:start w:val="1"/>
+      <w:numFmt w:val="bullet"/>
+      <w:lvlText w:val="o"/>
+      <w:lvlJc w:val="left"/>
+      <w:pPr>
+        <w:ind w:left="1440" w:hanging="360"/>
+      </w:pPr>
+      <w:rPr>
+        <w:rFonts w:hint="default" w:ascii="Courier New" w:hAnsi="Courier New"/>
+      </w:rPr>
+    </w:lvl>
+    <w:lvl xmlns:w="http://schemas.openxmlformats.org/wordprocessingml/2006/main" w:ilvl="2">
+      <w:start w:val="1"/>
+      <w:numFmt w:val="bullet"/>
+      <w:lvlText w:val=""/>
+      <w:lvlJc w:val="left"/>
+      <w:pPr>
+        <w:ind w:left="2160" w:hanging="360"/>
+      </w:pPr>
+      <w:rPr>
+        <w:rFonts w:hint="default" w:ascii="Wingdings" w:hAnsi="Wingdings"/>
+      </w:rPr>
+    </w:lvl>
+    <w:lvl xmlns:w="http://schemas.openxmlformats.org/wordprocessingml/2006/main" w:ilvl="3">
+      <w:start w:val="1"/>
+      <w:numFmt w:val="bullet"/>
+      <w:lvlText w:val=""/>
+      <w:lvlJc w:val="left"/>
+      <w:pPr>
+        <w:ind w:left="2880" w:hanging="360"/>
+      </w:pPr>
+      <w:rPr>
+        <w:rFonts w:hint="default" w:ascii="Symbol" w:hAnsi="Symbol"/>
+      </w:rPr>
+    </w:lvl>
+    <w:lvl xmlns:w="http://schemas.openxmlformats.org/wordprocessingml/2006/main" w:ilvl="4">
+      <w:start w:val="1"/>
+      <w:numFmt w:val="bullet"/>
+      <w:lvlText w:val="o"/>
+      <w:lvlJc w:val="left"/>
+      <w:pPr>
+        <w:ind w:left="3600" w:hanging="360"/>
+      </w:pPr>
+      <w:rPr>
+        <w:rFonts w:hint="default" w:ascii="Courier New" w:hAnsi="Courier New"/>
+      </w:rPr>
+    </w:lvl>
+    <w:lvl xmlns:w="http://schemas.openxmlformats.org/wordprocessingml/2006/main" w:ilvl="5">
+      <w:start w:val="1"/>
+      <w:numFmt w:val="bullet"/>
+      <w:lvlText w:val=""/>
+      <w:lvlJc w:val="left"/>
+      <w:pPr>
+        <w:ind w:left="4320" w:hanging="360"/>
+      </w:pPr>
+      <w:rPr>
+        <w:rFonts w:hint="default" w:ascii="Wingdings" w:hAnsi="Wingdings"/>
+      </w:rPr>
+    </w:lvl>
+    <w:lvl xmlns:w="http://schemas.openxmlformats.org/wordprocessingml/2006/main" w:ilvl="6">
+      <w:start w:val="1"/>
+      <w:numFmt w:val="bullet"/>
+      <w:lvlText w:val=""/>
+      <w:lvlJc w:val="left"/>
+      <w:pPr>
+        <w:ind w:left="5040" w:hanging="360"/>
+      </w:pPr>
+      <w:rPr>
+        <w:rFonts w:hint="default" w:ascii="Symbol" w:hAnsi="Symbol"/>
+      </w:rPr>
+    </w:lvl>
+    <w:lvl xmlns:w="http://schemas.openxmlformats.org/wordprocessingml/2006/main" w:ilvl="7">
+      <w:start w:val="1"/>
+      <w:numFmt w:val="bullet"/>
+      <w:lvlText w:val="o"/>
+      <w:lvlJc w:val="left"/>
+      <w:pPr>
+        <w:ind w:left="5760" w:hanging="360"/>
+      </w:pPr>
+      <w:rPr>
+        <w:rFonts w:hint="default" w:ascii="Courier New" w:hAnsi="Courier New"/>
+      </w:rPr>
+    </w:lvl>
+    <w:lvl xmlns:w="http://schemas.openxmlformats.org/wordprocessingml/2006/main" w:ilvl="8">
+      <w:start w:val="1"/>
+      <w:numFmt w:val="bullet"/>
+      <w:lvlText w:val=""/>
+      <w:lvlJc w:val="left"/>
+      <w:pPr>
+        <w:ind w:left="6480" w:hanging="360"/>
+      </w:pPr>
+      <w:rPr>
+        <w:rFonts w:hint="default" w:ascii="Wingdings" w:hAnsi="Wingdings"/>
+      </w:rPr>
+    </w:lvl>
+  </w:abstractNum>
+  <w:abstractNum xmlns:w="http://schemas.openxmlformats.org/wordprocessingml/2006/main" w:abstractNumId="37">
+    <w:nsid w:val="28c34b99"/>
+    <w:multiLevelType xmlns:w="http://schemas.openxmlformats.org/wordprocessingml/2006/main" w:val="hybridMultilevel"/>
+    <w:lvl xmlns:w="http://schemas.openxmlformats.org/wordprocessingml/2006/main" w:ilvl="0">
+      <w:start w:val="1"/>
+      <w:numFmt w:val="bullet"/>
+      <w:lvlText w:val=""/>
+      <w:lvlJc w:val="left"/>
+      <w:pPr>
+        <w:ind w:left="720" w:hanging="360"/>
+      </w:pPr>
+      <w:rPr>
+        <w:rFonts w:hint="default" w:ascii="Symbol" w:hAnsi="Symbol"/>
+      </w:rPr>
+    </w:lvl>
+    <w:lvl xmlns:w="http://schemas.openxmlformats.org/wordprocessingml/2006/main" w:ilvl="1">
+      <w:start w:val="1"/>
+      <w:numFmt w:val="bullet"/>
+      <w:lvlText w:val="o"/>
+      <w:lvlJc w:val="left"/>
+      <w:pPr>
+        <w:ind w:left="1440" w:hanging="360"/>
+      </w:pPr>
+      <w:rPr>
+        <w:rFonts w:hint="default" w:ascii="Courier New" w:hAnsi="Courier New"/>
+      </w:rPr>
+    </w:lvl>
+    <w:lvl xmlns:w="http://schemas.openxmlformats.org/wordprocessingml/2006/main" w:ilvl="2">
+      <w:start w:val="1"/>
+      <w:numFmt w:val="bullet"/>
+      <w:lvlText w:val=""/>
+      <w:lvlJc w:val="left"/>
+      <w:pPr>
+        <w:ind w:left="2160" w:hanging="360"/>
+      </w:pPr>
+      <w:rPr>
+        <w:rFonts w:hint="default" w:ascii="Wingdings" w:hAnsi="Wingdings"/>
+      </w:rPr>
+    </w:lvl>
+    <w:lvl xmlns:w="http://schemas.openxmlformats.org/wordprocessingml/2006/main" w:ilvl="3">
+      <w:start w:val="1"/>
+      <w:numFmt w:val="bullet"/>
+      <w:lvlText w:val=""/>
+      <w:lvlJc w:val="left"/>
+      <w:pPr>
+        <w:ind w:left="2880" w:hanging="360"/>
+      </w:pPr>
+      <w:rPr>
+        <w:rFonts w:hint="default" w:ascii="Symbol" w:hAnsi="Symbol"/>
+      </w:rPr>
+    </w:lvl>
+    <w:lvl xmlns:w="http://schemas.openxmlformats.org/wordprocessingml/2006/main" w:ilvl="4">
+      <w:start w:val="1"/>
+      <w:numFmt w:val="bullet"/>
+      <w:lvlText w:val="o"/>
+      <w:lvlJc w:val="left"/>
+      <w:pPr>
+        <w:ind w:left="3600" w:hanging="360"/>
+      </w:pPr>
+      <w:rPr>
+        <w:rFonts w:hint="default" w:ascii="Courier New" w:hAnsi="Courier New"/>
+      </w:rPr>
+    </w:lvl>
+    <w:lvl xmlns:w="http://schemas.openxmlformats.org/wordprocessingml/2006/main" w:ilvl="5">
+      <w:start w:val="1"/>
+      <w:numFmt w:val="bullet"/>
+      <w:lvlText w:val=""/>
+      <w:lvlJc w:val="left"/>
+      <w:pPr>
+        <w:ind w:left="4320" w:hanging="360"/>
+      </w:pPr>
+      <w:rPr>
+        <w:rFonts w:hint="default" w:ascii="Wingdings" w:hAnsi="Wingdings"/>
+      </w:rPr>
+    </w:lvl>
+    <w:lvl xmlns:w="http://schemas.openxmlformats.org/wordprocessingml/2006/main" w:ilvl="6">
+      <w:start w:val="1"/>
+      <w:numFmt w:val="bullet"/>
+      <w:lvlText w:val=""/>
+      <w:lvlJc w:val="left"/>
+      <w:pPr>
+        <w:ind w:left="5040" w:hanging="360"/>
+      </w:pPr>
+      <w:rPr>
+        <w:rFonts w:hint="default" w:ascii="Symbol" w:hAnsi="Symbol"/>
+      </w:rPr>
+    </w:lvl>
+    <w:lvl xmlns:w="http://schemas.openxmlformats.org/wordprocessingml/2006/main" w:ilvl="7">
+      <w:start w:val="1"/>
+      <w:numFmt w:val="bullet"/>
+      <w:lvlText w:val="o"/>
+      <w:lvlJc w:val="left"/>
+      <w:pPr>
+        <w:ind w:left="5760" w:hanging="360"/>
+      </w:pPr>
+      <w:rPr>
+        <w:rFonts w:hint="default" w:ascii="Courier New" w:hAnsi="Courier New"/>
+      </w:rPr>
+    </w:lvl>
+    <w:lvl xmlns:w="http://schemas.openxmlformats.org/wordprocessingml/2006/main" w:ilvl="8">
+      <w:start w:val="1"/>
+      <w:numFmt w:val="bullet"/>
+      <w:lvlText w:val=""/>
+      <w:lvlJc w:val="left"/>
+      <w:pPr>
+        <w:ind w:left="6480" w:hanging="360"/>
+      </w:pPr>
+      <w:rPr>
+        <w:rFonts w:hint="default" w:ascii="Wingdings" w:hAnsi="Wingdings"/>
+      </w:rPr>
+    </w:lvl>
+  </w:abstractNum>
   <w:abstractNum xmlns:w="http://schemas.openxmlformats.org/wordprocessingml/2006/main" w:abstractNumId="36">
     <w:nsid w:val="438e5e70"/>
     <w:multiLevelType xmlns:w="http://schemas.openxmlformats.org/wordprocessingml/2006/main" w:val="hybridMultilevel"/>
@@ -11059,6 +12791,12 @@
       </w:rPr>
     </w:lvl>
   </w:abstractNum>
+  <w:num w:numId="39">
+    <w:abstractNumId w:val="38"/>
+  </w:num>
+  <w:num w:numId="38">
+    <w:abstractNumId w:val="37"/>
+  </w:num>
   <w:num w:numId="37">
     <w:abstractNumId w:val="36"/>
   </w:num>
